--- a/0.report/빅데이터20기_3조_세미프로젝트_보고서_5장.docx
+++ b/0.report/빅데이터20기_3조_세미프로젝트_보고서_5장.docx
@@ -11,6 +11,23 @@
         </w:docPartObj>
       </w:sdtPr>
       <w:sdtContent>
+        <w:p/>
+        <w:p/>
+        <w:p/>
+        <w:p/>
+        <w:p/>
+        <w:p/>
+        <w:p/>
+        <w:p/>
+        <w:p/>
+        <w:p/>
+        <w:p/>
+        <w:p/>
+        <w:p/>
+        <w:p/>
+        <w:p/>
+        <w:p/>
+        <w:p/>
         <w:p>
           <w:r>
             <w:rPr>
@@ -876,25 +893,15 @@
         </w:p>
       </w:sdtContent>
     </w:sdt>
-    <w:p>
-      <w:pPr>
-        <w:rPr>
-          <w:rFonts w:asciiTheme="majorHAnsi" w:eastAsiaTheme="majorEastAsia" w:hAnsiTheme="majorHAnsi" w:cstheme="majorBidi"/>
-          <w:b/>
-          <w:color w:val="0D0D0D" w:themeColor="text1" w:themeTint="F2"/>
-          <w:sz w:val="40"/>
-          <w:szCs w:val="40"/>
-        </w:rPr>
-      </w:pPr>
-      <w:r>
-        <w:lastRenderedPageBreak/>
-        <w:br w:type="page"/>
-      </w:r>
-    </w:p>
     <w:bookmarkStart w:id="0" w:name="_Toc216712332" w:displacedByCustomXml="next"/>
     <w:sdt>
       <w:sdtPr>
         <w:rPr>
+          <w:rFonts w:asciiTheme="minorHAnsi" w:eastAsiaTheme="minorEastAsia" w:hAnsiTheme="minorHAnsi" w:cstheme="minorBidi"/>
+          <w:b w:val="0"/>
+          <w:color w:val="auto"/>
+          <w:sz w:val="21"/>
+          <w:szCs w:val="21"/>
           <w:lang w:val="ko-KR"/>
         </w:rPr>
         <w:id w:val="-599562934"/>
@@ -905,11 +912,7 @@
       </w:sdtPr>
       <w:sdtEndPr>
         <w:rPr>
-          <w:rFonts w:asciiTheme="minorHAnsi" w:eastAsiaTheme="minorEastAsia" w:hAnsiTheme="minorHAnsi" w:cstheme="minorBidi"/>
-          <w:bCs/>
-          <w:color w:val="auto"/>
-          <w:sz w:val="21"/>
-          <w:szCs w:val="21"/>
+          <w:bCs/>
         </w:rPr>
       </w:sdtEndPr>
       <w:sdtContent>
@@ -1001,7 +1004,7 @@
                 <w:noProof/>
                 <w:webHidden/>
               </w:rPr>
-              <w:t>0</w:t>
+              <w:t>2</w:t>
             </w:r>
             <w:r>
               <w:rPr>
@@ -1074,7 +1077,7 @@
                 <w:noProof/>
                 <w:webHidden/>
               </w:rPr>
-              <w:t>0</w:t>
+              <w:t>2</w:t>
             </w:r>
             <w:r>
               <w:rPr>
@@ -1147,7 +1150,7 @@
                 <w:noProof/>
                 <w:webHidden/>
               </w:rPr>
-              <w:t>0</w:t>
+              <w:t>2</w:t>
             </w:r>
             <w:r>
               <w:rPr>
@@ -1220,7 +1223,7 @@
                 <w:noProof/>
                 <w:webHidden/>
               </w:rPr>
-              <w:t>0</w:t>
+              <w:t>2</w:t>
             </w:r>
             <w:r>
               <w:rPr>
@@ -1293,7 +1296,7 @@
                 <w:noProof/>
                 <w:webHidden/>
               </w:rPr>
-              <w:t>1</w:t>
+              <w:t>3</w:t>
             </w:r>
             <w:r>
               <w:rPr>
@@ -1366,7 +1369,7 @@
                 <w:noProof/>
                 <w:webHidden/>
               </w:rPr>
-              <w:t>2</w:t>
+              <w:t>4</w:t>
             </w:r>
             <w:r>
               <w:rPr>
@@ -1439,7 +1442,7 @@
                 <w:noProof/>
                 <w:webHidden/>
               </w:rPr>
-              <w:t>4</w:t>
+              <w:t>6</w:t>
             </w:r>
             <w:r>
               <w:rPr>
@@ -1512,7 +1515,7 @@
                 <w:noProof/>
                 <w:webHidden/>
               </w:rPr>
-              <w:t>4</w:t>
+              <w:t>6</w:t>
             </w:r>
             <w:r>
               <w:rPr>
@@ -1585,7 +1588,7 @@
                 <w:noProof/>
                 <w:webHidden/>
               </w:rPr>
-              <w:t>8</w:t>
+              <w:t>10</w:t>
             </w:r>
             <w:r>
               <w:rPr>
@@ -1658,7 +1661,7 @@
                 <w:noProof/>
                 <w:webHidden/>
               </w:rPr>
-              <w:t>14</w:t>
+              <w:t>17</w:t>
             </w:r>
             <w:r>
               <w:rPr>
@@ -1731,7 +1734,7 @@
                 <w:noProof/>
                 <w:webHidden/>
               </w:rPr>
-              <w:t>16</w:t>
+              <w:t>20</w:t>
             </w:r>
             <w:r>
               <w:rPr>
@@ -1822,7 +1825,7 @@
                 <w:noProof/>
                 <w:webHidden/>
               </w:rPr>
-              <w:t>16</w:t>
+              <w:t>20</w:t>
             </w:r>
             <w:r>
               <w:rPr>
@@ -1895,7 +1898,7 @@
                 <w:noProof/>
                 <w:webHidden/>
               </w:rPr>
-              <w:t>19</w:t>
+              <w:t>23</w:t>
             </w:r>
             <w:r>
               <w:rPr>
@@ -1927,7 +1930,21 @@
                 <w:rStyle w:val="af6"/>
                 <w:noProof/>
               </w:rPr>
-              <w:t>5.3.3 하이퍼파라미터 튜닝</w:t>
+              <w:t>5.3.3 하이퍼파라</w:t>
+            </w:r>
+            <w:r>
+              <w:rPr>
+                <w:rStyle w:val="af6"/>
+                <w:noProof/>
+              </w:rPr>
+              <w:t>미</w:t>
+            </w:r>
+            <w:r>
+              <w:rPr>
+                <w:rStyle w:val="af6"/>
+                <w:noProof/>
+              </w:rPr>
+              <w:t>터 튜닝</w:t>
             </w:r>
             <w:r>
               <w:rPr>
@@ -1968,7 +1985,7 @@
                 <w:noProof/>
                 <w:webHidden/>
               </w:rPr>
-              <w:t>34</w:t>
+              <w:t>38</w:t>
             </w:r>
             <w:r>
               <w:rPr>
@@ -2041,7 +2058,7 @@
                 <w:noProof/>
                 <w:webHidden/>
               </w:rPr>
-              <w:t>34</w:t>
+              <w:t>38</w:t>
             </w:r>
             <w:r>
               <w:rPr>
@@ -2114,7 +2131,7 @@
                 <w:noProof/>
                 <w:webHidden/>
               </w:rPr>
-              <w:t>2</w:t>
+              <w:t>39</w:t>
             </w:r>
             <w:r>
               <w:rPr>
@@ -2187,7 +2204,7 @@
                 <w:noProof/>
                 <w:webHidden/>
               </w:rPr>
-              <w:t>2</w:t>
+              <w:t>39</w:t>
             </w:r>
             <w:r>
               <w:rPr>
@@ -2260,7 +2277,7 @@
                 <w:noProof/>
                 <w:webHidden/>
               </w:rPr>
-              <w:t>3</w:t>
+              <w:t>40</w:t>
             </w:r>
             <w:r>
               <w:rPr>
@@ -2333,7 +2350,7 @@
                 <w:noProof/>
                 <w:webHidden/>
               </w:rPr>
-              <w:t>4</w:t>
+              <w:t>42</w:t>
             </w:r>
             <w:r>
               <w:rPr>
@@ -2345,33 +2362,32 @@
           </w:hyperlink>
         </w:p>
         <w:p>
+          <w:pPr>
+            <w:rPr>
+              <w:rFonts w:hint="eastAsia"/>
+            </w:rPr>
+            <w:sectPr>
+              <w:footerReference w:type="default" r:id="rId9"/>
+              <w:headerReference w:type="first" r:id="rId10"/>
+              <w:pgSz w:w="11906" w:h="16838"/>
+              <w:pgMar w:top="1985" w:right="1701" w:bottom="1701" w:left="1701" w:header="851" w:footer="992" w:gutter="0"/>
+              <w:pgNumType w:start="0"/>
+              <w:cols w:space="425"/>
+              <w:titlePg/>
+              <w:docGrid w:linePitch="360"/>
+            </w:sectPr>
+          </w:pPr>
           <w:r>
             <w:rPr>
               <w:b/>
               <w:bCs/>
               <w:lang w:val="ko-KR"/>
             </w:rPr>
-            <w:lastRenderedPageBreak/>
             <w:fldChar w:fldCharType="end"/>
           </w:r>
         </w:p>
       </w:sdtContent>
     </w:sdt>
-    <w:p/>
-    <w:p>
-      <w:pPr>
-        <w:sectPr>
-          <w:footerReference w:type="default" r:id="rId9"/>
-          <w:headerReference w:type="first" r:id="rId10"/>
-          <w:pgSz w:w="11906" w:h="16838"/>
-          <w:pgMar w:top="1985" w:right="1701" w:bottom="1701" w:left="1701" w:header="851" w:footer="992" w:gutter="0"/>
-          <w:pgNumType w:start="0"/>
-          <w:cols w:space="425"/>
-          <w:titlePg/>
-          <w:docGrid w:linePitch="360"/>
-        </w:sectPr>
-      </w:pPr>
-    </w:p>
     <w:p>
       <w:pPr>
         <w:pStyle w:val="10"/>
@@ -2505,7 +2521,21 @@
         <w:rPr>
           <w:rFonts w:hint="eastAsia"/>
         </w:rPr>
-        <w:t>에 등록된 상품 정보를 기반으로 각 상품의 판매 가격을 예측하는 머신러닝 문제를 다룬다.</w:t>
+        <w:t xml:space="preserve">에 등록된 상품 정보를 기반으로 각 상품의 판매 가격을 예측하는 </w:t>
+      </w:r>
+      <w:proofErr w:type="spellStart"/>
+      <w:r>
+        <w:rPr>
+          <w:rFonts w:hint="eastAsia"/>
+        </w:rPr>
+        <w:t>머신러닝</w:t>
+      </w:r>
+      <w:proofErr w:type="spellEnd"/>
+      <w:r>
+        <w:rPr>
+          <w:rFonts w:hint="eastAsia"/>
+        </w:rPr>
+        <w:t xml:space="preserve"> 문제를 다룬다.</w:t>
       </w:r>
     </w:p>
     <w:p>
@@ -2535,7 +2565,21 @@
         <w:rPr>
           <w:rFonts w:hint="eastAsia"/>
         </w:rPr>
-        <w:t xml:space="preserve">으로 구성되어 있으며, 상품명, 카테고리, 브랜드, 상품 설명과 같은 텍스트 정보와 상품 상태(item_condition_id), 배송 여부(shipping) 등의 정형 변수를 포함한다. 목표 변수는 </w:t>
+        <w:t>으로 구성되어 있으며, 상품명, 카테고리, 브랜드, 상품 설명과 같은 텍스트 정보와 상품 상태(</w:t>
+      </w:r>
+      <w:proofErr w:type="spellStart"/>
+      <w:r>
+        <w:rPr>
+          <w:rFonts w:hint="eastAsia"/>
+        </w:rPr>
+        <w:t>item_condition_id</w:t>
+      </w:r>
+      <w:proofErr w:type="spellEnd"/>
+      <w:r>
+        <w:rPr>
+          <w:rFonts w:hint="eastAsia"/>
+        </w:rPr>
+        <w:t xml:space="preserve">), 배송 여부(shipping) 등의 정형 변수를 포함한다. 목표 변수는 </w:t>
       </w:r>
       <w:r>
         <w:rPr>
@@ -2740,7 +2784,25 @@
           <w:b/>
           <w:bCs/>
         </w:rPr>
-        <w:t>TF-IDF, 임베딩(BERT, Word2vec 등)</w:t>
+        <w:t xml:space="preserve">TF-IDF, </w:t>
+      </w:r>
+      <w:proofErr w:type="spellStart"/>
+      <w:r>
+        <w:rPr>
+          <w:rFonts w:hint="eastAsia"/>
+          <w:b/>
+          <w:bCs/>
+        </w:rPr>
+        <w:t>임베딩</w:t>
+      </w:r>
+      <w:proofErr w:type="spellEnd"/>
+      <w:r>
+        <w:rPr>
+          <w:rFonts w:hint="eastAsia"/>
+          <w:b/>
+          <w:bCs/>
+        </w:rPr>
+        <w:t>(BERT, Word2vec 등)</w:t>
       </w:r>
       <w:r>
         <w:rPr>
@@ -2771,13 +2833,7 @@
         <w:rPr>
           <w:rFonts w:hint="eastAsia"/>
         </w:rPr>
-        <w:t>5.1.2.3</w:t>
-      </w:r>
-      <w:r>
-        <w:rPr>
-          <w:rFonts w:hint="eastAsia"/>
-        </w:rPr>
-        <w:t xml:space="preserve"> RMSLE 평가 지표의 이론적 근거</w:t>
+        <w:t>5.1.2.3 RMSLE 평가 지표의 이론적 근거</w:t>
       </w:r>
     </w:p>
     <w:p>
@@ -2908,8 +2964,18 @@
           <w:b/>
           <w:bCs/>
         </w:rPr>
-        <w:t>판매 가격을 예측하는 회귀 기반 머신러닝</w:t>
-      </w:r>
+        <w:t xml:space="preserve">판매 가격을 예측하는 회귀 기반 </w:t>
+      </w:r>
+      <w:proofErr w:type="spellStart"/>
+      <w:r>
+        <w:rPr>
+          <w:rFonts w:hint="eastAsia"/>
+          <w:b/>
+          <w:bCs/>
+        </w:rPr>
+        <w:t>머신러닝</w:t>
+      </w:r>
+      <w:proofErr w:type="spellEnd"/>
       <w:r>
         <w:rPr>
           <w:rFonts w:hint="eastAsia"/>
@@ -3031,7 +3097,21 @@
         <w:rPr>
           <w:rFonts w:hint="eastAsia"/>
         </w:rPr>
-        <w:t>5.1.4 머신러닝 이론</w:t>
+        <w:t xml:space="preserve">5.1.4 </w:t>
+      </w:r>
+      <w:proofErr w:type="spellStart"/>
+      <w:r>
+        <w:rPr>
+          <w:rFonts w:hint="eastAsia"/>
+        </w:rPr>
+        <w:t>머신러닝</w:t>
+      </w:r>
+      <w:proofErr w:type="spellEnd"/>
+      <w:r>
+        <w:rPr>
+          <w:rFonts w:hint="eastAsia"/>
+        </w:rPr>
+        <w:t xml:space="preserve"> 이론</w:t>
       </w:r>
       <w:bookmarkEnd w:id="15"/>
       <w:bookmarkEnd w:id="16"/>
@@ -3091,19 +3171,85 @@
         </w:rPr>
         <w:t xml:space="preserve">기반 모델을 중심으로 구성하였다. 특히 </w:t>
       </w:r>
-      <w:r>
-        <w:rPr>
-          <w:rFonts w:hint="eastAsia"/>
-          <w:b/>
-          <w:bCs/>
-        </w:rPr>
-        <w:t>LightGBM, XGBoost, CatBoost</w:t>
-      </w:r>
-      <w:r>
-        <w:rPr>
-          <w:rFonts w:hint="eastAsia"/>
-        </w:rPr>
-        <w:t>와 같은 그래디언트 부스팅 계열 모델은 다음과 같은 장점을 가진다.</w:t>
+      <w:proofErr w:type="spellStart"/>
+      <w:r>
+        <w:rPr>
+          <w:rFonts w:hint="eastAsia"/>
+          <w:b/>
+          <w:bCs/>
+        </w:rPr>
+        <w:t>LightGBM</w:t>
+      </w:r>
+      <w:proofErr w:type="spellEnd"/>
+      <w:r>
+        <w:rPr>
+          <w:rFonts w:hint="eastAsia"/>
+          <w:b/>
+          <w:bCs/>
+        </w:rPr>
+        <w:t xml:space="preserve">, </w:t>
+      </w:r>
+      <w:proofErr w:type="spellStart"/>
+      <w:r>
+        <w:rPr>
+          <w:rFonts w:hint="eastAsia"/>
+          <w:b/>
+          <w:bCs/>
+        </w:rPr>
+        <w:t>XGBoost</w:t>
+      </w:r>
+      <w:proofErr w:type="spellEnd"/>
+      <w:r>
+        <w:rPr>
+          <w:rFonts w:hint="eastAsia"/>
+          <w:b/>
+          <w:bCs/>
+        </w:rPr>
+        <w:t xml:space="preserve">, </w:t>
+      </w:r>
+      <w:proofErr w:type="spellStart"/>
+      <w:r>
+        <w:rPr>
+          <w:rFonts w:hint="eastAsia"/>
+          <w:b/>
+          <w:bCs/>
+        </w:rPr>
+        <w:t>CatBoost</w:t>
+      </w:r>
+      <w:proofErr w:type="spellEnd"/>
+      <w:r>
+        <w:rPr>
+          <w:rFonts w:hint="eastAsia"/>
+        </w:rPr>
+        <w:t xml:space="preserve">와 같은 </w:t>
+      </w:r>
+      <w:proofErr w:type="spellStart"/>
+      <w:r>
+        <w:rPr>
+          <w:rFonts w:hint="eastAsia"/>
+        </w:rPr>
+        <w:t>그래디언트</w:t>
+      </w:r>
+      <w:proofErr w:type="spellEnd"/>
+      <w:r>
+        <w:rPr>
+          <w:rFonts w:hint="eastAsia"/>
+        </w:rPr>
+        <w:t xml:space="preserve"> </w:t>
+      </w:r>
+      <w:proofErr w:type="spellStart"/>
+      <w:r>
+        <w:rPr>
+          <w:rFonts w:hint="eastAsia"/>
+        </w:rPr>
+        <w:t>부스팅</w:t>
+      </w:r>
+      <w:proofErr w:type="spellEnd"/>
+      <w:r>
+        <w:rPr>
+          <w:rFonts w:hint="eastAsia"/>
+        </w:rPr>
+        <w:t xml:space="preserve"> 계열 모델은 다음과 같은 장점을 가진다.</w:t>
       </w:r>
     </w:p>
     <w:p>
@@ -3332,7 +3478,21 @@
         <w:rPr>
           <w:rFonts w:hint="eastAsia"/>
         </w:rPr>
-        <w:t>특성을 지니므로, 가격 분포가 비대칭적인 Mercari 데이터에 적합한 평가 기준이다.</w:t>
+        <w:t xml:space="preserve">특성을 지니므로, 가격 분포가 </w:t>
+      </w:r>
+      <w:proofErr w:type="spellStart"/>
+      <w:r>
+        <w:rPr>
+          <w:rFonts w:hint="eastAsia"/>
+        </w:rPr>
+        <w:t>비대칭적인</w:t>
+      </w:r>
+      <w:proofErr w:type="spellEnd"/>
+      <w:r>
+        <w:rPr>
+          <w:rFonts w:hint="eastAsia"/>
+        </w:rPr>
+        <w:t xml:space="preserve"> Mercari 데이터에 적합한 평가 기준이다.</w:t>
       </w:r>
     </w:p>
     <w:p/>
@@ -3352,21 +3512,101 @@
         <w:rPr>
           <w:rFonts w:hint="eastAsia"/>
         </w:rPr>
-        <w:t xml:space="preserve">회귀 트리 기반 모델은 하이퍼파라미터 설정에 따라 성능 차이가 크게 발생한다. 이에 따라 본 프로젝트에서는 모델 성능을 효율적으로 개선하기 위해 </w:t>
-      </w:r>
-      <w:r>
-        <w:rPr>
-          <w:rFonts w:hint="eastAsia"/>
-          <w:b/>
-          <w:bCs/>
-        </w:rPr>
-        <w:t>Optuna 기반 베이지안 최적화(Bayesian Optimization) 기법</w:t>
-      </w:r>
-      <w:r>
-        <w:rPr>
-          <w:rFonts w:hint="eastAsia"/>
-        </w:rPr>
-        <w:t>을 적용하였다. 베이지안 최적화는 이전 실험 결과를 기반으로 다음 탐색 지점을 확률적으로 선택함으로써, 무작위 탐색이나 그리드 탐색 대비 적은 반복 횟수로도 효율적인 하이퍼파라미터 탐색이 가능하다. Optuna의 TPE(Tree-structured Parzen Estimator) 알고리즘을 활용하여 탐색 비용을 최소화하면서도 RMSLE 기준 성능이 우수한 하이퍼파라미터 조합을 도출하고자 하였다.</w:t>
+        <w:t xml:space="preserve">회귀 트리 기반 모델은 </w:t>
+      </w:r>
+      <w:proofErr w:type="spellStart"/>
+      <w:r>
+        <w:rPr>
+          <w:rFonts w:hint="eastAsia"/>
+        </w:rPr>
+        <w:t>하이퍼파라미터</w:t>
+      </w:r>
+      <w:proofErr w:type="spellEnd"/>
+      <w:r>
+        <w:rPr>
+          <w:rFonts w:hint="eastAsia"/>
+        </w:rPr>
+        <w:t xml:space="preserve"> 설정에 따라 성능 차이가 크게 발생한다. 이에 따라 본 프로젝트에서는 모델 성능을 효율적으로 개선하기 위해 </w:t>
+      </w:r>
+      <w:proofErr w:type="spellStart"/>
+      <w:r>
+        <w:rPr>
+          <w:rFonts w:hint="eastAsia"/>
+          <w:b/>
+          <w:bCs/>
+        </w:rPr>
+        <w:t>Optuna</w:t>
+      </w:r>
+      <w:proofErr w:type="spellEnd"/>
+      <w:r>
+        <w:rPr>
+          <w:rFonts w:hint="eastAsia"/>
+          <w:b/>
+          <w:bCs/>
+        </w:rPr>
+        <w:t xml:space="preserve"> 기반 베이지안 최적화(Bayesian Optimization) 기법</w:t>
+      </w:r>
+      <w:r>
+        <w:rPr>
+          <w:rFonts w:hint="eastAsia"/>
+        </w:rPr>
+        <w:t xml:space="preserve">을 적용하였다. 베이지안 최적화는 이전 실험 결과를 기반으로 다음 탐색 지점을 확률적으로 선택함으로써, 무작위 탐색이나 그리드 탐색 대비 적은 반복 횟수로도 효율적인 </w:t>
+      </w:r>
+      <w:proofErr w:type="spellStart"/>
+      <w:r>
+        <w:rPr>
+          <w:rFonts w:hint="eastAsia"/>
+        </w:rPr>
+        <w:t>하이퍼파라미터</w:t>
+      </w:r>
+      <w:proofErr w:type="spellEnd"/>
+      <w:r>
+        <w:rPr>
+          <w:rFonts w:hint="eastAsia"/>
+        </w:rPr>
+        <w:t xml:space="preserve"> 탐색이 가능하다. </w:t>
+      </w:r>
+      <w:proofErr w:type="spellStart"/>
+      <w:r>
+        <w:rPr>
+          <w:rFonts w:hint="eastAsia"/>
+        </w:rPr>
+        <w:t>Optuna</w:t>
+      </w:r>
+      <w:proofErr w:type="spellEnd"/>
+      <w:r>
+        <w:rPr>
+          <w:rFonts w:hint="eastAsia"/>
+        </w:rPr>
+        <w:t xml:space="preserve">의 TPE(Tree-structured </w:t>
+      </w:r>
+      <w:proofErr w:type="spellStart"/>
+      <w:r>
+        <w:rPr>
+          <w:rFonts w:hint="eastAsia"/>
+        </w:rPr>
+        <w:t>Parzen</w:t>
+      </w:r>
+      <w:proofErr w:type="spellEnd"/>
+      <w:r>
+        <w:rPr>
+          <w:rFonts w:hint="eastAsia"/>
+        </w:rPr>
+        <w:t xml:space="preserve"> Estimator) 알고리즘을 활용하여 탐색 비용을 최소화하면서도 RMSLE 기준 성능이 우수한 </w:t>
+      </w:r>
+      <w:proofErr w:type="spellStart"/>
+      <w:r>
+        <w:rPr>
+          <w:rFonts w:hint="eastAsia"/>
+        </w:rPr>
+        <w:t>하이퍼파라미터</w:t>
+      </w:r>
+      <w:proofErr w:type="spellEnd"/>
+      <w:r>
+        <w:rPr>
+          <w:rFonts w:hint="eastAsia"/>
+        </w:rPr>
+        <w:t xml:space="preserve"> 조합을 도출하고자 하였다.</w:t>
       </w:r>
     </w:p>
     <w:p>
@@ -3383,7 +3623,15 @@
       <w:bookmarkStart w:id="20" w:name="_Toc216712492"/>
       <w:r>
         <w:lastRenderedPageBreak/>
-        <w:t>5.2 데이터 분석 및 전처리 단계 (EDA &amp; Preprocessing)</w:t>
+        <w:t xml:space="preserve">5.2 데이터 분석 및 </w:t>
+      </w:r>
+      <w:proofErr w:type="spellStart"/>
+      <w:r>
+        <w:t>전처리</w:t>
+      </w:r>
+      <w:proofErr w:type="spellEnd"/>
+      <w:r>
+        <w:t xml:space="preserve"> 단계 (EDA &amp; Preprocessing)</w:t>
       </w:r>
       <w:bookmarkEnd w:id="18"/>
       <w:bookmarkEnd w:id="19"/>
@@ -3413,14 +3661,33 @@
           <w:b/>
           <w:bCs/>
         </w:rPr>
-        <w:t>함께 활용해 price(연속값)를 예측하는 회귀 문제</w:t>
+        <w:t>함께 활용해 price(</w:t>
+      </w:r>
+      <w:proofErr w:type="spellStart"/>
+      <w:r>
+        <w:rPr>
+          <w:b/>
+          <w:bCs/>
+        </w:rPr>
+        <w:t>연속값</w:t>
+      </w:r>
+      <w:proofErr w:type="spellEnd"/>
+      <w:r>
+        <w:rPr>
+          <w:b/>
+          <w:bCs/>
+        </w:rPr>
+        <w:t>)를 예측하는 회귀 문제</w:t>
       </w:r>
       <w:r>
         <w:t xml:space="preserve">이다. 데이터는 </w:t>
       </w:r>
+      <w:proofErr w:type="spellStart"/>
+      <w:proofErr w:type="gramStart"/>
       <w:r>
         <w:t>train.tsv</w:t>
       </w:r>
+      <w:proofErr w:type="spellEnd"/>
       <w:r>
         <w:rPr>
           <w:rFonts w:hint="eastAsia"/>
@@ -3430,15 +3697,18 @@
       <w:r>
         <w:t>/</w:t>
       </w:r>
+      <w:proofErr w:type="gramEnd"/>
       <w:r>
         <w:rPr>
           <w:rFonts w:hint="eastAsia"/>
         </w:rPr>
         <w:t xml:space="preserve"> </w:t>
       </w:r>
+      <w:proofErr w:type="spellStart"/>
       <w:r>
         <w:t>test.tsv</w:t>
       </w:r>
+      <w:proofErr w:type="spellEnd"/>
       <w:r>
         <w:t xml:space="preserve"> 형태로 제공되며, 주요 컬럼은 </w:t>
       </w:r>
@@ -3452,6 +3722,7 @@
       <w:r>
         <w:t xml:space="preserve">, </w:t>
       </w:r>
+      <w:proofErr w:type="spellStart"/>
       <w:r>
         <w:rPr>
           <w:b/>
@@ -3459,9 +3730,11 @@
         </w:rPr>
         <w:t>item_condition_id</w:t>
       </w:r>
+      <w:proofErr w:type="spellEnd"/>
       <w:r>
         <w:t xml:space="preserve">, </w:t>
       </w:r>
+      <w:proofErr w:type="spellStart"/>
       <w:r>
         <w:rPr>
           <w:b/>
@@ -3469,9 +3742,11 @@
         </w:rPr>
         <w:t>category_name</w:t>
       </w:r>
+      <w:proofErr w:type="spellEnd"/>
       <w:r>
         <w:t xml:space="preserve">, </w:t>
       </w:r>
+      <w:proofErr w:type="spellStart"/>
       <w:r>
         <w:rPr>
           <w:b/>
@@ -3479,6 +3754,7 @@
         </w:rPr>
         <w:t>brand_name</w:t>
       </w:r>
+      <w:proofErr w:type="spellEnd"/>
       <w:r>
         <w:t xml:space="preserve">, </w:t>
       </w:r>
@@ -3498,6 +3774,7 @@
         </w:rPr>
         <w:t xml:space="preserve"> </w:t>
       </w:r>
+      <w:proofErr w:type="spellStart"/>
       <w:r>
         <w:rPr>
           <w:b/>
@@ -3506,6 +3783,7 @@
         </w:rPr>
         <w:t>item_description</w:t>
       </w:r>
+      <w:proofErr w:type="spellEnd"/>
       <w:r>
         <w:t xml:space="preserve">, 그리고 타깃 </w:t>
       </w:r>
@@ -3519,6 +3797,7 @@
       <w:r>
         <w:t xml:space="preserve">로 구성된다. 또한 </w:t>
       </w:r>
+      <w:proofErr w:type="spellStart"/>
       <w:r>
         <w:rPr>
           <w:b/>
@@ -3526,8 +3805,33 @@
         </w:rPr>
         <w:t>train.tsv</w:t>
       </w:r>
-      <w:r>
-        <w:t>는 약 330MB 규모로 로컬 환경에서 메모리 부담이 큰 편이어서, 전처리 캐싱 및 샘플링(undersampling) 전략을 함께 사용했다.</w:t>
+      <w:proofErr w:type="spellEnd"/>
+      <w:r>
+        <w:t xml:space="preserve">는 약 330MB 규모로 로컬 환경에서 메모리 부담이 큰 편이어서, </w:t>
+      </w:r>
+      <w:proofErr w:type="spellStart"/>
+      <w:r>
+        <w:t>전처리</w:t>
+      </w:r>
+      <w:proofErr w:type="spellEnd"/>
+      <w:r>
+        <w:t xml:space="preserve"> </w:t>
+      </w:r>
+      <w:proofErr w:type="spellStart"/>
+      <w:r>
+        <w:t>캐싱</w:t>
+      </w:r>
+      <w:proofErr w:type="spellEnd"/>
+      <w:r>
+        <w:t xml:space="preserve"> 및 샘플링(</w:t>
+      </w:r>
+      <w:proofErr w:type="spellStart"/>
+      <w:r>
+        <w:t>undersampling</w:t>
+      </w:r>
+      <w:proofErr w:type="spellEnd"/>
+      <w:r>
+        <w:t>) 전략을 함께 사용했다.</w:t>
       </w:r>
     </w:p>
     <w:p/>
@@ -3574,7 +3878,15 @@
         <w:t xml:space="preserve"> </w:t>
       </w:r>
       <w:r>
-        <w:t>이러한 분포는 원 스케일에서 회귀 모델이 고가 구간의 오차에 과민해지거나, 저가 구간을 과도하게 “0 근처로” 끌어당기는 문제를 유발할 수 있다.</w:t>
+        <w:t xml:space="preserve">이러한 분포는 원 스케일에서 회귀 모델이 고가 구간의 오차에 </w:t>
+      </w:r>
+      <w:proofErr w:type="spellStart"/>
+      <w:r>
+        <w:t>과민해지거나</w:t>
+      </w:r>
+      <w:proofErr w:type="spellEnd"/>
+      <w:r>
+        <w:t>, 저가 구간을 과도하게 “0 근처로” 끌어당기는 문제를 유발할 수 있다.</w:t>
       </w:r>
     </w:p>
     <w:p>
@@ -3598,7 +3910,7 @@
           <w:noProof/>
         </w:rPr>
         <w:drawing>
-          <wp:inline distT="0" distB="0" distL="0" distR="0" wp14:anchorId="7BD8560C" wp14:editId="6E83A5D1">
+          <wp:inline distT="0" distB="0" distL="0" distR="0" wp14:anchorId="7BD8560C" wp14:editId="4D2797F0">
             <wp:extent cx="5349240" cy="2628638"/>
             <wp:effectExtent l="0" t="0" r="3810" b="635"/>
             <wp:docPr id="2014367460" name="그림 1"/>
@@ -3692,7 +4004,15 @@
         <w:t>고가 상품은 소수만 존재</w:t>
       </w:r>
       <w:r>
-        <w:t>하는 롱테일(long-tail) 구조를 보인다.</w:t>
+        <w:t xml:space="preserve">하는 </w:t>
+      </w:r>
+      <w:proofErr w:type="spellStart"/>
+      <w:r>
+        <w:t>롱테일</w:t>
+      </w:r>
+      <w:proofErr w:type="spellEnd"/>
+      <w:r>
+        <w:t>(long-tail) 구조를 보인다.</w:t>
       </w:r>
       <w:r>
         <w:rPr>
@@ -3720,7 +4040,15 @@
         <w:ind w:leftChars="0" w:left="880"/>
       </w:pPr>
       <w:r>
-        <w:t>→ 따라서 “원본 타겟은 심한 양의 왜도(skewness)를 가지며, 그대로 회귀를 학습할 경우 고가 소수 샘플의 영향이 커지고 오차 분산이 커질 수 있음”을 근거로 제시하기 좋다.</w:t>
+        <w:t xml:space="preserve">→ 따라서 “원본 타겟은 심한 양의 </w:t>
+      </w:r>
+      <w:proofErr w:type="spellStart"/>
+      <w:r>
+        <w:t>왜도</w:t>
+      </w:r>
+      <w:proofErr w:type="spellEnd"/>
+      <w:r>
+        <w:t>(skewness)를 가지며, 그대로 회귀를 학습할 경우 고가 소수 샘플의 영향이 커지고 오차 분산이 커질 수 있음”을 근거로 제시하기 좋다.</w:t>
       </w:r>
     </w:p>
     <w:p>
@@ -3787,7 +4115,21 @@
         <w:rPr>
           <w:rFonts w:hint="eastAsia"/>
         </w:rPr>
-        <w:t>[그림 5.2.2 원본 price 로그축 히스토그램</w:t>
+        <w:t xml:space="preserve">[그림 5.2.2 원본 price </w:t>
+      </w:r>
+      <w:proofErr w:type="spellStart"/>
+      <w:r>
+        <w:rPr>
+          <w:rFonts w:hint="eastAsia"/>
+        </w:rPr>
+        <w:t>로그축</w:t>
+      </w:r>
+      <w:proofErr w:type="spellEnd"/>
+      <w:r>
+        <w:rPr>
+          <w:rFonts w:hint="eastAsia"/>
+        </w:rPr>
+        <w:t xml:space="preserve"> 히스토그램</w:t>
       </w:r>
       <w:r>
         <w:t>]</w:t>
@@ -3802,17 +4144,19 @@
         </w:numPr>
         <w:ind w:leftChars="0"/>
       </w:pPr>
-      <w:r>
-        <w:t>왜도(skewness) 확인 및 고가 outlier 존재 여부 확인</w:t>
+      <w:proofErr w:type="spellStart"/>
+      <w:r>
+        <w:t>왜도</w:t>
+      </w:r>
+      <w:proofErr w:type="spellEnd"/>
+      <w:r>
+        <w:t>(skewness) 확인 및 고가 outlier 존재 여부 확인</w:t>
       </w:r>
     </w:p>
     <w:p>
       <w:pPr>
         <w:pStyle w:val="a6"/>
         <w:ind w:leftChars="0" w:left="880"/>
-        <w:rPr>
-          <w:rFonts w:hint="eastAsia"/>
-        </w:rPr>
       </w:pPr>
     </w:p>
     <w:p>
@@ -3893,8 +4237,14 @@
         </w:numPr>
         <w:ind w:leftChars="0"/>
       </w:pPr>
-      <w:r>
-        <w:t>PyCaret 기반 파이프라인</w:t>
+      <w:proofErr w:type="spellStart"/>
+      <w:r>
+        <w:lastRenderedPageBreak/>
+        <w:t>PyCaret</w:t>
+      </w:r>
+      <w:proofErr w:type="spellEnd"/>
+      <w:r>
+        <w:t xml:space="preserve"> 기반 파이프라인</w:t>
       </w:r>
       <w:r>
         <w:rPr>
@@ -3902,8 +4252,13 @@
         </w:rPr>
         <w:t xml:space="preserve"> 기반으로 </w:t>
       </w:r>
-      <w:r>
-        <w:t>price &gt; 0</w:t>
+      <w:proofErr w:type="gramStart"/>
+      <w:r>
+        <w:t>price &gt;</w:t>
+      </w:r>
+      <w:proofErr w:type="gramEnd"/>
+      <w:r>
+        <w:t xml:space="preserve"> 0</w:t>
       </w:r>
       <w:r>
         <w:t xml:space="preserve"> 필터 후 </w:t>
@@ -3924,12 +4279,21 @@
         </w:numPr>
         <w:ind w:leftChars="0"/>
       </w:pPr>
-      <w:r>
-        <w:lastRenderedPageBreak/>
-        <w:t xml:space="preserve">sklearn 파이프라인에서도 </w:t>
-      </w:r>
-      <w:r>
-        <w:t>y_log = log1p(price)</w:t>
+      <w:proofErr w:type="spellStart"/>
+      <w:r>
+        <w:t>sklearn</w:t>
+      </w:r>
+      <w:proofErr w:type="spellEnd"/>
+      <w:r>
+        <w:t xml:space="preserve"> 파이프라인에서도 </w:t>
+      </w:r>
+      <w:proofErr w:type="spellStart"/>
+      <w:r>
+        <w:t>y_log</w:t>
+      </w:r>
+      <w:proofErr w:type="spellEnd"/>
+      <w:r>
+        <w:t xml:space="preserve"> = log1p(price)</w:t>
       </w:r>
       <w:r>
         <w:t>로 동일하게 타겟을 로그 스케일로 통일</w:t>
@@ -3985,7 +4349,7 @@
           <w:noProof/>
         </w:rPr>
         <w:drawing>
-          <wp:inline distT="0" distB="0" distL="0" distR="0" wp14:anchorId="23D5C144" wp14:editId="0693C89B">
+          <wp:inline distT="0" distB="0" distL="0" distR="0" wp14:anchorId="23D5C144" wp14:editId="2652AF9B">
             <wp:extent cx="5381625" cy="2636842"/>
             <wp:effectExtent l="0" t="0" r="0" b="0"/>
             <wp:docPr id="1632746835" name="그림 3"/>
@@ -4079,12 +4443,21 @@
       <w:r>
         <w:t xml:space="preserve"> 적용 후 분포는 원본 대비 </w:t>
       </w:r>
-      <w:r>
-        <w:rPr>
-          <w:b/>
-          <w:bCs/>
-        </w:rPr>
-        <w:t>왜도가 완화</w:t>
+      <w:proofErr w:type="spellStart"/>
+      <w:r>
+        <w:rPr>
+          <w:b/>
+          <w:bCs/>
+        </w:rPr>
+        <w:t>왜도가</w:t>
+      </w:r>
+      <w:proofErr w:type="spellEnd"/>
+      <w:r>
+        <w:rPr>
+          <w:b/>
+          <w:bCs/>
+        </w:rPr>
+        <w:t xml:space="preserve"> 완화</w:t>
       </w:r>
       <w:r>
         <w:t>되고, 회귀 모델이 학습하기 더 쉬운 형태에 가까워진다.</w:t>
@@ -4103,7 +4476,23 @@
           <w:b/>
           <w:bCs/>
         </w:rPr>
-        <w:t>모델이 ‘상대적 오차’를 더 안정적으로 학습하는 효과가 있다</w:t>
+        <w:t>모델이 ‘상대적 오차’</w:t>
+      </w:r>
+      <w:proofErr w:type="spellStart"/>
+      <w:r>
+        <w:rPr>
+          <w:b/>
+          <w:bCs/>
+        </w:rPr>
+        <w:t>를</w:t>
+      </w:r>
+      <w:proofErr w:type="spellEnd"/>
+      <w:r>
+        <w:rPr>
+          <w:b/>
+          <w:bCs/>
+        </w:rPr>
+        <w:t xml:space="preserve"> 더 안정적으로 학습하는 효과가 있다</w:t>
       </w:r>
       <w:r>
         <w:rPr>
@@ -4122,6 +4511,7 @@
         <w:ind w:leftChars="0"/>
       </w:pPr>
       <w:r>
+        <w:lastRenderedPageBreak/>
         <w:t>막대가 특정 구간에서 봉우리가 생기는 것은, 실거래에서 **선호 가격대(예: $10, $15, $20 등)**가 반복적으로 등장해 로그 공간에서도 군집이 생기기 때문이다.</w:t>
       </w:r>
     </w:p>
@@ -4132,14 +4522,22 @@
         <w:pStyle w:val="4"/>
       </w:pPr>
       <w:r>
-        <w:lastRenderedPageBreak/>
-        <w:t>5.2.1.3 결측치 처리: 범주형/텍스트 피처 결측 처리 방법론</w:t>
+        <w:t xml:space="preserve">5.2.1.3 </w:t>
+      </w:r>
+      <w:proofErr w:type="spellStart"/>
+      <w:r>
+        <w:t>결측치</w:t>
+      </w:r>
+      <w:proofErr w:type="spellEnd"/>
+      <w:r>
+        <w:t xml:space="preserve"> 처리: 범주형/텍스트 피처 결측 처리 방법론</w:t>
       </w:r>
     </w:p>
     <w:p>
       <w:r>
         <w:t xml:space="preserve">Mercari 데이터는 </w:t>
       </w:r>
+      <w:proofErr w:type="spellStart"/>
       <w:r>
         <w:rPr>
           <w:b/>
@@ -4147,9 +4545,11 @@
         </w:rPr>
         <w:t>brand_name</w:t>
       </w:r>
+      <w:proofErr w:type="spellEnd"/>
       <w:r>
         <w:t xml:space="preserve">, </w:t>
       </w:r>
+      <w:proofErr w:type="spellStart"/>
       <w:r>
         <w:rPr>
           <w:b/>
@@ -4157,9 +4557,11 @@
         </w:rPr>
         <w:t>category_name</w:t>
       </w:r>
+      <w:proofErr w:type="spellEnd"/>
       <w:r>
         <w:t xml:space="preserve">, </w:t>
       </w:r>
+      <w:proofErr w:type="spellStart"/>
       <w:r>
         <w:rPr>
           <w:b/>
@@ -4167,6 +4569,7 @@
         </w:rPr>
         <w:t>item_description</w:t>
       </w:r>
+      <w:proofErr w:type="spellEnd"/>
       <w:r>
         <w:t xml:space="preserve">, </w:t>
       </w:r>
@@ -4178,7 +4581,31 @@
         <w:t>name</w:t>
       </w:r>
       <w:r>
-        <w:t xml:space="preserve"> 등에서 결측이 발생한다. 결측치를 그대로 두면 벡터라이저/인코더 단계에서 오류 또는 희소 행렬 품질 저하가 발생하므로 명시적인 </w:t>
+        <w:t xml:space="preserve"> 등에서 </w:t>
+      </w:r>
+      <w:proofErr w:type="spellStart"/>
+      <w:r>
+        <w:t>결측이</w:t>
+      </w:r>
+      <w:proofErr w:type="spellEnd"/>
+      <w:r>
+        <w:t xml:space="preserve"> 발생한다. </w:t>
+      </w:r>
+      <w:proofErr w:type="spellStart"/>
+      <w:r>
+        <w:t>결측치를</w:t>
+      </w:r>
+      <w:proofErr w:type="spellEnd"/>
+      <w:r>
+        <w:t xml:space="preserve"> 그대로 두면 </w:t>
+      </w:r>
+      <w:proofErr w:type="spellStart"/>
+      <w:r>
+        <w:t>벡터라이저</w:t>
+      </w:r>
+      <w:proofErr w:type="spellEnd"/>
+      <w:r>
+        <w:t xml:space="preserve">/인코더 단계에서 오류 또는 희소 행렬 품질 저하가 발생하므로 명시적인 </w:t>
       </w:r>
       <w:r>
         <w:rPr>
@@ -4217,6 +4644,7 @@
         </w:numPr>
         <w:ind w:leftChars="0"/>
       </w:pPr>
+      <w:proofErr w:type="spellStart"/>
       <w:r>
         <w:rPr>
           <w:b/>
@@ -4225,6 +4653,7 @@
         </w:rPr>
         <w:t>brand_name</w:t>
       </w:r>
+      <w:proofErr w:type="spellEnd"/>
       <w:r>
         <w:t>: "missing" 또는 "Unknown"</w:t>
       </w:r>
@@ -4238,6 +4667,7 @@
         </w:numPr>
         <w:ind w:leftChars="0"/>
       </w:pPr>
+      <w:proofErr w:type="spellStart"/>
       <w:r>
         <w:rPr>
           <w:b/>
@@ -4246,8 +4676,33 @@
         </w:rPr>
         <w:t>category_name</w:t>
       </w:r>
-      <w:r>
-        <w:t>: "NoCat/NoCat/NoCat" 혹은 "Unknown"</w:t>
+      <w:proofErr w:type="spellEnd"/>
+      <w:r>
+        <w:t>: "</w:t>
+      </w:r>
+      <w:proofErr w:type="spellStart"/>
+      <w:r>
+        <w:t>NoCat</w:t>
+      </w:r>
+      <w:proofErr w:type="spellEnd"/>
+      <w:r>
+        <w:t>/</w:t>
+      </w:r>
+      <w:proofErr w:type="spellStart"/>
+      <w:r>
+        <w:t>NoCat</w:t>
+      </w:r>
+      <w:proofErr w:type="spellEnd"/>
+      <w:r>
+        <w:t>/</w:t>
+      </w:r>
+      <w:proofErr w:type="spellStart"/>
+      <w:r>
+        <w:t>NoCat</w:t>
+      </w:r>
+      <w:proofErr w:type="spellEnd"/>
+      <w:r>
+        <w:t>" 혹은 "Unknown"</w:t>
       </w:r>
     </w:p>
     <w:p>
@@ -4259,6 +4714,7 @@
         </w:numPr>
         <w:ind w:leftChars="0"/>
       </w:pPr>
+      <w:proofErr w:type="spellStart"/>
       <w:r>
         <w:rPr>
           <w:b/>
@@ -4267,6 +4723,7 @@
         </w:rPr>
         <w:t>item_description</w:t>
       </w:r>
+      <w:proofErr w:type="spellEnd"/>
       <w:r>
         <w:t>: "No description"</w:t>
       </w:r>
@@ -4318,8 +4775,13 @@
         </w:numPr>
         <w:ind w:leftChars="0"/>
       </w:pPr>
-      <w:r>
-        <w:t>전처리 파이프라인 안정화(인코더/벡터화 단계 오류 방지)</w:t>
+      <w:proofErr w:type="spellStart"/>
+      <w:r>
+        <w:t>전처리</w:t>
+      </w:r>
+      <w:proofErr w:type="spellEnd"/>
+      <w:r>
+        <w:t xml:space="preserve"> 파이프라인 안정화(인코더/벡터화 단계 오류 방지)</w:t>
       </w:r>
     </w:p>
     <w:p>
@@ -4340,6 +4802,7 @@
         <w:rPr>
           <w:noProof/>
         </w:rPr>
+        <w:lastRenderedPageBreak/>
         <w:drawing>
           <wp:inline distT="0" distB="0" distL="0" distR="0" wp14:anchorId="4A76E8E8" wp14:editId="3A5FD27D">
             <wp:extent cx="5391150" cy="2641509"/>
@@ -4398,7 +4861,21 @@
         <w:rPr>
           <w:rFonts w:hint="eastAsia"/>
         </w:rPr>
-        <w:t>[그림 5.2.4 결측치 처리</w:t>
+        <w:t xml:space="preserve">[그림 5.2.4 </w:t>
+      </w:r>
+      <w:proofErr w:type="spellStart"/>
+      <w:r>
+        <w:rPr>
+          <w:rFonts w:hint="eastAsia"/>
+        </w:rPr>
+        <w:t>결측치</w:t>
+      </w:r>
+      <w:proofErr w:type="spellEnd"/>
+      <w:r>
+        <w:rPr>
+          <w:rFonts w:hint="eastAsia"/>
+        </w:rPr>
+        <w:t xml:space="preserve"> 처리</w:t>
       </w:r>
       <w:r>
         <w:t>]</w:t>
@@ -4413,16 +4890,29 @@
         </w:numPr>
         <w:ind w:leftChars="0"/>
       </w:pPr>
-      <w:r>
-        <w:rPr>
-          <w:b/>
-          <w:bCs/>
-        </w:rPr>
-        <w:lastRenderedPageBreak/>
-        <w:t xml:space="preserve">brand_name </w:t>
-      </w:r>
-      <w:r>
-        <w:t xml:space="preserve">결측이 압도적으로 높게 나타나는 것은, </w:t>
+      <w:proofErr w:type="spellStart"/>
+      <w:r>
+        <w:rPr>
+          <w:b/>
+          <w:bCs/>
+        </w:rPr>
+        <w:t>brand_name</w:t>
+      </w:r>
+      <w:proofErr w:type="spellEnd"/>
+      <w:r>
+        <w:rPr>
+          <w:b/>
+          <w:bCs/>
+        </w:rPr>
+        <w:t xml:space="preserve"> </w:t>
+      </w:r>
+      <w:proofErr w:type="spellStart"/>
+      <w:r>
+        <w:t>결측이</w:t>
+      </w:r>
+      <w:proofErr w:type="spellEnd"/>
+      <w:r>
+        <w:t xml:space="preserve"> 압도적으로 높게 나타나는 것은, </w:t>
       </w:r>
       <w:r>
         <w:rPr>
@@ -4444,15 +4934,41 @@
         </w:numPr>
         <w:ind w:leftChars="0"/>
       </w:pPr>
-      <w:r>
-        <w:rPr>
-          <w:b/>
-          <w:bCs/>
-        </w:rPr>
-        <w:t>category_name, item_description</w:t>
-      </w:r>
-      <w:r>
-        <w:t xml:space="preserve">은 일부 결측이 존재하며, </w:t>
+      <w:proofErr w:type="spellStart"/>
+      <w:r>
+        <w:rPr>
+          <w:b/>
+          <w:bCs/>
+        </w:rPr>
+        <w:t>category_name</w:t>
+      </w:r>
+      <w:proofErr w:type="spellEnd"/>
+      <w:r>
+        <w:rPr>
+          <w:b/>
+          <w:bCs/>
+        </w:rPr>
+        <w:t xml:space="preserve">, </w:t>
+      </w:r>
+      <w:proofErr w:type="spellStart"/>
+      <w:r>
+        <w:rPr>
+          <w:b/>
+          <w:bCs/>
+        </w:rPr>
+        <w:t>item_description</w:t>
+      </w:r>
+      <w:proofErr w:type="spellEnd"/>
+      <w:r>
+        <w:t xml:space="preserve">은 일부 </w:t>
+      </w:r>
+      <w:proofErr w:type="spellStart"/>
+      <w:r>
+        <w:t>결측이</w:t>
+      </w:r>
+      <w:proofErr w:type="spellEnd"/>
+      <w:r>
+        <w:t xml:space="preserve"> 존재하며, </w:t>
       </w:r>
       <w:r>
         <w:rPr>
@@ -4472,7 +4988,15 @@
         <w:t>price</w:t>
       </w:r>
       <w:r>
-        <w:t>는 상대적으로 결측이 거의 없다(또는 없다).</w:t>
+        <w:t xml:space="preserve">는 상대적으로 </w:t>
+      </w:r>
+      <w:proofErr w:type="spellStart"/>
+      <w:r>
+        <w:t>결측이</w:t>
+      </w:r>
+      <w:proofErr w:type="spellEnd"/>
+      <w:r>
+        <w:t xml:space="preserve"> 거의 없다(또는 없다).</w:t>
       </w:r>
     </w:p>
     <w:p>
@@ -4485,7 +5009,15 @@
         <w:ind w:leftChars="0"/>
       </w:pPr>
       <w:r>
-        <w:t xml:space="preserve">이 그래프는 “전처리로 결측을 채우기 전에” 원본 문제를 보여주므로, </w:t>
+        <w:t xml:space="preserve">이 그래프는 “전처리로 </w:t>
+      </w:r>
+      <w:proofErr w:type="spellStart"/>
+      <w:r>
+        <w:t>결측을</w:t>
+      </w:r>
+      <w:proofErr w:type="spellEnd"/>
+      <w:r>
+        <w:t xml:space="preserve"> 채우기 전에” 원본 문제를 보여주므로, </w:t>
       </w:r>
       <w:r>
         <w:rPr>
@@ -4518,20 +5050,39 @@
         <w:pStyle w:val="4"/>
       </w:pPr>
       <w:r>
-        <w:t>5.2.2.1 범주형 피처 처리: category_name 3단계 분리 및 희소(Rare) 처리</w:t>
-      </w:r>
-    </w:p>
-    <w:p>
-      <w:r>
-        <w:rPr>
-          <w:b/>
-          <w:bCs/>
-        </w:rPr>
+        <w:t xml:space="preserve">5.2.2.1 범주형 피처 처리: </w:t>
+      </w:r>
+      <w:proofErr w:type="spellStart"/>
+      <w:r>
         <w:t>category_name</w:t>
       </w:r>
-      <w:r>
-        <w:t xml:space="preserve">은 “대/중/소” 구조의 계층 정보를 내포하므로 / 기준 분리하여 </w:t>
-      </w:r>
+      <w:proofErr w:type="spellEnd"/>
+      <w:r>
+        <w:t xml:space="preserve"> 3단계 분리 및 희소(Rare) 처리</w:t>
+      </w:r>
+    </w:p>
+    <w:p>
+      <w:proofErr w:type="spellStart"/>
+      <w:r>
+        <w:rPr>
+          <w:b/>
+          <w:bCs/>
+        </w:rPr>
+        <w:t>category_name</w:t>
+      </w:r>
+      <w:proofErr w:type="spellEnd"/>
+      <w:r>
+        <w:t xml:space="preserve">은 “대/중/소” 구조의 계층 정보를 </w:t>
+      </w:r>
+      <w:proofErr w:type="gramStart"/>
+      <w:r>
+        <w:t>내포하므로 /</w:t>
+      </w:r>
+      <w:proofErr w:type="gramEnd"/>
+      <w:r>
+        <w:t xml:space="preserve"> 기준 분리하여 </w:t>
+      </w:r>
+      <w:proofErr w:type="spellStart"/>
       <w:r>
         <w:rPr>
           <w:b/>
@@ -4539,9 +5090,11 @@
         </w:rPr>
         <w:t>main_cat</w:t>
       </w:r>
+      <w:proofErr w:type="spellEnd"/>
       <w:r>
         <w:t xml:space="preserve">, </w:t>
       </w:r>
+      <w:proofErr w:type="spellStart"/>
       <w:r>
         <w:rPr>
           <w:b/>
@@ -4549,9 +5102,11 @@
         </w:rPr>
         <w:t>sub_cat</w:t>
       </w:r>
+      <w:proofErr w:type="spellEnd"/>
       <w:r>
         <w:t xml:space="preserve">, </w:t>
       </w:r>
+      <w:proofErr w:type="spellStart"/>
       <w:r>
         <w:rPr>
           <w:b/>
@@ -4559,6 +5114,7 @@
         </w:rPr>
         <w:t>sub_sub_cat</w:t>
       </w:r>
+      <w:proofErr w:type="spellEnd"/>
       <w:r>
         <w:t>로 확장했다.</w:t>
       </w:r>
@@ -4576,7 +5132,23 @@
           <w:b/>
           <w:bCs/>
         </w:rPr>
-        <w:t>빈도 기반 희소값 축약 및 희소 플래그</w:t>
+        <w:t xml:space="preserve">빈도 기반 </w:t>
+      </w:r>
+      <w:proofErr w:type="spellStart"/>
+      <w:r>
+        <w:rPr>
+          <w:b/>
+          <w:bCs/>
+        </w:rPr>
+        <w:t>희소값</w:t>
+      </w:r>
+      <w:proofErr w:type="spellEnd"/>
+      <w:r>
+        <w:rPr>
+          <w:b/>
+          <w:bCs/>
+        </w:rPr>
+        <w:t xml:space="preserve"> 축약 및 희소 플래그</w:t>
       </w:r>
       <w:r>
         <w:t>를</w:t>
@@ -4612,6 +5184,7 @@
           <w:bCs/>
           <w:u w:val="single"/>
         </w:rPr>
+        <w:lastRenderedPageBreak/>
         <w:t>구현 포인트</w:t>
       </w:r>
     </w:p>
@@ -4627,13 +5200,63 @@
       <w:r>
         <w:t xml:space="preserve">카테고리 3분할: </w:t>
       </w:r>
-      <w:r>
-        <w:rPr>
-          <w:b/>
-          <w:bCs/>
-        </w:rPr>
-        <w:t>category_name → main_cat/sub_cat/sub_sub_cat</w:t>
-      </w:r>
+      <w:proofErr w:type="spellStart"/>
+      <w:r>
+        <w:rPr>
+          <w:b/>
+          <w:bCs/>
+        </w:rPr>
+        <w:t>category_name</w:t>
+      </w:r>
+      <w:proofErr w:type="spellEnd"/>
+      <w:r>
+        <w:rPr>
+          <w:b/>
+          <w:bCs/>
+        </w:rPr>
+        <w:t xml:space="preserve"> → </w:t>
+      </w:r>
+      <w:proofErr w:type="spellStart"/>
+      <w:r>
+        <w:rPr>
+          <w:b/>
+          <w:bCs/>
+        </w:rPr>
+        <w:t>main_cat</w:t>
+      </w:r>
+      <w:proofErr w:type="spellEnd"/>
+      <w:r>
+        <w:rPr>
+          <w:b/>
+          <w:bCs/>
+        </w:rPr>
+        <w:t>/</w:t>
+      </w:r>
+      <w:proofErr w:type="spellStart"/>
+      <w:r>
+        <w:rPr>
+          <w:b/>
+          <w:bCs/>
+        </w:rPr>
+        <w:t>sub_cat</w:t>
+      </w:r>
+      <w:proofErr w:type="spellEnd"/>
+      <w:r>
+        <w:rPr>
+          <w:b/>
+          <w:bCs/>
+        </w:rPr>
+        <w:t>/</w:t>
+      </w:r>
+      <w:proofErr w:type="spellStart"/>
+      <w:r>
+        <w:rPr>
+          <w:b/>
+          <w:bCs/>
+        </w:rPr>
+        <w:t>sub_sub_cat</w:t>
+      </w:r>
+      <w:proofErr w:type="spellEnd"/>
     </w:p>
     <w:p>
       <w:pPr>
@@ -4644,9 +5267,15 @@
         </w:numPr>
         <w:ind w:leftChars="0"/>
       </w:pPr>
-      <w:r>
-        <w:t xml:space="preserve">희소값 축약: 상위 </w:t>
-      </w:r>
+      <w:proofErr w:type="spellStart"/>
+      <w:r>
+        <w:t>희소값</w:t>
+      </w:r>
+      <w:proofErr w:type="spellEnd"/>
+      <w:r>
+        <w:t xml:space="preserve"> 축약: 상위 </w:t>
+      </w:r>
+      <w:proofErr w:type="spellStart"/>
       <w:r>
         <w:rPr>
           <w:b/>
@@ -4654,6 +5283,7 @@
         </w:rPr>
         <w:t>top_k</w:t>
       </w:r>
+      <w:proofErr w:type="spellEnd"/>
       <w:r>
         <w:t xml:space="preserve"> 외 값은 "Other_*"로 통합</w:t>
       </w:r>
@@ -4670,12 +5300,21 @@
       <w:r>
         <w:t xml:space="preserve">예: </w:t>
       </w:r>
-      <w:r>
-        <w:rPr>
-          <w:b/>
-          <w:bCs/>
-        </w:rPr>
-        <w:t>brand_name(top 5000</w:t>
+      <w:proofErr w:type="spellStart"/>
+      <w:r>
+        <w:rPr>
+          <w:b/>
+          <w:bCs/>
+        </w:rPr>
+        <w:t>brand_name</w:t>
+      </w:r>
+      <w:proofErr w:type="spellEnd"/>
+      <w:r>
+        <w:rPr>
+          <w:b/>
+          <w:bCs/>
+        </w:rPr>
+        <w:t>(top 5000</w:t>
       </w:r>
       <w:r>
         <w:rPr>
@@ -4691,7 +5330,23 @@
           <w:b/>
           <w:bCs/>
         </w:rPr>
-        <w:t>main/sub/sub_sub(top 1000</w:t>
+        <w:t>main/sub/</w:t>
+      </w:r>
+      <w:proofErr w:type="spellStart"/>
+      <w:r>
+        <w:rPr>
+          <w:b/>
+          <w:bCs/>
+        </w:rPr>
+        <w:t>sub_sub</w:t>
+      </w:r>
+      <w:proofErr w:type="spellEnd"/>
+      <w:r>
+        <w:rPr>
+          <w:b/>
+          <w:bCs/>
+        </w:rPr>
+        <w:t>(top 1000</w:t>
       </w:r>
       <w:r>
         <w:rPr>
@@ -4715,13 +5370,63 @@
       <w:r>
         <w:t xml:space="preserve">희소 플래그: </w:t>
       </w:r>
-      <w:r>
-        <w:rPr>
-          <w:b/>
-          <w:bCs/>
-        </w:rPr>
-        <w:t>rare_brand, rare_main_cat, rare_sub_cat, rare_sub_sub_cat</w:t>
-      </w:r>
+      <w:proofErr w:type="spellStart"/>
+      <w:r>
+        <w:rPr>
+          <w:b/>
+          <w:bCs/>
+        </w:rPr>
+        <w:t>rare_brand</w:t>
+      </w:r>
+      <w:proofErr w:type="spellEnd"/>
+      <w:r>
+        <w:rPr>
+          <w:b/>
+          <w:bCs/>
+        </w:rPr>
+        <w:t xml:space="preserve">, </w:t>
+      </w:r>
+      <w:proofErr w:type="spellStart"/>
+      <w:r>
+        <w:rPr>
+          <w:b/>
+          <w:bCs/>
+        </w:rPr>
+        <w:t>rare_main_cat</w:t>
+      </w:r>
+      <w:proofErr w:type="spellEnd"/>
+      <w:r>
+        <w:rPr>
+          <w:b/>
+          <w:bCs/>
+        </w:rPr>
+        <w:t xml:space="preserve">, </w:t>
+      </w:r>
+      <w:proofErr w:type="spellStart"/>
+      <w:r>
+        <w:rPr>
+          <w:b/>
+          <w:bCs/>
+        </w:rPr>
+        <w:t>rare_sub_cat</w:t>
+      </w:r>
+      <w:proofErr w:type="spellEnd"/>
+      <w:r>
+        <w:rPr>
+          <w:b/>
+          <w:bCs/>
+        </w:rPr>
+        <w:t xml:space="preserve">, </w:t>
+      </w:r>
+      <w:proofErr w:type="spellStart"/>
+      <w:r>
+        <w:rPr>
+          <w:b/>
+          <w:bCs/>
+        </w:rPr>
+        <w:t>rare_sub_sub_cat</w:t>
+      </w:r>
+      <w:proofErr w:type="spellEnd"/>
       <w:r>
         <w:t xml:space="preserve"> 등</w:t>
       </w:r>
@@ -4777,7 +5482,6 @@
         <w:rPr>
           <w:rFonts w:hint="eastAsia"/>
         </w:rPr>
-        <w:lastRenderedPageBreak/>
         <w:t>[그림 5.2.5</w:t>
       </w:r>
       <w:r>
@@ -4879,6 +5583,7 @@
           <w:bCs/>
           <w:noProof/>
         </w:rPr>
+        <w:lastRenderedPageBreak/>
         <w:drawing>
           <wp:anchor distT="0" distB="0" distL="114300" distR="114300" simplePos="0" relativeHeight="251660288" behindDoc="1" locked="0" layoutInCell="1" allowOverlap="1" wp14:anchorId="606E0003" wp14:editId="057332EB">
             <wp:simplePos x="0" y="0"/>
@@ -4950,6 +5655,7 @@
           </wp:anchor>
         </w:drawing>
       </w:r>
+      <w:proofErr w:type="spellStart"/>
       <w:r>
         <w:rPr>
           <w:b/>
@@ -4957,6 +5663,7 @@
         </w:rPr>
         <w:t>main_cat</w:t>
       </w:r>
+      <w:proofErr w:type="spellEnd"/>
       <w:r>
         <w:t>에서 Women이 압도적으로 크고, Beauty/Kids/Electronics… 순으로 이어지는 것은, 플랫폼의 상품 구성 자체가 특정 대분류에 편중되어 있음을 의미한다.</w:t>
       </w:r>
@@ -4973,7 +5680,6 @@
           <w:rFonts w:hint="eastAsia"/>
           <w:noProof/>
         </w:rPr>
-        <w:lastRenderedPageBreak/>
         <w:drawing>
           <wp:inline distT="0" distB="0" distL="0" distR="0" wp14:anchorId="55772EF3" wp14:editId="1E8F95D1">
             <wp:extent cx="5391150" cy="2119333"/>
@@ -5050,8 +5756,29 @@
         </w:numPr>
         <w:ind w:leftChars="0"/>
       </w:pPr>
-      <w:r>
-        <w:t>sub_cat, sub_sub_cat로 갈수록 롱테일이 더 강해지고(종류가 폭증), 상위 몇 개를 제외하면 관측치가 급격히 작아진다.</w:t>
+      <w:proofErr w:type="spellStart"/>
+      <w:r>
+        <w:t>sub_cat</w:t>
+      </w:r>
+      <w:proofErr w:type="spellEnd"/>
+      <w:r>
+        <w:t xml:space="preserve">, </w:t>
+      </w:r>
+      <w:proofErr w:type="spellStart"/>
+      <w:r>
+        <w:t>sub_sub_cat</w:t>
+      </w:r>
+      <w:proofErr w:type="spellEnd"/>
+      <w:r>
+        <w:t xml:space="preserve">로 갈수록 </w:t>
+      </w:r>
+      <w:proofErr w:type="spellStart"/>
+      <w:r>
+        <w:t>롱테일이</w:t>
+      </w:r>
+      <w:proofErr w:type="spellEnd"/>
+      <w:r>
+        <w:t xml:space="preserve"> 더 강해지고(종류가 폭증), 상위 몇 개를 제외하면 관측치가 급격히 작아진다.</w:t>
       </w:r>
     </w:p>
     <w:p>
@@ -5060,7 +5787,23 @@
         <w:ind w:leftChars="0" w:left="880"/>
       </w:pPr>
       <w:r>
-        <w:t>→ 이 특성 때문에 “희소(rare) 카테고리 처리”가 중요해지고, 단순 원-핫/라벨인코딩만으로는 정보손실 또는 과적합 위험이 커진다.</w:t>
+        <w:t>→ 이 특성 때문에 “희소(rare) 카테고리 처리”가 중요해지고, 단순 원-핫/</w:t>
+      </w:r>
+      <w:proofErr w:type="spellStart"/>
+      <w:r>
+        <w:t>라벨인코딩만으로는</w:t>
+      </w:r>
+      <w:proofErr w:type="spellEnd"/>
+      <w:r>
+        <w:t xml:space="preserve"> 정보손실 또는 </w:t>
+      </w:r>
+      <w:proofErr w:type="spellStart"/>
+      <w:r>
+        <w:t>과적합</w:t>
+      </w:r>
+      <w:proofErr w:type="spellEnd"/>
+      <w:r>
+        <w:t xml:space="preserve"> 위험이 커진다.</w:t>
       </w:r>
     </w:p>
     <w:p>
@@ -5074,12 +5817,21 @@
         <w:pStyle w:val="4"/>
       </w:pPr>
       <w:r>
+        <w:lastRenderedPageBreak/>
         <w:t>5.2.2.2 텍스트 통계 피처: 상품명/설명 길이, 단어 수 등</w:t>
       </w:r>
     </w:p>
     <w:p>
       <w:r>
-        <w:t xml:space="preserve">텍스트 벡터(TF-IDF/임베딩)가 내용 의미를 담는다면, 텍스트 통계 피처는 </w:t>
+        <w:t>텍스트 벡터(TF-IDF/</w:t>
+      </w:r>
+      <w:proofErr w:type="spellStart"/>
+      <w:r>
+        <w:t>임베딩</w:t>
+      </w:r>
+      <w:proofErr w:type="spellEnd"/>
+      <w:r>
+        <w:t xml:space="preserve">)가 내용 의미를 담는다면, 텍스트 통계 피처는 </w:t>
       </w:r>
       <w:r>
         <w:rPr>
@@ -5118,16 +5870,49 @@
         </w:numPr>
         <w:ind w:leftChars="0"/>
       </w:pPr>
+      <w:proofErr w:type="spellStart"/>
       <w:r>
         <w:rPr>
           <w:b/>
           <w:bCs/>
           <w:u w:val="single"/>
         </w:rPr>
-        <w:t>name_len_char, desc_len_char</w:t>
-      </w:r>
-      <w:r>
-        <w:t xml:space="preserve"> : 문자 길이</w:t>
+        <w:t>name_len_char</w:t>
+      </w:r>
+      <w:proofErr w:type="spellEnd"/>
+      <w:r>
+        <w:rPr>
+          <w:b/>
+          <w:bCs/>
+          <w:u w:val="single"/>
+        </w:rPr>
+        <w:t xml:space="preserve">, </w:t>
+      </w:r>
+      <w:proofErr w:type="spellStart"/>
+      <w:r>
+        <w:rPr>
+          <w:b/>
+          <w:bCs/>
+          <w:u w:val="single"/>
+        </w:rPr>
+        <w:t>desc_len_</w:t>
+      </w:r>
+      <w:proofErr w:type="gramStart"/>
+      <w:r>
+        <w:rPr>
+          <w:b/>
+          <w:bCs/>
+          <w:u w:val="single"/>
+        </w:rPr>
+        <w:t>char</w:t>
+      </w:r>
+      <w:proofErr w:type="spellEnd"/>
+      <w:r>
+        <w:t xml:space="preserve"> :</w:t>
+      </w:r>
+      <w:proofErr w:type="gramEnd"/>
+      <w:r>
+        <w:t xml:space="preserve"> 문자 길이</w:t>
       </w:r>
     </w:p>
     <w:p>
@@ -5139,16 +5924,49 @@
         </w:numPr>
         <w:ind w:leftChars="0"/>
       </w:pPr>
+      <w:proofErr w:type="spellStart"/>
       <w:r>
         <w:rPr>
           <w:b/>
           <w:bCs/>
           <w:u w:val="single"/>
         </w:rPr>
-        <w:t>name_len_word, desc_len_word</w:t>
-      </w:r>
-      <w:r>
-        <w:t xml:space="preserve"> : 단어 수</w:t>
+        <w:t>name_len_word</w:t>
+      </w:r>
+      <w:proofErr w:type="spellEnd"/>
+      <w:r>
+        <w:rPr>
+          <w:b/>
+          <w:bCs/>
+          <w:u w:val="single"/>
+        </w:rPr>
+        <w:t xml:space="preserve">, </w:t>
+      </w:r>
+      <w:proofErr w:type="spellStart"/>
+      <w:r>
+        <w:rPr>
+          <w:b/>
+          <w:bCs/>
+          <w:u w:val="single"/>
+        </w:rPr>
+        <w:t>desc_len_</w:t>
+      </w:r>
+      <w:proofErr w:type="gramStart"/>
+      <w:r>
+        <w:rPr>
+          <w:b/>
+          <w:bCs/>
+          <w:u w:val="single"/>
+        </w:rPr>
+        <w:t>word</w:t>
+      </w:r>
+      <w:proofErr w:type="spellEnd"/>
+      <w:r>
+        <w:t xml:space="preserve"> :</w:t>
+      </w:r>
+      <w:proofErr w:type="gramEnd"/>
+      <w:r>
+        <w:t xml:space="preserve"> 단어 수</w:t>
       </w:r>
     </w:p>
     <w:p>
@@ -5160,16 +5978,39 @@
         </w:numPr>
         <w:ind w:leftChars="0"/>
       </w:pPr>
+      <w:proofErr w:type="spellStart"/>
       <w:r>
         <w:rPr>
           <w:b/>
           <w:bCs/>
           <w:u w:val="single"/>
         </w:rPr>
-        <w:t>brand_in_name</w:t>
-      </w:r>
-      <w:r>
-        <w:t xml:space="preserve"> : 브랜드명이 title에 포함되는지 여부(신뢰도/정품/검색성 신호)</w:t>
+        <w:t>brand_in_</w:t>
+      </w:r>
+      <w:proofErr w:type="gramStart"/>
+      <w:r>
+        <w:rPr>
+          <w:b/>
+          <w:bCs/>
+          <w:u w:val="single"/>
+        </w:rPr>
+        <w:t>name</w:t>
+      </w:r>
+      <w:proofErr w:type="spellEnd"/>
+      <w:r>
+        <w:t xml:space="preserve"> :</w:t>
+      </w:r>
+      <w:proofErr w:type="gramEnd"/>
+      <w:r>
+        <w:t xml:space="preserve"> 브랜드명이 title에 포함되는지 여부(신뢰도/정품/</w:t>
+      </w:r>
+      <w:proofErr w:type="spellStart"/>
+      <w:r>
+        <w:t>검색성</w:t>
+      </w:r>
+      <w:proofErr w:type="spellEnd"/>
+      <w:r>
+        <w:t xml:space="preserve"> 신호)</w:t>
       </w:r>
     </w:p>
     <w:p>
@@ -5212,7 +6053,6 @@
         <w:ind w:leftChars="0"/>
       </w:pPr>
       <w:r>
-        <w:lastRenderedPageBreak/>
         <w:t>단순하지만 강한 보조 신호로 작동(특히 저가/중가 구간)</w:t>
       </w:r>
     </w:p>
@@ -5298,6 +6138,7 @@
         <w:rPr>
           <w:noProof/>
         </w:rPr>
+        <w:lastRenderedPageBreak/>
         <w:drawing>
           <wp:inline distT="0" distB="0" distL="0" distR="0" wp14:anchorId="4755D3E7" wp14:editId="723C6827">
             <wp:extent cx="5419725" cy="2216100"/>
@@ -5370,7 +6211,6 @@
         <w:rPr>
           <w:noProof/>
         </w:rPr>
-        <w:lastRenderedPageBreak/>
         <w:drawing>
           <wp:inline distT="0" distB="0" distL="0" distR="0" wp14:anchorId="50B22760" wp14:editId="34C12F32">
             <wp:extent cx="5410200" cy="2212205"/>
@@ -5445,17 +6285,37 @@
         <w:ind w:leftChars="0"/>
       </w:pPr>
       <w:r>
-        <w:t xml:space="preserve">상품명(name)과 설명(item_description)은 길이 분포가 </w:t>
-      </w:r>
-      <w:r>
-        <w:rPr>
-          <w:b/>
-          <w:bCs/>
-        </w:rPr>
-        <w:t>짧은 문장에 집중되고 일부 샘플이 매우 긴 롱테일</w:t>
-      </w:r>
-      <w:r>
-        <w:t>을 보인다.</w:t>
+        <w:t>상품명(name)과 설명(</w:t>
+      </w:r>
+      <w:proofErr w:type="spellStart"/>
+      <w:r>
+        <w:t>item_description</w:t>
+      </w:r>
+      <w:proofErr w:type="spellEnd"/>
+      <w:r>
+        <w:t xml:space="preserve">)은 길이 분포가 </w:t>
+      </w:r>
+      <w:r>
+        <w:rPr>
+          <w:b/>
+          <w:bCs/>
+        </w:rPr>
+        <w:t xml:space="preserve">짧은 문장에 집중되고 일부 샘플이 매우 긴 </w:t>
+      </w:r>
+      <w:proofErr w:type="spellStart"/>
+      <w:r>
+        <w:rPr>
+          <w:b/>
+          <w:bCs/>
+        </w:rPr>
+        <w:t>롱테일</w:t>
+      </w:r>
+      <w:r>
+        <w:t>을</w:t>
+      </w:r>
+      <w:proofErr w:type="spellEnd"/>
+      <w:r>
+        <w:t xml:space="preserve"> 보인다.</w:t>
       </w:r>
       <w:r>
         <w:rPr>
@@ -5464,17 +6324,45 @@
         <w:t xml:space="preserve"> </w:t>
       </w:r>
       <w:r>
-        <w:t xml:space="preserve">이에 따라 텍스트 벡터화(TF-IDF/FastText/BERT 등)와 별개로, </w:t>
-      </w:r>
-      <w:r>
-        <w:rPr>
-          <w:b/>
-          <w:bCs/>
-        </w:rPr>
-        <w:t>문자길이/단어 수/토큰수</w:t>
-      </w:r>
-      <w:r>
-        <w:t>와 같은 “텍스트 통계 피처”를 추가하여 상품 정보량을 수치로 반영하였다.</w:t>
+        <w:t>이에 따라 텍스트 벡터화(TF-IDF/</w:t>
+      </w:r>
+      <w:proofErr w:type="spellStart"/>
+      <w:r>
+        <w:t>FastText</w:t>
+      </w:r>
+      <w:proofErr w:type="spellEnd"/>
+      <w:r>
+        <w:t xml:space="preserve">/BERT 등)와 별개로, </w:t>
+      </w:r>
+      <w:r>
+        <w:rPr>
+          <w:b/>
+          <w:bCs/>
+        </w:rPr>
+        <w:t>문자길이/단어 수/</w:t>
+      </w:r>
+      <w:proofErr w:type="spellStart"/>
+      <w:r>
+        <w:rPr>
+          <w:b/>
+          <w:bCs/>
+        </w:rPr>
+        <w:t>토큰수</w:t>
+      </w:r>
+      <w:r>
+        <w:t>와</w:t>
+      </w:r>
+      <w:proofErr w:type="spellEnd"/>
+      <w:r>
+        <w:t xml:space="preserve"> 같은 “텍스트 통계 피처”</w:t>
+      </w:r>
+      <w:proofErr w:type="spellStart"/>
+      <w:r>
+        <w:t>를</w:t>
+      </w:r>
+      <w:proofErr w:type="spellEnd"/>
+      <w:r>
+        <w:t xml:space="preserve"> 추가하여 상품 정보량을 수치로 반영하였다.</w:t>
       </w:r>
     </w:p>
     <w:p>
@@ -5496,6 +6384,7 @@
         <w:pStyle w:val="4"/>
       </w:pPr>
       <w:r>
+        <w:lastRenderedPageBreak/>
         <w:t>5.2.2.3 SAFE 그룹 통계: Train 데이터 기반 브랜드/카테고리 가격 통계 (Data Leakage 방지)</w:t>
       </w:r>
     </w:p>
@@ -5520,7 +6409,15 @@
         <w:t>Train 데이터만으로 그룹 통계</w:t>
       </w:r>
       <w:r>
-        <w:t>를 만들고, 이를 Train/Test에 머지하여 SAFE하게 사용했다</w:t>
+        <w:t xml:space="preserve">를 만들고, 이를 Train/Test에 </w:t>
+      </w:r>
+      <w:proofErr w:type="spellStart"/>
+      <w:r>
+        <w:t>머지하여</w:t>
+      </w:r>
+      <w:proofErr w:type="spellEnd"/>
+      <w:r>
+        <w:t xml:space="preserve"> SAFE하게 사용했다</w:t>
       </w:r>
       <w:r>
         <w:rPr>
@@ -5558,13 +6455,47 @@
       <w:r>
         <w:t xml:space="preserve">브랜드/카테고리별 </w:t>
       </w:r>
-      <w:r>
-        <w:rPr>
-          <w:b/>
-          <w:bCs/>
-        </w:rPr>
-        <w:t>price_mean, price_median, price_std</w:t>
-      </w:r>
+      <w:proofErr w:type="spellStart"/>
+      <w:r>
+        <w:rPr>
+          <w:b/>
+          <w:bCs/>
+        </w:rPr>
+        <w:t>price_mean</w:t>
+      </w:r>
+      <w:proofErr w:type="spellEnd"/>
+      <w:r>
+        <w:rPr>
+          <w:b/>
+          <w:bCs/>
+        </w:rPr>
+        <w:t xml:space="preserve">, </w:t>
+      </w:r>
+      <w:proofErr w:type="spellStart"/>
+      <w:r>
+        <w:rPr>
+          <w:b/>
+          <w:bCs/>
+        </w:rPr>
+        <w:t>price_median</w:t>
+      </w:r>
+      <w:proofErr w:type="spellEnd"/>
+      <w:r>
+        <w:rPr>
+          <w:b/>
+          <w:bCs/>
+        </w:rPr>
+        <w:t xml:space="preserve">, </w:t>
+      </w:r>
+      <w:proofErr w:type="spellStart"/>
+      <w:r>
+        <w:rPr>
+          <w:b/>
+          <w:bCs/>
+        </w:rPr>
+        <w:t>price_std</w:t>
+      </w:r>
+      <w:proofErr w:type="spellEnd"/>
     </w:p>
     <w:p>
       <w:pPr>
@@ -5578,13 +6509,56 @@
       <w:r>
         <w:t xml:space="preserve">(Train 전용) </w:t>
       </w:r>
-      <w:r>
-        <w:rPr>
-          <w:b/>
-          <w:bCs/>
-        </w:rPr>
-        <w:t>brand_price_z = (price - mean_brand_price) / std_brand_pric</w:t>
-      </w:r>
+      <w:proofErr w:type="spellStart"/>
+      <w:r>
+        <w:rPr>
+          <w:b/>
+          <w:bCs/>
+        </w:rPr>
+        <w:t>brand_price_z</w:t>
+      </w:r>
+      <w:proofErr w:type="spellEnd"/>
+      <w:r>
+        <w:rPr>
+          <w:b/>
+          <w:bCs/>
+        </w:rPr>
+        <w:t xml:space="preserve"> = (price - </w:t>
+      </w:r>
+      <w:proofErr w:type="spellStart"/>
+      <w:r>
+        <w:rPr>
+          <w:b/>
+          <w:bCs/>
+        </w:rPr>
+        <w:t>mean_brand_price</w:t>
+      </w:r>
+      <w:proofErr w:type="spellEnd"/>
+      <w:proofErr w:type="gramStart"/>
+      <w:r>
+        <w:rPr>
+          <w:b/>
+          <w:bCs/>
+        </w:rPr>
+        <w:t>) /</w:t>
+      </w:r>
+      <w:proofErr w:type="gramEnd"/>
+      <w:r>
+        <w:rPr>
+          <w:b/>
+          <w:bCs/>
+        </w:rPr>
+        <w:t xml:space="preserve"> </w:t>
+      </w:r>
+      <w:proofErr w:type="spellStart"/>
+      <w:r>
+        <w:rPr>
+          <w:b/>
+          <w:bCs/>
+        </w:rPr>
+        <w:t>std_brand_pric</w:t>
+      </w:r>
+      <w:proofErr w:type="spellEnd"/>
     </w:p>
     <w:p>
       <w:pPr>
@@ -5596,7 +6570,6 @@
         <w:ind w:leftChars="0"/>
       </w:pPr>
       <w:r>
-        <w:lastRenderedPageBreak/>
         <w:t xml:space="preserve">Test는 </w:t>
       </w:r>
       <w:r>
@@ -5609,6 +6582,7 @@
       <w:r>
         <w:t xml:space="preserve">가 없으므로 </w:t>
       </w:r>
+      <w:proofErr w:type="spellStart"/>
       <w:r>
         <w:rPr>
           <w:b/>
@@ -5616,6 +6590,7 @@
         </w:rPr>
         <w:t>brand_price_z</w:t>
       </w:r>
+      <w:proofErr w:type="spellEnd"/>
       <w:r>
         <w:t>는 0 등으로 처리</w:t>
       </w:r>
@@ -5764,7 +6739,31 @@
           <w:b/>
           <w:bCs/>
         </w:rPr>
-        <w:t>Test 정보를 사용하지 않으므로 Train→Test 방향의 Data Leakage를 방지</w:t>
+        <w:t xml:space="preserve">Test 정보를 사용하지 않으므로 </w:t>
+      </w:r>
+      <w:proofErr w:type="spellStart"/>
+      <w:r>
+        <w:rPr>
+          <w:b/>
+          <w:bCs/>
+        </w:rPr>
+        <w:t>Train→Test</w:t>
+      </w:r>
+      <w:proofErr w:type="spellEnd"/>
+      <w:r>
+        <w:rPr>
+          <w:b/>
+          <w:bCs/>
+        </w:rPr>
+        <w:t xml:space="preserve"> </w:t>
+      </w:r>
+      <w:r>
+        <w:rPr>
+          <w:b/>
+          <w:bCs/>
+        </w:rPr>
+        <w:lastRenderedPageBreak/>
+        <w:t>방향의 Data Leakage를 방지</w:t>
       </w:r>
       <w:r>
         <w:t>할 수 있다(단, 엄밀한 의미의 leakage-free 검증을 위해서는 CV 기반(out-of-fold) 통계가 더 안전함).</w:t>
@@ -5855,7 +6854,23 @@
         <w:ind w:leftChars="0"/>
       </w:pPr>
       <w:r>
-        <w:t xml:space="preserve">희소 그룹(등장 빈도 &lt; threshold)은 통계값이 불안정하므로 </w:t>
+        <w:t xml:space="preserve">희소 그룹(등장 빈도 </w:t>
+      </w:r>
+      <w:proofErr w:type="gramStart"/>
+      <w:r>
+        <w:t>&lt; threshold</w:t>
+      </w:r>
+      <w:proofErr w:type="gramEnd"/>
+      <w:r>
+        <w:t xml:space="preserve">)은 </w:t>
+      </w:r>
+      <w:proofErr w:type="spellStart"/>
+      <w:r>
+        <w:t>통계값이</w:t>
+      </w:r>
+      <w:proofErr w:type="spellEnd"/>
+      <w:r>
+        <w:t xml:space="preserve"> 불안정하므로 </w:t>
       </w:r>
       <w:r>
         <w:rPr>
@@ -5894,7 +6909,15 @@
         <w:t xml:space="preserve">5.2.3.1 </w:t>
       </w:r>
       <w:r>
-        <w:t xml:space="preserve">V4 (메모리 효율성): HashingVectorizer </w:t>
+        <w:t xml:space="preserve">V4 (메모리 효율성): </w:t>
+      </w:r>
+      <w:proofErr w:type="spellStart"/>
+      <w:r>
+        <w:t>HashingVectorizer</w:t>
+      </w:r>
+      <w:proofErr w:type="spellEnd"/>
+      <w:r>
+        <w:t xml:space="preserve"> </w:t>
       </w:r>
       <w:r>
         <w:t>→ 성능 저하</w:t>
@@ -5945,7 +6968,31 @@
         <w:t>주의(내가 모르는 부분):</w:t>
       </w:r>
       <w:r>
-        <w:t xml:space="preserve"> 업로드된 v92 코드에서는 HashingVectorizer 구현이 “직접적으로” 확인되지 않았고, 문서/회의 맥락에서 “시도한 전략”으로 언급된 성격이 강해. 보고서에는 **“실험/검토 단계에서 성능 저하로 배제”**처럼 보수적으로 쓰는 게 안전</w:t>
+        <w:t xml:space="preserve"> </w:t>
+      </w:r>
+      <w:proofErr w:type="spellStart"/>
+      <w:r>
+        <w:t>업로드된</w:t>
+      </w:r>
+      <w:proofErr w:type="spellEnd"/>
+      <w:r>
+        <w:t xml:space="preserve"> v92 코드에서는 </w:t>
+      </w:r>
+      <w:proofErr w:type="spellStart"/>
+      <w:r>
+        <w:t>HashingVectorizer</w:t>
+      </w:r>
+      <w:proofErr w:type="spellEnd"/>
+      <w:r>
+        <w:t xml:space="preserve"> 구현이 “직접적으로” 확인되지 않았고, 문서/회의 맥락에서 “시도한 전략”</w:t>
+      </w:r>
+      <w:proofErr w:type="spellStart"/>
+      <w:r>
+        <w:t>으로</w:t>
+      </w:r>
+      <w:proofErr w:type="spellEnd"/>
+      <w:r>
+        <w:t xml:space="preserve"> 언급된 성격이 강해. 보고서에는 **“실험/검토 단계에서 성능 저하로 배제”**처럼 보수적으로 쓰는 게 안전</w:t>
       </w:r>
       <w:r>
         <w:rPr>
@@ -5966,10 +7013,19 @@
         <w:rPr>
           <w:rFonts w:hint="eastAsia"/>
         </w:rPr>
+        <w:lastRenderedPageBreak/>
         <w:t xml:space="preserve">5.2.3.2 </w:t>
       </w:r>
       <w:r>
-        <w:t>V5 (성능 복구): TF-IDF 복귀 및 max_features 제한</w:t>
+        <w:t xml:space="preserve">V5 (성능 복구): TF-IDF 복귀 및 </w:t>
+      </w:r>
+      <w:proofErr w:type="spellStart"/>
+      <w:r>
+        <w:t>max_features</w:t>
+      </w:r>
+      <w:proofErr w:type="spellEnd"/>
+      <w:r>
+        <w:t xml:space="preserve"> 제한</w:t>
       </w:r>
     </w:p>
     <w:p>
@@ -5984,6 +7040,7 @@
       <w:r>
         <w:t xml:space="preserve">TF-IDF로 복귀하되, </w:t>
       </w:r>
+      <w:proofErr w:type="spellStart"/>
       <w:r>
         <w:rPr>
           <w:b/>
@@ -5991,16 +7048,51 @@
         </w:rPr>
         <w:t>max_features</w:t>
       </w:r>
+      <w:proofErr w:type="spellEnd"/>
       <w:r>
         <w:t xml:space="preserve"> 제한 + </w:t>
       </w:r>
-      <w:r>
-        <w:rPr>
-          <w:b/>
-          <w:bCs/>
-        </w:rPr>
-        <w:t>min_df/max_df/sublinear_tf</w:t>
-      </w:r>
+      <w:proofErr w:type="spellStart"/>
+      <w:r>
+        <w:rPr>
+          <w:b/>
+          <w:bCs/>
+        </w:rPr>
+        <w:t>min_df</w:t>
+      </w:r>
+      <w:proofErr w:type="spellEnd"/>
+      <w:r>
+        <w:rPr>
+          <w:b/>
+          <w:bCs/>
+        </w:rPr>
+        <w:t>/</w:t>
+      </w:r>
+      <w:proofErr w:type="spellStart"/>
+      <w:r>
+        <w:rPr>
+          <w:b/>
+          <w:bCs/>
+        </w:rPr>
+        <w:t>max_df</w:t>
+      </w:r>
+      <w:proofErr w:type="spellEnd"/>
+      <w:r>
+        <w:rPr>
+          <w:b/>
+          <w:bCs/>
+        </w:rPr>
+        <w:t>/</w:t>
+      </w:r>
+      <w:proofErr w:type="spellStart"/>
+      <w:r>
+        <w:rPr>
+          <w:b/>
+          <w:bCs/>
+        </w:rPr>
+        <w:t>sublinear_tf</w:t>
+      </w:r>
+      <w:proofErr w:type="spellEnd"/>
       <w:r>
         <w:t xml:space="preserve"> 등으로 차원을 제어</w:t>
       </w:r>
@@ -6019,9 +7111,9 @@
         </w:rPr>
       </w:pPr>
       <w:r>
-        <w:lastRenderedPageBreak/>
         <w:t xml:space="preserve">추가로 </w:t>
       </w:r>
+      <w:proofErr w:type="spellStart"/>
       <w:r>
         <w:rPr>
           <w:b/>
@@ -6029,6 +7121,7 @@
         </w:rPr>
         <w:t>TruncatedSVD</w:t>
       </w:r>
+      <w:proofErr w:type="spellEnd"/>
       <w:r>
         <w:t xml:space="preserve">로 차원 축소하여 </w:t>
       </w:r>
@@ -6065,19 +7158,52 @@
         <w:t xml:space="preserve">5.2.3.3 </w:t>
       </w:r>
       <w:r>
-        <w:t>V6–V9 (고급 벡터화): TF-IDF, FastText/Word2Vec/BERT 비교 + 캐싱으로 시간 단축</w:t>
-      </w:r>
-    </w:p>
-    <w:p>
-      <w:r>
-        <w:t xml:space="preserve">대용량 데이터 특성상 텍스트 벡터화가 전체 파이프라인에서 가장 비용이 큰 단계이므로, 여러 임베딩을 비교하되 </w:t>
-      </w:r>
-      <w:r>
-        <w:rPr>
-          <w:b/>
-          <w:bCs/>
-        </w:rPr>
-        <w:t>캐싱과 샘플링으로 반복 비용을 줄이는 방향</w:t>
+        <w:t xml:space="preserve">V6–V9 (고급 벡터화): TF-IDF, </w:t>
+      </w:r>
+      <w:proofErr w:type="spellStart"/>
+      <w:r>
+        <w:t>FastText</w:t>
+      </w:r>
+      <w:proofErr w:type="spellEnd"/>
+      <w:r>
+        <w:t xml:space="preserve">/Word2Vec/BERT 비교 + </w:t>
+      </w:r>
+      <w:proofErr w:type="spellStart"/>
+      <w:r>
+        <w:t>캐싱으로</w:t>
+      </w:r>
+      <w:proofErr w:type="spellEnd"/>
+      <w:r>
+        <w:t xml:space="preserve"> 시간 단축</w:t>
+      </w:r>
+    </w:p>
+    <w:p>
+      <w:r>
+        <w:t xml:space="preserve">대용량 데이터 특성상 텍스트 벡터화가 전체 파이프라인에서 가장 비용이 큰 단계이므로, 여러 </w:t>
+      </w:r>
+      <w:proofErr w:type="spellStart"/>
+      <w:r>
+        <w:t>임베딩을</w:t>
+      </w:r>
+      <w:proofErr w:type="spellEnd"/>
+      <w:r>
+        <w:t xml:space="preserve"> 비교하되 </w:t>
+      </w:r>
+      <w:proofErr w:type="spellStart"/>
+      <w:r>
+        <w:rPr>
+          <w:b/>
+          <w:bCs/>
+        </w:rPr>
+        <w:t>캐싱과</w:t>
+      </w:r>
+      <w:proofErr w:type="spellEnd"/>
+      <w:r>
+        <w:rPr>
+          <w:b/>
+          <w:bCs/>
+        </w:rPr>
+        <w:t xml:space="preserve"> 샘플링으로 반복 비용을 줄이는 방향</w:t>
       </w:r>
       <w:r>
         <w:t>으로 발전했다.</w:t>
@@ -6123,8 +7249,21 @@
         <w:ind w:leftChars="0"/>
       </w:pPr>
       <w:r>
-        <w:t>BERT/SentenceTransformer 기반 문장 임베딩</w:t>
-      </w:r>
+        <w:t>BERT/</w:t>
+      </w:r>
+      <w:proofErr w:type="spellStart"/>
+      <w:r>
+        <w:t>SentenceTransformer</w:t>
+      </w:r>
+      <w:proofErr w:type="spellEnd"/>
+      <w:r>
+        <w:t xml:space="preserve"> 기반 문장 </w:t>
+      </w:r>
+      <w:proofErr w:type="spellStart"/>
+      <w:r>
+        <w:t>임베딩</w:t>
+      </w:r>
+      <w:proofErr w:type="spellEnd"/>
     </w:p>
     <w:p>
       <w:pPr>
@@ -6136,7 +7275,44 @@
         <w:ind w:leftChars="0"/>
       </w:pPr>
       <w:r>
-        <w:t>Word2Vec / GloVe / FastText 계열 임베딩 루틴</w:t>
+        <w:t>Word2</w:t>
+      </w:r>
+      <w:proofErr w:type="gramStart"/>
+      <w:r>
+        <w:t>Vec /</w:t>
+      </w:r>
+      <w:proofErr w:type="gramEnd"/>
+      <w:r>
+        <w:t xml:space="preserve"> </w:t>
+      </w:r>
+      <w:proofErr w:type="spellStart"/>
+      <w:proofErr w:type="gramStart"/>
+      <w:r>
+        <w:t>GloVe</w:t>
+      </w:r>
+      <w:proofErr w:type="spellEnd"/>
+      <w:r>
+        <w:t xml:space="preserve"> /</w:t>
+      </w:r>
+      <w:proofErr w:type="gramEnd"/>
+      <w:r>
+        <w:t xml:space="preserve"> </w:t>
+      </w:r>
+      <w:proofErr w:type="spellStart"/>
+      <w:r>
+        <w:t>FastText</w:t>
+      </w:r>
+      <w:proofErr w:type="spellEnd"/>
+      <w:r>
+        <w:t xml:space="preserve"> 계열 </w:t>
+      </w:r>
+      <w:proofErr w:type="spellStart"/>
+      <w:r>
+        <w:t>임베딩</w:t>
+      </w:r>
+      <w:proofErr w:type="spellEnd"/>
+      <w:r>
+        <w:t xml:space="preserve"> 루틴</w:t>
       </w:r>
     </w:p>
     <w:p>
@@ -6153,7 +7329,25 @@
           <w:bCs/>
           <w:u w:val="single"/>
         </w:rPr>
-        <w:t>대용량 최적화 전략(팀원 레포트 톤에 맞춘 요약)</w:t>
+        <w:t xml:space="preserve">대용량 최적화 전략(팀원 </w:t>
+      </w:r>
+      <w:proofErr w:type="spellStart"/>
+      <w:r>
+        <w:rPr>
+          <w:b/>
+          <w:bCs/>
+          <w:u w:val="single"/>
+        </w:rPr>
+        <w:t>레포트</w:t>
+      </w:r>
+      <w:proofErr w:type="spellEnd"/>
+      <w:r>
+        <w:rPr>
+          <w:b/>
+          <w:bCs/>
+          <w:u w:val="single"/>
+        </w:rPr>
+        <w:t xml:space="preserve"> 톤에 맞춘 요약)</w:t>
       </w:r>
     </w:p>
     <w:p>
@@ -6165,15 +7359,32 @@
         </w:numPr>
         <w:ind w:leftChars="0"/>
       </w:pPr>
-      <w:r>
-        <w:t xml:space="preserve">캐싱: 벡터화 결과를 </w:t>
-      </w:r>
-      <w:r>
-        <w:rPr>
-          <w:b/>
-          <w:bCs/>
-        </w:rPr>
-        <w:t>../results/cache</w:t>
+      <w:proofErr w:type="spellStart"/>
+      <w:r>
+        <w:t>캐싱</w:t>
+      </w:r>
+      <w:proofErr w:type="spellEnd"/>
+      <w:r>
+        <w:t>: 벡터화 결과를</w:t>
+      </w:r>
+      <w:proofErr w:type="gramStart"/>
+      <w:r>
+        <w:t xml:space="preserve"> </w:t>
+      </w:r>
+      <w:r>
+        <w:rPr>
+          <w:b/>
+          <w:bCs/>
+        </w:rPr>
+        <w:t>..</w:t>
+      </w:r>
+      <w:proofErr w:type="gramEnd"/>
+      <w:r>
+        <w:rPr>
+          <w:b/>
+          <w:bCs/>
+        </w:rPr>
+        <w:t>/results/cache</w:t>
       </w:r>
       <w:r>
         <w:t>에 저장해 재실행 비용 최소화</w:t>
@@ -6232,7 +7443,16 @@
         <w:ind w:leftChars="0"/>
       </w:pPr>
       <w:r>
-        <w:t>“다양한 벡터화 후보를 넓게 탐색(V6–V9) → 반복 비용을 캐싱으로 통제 → 최종 베이스라인은 TF-IDF(SVD) 중심으로 안정화” 흐</w:t>
+        <w:lastRenderedPageBreak/>
+        <w:t xml:space="preserve">“다양한 벡터화 후보를 넓게 탐색(V6–V9) → 반복 비용을 </w:t>
+      </w:r>
+      <w:proofErr w:type="spellStart"/>
+      <w:r>
+        <w:t>캐싱으로</w:t>
+      </w:r>
+      <w:proofErr w:type="spellEnd"/>
+      <w:r>
+        <w:t xml:space="preserve"> 통제 → 최종 베이스라인은 TF-IDF(SVD) 중심으로 안정화” 흐</w:t>
       </w:r>
       <w:r>
         <w:rPr>
@@ -6246,20 +7466,6 @@
       <w:r>
         <w:br w:type="page"/>
       </w:r>
-    </w:p>
-    <w:p>
-      <w:pPr>
-        <w:sectPr>
-          <w:headerReference w:type="default" r:id="rId24"/>
-          <w:footerReference w:type="default" r:id="rId25"/>
-          <w:headerReference w:type="first" r:id="rId26"/>
-          <w:pgSz w:w="11906" w:h="16838"/>
-          <w:pgMar w:top="1985" w:right="1701" w:bottom="1701" w:left="1701" w:header="851" w:footer="454" w:gutter="0"/>
-          <w:pgNumType w:start="1"/>
-          <w:cols w:space="425"/>
-          <w:docGrid w:linePitch="360"/>
-        </w:sectPr>
-      </w:pPr>
     </w:p>
     <w:p>
       <w:pPr>
@@ -6363,11 +7569,33 @@
           <w:rFonts w:asciiTheme="majorHAnsi" w:eastAsiaTheme="majorEastAsia" w:hAnsiTheme="majorHAnsi" w:cstheme="majorBidi"/>
         </w:rPr>
       </w:pPr>
+      <w:proofErr w:type="spellStart"/>
       <w:r>
         <w:rPr>
           <w:rFonts w:asciiTheme="majorHAnsi" w:eastAsiaTheme="majorEastAsia" w:hAnsiTheme="majorHAnsi" w:cstheme="majorBidi"/>
         </w:rPr>
-        <w:t>LightGBM (LGBM): 속도와 메모리 효율이 뛰어난 부스팅 모델.</w:t>
+        <w:t>LightGBM</w:t>
+      </w:r>
+      <w:proofErr w:type="spellEnd"/>
+      <w:r>
+        <w:rPr>
+          <w:rFonts w:asciiTheme="majorHAnsi" w:eastAsiaTheme="majorEastAsia" w:hAnsiTheme="majorHAnsi" w:cstheme="majorBidi"/>
+        </w:rPr>
+        <w:t xml:space="preserve"> (LGBM): 속도와 메모리 효율이 뛰어난 </w:t>
+      </w:r>
+      <w:proofErr w:type="spellStart"/>
+      <w:r>
+        <w:rPr>
+          <w:rFonts w:asciiTheme="majorHAnsi" w:eastAsiaTheme="majorEastAsia" w:hAnsiTheme="majorHAnsi" w:cstheme="majorBidi"/>
+        </w:rPr>
+        <w:t>부스팅</w:t>
+      </w:r>
+      <w:proofErr w:type="spellEnd"/>
+      <w:r>
+        <w:rPr>
+          <w:rFonts w:asciiTheme="majorHAnsi" w:eastAsiaTheme="majorEastAsia" w:hAnsiTheme="majorHAnsi" w:cstheme="majorBidi"/>
+        </w:rPr>
+        <w:t xml:space="preserve"> 모델.</w:t>
       </w:r>
     </w:p>
     <w:p>
@@ -6380,11 +7608,33 @@
           <w:rFonts w:asciiTheme="majorHAnsi" w:eastAsiaTheme="majorEastAsia" w:hAnsiTheme="majorHAnsi" w:cstheme="majorBidi"/>
         </w:rPr>
       </w:pPr>
+      <w:proofErr w:type="spellStart"/>
       <w:r>
         <w:rPr>
           <w:rFonts w:asciiTheme="majorHAnsi" w:eastAsiaTheme="majorEastAsia" w:hAnsiTheme="majorHAnsi" w:cstheme="majorBidi"/>
         </w:rPr>
-        <w:t>XGBoost (XGB): 안정적이고 강력한 성능을 가진 부스팅 모델.</w:t>
+        <w:t>XGBoost</w:t>
+      </w:r>
+      <w:proofErr w:type="spellEnd"/>
+      <w:r>
+        <w:rPr>
+          <w:rFonts w:asciiTheme="majorHAnsi" w:eastAsiaTheme="majorEastAsia" w:hAnsiTheme="majorHAnsi" w:cstheme="majorBidi"/>
+        </w:rPr>
+        <w:t xml:space="preserve"> (XGB): 안정적이고 강력한 성능을 가진 </w:t>
+      </w:r>
+      <w:proofErr w:type="spellStart"/>
+      <w:r>
+        <w:rPr>
+          <w:rFonts w:asciiTheme="majorHAnsi" w:eastAsiaTheme="majorEastAsia" w:hAnsiTheme="majorHAnsi" w:cstheme="majorBidi"/>
+        </w:rPr>
+        <w:t>부스팅</w:t>
+      </w:r>
+      <w:proofErr w:type="spellEnd"/>
+      <w:r>
+        <w:rPr>
+          <w:rFonts w:asciiTheme="majorHAnsi" w:eastAsiaTheme="majorEastAsia" w:hAnsiTheme="majorHAnsi" w:cstheme="majorBidi"/>
+        </w:rPr>
+        <w:t xml:space="preserve"> 모델.</w:t>
       </w:r>
     </w:p>
     <w:p>
@@ -6397,11 +7647,33 @@
           <w:rFonts w:asciiTheme="majorHAnsi" w:eastAsiaTheme="majorEastAsia" w:hAnsiTheme="majorHAnsi" w:cstheme="majorBidi"/>
         </w:rPr>
       </w:pPr>
+      <w:proofErr w:type="spellStart"/>
       <w:r>
         <w:rPr>
           <w:rFonts w:asciiTheme="majorHAnsi" w:eastAsiaTheme="majorEastAsia" w:hAnsiTheme="majorHAnsi" w:cstheme="majorBidi"/>
         </w:rPr>
-        <w:t>CatBoost (CB): 범주형 변수 처리에 강점을 가진 부스팅 모델.</w:t>
+        <w:t>CatBoost</w:t>
+      </w:r>
+      <w:proofErr w:type="spellEnd"/>
+      <w:r>
+        <w:rPr>
+          <w:rFonts w:asciiTheme="majorHAnsi" w:eastAsiaTheme="majorEastAsia" w:hAnsiTheme="majorHAnsi" w:cstheme="majorBidi"/>
+        </w:rPr>
+        <w:t xml:space="preserve"> (CB): 범주형 변수 처리에 강점을 가진 </w:t>
+      </w:r>
+      <w:proofErr w:type="spellStart"/>
+      <w:r>
+        <w:rPr>
+          <w:rFonts w:asciiTheme="majorHAnsi" w:eastAsiaTheme="majorEastAsia" w:hAnsiTheme="majorHAnsi" w:cstheme="majorBidi"/>
+        </w:rPr>
+        <w:t>부스팅</w:t>
+      </w:r>
+      <w:proofErr w:type="spellEnd"/>
+      <w:r>
+        <w:rPr>
+          <w:rFonts w:asciiTheme="majorHAnsi" w:eastAsiaTheme="majorEastAsia" w:hAnsiTheme="majorHAnsi" w:cstheme="majorBidi"/>
+        </w:rPr>
+        <w:t xml:space="preserve"> 모델.</w:t>
       </w:r>
     </w:p>
     <w:p>
@@ -6462,7 +7734,7 @@
         </w:rPr>
         <w:lastRenderedPageBreak/>
         <w:drawing>
-          <wp:inline distT="0" distB="0" distL="0" distR="0" wp14:anchorId="426E8281" wp14:editId="548ED525">
+          <wp:inline distT="0" distB="0" distL="0" distR="0" wp14:anchorId="426E8281" wp14:editId="173D50D5">
             <wp:extent cx="5343525" cy="3812429"/>
             <wp:effectExtent l="0" t="0" r="0" b="0"/>
             <wp:docPr id="433821249" name="그림 2"/>
@@ -6479,7 +7751,7 @@
                     </pic:cNvPicPr>
                   </pic:nvPicPr>
                   <pic:blipFill>
-                    <a:blip r:embed="rId27" cstate="print">
+                    <a:blip r:embed="rId24" cstate="print">
                       <a:extLst>
                         <a:ext uri="{28A0092B-C50C-407E-A947-70E740481C1C}">
                           <a14:useLocalDpi xmlns:a14="http://schemas.microsoft.com/office/drawing/2010/main" val="0"/>
@@ -6519,7 +7791,21 @@
         <w:rPr>
           <w:rFonts w:hint="eastAsia"/>
         </w:rPr>
-        <w:t xml:space="preserve">[그림 5.2.13 모델별 </w:t>
+        <w:t xml:space="preserve">[그림 5.2.13 </w:t>
+      </w:r>
+      <w:proofErr w:type="spellStart"/>
+      <w:r>
+        <w:rPr>
+          <w:rFonts w:hint="eastAsia"/>
+        </w:rPr>
+        <w:t>모델별</w:t>
+      </w:r>
+      <w:proofErr w:type="spellEnd"/>
+      <w:r>
+        <w:rPr>
+          <w:rFonts w:hint="eastAsia"/>
+        </w:rPr>
+        <w:t xml:space="preserve"> </w:t>
       </w:r>
       <w:r>
         <w:t>오차 지표</w:t>
@@ -6603,8 +7889,21 @@
         </w:rPr>
         <w:t xml:space="preserve"> </w:t>
       </w:r>
-      <w:r>
-        <w:t>candidate_et와 mercari_best_latest 모델이 0.9997로 가장 높은 R² 값을 기록하며 가장 우수한 설명력을 나타냈</w:t>
+      <w:proofErr w:type="spellStart"/>
+      <w:r>
+        <w:t>candidate_et</w:t>
+      </w:r>
+      <w:proofErr w:type="spellEnd"/>
+      <w:r>
+        <w:t xml:space="preserve">와 </w:t>
+      </w:r>
+      <w:proofErr w:type="spellStart"/>
+      <w:r>
+        <w:t>mercari_best_latest</w:t>
+      </w:r>
+      <w:proofErr w:type="spellEnd"/>
+      <w:r>
+        <w:t xml:space="preserve"> 모델이 0.9997로 가장 높은 R² 값을 기록하며 가장 우수한 설명력을 나타냈</w:t>
       </w:r>
       <w:r>
         <w:t>다.</w:t>
@@ -6615,8 +7914,13 @@
         </w:rPr>
         <w:t xml:space="preserve"> </w:t>
       </w:r>
-      <w:r>
-        <w:t>candidate_ridge가 0.9888로 가장 낮은 값을 보였</w:t>
+      <w:proofErr w:type="spellStart"/>
+      <w:r>
+        <w:t>candidate_ridge</w:t>
+      </w:r>
+      <w:proofErr w:type="spellEnd"/>
+      <w:r>
+        <w:t>가 0.9888로 가장 낮은 값을 보였</w:t>
       </w:r>
       <w:r>
         <w:t>다.</w:t>
@@ -6663,7 +7967,23 @@
         <w:ind w:leftChars="100" w:left="210"/>
       </w:pPr>
       <w:r>
-        <w:t>RMSE는 예측값과 실제값의 차이를 나타내며, 값이 낮을수록 좋</w:t>
+        <w:t xml:space="preserve">RMSE는 </w:t>
+      </w:r>
+      <w:proofErr w:type="spellStart"/>
+      <w:r>
+        <w:t>예측값과</w:t>
+      </w:r>
+      <w:proofErr w:type="spellEnd"/>
+      <w:r>
+        <w:t xml:space="preserve"> </w:t>
+      </w:r>
+      <w:proofErr w:type="spellStart"/>
+      <w:r>
+        <w:t>실제값의</w:t>
+      </w:r>
+      <w:proofErr w:type="spellEnd"/>
+      <w:r>
+        <w:t xml:space="preserve"> 차이를 나타내며, 값이 낮을수록 좋</w:t>
       </w:r>
       <w:r>
         <w:t>다.</w:t>
@@ -6673,9 +7993,22 @@
       <w:pPr>
         <w:ind w:leftChars="100" w:left="210"/>
       </w:pPr>
+      <w:proofErr w:type="spellStart"/>
       <w:r>
         <w:lastRenderedPageBreak/>
-        <w:t>candidate_et와 candidate_rf 모델이 각각 0.0133과 0.0124로 가장 낮은 오차를 보였</w:t>
+        <w:t>candidate_et</w:t>
+      </w:r>
+      <w:proofErr w:type="spellEnd"/>
+      <w:r>
+        <w:t xml:space="preserve">와 </w:t>
+      </w:r>
+      <w:proofErr w:type="spellStart"/>
+      <w:r>
+        <w:t>candidate_rf</w:t>
+      </w:r>
+      <w:proofErr w:type="spellEnd"/>
+      <w:r>
+        <w:t xml:space="preserve"> 모델이 각각 0.0133과 0.0124로 가장 낮은 오차를 보였</w:t>
       </w:r>
       <w:r>
         <w:t>다.</w:t>
@@ -6685,8 +8018,13 @@
       <w:pPr>
         <w:ind w:leftChars="100" w:left="210"/>
       </w:pPr>
-      <w:r>
-        <w:t>mercari_best_latest 모델도 0.0124로 매우 낮은 오차를 보였</w:t>
+      <w:proofErr w:type="spellStart"/>
+      <w:r>
+        <w:t>mercari_best_latest</w:t>
+      </w:r>
+      <w:proofErr w:type="spellEnd"/>
+      <w:r>
+        <w:t xml:space="preserve"> 모델도 0.0124로 매우 낮은 오차를 보였</w:t>
       </w:r>
       <w:r>
         <w:t>다.</w:t>
@@ -6696,8 +8034,13 @@
       <w:pPr>
         <w:ind w:leftChars="100" w:left="210"/>
       </w:pPr>
-      <w:r>
-        <w:t>candidate_ridge 모델은 0.1317로, 다른 모델들에 비해 압도적으로 높은 오차를 보여 성능이 가장 낮음을 시사</w:t>
+      <w:proofErr w:type="spellStart"/>
+      <w:r>
+        <w:t>candidate_ridge</w:t>
+      </w:r>
+      <w:proofErr w:type="spellEnd"/>
+      <w:r>
+        <w:t xml:space="preserve"> 모델은 0.1317로, 다른 모델들에 비해 압도적으로 높은 오차를 보여 성능이 가장 낮음을 시사</w:t>
       </w:r>
       <w:r>
         <w:t>한다</w:t>
@@ -6758,8 +8101,13 @@
       <w:pPr>
         <w:ind w:leftChars="100" w:left="210"/>
       </w:pPr>
-      <w:r>
-        <w:t>candidate_et 모델이 0.0015로 가장 낮은 MAE를 기록했</w:t>
+      <w:proofErr w:type="spellStart"/>
+      <w:r>
+        <w:t>candidate_et</w:t>
+      </w:r>
+      <w:proofErr w:type="spellEnd"/>
+      <w:r>
+        <w:t xml:space="preserve"> 모델이 0.0015로 가장 낮은 MAE를 기록했</w:t>
       </w:r>
       <w:r>
         <w:t>다.</w:t>
@@ -6769,8 +8117,13 @@
       <w:pPr>
         <w:ind w:leftChars="100" w:left="210"/>
       </w:pPr>
-      <w:r>
-        <w:t>candidate_rf 모델이 0.0023으로 그 뒤를 이었</w:t>
+      <w:proofErr w:type="spellStart"/>
+      <w:r>
+        <w:t>candidate_rf</w:t>
+      </w:r>
+      <w:proofErr w:type="spellEnd"/>
+      <w:r>
+        <w:t xml:space="preserve"> 모델이 0.0023으로 그 뒤를 이었</w:t>
       </w:r>
       <w:r>
         <w:t>다.</w:t>
@@ -6780,8 +8133,13 @@
       <w:pPr>
         <w:ind w:leftChars="100" w:left="210"/>
       </w:pPr>
-      <w:r>
-        <w:t>candidate_ridge 모델은 RMSE와 마찬가지로 0.0826으로 가장 큰 오차를 보였</w:t>
+      <w:proofErr w:type="spellStart"/>
+      <w:r>
+        <w:t>candidate_ridge</w:t>
+      </w:r>
+      <w:proofErr w:type="spellEnd"/>
+      <w:r>
+        <w:t xml:space="preserve"> 모델은 RMSE와 마찬가지로 0.0826으로 가장 큰 오차를 보였</w:t>
       </w:r>
       <w:r>
         <w:t>다.</w:t>
@@ -6848,8 +8206,21 @@
       <w:pPr>
         <w:ind w:leftChars="100" w:left="210"/>
       </w:pPr>
-      <w:r>
-        <w:t>candidate_et와 candidate_rf 모델이 가장 낮은 RMSLE를 기록하여, 가격 예측 성능이 우수함을 입증했</w:t>
+      <w:proofErr w:type="spellStart"/>
+      <w:r>
+        <w:t>candidate_et</w:t>
+      </w:r>
+      <w:proofErr w:type="spellEnd"/>
+      <w:r>
+        <w:t xml:space="preserve">와 </w:t>
+      </w:r>
+      <w:proofErr w:type="spellStart"/>
+      <w:r>
+        <w:t>candidate_rf</w:t>
+      </w:r>
+      <w:proofErr w:type="spellEnd"/>
+      <w:r>
+        <w:t xml:space="preserve"> 모델이 가장 낮은 RMSLE를 기록하여, 가격 예측 성능이 우수함을 입증했</w:t>
       </w:r>
       <w:r>
         <w:t>다.</w:t>
@@ -6859,8 +8230,13 @@
       <w:pPr>
         <w:ind w:leftChars="100" w:left="210"/>
       </w:pPr>
-      <w:r>
-        <w:t>candidate_ridge 모델은 0.1317로 가장 높은 RMSLE를 기록했</w:t>
+      <w:proofErr w:type="spellStart"/>
+      <w:r>
+        <w:t>candidate_ridge</w:t>
+      </w:r>
+      <w:proofErr w:type="spellEnd"/>
+      <w:r>
+        <w:t xml:space="preserve"> 모델은 0.1317로 가장 높은 RMSLE를 기록했</w:t>
       </w:r>
       <w:r>
         <w:t>다.</w:t>
@@ -6892,7 +8268,23 @@
     </w:p>
     <w:p>
       <w:r>
-        <w:t>최우수 모델: candidate_et (Extra Trees) 및 candidate_rf (Random Forest) 계열 모델이 전반적으로 가장 낮은 오차(RMSE, MAE, RMSLE)를 기록하며 최고의 단일 모델 성능을 보였</w:t>
+        <w:t xml:space="preserve">최우수 모델: </w:t>
+      </w:r>
+      <w:proofErr w:type="spellStart"/>
+      <w:r>
+        <w:t>candidate_et</w:t>
+      </w:r>
+      <w:proofErr w:type="spellEnd"/>
+      <w:r>
+        <w:t xml:space="preserve"> (Extra Trees) 및 </w:t>
+      </w:r>
+      <w:proofErr w:type="spellStart"/>
+      <w:r>
+        <w:t>candidate_rf</w:t>
+      </w:r>
+      <w:proofErr w:type="spellEnd"/>
+      <w:r>
+        <w:t xml:space="preserve"> (Random Forest) 계열 모델이 전반적으로 가장 낮은 오차(RMSE, MAE, RMSLE)를 기록하며 최고의 단일 모델 성능을 보였</w:t>
       </w:r>
       <w:r>
         <w:t>다.</w:t>
@@ -6901,7 +8293,23 @@
     <w:p>
       <w:r>
         <w:lastRenderedPageBreak/>
-        <w:t>최종 전략 모델 (mercari_best_latest): 이 모델은 R² 0.9997, RMSE 0.0124를 기록하며, 최적화된 앙상블 또는 하이퍼파라미터 튜닝을 거친 모델이 최종 성능 지표에서 최상위권을 차지했음을 보여줍니다.</w:t>
+        <w:t>최종 전략 모델 (</w:t>
+      </w:r>
+      <w:proofErr w:type="spellStart"/>
+      <w:r>
+        <w:t>mercari_best_latest</w:t>
+      </w:r>
+      <w:proofErr w:type="spellEnd"/>
+      <w:r>
+        <w:t xml:space="preserve">): 이 모델은 R² 0.9997, RMSE 0.0124를 기록하며, 최적화된 앙상블 또는 </w:t>
+      </w:r>
+      <w:proofErr w:type="spellStart"/>
+      <w:r>
+        <w:t>하이퍼파라미터</w:t>
+      </w:r>
+      <w:proofErr w:type="spellEnd"/>
+      <w:r>
+        <w:t xml:space="preserve"> 튜닝을 거친 모델이 최종 성능 지표에서 최상위권을 차지했음을 보여줍니다.</w:t>
       </w:r>
     </w:p>
     <w:p>
@@ -6923,7 +8331,23 @@
       <w:bookmarkStart w:id="37" w:name="_Toc216712452"/>
       <w:bookmarkStart w:id="38" w:name="_Toc216712498"/>
       <w:r>
-        <w:t>5.3.2 PyCaret, AutoGluon, Scikit-learn 비교 개요</w:t>
+        <w:t xml:space="preserve">5.3.2 </w:t>
+      </w:r>
+      <w:proofErr w:type="spellStart"/>
+      <w:r>
+        <w:t>PyCaret</w:t>
+      </w:r>
+      <w:proofErr w:type="spellEnd"/>
+      <w:r>
+        <w:t xml:space="preserve">, </w:t>
+      </w:r>
+      <w:proofErr w:type="spellStart"/>
+      <w:r>
+        <w:t>AutoGluon</w:t>
+      </w:r>
+      <w:proofErr w:type="spellEnd"/>
+      <w:r>
+        <w:t>, Scikit-learn 비교 개요</w:t>
       </w:r>
       <w:bookmarkEnd w:id="36"/>
       <w:bookmarkEnd w:id="37"/>
@@ -7065,6 +8489,7 @@
                 <w:szCs w:val="20"/>
               </w:rPr>
             </w:pPr>
+            <w:proofErr w:type="spellStart"/>
             <w:r>
               <w:rPr>
                 <w:rFonts w:asciiTheme="majorHAnsi" w:eastAsiaTheme="majorEastAsia" w:hAnsiTheme="majorHAnsi" w:cstheme="majorBidi"/>
@@ -7075,6 +8500,7 @@
               </w:rPr>
               <w:t>pycaret</w:t>
             </w:r>
+            <w:proofErr w:type="spellEnd"/>
           </w:p>
         </w:tc>
         <w:tc>
@@ -7085,7 +8511,7 @@
           <w:p>
             <w:pPr>
               <w:spacing w:after="160" w:line="300" w:lineRule="auto"/>
-              <w:jc w:val="center"/>
+              <w:jc w:val="left"/>
               <w:cnfStyle w:val="000000100000" w:firstRow="0" w:lastRow="0" w:firstColumn="0" w:lastColumn="0" w:oddVBand="0" w:evenVBand="0" w:oddHBand="1" w:evenHBand="0" w:firstRowFirstColumn="0" w:firstRowLastColumn="0" w:lastRowFirstColumn="0" w:lastRowLastColumn="0"/>
               <w:rPr>
                 <w:rFonts w:asciiTheme="majorHAnsi" w:eastAsiaTheme="majorEastAsia" w:hAnsiTheme="majorHAnsi" w:cstheme="majorBidi"/>
@@ -7111,7 +8537,7 @@
           <w:p>
             <w:pPr>
               <w:spacing w:after="160" w:line="300" w:lineRule="auto"/>
-              <w:jc w:val="center"/>
+              <w:jc w:val="left"/>
               <w:cnfStyle w:val="000000100000" w:firstRow="0" w:lastRow="0" w:firstColumn="0" w:lastColumn="0" w:oddVBand="0" w:evenVBand="0" w:oddHBand="1" w:evenHBand="0" w:firstRowFirstColumn="0" w:firstRowLastColumn="0" w:lastRowFirstColumn="0" w:lastRowLastColumn="0"/>
               <w:rPr>
                 <w:rFonts w:asciiTheme="majorHAnsi" w:eastAsiaTheme="majorEastAsia" w:hAnsiTheme="majorHAnsi" w:cstheme="majorBidi"/>
@@ -7149,6 +8575,7 @@
                 <w:szCs w:val="20"/>
               </w:rPr>
             </w:pPr>
+            <w:proofErr w:type="spellStart"/>
             <w:r>
               <w:rPr>
                 <w:rFonts w:asciiTheme="majorHAnsi" w:eastAsiaTheme="majorEastAsia" w:hAnsiTheme="majorHAnsi" w:cstheme="majorBidi"/>
@@ -7159,6 +8586,7 @@
               </w:rPr>
               <w:t>autogluon</w:t>
             </w:r>
+            <w:proofErr w:type="spellEnd"/>
           </w:p>
         </w:tc>
         <w:tc>
@@ -7169,7 +8597,7 @@
           <w:p>
             <w:pPr>
               <w:spacing w:after="160" w:line="300" w:lineRule="auto"/>
-              <w:jc w:val="center"/>
+              <w:jc w:val="left"/>
               <w:cnfStyle w:val="000000000000" w:firstRow="0" w:lastRow="0" w:firstColumn="0" w:lastColumn="0" w:oddVBand="0" w:evenVBand="0" w:oddHBand="0" w:evenHBand="0" w:firstRowFirstColumn="0" w:firstRowLastColumn="0" w:lastRowFirstColumn="0" w:lastRowLastColumn="0"/>
               <w:rPr>
                 <w:rFonts w:asciiTheme="majorHAnsi" w:eastAsiaTheme="majorEastAsia" w:hAnsiTheme="majorHAnsi" w:cstheme="majorBidi"/>
@@ -7195,7 +8623,7 @@
           <w:p>
             <w:pPr>
               <w:spacing w:after="160" w:line="300" w:lineRule="auto"/>
-              <w:jc w:val="center"/>
+              <w:jc w:val="left"/>
               <w:cnfStyle w:val="000000000000" w:firstRow="0" w:lastRow="0" w:firstColumn="0" w:lastColumn="0" w:oddVBand="0" w:evenVBand="0" w:oddHBand="0" w:evenHBand="0" w:firstRowFirstColumn="0" w:firstRowLastColumn="0" w:lastRowFirstColumn="0" w:lastRowLastColumn="0"/>
               <w:rPr>
                 <w:rFonts w:asciiTheme="majorHAnsi" w:eastAsiaTheme="majorEastAsia" w:hAnsiTheme="majorHAnsi" w:cstheme="majorBidi"/>
@@ -7257,7 +8685,7 @@
           <w:p>
             <w:pPr>
               <w:spacing w:after="160" w:line="300" w:lineRule="auto"/>
-              <w:jc w:val="center"/>
+              <w:jc w:val="left"/>
               <w:cnfStyle w:val="000000100000" w:firstRow="0" w:lastRow="0" w:firstColumn="0" w:lastColumn="0" w:oddVBand="0" w:evenVBand="0" w:oddHBand="1" w:evenHBand="0" w:firstRowFirstColumn="0" w:firstRowLastColumn="0" w:lastRowFirstColumn="0" w:lastRowLastColumn="0"/>
               <w:rPr>
                 <w:rFonts w:asciiTheme="majorHAnsi" w:eastAsiaTheme="majorEastAsia" w:hAnsiTheme="majorHAnsi" w:cstheme="majorBidi"/>
@@ -7283,7 +8711,7 @@
           <w:p>
             <w:pPr>
               <w:spacing w:after="160" w:line="300" w:lineRule="auto"/>
-              <w:jc w:val="center"/>
+              <w:jc w:val="left"/>
               <w:cnfStyle w:val="000000100000" w:firstRow="0" w:lastRow="0" w:firstColumn="0" w:lastColumn="0" w:oddVBand="0" w:evenVBand="0" w:oddHBand="1" w:evenHBand="0" w:firstRowFirstColumn="0" w:firstRowLastColumn="0" w:lastRowFirstColumn="0" w:lastRowLastColumn="0"/>
               <w:rPr>
                 <w:rFonts w:asciiTheme="majorHAnsi" w:eastAsiaTheme="majorEastAsia" w:hAnsiTheme="majorHAnsi" w:cstheme="majorBidi"/>
@@ -7303,13 +8731,7 @@
         </w:tc>
       </w:tr>
     </w:tbl>
-    <w:p>
-      <w:pPr>
-        <w:rPr>
-          <w:rFonts w:hint="eastAsia"/>
-        </w:rPr>
-      </w:pPr>
-    </w:p>
+    <w:p/>
     <w:p>
       <w:pPr>
         <w:pStyle w:val="4"/>
@@ -7321,18 +8743,50 @@
         <w:rPr>
           <w:bCs/>
         </w:rPr>
-        <w:t>5.3.2.1 PyCaret 기반의 단일 모델 최적화 전략</w:t>
-      </w:r>
-    </w:p>
-    <w:p>
+        <w:t xml:space="preserve">5.3.2.1 </w:t>
+      </w:r>
+      <w:proofErr w:type="spellStart"/>
       <w:r>
         <w:rPr>
           <w:bCs/>
         </w:rPr>
         <w:t>PyCaret</w:t>
       </w:r>
-      <w:r>
-        <w:t>은 머신러닝 워크플로우를 자동화하고 효율화하는 Low-Code 라이브러리</w:t>
+      <w:proofErr w:type="spellEnd"/>
+      <w:r>
+        <w:rPr>
+          <w:bCs/>
+        </w:rPr>
+        <w:t xml:space="preserve"> 기반의 단일 모델 최적화 전략</w:t>
+      </w:r>
+    </w:p>
+    <w:p>
+      <w:proofErr w:type="spellStart"/>
+      <w:r>
+        <w:rPr>
+          <w:bCs/>
+        </w:rPr>
+        <w:t>PyCaret</w:t>
+      </w:r>
+      <w:proofErr w:type="spellEnd"/>
+      <w:r>
+        <w:t xml:space="preserve">은 </w:t>
+      </w:r>
+      <w:proofErr w:type="spellStart"/>
+      <w:r>
+        <w:t>머신러닝</w:t>
+      </w:r>
+      <w:proofErr w:type="spellEnd"/>
+      <w:r>
+        <w:t xml:space="preserve"> 워크플로우를 자동화하고 </w:t>
+      </w:r>
+      <w:proofErr w:type="spellStart"/>
+      <w:r>
+        <w:t>효율화하는</w:t>
+      </w:r>
+      <w:proofErr w:type="spellEnd"/>
+      <w:r>
+        <w:t xml:space="preserve"> Low-Code 라이브러리</w:t>
       </w:r>
       <w:r>
         <w:t>이다.</w:t>
@@ -7344,7 +8798,21 @@
         <w:rPr>
           <w:bCs/>
         </w:rPr>
-        <w:t>단일 고성능 모델(LGBM, CatBoost 등)의 빠르고 투명한 실험, 비교, 최적화</w:t>
+        <w:t xml:space="preserve">단일 고성능 모델(LGBM, </w:t>
+      </w:r>
+      <w:proofErr w:type="spellStart"/>
+      <w:r>
+        <w:rPr>
+          <w:bCs/>
+        </w:rPr>
+        <w:t>CatBoost</w:t>
+      </w:r>
+      <w:proofErr w:type="spellEnd"/>
+      <w:r>
+        <w:rPr>
+          <w:bCs/>
+        </w:rPr>
+        <w:t xml:space="preserve"> 등)의 빠르고 투명한 실험, 비교, 최적화</w:t>
       </w:r>
       <w:r>
         <w:t>에 초점을 맞추는 데 사용되었</w:t>
@@ -7471,18 +8939,48 @@
           </w:tcPr>
           <w:p>
             <w:pPr>
-              <w:jc w:val="center"/>
+              <w:jc w:val="left"/>
               <w:cnfStyle w:val="000000100000" w:firstRow="0" w:lastRow="0" w:firstColumn="0" w:lastColumn="0" w:oddVBand="0" w:evenVBand="0" w:oddHBand="1" w:evenHBand="0" w:firstRowFirstColumn="0" w:firstRowLastColumn="0" w:lastRowFirstColumn="0" w:lastRowLastColumn="0"/>
               <w:rPr>
                 <w:szCs w:val="18"/>
               </w:rPr>
             </w:pPr>
+            <w:proofErr w:type="spellStart"/>
             <w:r>
               <w:rPr>
                 <w:szCs w:val="18"/>
               </w:rPr>
-              <w:t>setup_pycaret, compare_models, tune_model</w:t>
-            </w:r>
+              <w:t>setup_pycaret</w:t>
+            </w:r>
+            <w:proofErr w:type="spellEnd"/>
+            <w:r>
+              <w:rPr>
+                <w:szCs w:val="18"/>
+              </w:rPr>
+              <w:t xml:space="preserve">, </w:t>
+            </w:r>
+            <w:proofErr w:type="spellStart"/>
+            <w:r>
+              <w:rPr>
+                <w:szCs w:val="18"/>
+              </w:rPr>
+              <w:t>compare_models</w:t>
+            </w:r>
+            <w:proofErr w:type="spellEnd"/>
+            <w:r>
+              <w:rPr>
+                <w:szCs w:val="18"/>
+              </w:rPr>
+              <w:t xml:space="preserve">, </w:t>
+            </w:r>
+            <w:proofErr w:type="spellStart"/>
+            <w:r>
+              <w:rPr>
+                <w:szCs w:val="18"/>
+              </w:rPr>
+              <w:t>tune_model</w:t>
+            </w:r>
+            <w:proofErr w:type="spellEnd"/>
           </w:p>
         </w:tc>
         <w:tc>
@@ -7492,7 +8990,7 @@
           </w:tcPr>
           <w:p>
             <w:pPr>
-              <w:jc w:val="center"/>
+              <w:jc w:val="left"/>
               <w:cnfStyle w:val="000000100000" w:firstRow="0" w:lastRow="0" w:firstColumn="0" w:lastColumn="0" w:oddVBand="0" w:evenVBand="0" w:oddHBand="1" w:evenHBand="0" w:firstRowFirstColumn="0" w:firstRowLastColumn="0" w:lastRowFirstColumn="0" w:lastRowLastColumn="0"/>
               <w:rPr>
                 <w:szCs w:val="18"/>
@@ -7539,7 +9037,7 @@
           </w:tcPr>
           <w:p>
             <w:pPr>
-              <w:jc w:val="center"/>
+              <w:jc w:val="left"/>
               <w:cnfStyle w:val="000000000000" w:firstRow="0" w:lastRow="0" w:firstColumn="0" w:lastColumn="0" w:oddVBand="0" w:evenVBand="0" w:oddHBand="0" w:evenHBand="0" w:firstRowFirstColumn="0" w:firstRowLastColumn="0" w:lastRowFirstColumn="0" w:lastRowLastColumn="0"/>
               <w:rPr>
                 <w:szCs w:val="18"/>
@@ -7549,7 +9047,21 @@
               <w:rPr>
                 <w:szCs w:val="18"/>
               </w:rPr>
-              <w:t>GPU 가속 (LGBM, CatBoost 등)</w:t>
+              <w:t xml:space="preserve">GPU 가속 (LGBM, </w:t>
+            </w:r>
+            <w:proofErr w:type="spellStart"/>
+            <w:r>
+              <w:rPr>
+                <w:szCs w:val="18"/>
+              </w:rPr>
+              <w:t>CatBoost</w:t>
+            </w:r>
+            <w:proofErr w:type="spellEnd"/>
+            <w:r>
+              <w:rPr>
+                <w:szCs w:val="18"/>
+              </w:rPr>
+              <w:t xml:space="preserve"> 등)</w:t>
             </w:r>
           </w:p>
         </w:tc>
@@ -7560,7 +9072,7 @@
           </w:tcPr>
           <w:p>
             <w:pPr>
-              <w:jc w:val="center"/>
+              <w:jc w:val="left"/>
               <w:cnfStyle w:val="000000000000" w:firstRow="0" w:lastRow="0" w:firstColumn="0" w:lastColumn="0" w:oddVBand="0" w:evenVBand="0" w:oddHBand="0" w:evenHBand="0" w:firstRowFirstColumn="0" w:firstRowLastColumn="0" w:lastRowFirstColumn="0" w:lastRowLastColumn="0"/>
               <w:rPr>
                 <w:szCs w:val="18"/>
@@ -7609,7 +9121,7 @@
           </w:tcPr>
           <w:p>
             <w:pPr>
-              <w:jc w:val="center"/>
+              <w:jc w:val="left"/>
               <w:cnfStyle w:val="000000100000" w:firstRow="0" w:lastRow="0" w:firstColumn="0" w:lastColumn="0" w:oddVBand="0" w:evenVBand="0" w:oddHBand="1" w:evenHBand="0" w:firstRowFirstColumn="0" w:firstRowLastColumn="0" w:lastRowFirstColumn="0" w:lastRowLastColumn="0"/>
               <w:rPr>
                 <w:szCs w:val="18"/>
@@ -7630,7 +9142,7 @@
           </w:tcPr>
           <w:p>
             <w:pPr>
-              <w:jc w:val="center"/>
+              <w:jc w:val="left"/>
               <w:cnfStyle w:val="000000100000" w:firstRow="0" w:lastRow="0" w:firstColumn="0" w:lastColumn="0" w:oddVBand="0" w:evenVBand="0" w:oddHBand="1" w:evenHBand="0" w:firstRowFirstColumn="0" w:firstRowLastColumn="0" w:lastRowFirstColumn="0" w:lastRowLastColumn="0"/>
               <w:rPr>
                 <w:szCs w:val="18"/>
@@ -7661,15 +9173,40 @@
           <w:sz w:val="22"/>
           <w:szCs w:val="22"/>
         </w:rPr>
-        <w:t>코드 해석 및 PyCaret 워크플로우</w:t>
-      </w:r>
-    </w:p>
-    <w:p>
-      <w:r>
-        <w:rPr>
-          <w:bCs/>
-        </w:rPr>
-        <w:t>데이터 전처리</w:t>
+        <w:t xml:space="preserve">코드 해석 및 </w:t>
+      </w:r>
+      <w:proofErr w:type="spellStart"/>
+      <w:r>
+        <w:rPr>
+          <w:b/>
+          <w:sz w:val="22"/>
+          <w:szCs w:val="22"/>
+        </w:rPr>
+        <w:t>PyCaret</w:t>
+      </w:r>
+      <w:proofErr w:type="spellEnd"/>
+      <w:r>
+        <w:rPr>
+          <w:b/>
+          <w:sz w:val="22"/>
+          <w:szCs w:val="22"/>
+        </w:rPr>
+        <w:t xml:space="preserve"> 워크플로우</w:t>
+      </w:r>
+    </w:p>
+    <w:p>
+      <w:r>
+        <w:rPr>
+          <w:bCs/>
+        </w:rPr>
+        <w:t xml:space="preserve">데이터 </w:t>
+      </w:r>
+      <w:proofErr w:type="spellStart"/>
+      <w:r>
+        <w:rPr>
+          <w:bCs/>
+        </w:rPr>
+        <w:t>전처리</w:t>
       </w:r>
       <w:r>
         <w:rPr>
@@ -7682,7 +9219,14 @@
         <w:rPr>
           <w:bCs/>
         </w:rPr>
-        <w:t xml:space="preserve">텍스트 벡터화 </w:t>
+        <w:t>텍스트</w:t>
+      </w:r>
+      <w:proofErr w:type="spellEnd"/>
+      <w:r>
+        <w:rPr>
+          <w:bCs/>
+        </w:rPr>
+        <w:t xml:space="preserve"> 벡터화 </w:t>
       </w:r>
       <w:r>
         <w:rPr>
@@ -7704,11 +9248,19 @@
         </w:rPr>
         <w:t>→</w:t>
       </w:r>
-      <w:r>
-        <w:rPr>
-          <w:bCs/>
-        </w:rPr>
-        <w:t>PyCaret 설정</w:t>
+      <w:proofErr w:type="spellStart"/>
+      <w:r>
+        <w:rPr>
+          <w:bCs/>
+        </w:rPr>
+        <w:t>PyCaret</w:t>
+      </w:r>
+      <w:proofErr w:type="spellEnd"/>
+      <w:r>
+        <w:rPr>
+          <w:bCs/>
+        </w:rPr>
+        <w:t xml:space="preserve"> 설정</w:t>
       </w:r>
       <w:r>
         <w:t>의 순서로 진행</w:t>
@@ -7730,7 +9282,77 @@
         <w:rPr>
           <w:bCs/>
         </w:rPr>
-        <w:t>데이터 전처리 및 피처 엔지니어링 (_stratified_sample, normalize_text, build_text_stats, build_interactions)</w:t>
+        <w:t xml:space="preserve">데이터 </w:t>
+      </w:r>
+      <w:proofErr w:type="spellStart"/>
+      <w:r>
+        <w:rPr>
+          <w:bCs/>
+        </w:rPr>
+        <w:t>전처리</w:t>
+      </w:r>
+      <w:proofErr w:type="spellEnd"/>
+      <w:r>
+        <w:rPr>
+          <w:bCs/>
+        </w:rPr>
+        <w:t xml:space="preserve"> 및 피처 엔지니어링 (_</w:t>
+      </w:r>
+      <w:proofErr w:type="spellStart"/>
+      <w:r>
+        <w:rPr>
+          <w:bCs/>
+        </w:rPr>
+        <w:t>stratified_sample</w:t>
+      </w:r>
+      <w:proofErr w:type="spellEnd"/>
+      <w:r>
+        <w:rPr>
+          <w:bCs/>
+        </w:rPr>
+        <w:t xml:space="preserve">, </w:t>
+      </w:r>
+      <w:proofErr w:type="spellStart"/>
+      <w:r>
+        <w:rPr>
+          <w:bCs/>
+        </w:rPr>
+        <w:t>normalize_text</w:t>
+      </w:r>
+      <w:proofErr w:type="spellEnd"/>
+      <w:r>
+        <w:rPr>
+          <w:bCs/>
+        </w:rPr>
+        <w:t xml:space="preserve">, </w:t>
+      </w:r>
+      <w:proofErr w:type="spellStart"/>
+      <w:r>
+        <w:rPr>
+          <w:bCs/>
+        </w:rPr>
+        <w:t>build_text_stats</w:t>
+      </w:r>
+      <w:proofErr w:type="spellEnd"/>
+      <w:r>
+        <w:rPr>
+          <w:bCs/>
+        </w:rPr>
+        <w:t xml:space="preserve">, </w:t>
+      </w:r>
+      <w:proofErr w:type="spellStart"/>
+      <w:r>
+        <w:rPr>
+          <w:bCs/>
+        </w:rPr>
+        <w:t>build_interactions</w:t>
+      </w:r>
+      <w:proofErr w:type="spellEnd"/>
+      <w:r>
+        <w:rPr>
+          <w:bCs/>
+        </w:rPr>
+        <w:t>)</w:t>
       </w:r>
     </w:p>
     <w:tbl>
@@ -7845,8 +9467,19 @@
                 <w:sz w:val="20"/>
                 <w:szCs w:val="20"/>
               </w:rPr>
-              <w:t>_stratified_sample</w:t>
-            </w:r>
+              <w:t>_</w:t>
+            </w:r>
+            <w:proofErr w:type="spellStart"/>
+            <w:r>
+              <w:rPr>
+                <w:b w:val="0"/>
+                <w:bCs w:val="0"/>
+                <w:sz w:val="20"/>
+                <w:szCs w:val="20"/>
+              </w:rPr>
+              <w:t>stratified_sample</w:t>
+            </w:r>
+            <w:proofErr w:type="spellEnd"/>
           </w:p>
         </w:tc>
         <w:tc>
@@ -7856,7 +9489,7 @@
           </w:tcPr>
           <w:p>
             <w:pPr>
-              <w:jc w:val="center"/>
+              <w:jc w:val="left"/>
               <w:cnfStyle w:val="000000100000" w:firstRow="0" w:lastRow="0" w:firstColumn="0" w:lastColumn="0" w:oddVBand="0" w:evenVBand="0" w:oddHBand="1" w:evenHBand="0" w:firstRowFirstColumn="0" w:firstRowLastColumn="0" w:lastRowFirstColumn="0" w:lastRowLastColumn="0"/>
               <w:rPr>
                 <w:sz w:val="20"/>
@@ -7880,7 +9513,7 @@
           </w:tcPr>
           <w:p>
             <w:pPr>
-              <w:jc w:val="center"/>
+              <w:jc w:val="left"/>
               <w:cnfStyle w:val="000000100000" w:firstRow="0" w:lastRow="0" w:firstColumn="0" w:lastColumn="0" w:oddVBand="0" w:evenVBand="0" w:oddHBand="1" w:evenHBand="0" w:firstRowFirstColumn="0" w:firstRowLastColumn="0" w:lastRowFirstColumn="0" w:lastRowLastColumn="0"/>
               <w:rPr>
                 <w:sz w:val="20"/>
@@ -7907,7 +9540,23 @@
                 <w:sz w:val="20"/>
                 <w:szCs w:val="20"/>
               </w:rPr>
-              <w:t xml:space="preserve"> stratified undersample)</w:t>
+              <w:t xml:space="preserve"> stratified </w:t>
+            </w:r>
+            <w:proofErr w:type="spellStart"/>
+            <w:r>
+              <w:rPr>
+                <w:sz w:val="20"/>
+                <w:szCs w:val="20"/>
+              </w:rPr>
+              <w:t>undersample</w:t>
+            </w:r>
+            <w:proofErr w:type="spellEnd"/>
+            <w:r>
+              <w:rPr>
+                <w:sz w:val="20"/>
+                <w:szCs w:val="20"/>
+              </w:rPr>
+              <w:t>)</w:t>
             </w:r>
           </w:p>
         </w:tc>
@@ -7929,6 +9578,7 @@
                 <w:szCs w:val="20"/>
               </w:rPr>
             </w:pPr>
+            <w:proofErr w:type="spellStart"/>
             <w:r>
               <w:rPr>
                 <w:b w:val="0"/>
@@ -7938,6 +9588,7 @@
               </w:rPr>
               <w:t>normalize_text</w:t>
             </w:r>
+            <w:proofErr w:type="spellEnd"/>
           </w:p>
         </w:tc>
         <w:tc>
@@ -7947,7 +9598,7 @@
           </w:tcPr>
           <w:p>
             <w:pPr>
-              <w:jc w:val="center"/>
+              <w:jc w:val="left"/>
               <w:cnfStyle w:val="000000000000" w:firstRow="0" w:lastRow="0" w:firstColumn="0" w:lastColumn="0" w:oddVBand="0" w:evenVBand="0" w:oddHBand="0" w:evenHBand="0" w:firstRowFirstColumn="0" w:firstRowLastColumn="0" w:lastRowFirstColumn="0" w:lastRowLastColumn="0"/>
               <w:rPr>
                 <w:sz w:val="20"/>
@@ -7971,7 +9622,7 @@
           </w:tcPr>
           <w:p>
             <w:pPr>
-              <w:jc w:val="center"/>
+              <w:jc w:val="left"/>
               <w:cnfStyle w:val="000000000000" w:firstRow="0" w:lastRow="0" w:firstColumn="0" w:lastColumn="0" w:oddVBand="0" w:evenVBand="0" w:oddHBand="0" w:evenHBand="0" w:firstRowFirstColumn="0" w:firstRowLastColumn="0" w:lastRowFirstColumn="0" w:lastRowLastColumn="0"/>
               <w:rPr>
                 <w:sz w:val="20"/>
@@ -7983,7 +9634,39 @@
                 <w:sz w:val="20"/>
                 <w:szCs w:val="20"/>
               </w:rPr>
-              <w:t>name, item_description 컬럼의 텍스트를 소문자화하고, 숫자를 num으로, 특수문자를 공백으로 치환하여 텍스트 정제 ( normalize_text)</w:t>
+              <w:t xml:space="preserve">name, </w:t>
+            </w:r>
+            <w:proofErr w:type="spellStart"/>
+            <w:r>
+              <w:rPr>
+                <w:sz w:val="20"/>
+                <w:szCs w:val="20"/>
+              </w:rPr>
+              <w:t>item_description</w:t>
+            </w:r>
+            <w:proofErr w:type="spellEnd"/>
+            <w:r>
+              <w:rPr>
+                <w:sz w:val="20"/>
+                <w:szCs w:val="20"/>
+              </w:rPr>
+              <w:t xml:space="preserve"> 컬럼의 텍스트를 소문자화하고, 숫자를 num으로, 특수문자를 공백으로 치환하여 텍스트 정제 ( </w:t>
+            </w:r>
+            <w:proofErr w:type="spellStart"/>
+            <w:r>
+              <w:rPr>
+                <w:sz w:val="20"/>
+                <w:szCs w:val="20"/>
+              </w:rPr>
+              <w:t>normalize_text</w:t>
+            </w:r>
+            <w:proofErr w:type="spellEnd"/>
+            <w:r>
+              <w:rPr>
+                <w:sz w:val="20"/>
+                <w:szCs w:val="20"/>
+              </w:rPr>
+              <w:t>)</w:t>
             </w:r>
           </w:p>
         </w:tc>
@@ -8008,6 +9691,7 @@
                 <w:szCs w:val="20"/>
               </w:rPr>
             </w:pPr>
+            <w:proofErr w:type="spellStart"/>
             <w:r>
               <w:rPr>
                 <w:b w:val="0"/>
@@ -8017,6 +9701,7 @@
               </w:rPr>
               <w:t>build_text_stats</w:t>
             </w:r>
+            <w:proofErr w:type="spellEnd"/>
           </w:p>
         </w:tc>
         <w:tc>
@@ -8026,7 +9711,7 @@
           </w:tcPr>
           <w:p>
             <w:pPr>
-              <w:jc w:val="center"/>
+              <w:jc w:val="left"/>
               <w:cnfStyle w:val="000000100000" w:firstRow="0" w:lastRow="0" w:firstColumn="0" w:lastColumn="0" w:oddVBand="0" w:evenVBand="0" w:oddHBand="1" w:evenHBand="0" w:firstRowFirstColumn="0" w:firstRowLastColumn="0" w:lastRowFirstColumn="0" w:lastRowLastColumn="0"/>
               <w:rPr>
                 <w:sz w:val="20"/>
@@ -8050,7 +9735,7 @@
           </w:tcPr>
           <w:p>
             <w:pPr>
-              <w:jc w:val="center"/>
+              <w:jc w:val="left"/>
               <w:cnfStyle w:val="000000100000" w:firstRow="0" w:lastRow="0" w:firstColumn="0" w:lastColumn="0" w:oddVBand="0" w:evenVBand="0" w:oddHBand="1" w:evenHBand="0" w:firstRowFirstColumn="0" w:firstRowLastColumn="0" w:lastRowFirstColumn="0" w:lastRowLastColumn="0"/>
               <w:rPr>
                 <w:sz w:val="20"/>
@@ -8062,7 +9747,23 @@
                 <w:sz w:val="20"/>
                 <w:szCs w:val="20"/>
               </w:rPr>
-              <w:t>정규화된 텍스트에서 토큰 개수, 고유 토큰 개수, 평균 단어 길이 등 수치형 통계량을 계산하여 구조적 피처로 활용 (text_stats)</w:t>
+              <w:t>정규화된 텍스트에서 토큰 개수, 고유 토큰 개수, 평균 단어 길이 등 수치형 통계량을 계산하여 구조적 피처로 활용 (</w:t>
+            </w:r>
+            <w:proofErr w:type="spellStart"/>
+            <w:r>
+              <w:rPr>
+                <w:sz w:val="20"/>
+                <w:szCs w:val="20"/>
+              </w:rPr>
+              <w:t>text_stats</w:t>
+            </w:r>
+            <w:proofErr w:type="spellEnd"/>
+            <w:r>
+              <w:rPr>
+                <w:sz w:val="20"/>
+                <w:szCs w:val="20"/>
+              </w:rPr>
+              <w:t>)</w:t>
             </w:r>
           </w:p>
         </w:tc>
@@ -8084,6 +9785,7 @@
                 <w:szCs w:val="20"/>
               </w:rPr>
             </w:pPr>
+            <w:proofErr w:type="spellStart"/>
             <w:r>
               <w:rPr>
                 <w:b w:val="0"/>
@@ -8093,6 +9795,7 @@
               </w:rPr>
               <w:t>build_interactions</w:t>
             </w:r>
+            <w:proofErr w:type="spellEnd"/>
           </w:p>
         </w:tc>
         <w:tc>
@@ -8102,7 +9805,7 @@
           </w:tcPr>
           <w:p>
             <w:pPr>
-              <w:jc w:val="center"/>
+              <w:jc w:val="left"/>
               <w:cnfStyle w:val="000000000000" w:firstRow="0" w:lastRow="0" w:firstColumn="0" w:lastColumn="0" w:oddVBand="0" w:evenVBand="0" w:oddHBand="0" w:evenHBand="0" w:firstRowFirstColumn="0" w:firstRowLastColumn="0" w:lastRowFirstColumn="0" w:lastRowLastColumn="0"/>
               <w:rPr>
                 <w:sz w:val="20"/>
@@ -8126,19 +9829,76 @@
           </w:tcPr>
           <w:p>
             <w:pPr>
-              <w:jc w:val="center"/>
+              <w:jc w:val="left"/>
               <w:cnfStyle w:val="000000000000" w:firstRow="0" w:lastRow="0" w:firstColumn="0" w:lastColumn="0" w:oddVBand="0" w:evenVBand="0" w:oddHBand="0" w:evenHBand="0" w:firstRowFirstColumn="0" w:firstRowLastColumn="0" w:lastRowFirstColumn="0" w:lastRowLastColumn="0"/>
               <w:rPr>
                 <w:sz w:val="20"/>
                 <w:szCs w:val="20"/>
               </w:rPr>
             </w:pPr>
+            <w:proofErr w:type="spellStart"/>
             <w:r>
               <w:rPr>
                 <w:sz w:val="20"/>
                 <w:szCs w:val="20"/>
               </w:rPr>
-              <w:t>brand_name과 main_cat을 결합하여 새로운 범주형 피처 brand_main을 생성 (PyCaret setup 시 범주형으로 처리됨)</w:t>
+              <w:t>brand_name</w:t>
+            </w:r>
+            <w:proofErr w:type="spellEnd"/>
+            <w:r>
+              <w:rPr>
+                <w:sz w:val="20"/>
+                <w:szCs w:val="20"/>
+              </w:rPr>
+              <w:t xml:space="preserve">과 </w:t>
+            </w:r>
+            <w:proofErr w:type="spellStart"/>
+            <w:r>
+              <w:rPr>
+                <w:sz w:val="20"/>
+                <w:szCs w:val="20"/>
+              </w:rPr>
+              <w:t>main_cat</w:t>
+            </w:r>
+            <w:proofErr w:type="spellEnd"/>
+            <w:r>
+              <w:rPr>
+                <w:sz w:val="20"/>
+                <w:szCs w:val="20"/>
+              </w:rPr>
+              <w:t xml:space="preserve">을 결합하여 새로운 범주형 피처 </w:t>
+            </w:r>
+            <w:proofErr w:type="spellStart"/>
+            <w:r>
+              <w:rPr>
+                <w:sz w:val="20"/>
+                <w:szCs w:val="20"/>
+              </w:rPr>
+              <w:t>brand_main</w:t>
+            </w:r>
+            <w:proofErr w:type="spellEnd"/>
+            <w:r>
+              <w:rPr>
+                <w:sz w:val="20"/>
+                <w:szCs w:val="20"/>
+              </w:rPr>
+              <w:t>을 생성 (</w:t>
+            </w:r>
+            <w:proofErr w:type="spellStart"/>
+            <w:r>
+              <w:rPr>
+                <w:sz w:val="20"/>
+                <w:szCs w:val="20"/>
+              </w:rPr>
+              <w:t>PyCaret</w:t>
+            </w:r>
+            <w:proofErr w:type="spellEnd"/>
+            <w:r>
+              <w:rPr>
+                <w:sz w:val="20"/>
+                <w:szCs w:val="20"/>
+              </w:rPr>
+              <w:t xml:space="preserve"> setup 시 범주형으로 처리됨)</w:t>
             </w:r>
           </w:p>
         </w:tc>
@@ -8161,12 +9921,62 @@
         <w:rPr>
           <w:bCs/>
         </w:rPr>
-        <w:t>텍스트 벡터화 및 차원 축소 (vectorize_text_tfidf, vectorize_text_tfidf_gpu, vectorize_text)</w:t>
-      </w:r>
-    </w:p>
-    <w:p>
-      <w:r>
-        <w:t>이 단계는 PyCaret에 투입할 핵심 특징 벡터를 생성</w:t>
+        <w:t>텍스트 벡터화 및 차원 축소 (</w:t>
+      </w:r>
+      <w:proofErr w:type="spellStart"/>
+      <w:r>
+        <w:rPr>
+          <w:bCs/>
+        </w:rPr>
+        <w:t>vectorize_text_tfidf</w:t>
+      </w:r>
+      <w:proofErr w:type="spellEnd"/>
+      <w:r>
+        <w:rPr>
+          <w:bCs/>
+        </w:rPr>
+        <w:t xml:space="preserve">, </w:t>
+      </w:r>
+      <w:proofErr w:type="spellStart"/>
+      <w:r>
+        <w:rPr>
+          <w:bCs/>
+        </w:rPr>
+        <w:t>vectorize_text_tfidf_gpu</w:t>
+      </w:r>
+      <w:proofErr w:type="spellEnd"/>
+      <w:r>
+        <w:rPr>
+          <w:bCs/>
+        </w:rPr>
+        <w:t xml:space="preserve">, </w:t>
+      </w:r>
+      <w:proofErr w:type="spellStart"/>
+      <w:r>
+        <w:rPr>
+          <w:bCs/>
+        </w:rPr>
+        <w:t>vectorize_text</w:t>
+      </w:r>
+      <w:proofErr w:type="spellEnd"/>
+      <w:r>
+        <w:rPr>
+          <w:bCs/>
+        </w:rPr>
+        <w:t>)</w:t>
+      </w:r>
+    </w:p>
+    <w:p>
+      <w:r>
+        <w:t xml:space="preserve">이 단계는 </w:t>
+      </w:r>
+      <w:proofErr w:type="spellStart"/>
+      <w:r>
+        <w:t>PyCaret</w:t>
+      </w:r>
+      <w:proofErr w:type="spellEnd"/>
+      <w:r>
+        <w:t>에 투입할 핵심 특징 벡터를 생성</w:t>
       </w:r>
       <w:r>
         <w:t>한다</w:t>
@@ -8176,11 +9986,19 @@
       </w:r>
     </w:p>
     <w:p>
-      <w:r>
-        <w:rPr>
-          <w:b/>
-        </w:rPr>
-        <w:t>vectorize_text_tfidf (CPU 기반)</w:t>
+      <w:proofErr w:type="spellStart"/>
+      <w:r>
+        <w:rPr>
+          <w:b/>
+        </w:rPr>
+        <w:t>vectorize_text_tfidf</w:t>
+      </w:r>
+      <w:proofErr w:type="spellEnd"/>
+      <w:r>
+        <w:rPr>
+          <w:b/>
+        </w:rPr>
+        <w:t xml:space="preserve"> (CPU 기반)</w:t>
       </w:r>
       <w:r>
         <w:t>:</w:t>
@@ -8192,7 +10010,23 @@
         <w:t xml:space="preserve"> </w:t>
       </w:r>
       <w:r>
-        <w:t>name과 item_description을 각각 TfidfVectorizer로 희소 행렬로 변환</w:t>
+        <w:t xml:space="preserve">name과 </w:t>
+      </w:r>
+      <w:proofErr w:type="spellStart"/>
+      <w:r>
+        <w:t>item_description</w:t>
+      </w:r>
+      <w:proofErr w:type="spellEnd"/>
+      <w:r>
+        <w:t xml:space="preserve">을 각각 </w:t>
+      </w:r>
+      <w:proofErr w:type="spellStart"/>
+      <w:r>
+        <w:t>TfidfVectorizer</w:t>
+      </w:r>
+      <w:proofErr w:type="spellEnd"/>
+      <w:r>
+        <w:t>로 희소 행렬로 변환</w:t>
       </w:r>
       <w:r>
         <w:t>한다</w:t>
@@ -8203,7 +10037,23 @@
     </w:p>
     <w:p>
       <w:r>
-        <w:t>각 희소 행렬을 TruncatedSVD를 사용하여 n_components=150 차원으로 축소</w:t>
+        <w:t xml:space="preserve">각 희소 행렬을 </w:t>
+      </w:r>
+      <w:proofErr w:type="spellStart"/>
+      <w:r>
+        <w:t>TruncatedSVD</w:t>
+      </w:r>
+      <w:proofErr w:type="spellEnd"/>
+      <w:r>
+        <w:t xml:space="preserve">를 사용하여 </w:t>
+      </w:r>
+      <w:proofErr w:type="spellStart"/>
+      <w:r>
+        <w:t>n_components</w:t>
+      </w:r>
+      <w:proofErr w:type="spellEnd"/>
+      <w:r>
+        <w:t>=150 차원으로 축소</w:t>
       </w:r>
       <w:r>
         <w:t>한다</w:t>
@@ -8226,7 +10076,39 @@
     <w:p>
       <w:r>
         <w:lastRenderedPageBreak/>
-        <w:t>차원 축소 단계(TruncatedSVD)에서 cuML 라이브러리를 사용하여 GPU 가속을 시도하고, 실패 시 sklearn의 CPU 기반 SVD로 대체하는 폴백(Fallback) 로직을 포함</w:t>
+        <w:t>차원 축소 단계(</w:t>
+      </w:r>
+      <w:proofErr w:type="spellStart"/>
+      <w:r>
+        <w:t>TruncatedSVD</w:t>
+      </w:r>
+      <w:proofErr w:type="spellEnd"/>
+      <w:r>
+        <w:t xml:space="preserve">)에서 </w:t>
+      </w:r>
+      <w:proofErr w:type="spellStart"/>
+      <w:r>
+        <w:t>cuML</w:t>
+      </w:r>
+      <w:proofErr w:type="spellEnd"/>
+      <w:r>
+        <w:t xml:space="preserve"> 라이브러리를 사용하여 GPU 가속을 시도하고, 실패 시 </w:t>
+      </w:r>
+      <w:proofErr w:type="spellStart"/>
+      <w:r>
+        <w:t>sklearn</w:t>
+      </w:r>
+      <w:proofErr w:type="spellEnd"/>
+      <w:r>
+        <w:t xml:space="preserve">의 CPU 기반 SVD로 대체하는 </w:t>
+      </w:r>
+      <w:proofErr w:type="spellStart"/>
+      <w:r>
+        <w:t>폴백</w:t>
+      </w:r>
+      <w:proofErr w:type="spellEnd"/>
+      <w:r>
+        <w:t>(Fallback) 로직을 포함</w:t>
       </w:r>
       <w:r>
         <w:t>한다</w:t>
@@ -8236,11 +10118,19 @@
       </w:r>
     </w:p>
     <w:p>
-      <w:r>
-        <w:rPr>
-          <w:b/>
-        </w:rPr>
-        <w:t>vectorize_text (통합 인터페이스):</w:t>
+      <w:proofErr w:type="spellStart"/>
+      <w:r>
+        <w:rPr>
+          <w:b/>
+        </w:rPr>
+        <w:t>vectorize_text</w:t>
+      </w:r>
+      <w:proofErr w:type="spellEnd"/>
+      <w:r>
+        <w:rPr>
+          <w:b/>
+        </w:rPr>
+        <w:t xml:space="preserve"> (통합 인터페이스):</w:t>
       </w:r>
       <w:r>
         <w:rPr>
@@ -8249,7 +10139,15 @@
         <w:t xml:space="preserve"> </w:t>
       </w:r>
       <w:r>
-        <w:t>외부 캐시 파일(vectorized_{method}_*.pkl) 존재 여부를 먼저 확인</w:t>
+        <w:t>외부 캐시 파일(vectorized_{method}_*.</w:t>
+      </w:r>
+      <w:proofErr w:type="spellStart"/>
+      <w:r>
+        <w:t>pkl</w:t>
+      </w:r>
+      <w:proofErr w:type="spellEnd"/>
+      <w:r>
+        <w:t>) 존재 여부를 먼저 확인</w:t>
       </w:r>
       <w:r>
         <w:t>한다</w:t>
@@ -8259,8 +10157,13 @@
       </w:r>
     </w:p>
     <w:p>
-      <w:r>
-        <w:t>self.use_gpu 설정에 따라 GPU 전용 메서드를 우선 호출하며, 실패 시 또는 GPU 기능이 없을 시 CPU 메서드를 호출</w:t>
+      <w:proofErr w:type="spellStart"/>
+      <w:r>
+        <w:t>self.use_gpu</w:t>
+      </w:r>
+      <w:proofErr w:type="spellEnd"/>
+      <w:r>
+        <w:t xml:space="preserve"> 설정에 따라 GPU 전용 메서드를 우선 호출하며, 실패 시 또는 GPU 기능이 없을 시 CPU 메서드를 호출</w:t>
       </w:r>
       <w:r>
         <w:t>한다</w:t>
@@ -8272,15 +10175,28 @@
     <w:p>
       <w:pPr>
         <w:rPr>
-          <w:rFonts w:hint="eastAsia"/>
-          <w:b/>
-        </w:rPr>
-      </w:pPr>
-      <w:r>
-        <w:rPr>
-          <w:b/>
-        </w:rPr>
-        <w:t>피처 결합 (_add_categorical_numeric_features)</w:t>
+          <w:b/>
+        </w:rPr>
+      </w:pPr>
+      <w:r>
+        <w:rPr>
+          <w:b/>
+        </w:rPr>
+        <w:t>피처 결합 (_</w:t>
+      </w:r>
+      <w:proofErr w:type="spellStart"/>
+      <w:r>
+        <w:rPr>
+          <w:b/>
+        </w:rPr>
+        <w:t>add_categorical_numeric_features</w:t>
+      </w:r>
+      <w:proofErr w:type="spellEnd"/>
+      <w:r>
+        <w:rPr>
+          <w:b/>
+        </w:rPr>
+        <w:t>)</w:t>
       </w:r>
       <w:r>
         <w:rPr>
@@ -8291,8 +10207,26 @@
       </w:r>
     </w:p>
     <w:p>
-      <w:r>
-        <w:t>PyCaret setup 전에, 텍스트 벡터화로 생성된 self.train_vectorized와 기존 구조적 피처를 하나로 합치는 단계</w:t>
+      <w:proofErr w:type="spellStart"/>
+      <w:r>
+        <w:t>PyCaret</w:t>
+      </w:r>
+      <w:proofErr w:type="spellEnd"/>
+      <w:r>
+        <w:t xml:space="preserve"> setup 전에, 텍스트 벡터화로 생성된 </w:t>
+      </w:r>
+      <w:proofErr w:type="spellStart"/>
+      <w:proofErr w:type="gramStart"/>
+      <w:r>
+        <w:t>self.train</w:t>
+      </w:r>
+      <w:proofErr w:type="gramEnd"/>
+      <w:r>
+        <w:t>_vectorized</w:t>
+      </w:r>
+      <w:proofErr w:type="spellEnd"/>
+      <w:r>
+        <w:t>와 기존 구조적 피처를 하나로 합치는 단계</w:t>
       </w:r>
       <w:r>
         <w:t>이다.</w:t>
@@ -8306,7 +10240,23 @@
         <w:t>범주형 피처 처리:</w:t>
       </w:r>
       <w:r>
-        <w:t xml:space="preserve"> main_cat, brand_name 등 범주형 피처는 </w:t>
+        <w:t xml:space="preserve"> </w:t>
+      </w:r>
+      <w:proofErr w:type="spellStart"/>
+      <w:r>
+        <w:t>main_cat</w:t>
+      </w:r>
+      <w:proofErr w:type="spellEnd"/>
+      <w:r>
+        <w:t xml:space="preserve">, </w:t>
+      </w:r>
+      <w:proofErr w:type="spellStart"/>
+      <w:r>
+        <w:t>brand_name</w:t>
+      </w:r>
+      <w:proofErr w:type="spellEnd"/>
+      <w:r>
+        <w:t xml:space="preserve"> 등 범주형 피처는 </w:t>
       </w:r>
       <w:r>
         <w:rPr>
@@ -8344,7 +10294,31 @@
         <w:t>:</w:t>
       </w:r>
       <w:r>
-        <w:t xml:space="preserve"> name_tok_count, brand_name_price_mean 등 이전에 추출된 텍스트 통계 및 집계 기반 피처들이 벡터화된 데이터 프레임에 추가</w:t>
+        <w:t xml:space="preserve"> </w:t>
+      </w:r>
+      <w:proofErr w:type="spellStart"/>
+      <w:r>
+        <w:t>name_tok_count</w:t>
+      </w:r>
+      <w:proofErr w:type="spellEnd"/>
+      <w:r>
+        <w:t xml:space="preserve">, </w:t>
+      </w:r>
+      <w:proofErr w:type="spellStart"/>
+      <w:r>
+        <w:t>brand_name_price_mean</w:t>
+      </w:r>
+      <w:proofErr w:type="spellEnd"/>
+      <w:r>
+        <w:t xml:space="preserve"> 등 이전에 추출된 텍스트 통계 및 집계 기반 피처들이 </w:t>
+      </w:r>
+      <w:proofErr w:type="spellStart"/>
+      <w:r>
+        <w:t>벡터화된</w:t>
+      </w:r>
+      <w:proofErr w:type="spellEnd"/>
+      <w:r>
+        <w:t xml:space="preserve"> 데이터 프레임에 추가</w:t>
       </w:r>
       <w:r>
         <w:t>된다</w:t>
@@ -8359,20 +10333,55 @@
           <w:bCs/>
         </w:rPr>
       </w:pPr>
-      <w:r>
-        <w:rPr>
-          <w:bCs/>
-        </w:rPr>
-        <w:t>PyCaret 설정 (setup_pycaret)</w:t>
-      </w:r>
-    </w:p>
-    <w:p>
-      <w:r>
-        <w:t>최종 준비된 데이터셋을 PyCaret 환경에 로드</w:t>
+      <w:proofErr w:type="spellStart"/>
+      <w:r>
+        <w:rPr>
+          <w:bCs/>
+        </w:rPr>
+        <w:t>PyCaret</w:t>
+      </w:r>
+      <w:proofErr w:type="spellEnd"/>
+      <w:r>
+        <w:rPr>
+          <w:bCs/>
+        </w:rPr>
+        <w:t xml:space="preserve"> 설정 (</w:t>
+      </w:r>
+      <w:proofErr w:type="spellStart"/>
+      <w:r>
+        <w:rPr>
+          <w:bCs/>
+        </w:rPr>
+        <w:t>setup_pycaret</w:t>
+      </w:r>
+      <w:proofErr w:type="spellEnd"/>
+      <w:r>
+        <w:rPr>
+          <w:bCs/>
+        </w:rPr>
+        <w:t>)</w:t>
+      </w:r>
+    </w:p>
+    <w:p>
+      <w:r>
+        <w:t xml:space="preserve">최종 준비된 데이터셋을 </w:t>
+      </w:r>
+      <w:proofErr w:type="spellStart"/>
+      <w:r>
+        <w:t>PyCaret</w:t>
+      </w:r>
+      <w:proofErr w:type="spellEnd"/>
+      <w:r>
+        <w:t xml:space="preserve"> 환경에 </w:t>
+      </w:r>
+      <w:proofErr w:type="spellStart"/>
+      <w:r>
+        <w:t>로드</w:t>
       </w:r>
       <w:r>
         <w:t>한다</w:t>
       </w:r>
+      <w:proofErr w:type="spellEnd"/>
       <w:r>
         <w:t>.</w:t>
       </w:r>
@@ -8408,13 +10417,40 @@
                 <w:szCs w:val="18"/>
               </w:rPr>
             </w:pPr>
+            <w:proofErr w:type="spellStart"/>
+            <w:proofErr w:type="gramStart"/>
             <w:r>
               <w:rPr>
                 <w:sz w:val="18"/>
                 <w:szCs w:val="18"/>
               </w:rPr>
-              <w:t>self.setup_result = setup(</w:t>
-            </w:r>
+              <w:t>self.setup</w:t>
+            </w:r>
+            <w:proofErr w:type="gramEnd"/>
+            <w:r>
+              <w:rPr>
+                <w:sz w:val="18"/>
+                <w:szCs w:val="18"/>
+              </w:rPr>
+              <w:t>_result</w:t>
+            </w:r>
+            <w:proofErr w:type="spellEnd"/>
+            <w:r>
+              <w:rPr>
+                <w:sz w:val="18"/>
+                <w:szCs w:val="18"/>
+              </w:rPr>
+              <w:t xml:space="preserve"> = </w:t>
+            </w:r>
+            <w:proofErr w:type="gramStart"/>
+            <w:r>
+              <w:rPr>
+                <w:sz w:val="18"/>
+                <w:szCs w:val="18"/>
+              </w:rPr>
+              <w:t>setup(</w:t>
+            </w:r>
+            <w:proofErr w:type="gramEnd"/>
           </w:p>
           <w:p>
             <w:pPr>
@@ -8428,7 +10464,23 @@
                 <w:sz w:val="18"/>
                 <w:szCs w:val="18"/>
               </w:rPr>
-              <w:t xml:space="preserve">    data=df,</w:t>
+              <w:t xml:space="preserve">    data=</w:t>
+            </w:r>
+            <w:proofErr w:type="spellStart"/>
+            <w:r>
+              <w:rPr>
+                <w:sz w:val="18"/>
+                <w:szCs w:val="18"/>
+              </w:rPr>
+              <w:t>df</w:t>
+            </w:r>
+            <w:proofErr w:type="spellEnd"/>
+            <w:r>
+              <w:rPr>
+                <w:sz w:val="18"/>
+                <w:szCs w:val="18"/>
+              </w:rPr>
+              <w:t>,</w:t>
             </w:r>
           </w:p>
           <w:p>
@@ -8458,7 +10510,39 @@
                 <w:sz w:val="18"/>
                 <w:szCs w:val="18"/>
               </w:rPr>
-              <w:t xml:space="preserve">    session_id=session_id,</w:t>
+              <w:t xml:space="preserve">    </w:t>
+            </w:r>
+            <w:proofErr w:type="spellStart"/>
+            <w:r>
+              <w:rPr>
+                <w:sz w:val="18"/>
+                <w:szCs w:val="18"/>
+              </w:rPr>
+              <w:t>session_id</w:t>
+            </w:r>
+            <w:proofErr w:type="spellEnd"/>
+            <w:r>
+              <w:rPr>
+                <w:sz w:val="18"/>
+                <w:szCs w:val="18"/>
+              </w:rPr>
+              <w:t>=</w:t>
+            </w:r>
+            <w:proofErr w:type="spellStart"/>
+            <w:r>
+              <w:rPr>
+                <w:sz w:val="18"/>
+                <w:szCs w:val="18"/>
+              </w:rPr>
+              <w:t>session_id</w:t>
+            </w:r>
+            <w:proofErr w:type="spellEnd"/>
+            <w:r>
+              <w:rPr>
+                <w:sz w:val="18"/>
+                <w:szCs w:val="18"/>
+              </w:rPr>
+              <w:t>,</w:t>
             </w:r>
           </w:p>
           <w:p>
@@ -8473,7 +10557,39 @@
                 <w:sz w:val="18"/>
                 <w:szCs w:val="18"/>
               </w:rPr>
-              <w:t xml:space="preserve">    fold_strategy="kfold",</w:t>
+              <w:t xml:space="preserve">    </w:t>
+            </w:r>
+            <w:proofErr w:type="spellStart"/>
+            <w:r>
+              <w:rPr>
+                <w:sz w:val="18"/>
+                <w:szCs w:val="18"/>
+              </w:rPr>
+              <w:t>fold_strategy</w:t>
+            </w:r>
+            <w:proofErr w:type="spellEnd"/>
+            <w:r>
+              <w:rPr>
+                <w:sz w:val="18"/>
+                <w:szCs w:val="18"/>
+              </w:rPr>
+              <w:t>="</w:t>
+            </w:r>
+            <w:proofErr w:type="spellStart"/>
+            <w:r>
+              <w:rPr>
+                <w:sz w:val="18"/>
+                <w:szCs w:val="18"/>
+              </w:rPr>
+              <w:t>kfold</w:t>
+            </w:r>
+            <w:proofErr w:type="spellEnd"/>
+            <w:r>
+              <w:rPr>
+                <w:sz w:val="18"/>
+                <w:szCs w:val="18"/>
+              </w:rPr>
+              <w:t>",</w:t>
             </w:r>
           </w:p>
           <w:p>
@@ -8504,7 +10620,23 @@
                 <w:szCs w:val="18"/>
               </w:rPr>
               <w:lastRenderedPageBreak/>
-              <w:t xml:space="preserve">    categorical_features=categorical or None,</w:t>
+              <w:t xml:space="preserve">    </w:t>
+            </w:r>
+            <w:proofErr w:type="spellStart"/>
+            <w:r>
+              <w:rPr>
+                <w:sz w:val="18"/>
+                <w:szCs w:val="18"/>
+              </w:rPr>
+              <w:t>categorical_features</w:t>
+            </w:r>
+            <w:proofErr w:type="spellEnd"/>
+            <w:r>
+              <w:rPr>
+                <w:sz w:val="18"/>
+                <w:szCs w:val="18"/>
+              </w:rPr>
+              <w:t>=categorical or None,</w:t>
             </w:r>
           </w:p>
           <w:p>
@@ -8534,7 +10666,39 @@
                 <w:sz w:val="18"/>
                 <w:szCs w:val="18"/>
               </w:rPr>
-              <w:t xml:space="preserve">    use_gpu=self.use_gpu, # GPU 사용 설정</w:t>
+              <w:t xml:space="preserve">    </w:t>
+            </w:r>
+            <w:proofErr w:type="spellStart"/>
+            <w:r>
+              <w:rPr>
+                <w:sz w:val="18"/>
+                <w:szCs w:val="18"/>
+              </w:rPr>
+              <w:t>use_gpu</w:t>
+            </w:r>
+            <w:proofErr w:type="spellEnd"/>
+            <w:r>
+              <w:rPr>
+                <w:sz w:val="18"/>
+                <w:szCs w:val="18"/>
+              </w:rPr>
+              <w:t>=</w:t>
+            </w:r>
+            <w:proofErr w:type="spellStart"/>
+            <w:r>
+              <w:rPr>
+                <w:sz w:val="18"/>
+                <w:szCs w:val="18"/>
+              </w:rPr>
+              <w:t>self.use_gpu</w:t>
+            </w:r>
+            <w:proofErr w:type="spellEnd"/>
+            <w:r>
+              <w:rPr>
+                <w:sz w:val="18"/>
+                <w:szCs w:val="18"/>
+              </w:rPr>
+              <w:t>, # GPU 사용 설정</w:t>
             </w:r>
           </w:p>
           <w:p>
@@ -8551,6 +10715,7 @@
               </w:rPr>
               <w:t xml:space="preserve">    </w:t>
             </w:r>
+            <w:proofErr w:type="spellStart"/>
             <w:r>
               <w:rPr>
                 <w:rFonts w:hint="eastAsia"/>
@@ -8561,13 +10726,32 @@
               </w:rPr>
               <w:t>n_jobs</w:t>
             </w:r>
+            <w:proofErr w:type="spellEnd"/>
             <w:r>
               <w:rPr>
                 <w:rFonts w:hint="eastAsia"/>
                 <w:sz w:val="18"/>
                 <w:szCs w:val="18"/>
               </w:rPr>
-              <w:t>=n_jobs,</w:t>
+              <w:t>=</w:t>
+            </w:r>
+            <w:proofErr w:type="spellStart"/>
+            <w:r>
+              <w:rPr>
+                <w:rFonts w:hint="eastAsia"/>
+                <w:sz w:val="18"/>
+                <w:szCs w:val="18"/>
+              </w:rPr>
+              <w:t>n_jobs</w:t>
+            </w:r>
+            <w:proofErr w:type="spellEnd"/>
+            <w:r>
+              <w:rPr>
+                <w:rFonts w:hint="eastAsia"/>
+                <w:sz w:val="18"/>
+                <w:szCs w:val="18"/>
+              </w:rPr>
+              <w:t>,</w:t>
             </w:r>
           </w:p>
           <w:p>
@@ -8656,7 +10840,15 @@
         <w:t>Categorical Features:</w:t>
       </w:r>
       <w:r>
-        <w:t xml:space="preserve"> 결합된 범주형 피처 리스트를 전달하여 PyCaret이 내부적으로 One-Hot Encoding 등 추가 전처리를 수행하도록 </w:t>
+        <w:t xml:space="preserve"> 결합된 범주형 피처 리스트를 전달하여 </w:t>
+      </w:r>
+      <w:proofErr w:type="spellStart"/>
+      <w:r>
+        <w:t>PyCaret</w:t>
+      </w:r>
+      <w:proofErr w:type="spellEnd"/>
+      <w:r>
+        <w:t xml:space="preserve">이 내부적으로 One-Hot Encoding 등 추가 전처리를 수행하도록 </w:t>
       </w:r>
       <w:r>
         <w:t>한다</w:t>
@@ -8673,21 +10865,53 @@
         <w:t>Normalize:</w:t>
       </w:r>
       <w:r>
-        <w:t xml:space="preserve"> 모든 피처를 정규화하여 모델 학습 안정성을 높</w:t>
+        <w:t xml:space="preserve"> 모든 피처를 </w:t>
+      </w:r>
+      <w:proofErr w:type="spellStart"/>
+      <w:r>
+        <w:t>정규화하여</w:t>
+      </w:r>
+      <w:proofErr w:type="spellEnd"/>
+      <w:r>
+        <w:t xml:space="preserve"> 모델 학습 안정성을 높</w:t>
       </w:r>
       <w:r>
         <w:t>이다.</w:t>
       </w:r>
     </w:p>
     <w:p>
-      <w:r>
-        <w:rPr>
-          <w:b/>
-        </w:rPr>
-        <w:t>use_gpu:</w:t>
-      </w:r>
-      <w:r>
-        <w:t xml:space="preserve"> GPU 가속 기능을 활성화하여 compare_models() 실행 시 LGBM, CatBoost 등 GPU를 지원하는 모델의 학습 속도를 높</w:t>
+      <w:proofErr w:type="spellStart"/>
+      <w:r>
+        <w:rPr>
+          <w:b/>
+        </w:rPr>
+        <w:t>use_gpu</w:t>
+      </w:r>
+      <w:proofErr w:type="spellEnd"/>
+      <w:r>
+        <w:rPr>
+          <w:b/>
+        </w:rPr>
+        <w:t>:</w:t>
+      </w:r>
+      <w:r>
+        <w:t xml:space="preserve"> GPU 가속 기능을 활성화하여 </w:t>
+      </w:r>
+      <w:proofErr w:type="spellStart"/>
+      <w:r>
+        <w:t>compare_models</w:t>
+      </w:r>
+      <w:proofErr w:type="spellEnd"/>
+      <w:r>
+        <w:t xml:space="preserve">() 실행 시 LGBM, </w:t>
+      </w:r>
+      <w:proofErr w:type="spellStart"/>
+      <w:r>
+        <w:t>CatBoost</w:t>
+      </w:r>
+      <w:proofErr w:type="spellEnd"/>
+      <w:r>
+        <w:t xml:space="preserve"> 등 GPU를 지원하는 모델의 학습 속도를 높</w:t>
       </w:r>
       <w:r>
         <w:t>이다.</w:t>
@@ -8708,8 +10932,13 @@
       </w:pPr>
       <w:r>
         <w:lastRenderedPageBreak/>
-        <w:t>5.3.2.2 AutoGluon</w:t>
-      </w:r>
+        <w:t xml:space="preserve">5.3.2.2 </w:t>
+      </w:r>
+      <w:proofErr w:type="spellStart"/>
+      <w:r>
+        <w:t>AutoGluon</w:t>
+      </w:r>
+      <w:proofErr w:type="spellEnd"/>
       <w:r>
         <w:rPr>
           <w:rFonts w:hint="eastAsia"/>
@@ -8904,7 +11133,39 @@
                 <w:sz w:val="20"/>
                 <w:szCs w:val="20"/>
               </w:rPr>
-              <w:t>presets="medium_quality_faster_train", time_limit=600초</w:t>
+              <w:t>presets="</w:t>
+            </w:r>
+            <w:proofErr w:type="spellStart"/>
+            <w:r>
+              <w:rPr>
+                <w:sz w:val="20"/>
+                <w:szCs w:val="20"/>
+              </w:rPr>
+              <w:t>medium_quality_faster_train</w:t>
+            </w:r>
+            <w:proofErr w:type="spellEnd"/>
+            <w:r>
+              <w:rPr>
+                <w:sz w:val="20"/>
+                <w:szCs w:val="20"/>
+              </w:rPr>
+              <w:t xml:space="preserve">", </w:t>
+            </w:r>
+            <w:proofErr w:type="spellStart"/>
+            <w:r>
+              <w:rPr>
+                <w:sz w:val="20"/>
+                <w:szCs w:val="20"/>
+              </w:rPr>
+              <w:t>time_limit</w:t>
+            </w:r>
+            <w:proofErr w:type="spellEnd"/>
+            <w:r>
+              <w:rPr>
+                <w:sz w:val="20"/>
+                <w:szCs w:val="20"/>
+              </w:rPr>
+              <w:t>=600초</w:t>
             </w:r>
           </w:p>
         </w:tc>
@@ -8970,12 +11231,53 @@
                 <w:szCs w:val="20"/>
               </w:rPr>
             </w:pPr>
+            <w:proofErr w:type="spellStart"/>
             <w:r>
               <w:rPr>
                 <w:sz w:val="20"/>
                 <w:szCs w:val="20"/>
               </w:rPr>
-              <w:t>eval_metric="rmse" (AutoGluon의 로그 변환을 통해 RMSLE 효과 달성)</w:t>
+              <w:t>eval_metric</w:t>
+            </w:r>
+            <w:proofErr w:type="spellEnd"/>
+            <w:r>
+              <w:rPr>
+                <w:sz w:val="20"/>
+                <w:szCs w:val="20"/>
+              </w:rPr>
+              <w:t>="</w:t>
+            </w:r>
+            <w:proofErr w:type="spellStart"/>
+            <w:r>
+              <w:rPr>
+                <w:sz w:val="20"/>
+                <w:szCs w:val="20"/>
+              </w:rPr>
+              <w:t>rmse</w:t>
+            </w:r>
+            <w:proofErr w:type="spellEnd"/>
+            <w:r>
+              <w:rPr>
+                <w:sz w:val="20"/>
+                <w:szCs w:val="20"/>
+              </w:rPr>
+              <w:t>" (</w:t>
+            </w:r>
+            <w:proofErr w:type="spellStart"/>
+            <w:r>
+              <w:rPr>
+                <w:sz w:val="20"/>
+                <w:szCs w:val="20"/>
+              </w:rPr>
+              <w:t>AutoGluon</w:t>
+            </w:r>
+            <w:proofErr w:type="spellEnd"/>
+            <w:r>
+              <w:rPr>
+                <w:sz w:val="20"/>
+                <w:szCs w:val="20"/>
+              </w:rPr>
+              <w:t>의 로그 변환을 통해 RMSLE 효과 달성)</w:t>
             </w:r>
           </w:p>
         </w:tc>
@@ -8997,12 +11299,21 @@
         </w:rPr>
         <w:t xml:space="preserve">가. </w:t>
       </w:r>
-      <w:r>
-        <w:rPr>
-          <w:b/>
-          <w:bCs/>
-        </w:rPr>
-        <w:t>AutoGluon 모델 학습 개요</w:t>
+      <w:proofErr w:type="spellStart"/>
+      <w:r>
+        <w:rPr>
+          <w:b/>
+          <w:bCs/>
+        </w:rPr>
+        <w:t>AutoGluon</w:t>
+      </w:r>
+      <w:proofErr w:type="spellEnd"/>
+      <w:r>
+        <w:rPr>
+          <w:b/>
+          <w:bCs/>
+        </w:rPr>
+        <w:t xml:space="preserve"> 모델 학습 개요</w:t>
       </w:r>
     </w:p>
     <w:p>
@@ -9015,8 +11326,13 @@
         <w:ind w:leftChars="0"/>
       </w:pPr>
       <w:r>
-        <w:t>모델: TabularPredictor</w:t>
-      </w:r>
+        <w:t xml:space="preserve">모델: </w:t>
+      </w:r>
+      <w:proofErr w:type="spellStart"/>
+      <w:r>
+        <w:t>TabularPredictor</w:t>
+      </w:r>
+      <w:proofErr w:type="spellEnd"/>
     </w:p>
     <w:p>
       <w:pPr>
@@ -9041,7 +11357,15 @@
         <w:ind w:leftChars="0"/>
       </w:pPr>
       <w:r>
-        <w:t>평가 지표: rmse (Root Mean Squared Error)</w:t>
+        <w:t xml:space="preserve">평가 지표: </w:t>
+      </w:r>
+      <w:proofErr w:type="spellStart"/>
+      <w:r>
+        <w:t>rmse</w:t>
+      </w:r>
+      <w:proofErr w:type="spellEnd"/>
+      <w:r>
+        <w:t xml:space="preserve"> (Root Mean Squared Error)</w:t>
       </w:r>
     </w:p>
     <w:p>
@@ -9053,9 +11377,19 @@
         </w:numPr>
         <w:ind w:leftChars="0"/>
       </w:pPr>
-      <w:r>
-        <w:t>프리셋: medium_quality_faster_train</w:t>
-      </w:r>
+      <w:proofErr w:type="spellStart"/>
+      <w:r>
+        <w:t>프리셋</w:t>
+      </w:r>
+      <w:proofErr w:type="spellEnd"/>
+      <w:r>
+        <w:t xml:space="preserve">: </w:t>
+      </w:r>
+      <w:proofErr w:type="spellStart"/>
+      <w:r>
+        <w:t>medium_quality_faster_train</w:t>
+      </w:r>
+      <w:proofErr w:type="spellEnd"/>
     </w:p>
     <w:p>
       <w:pPr>
@@ -9080,12 +11414,54 @@
         <w:ind w:leftChars="0"/>
       </w:pPr>
       <w:r>
-        <w:t>저장 경로: autogluon_models_imp</w:t>
-      </w:r>
-    </w:p>
-    <w:p>
-      <w:r>
-        <w:t>AutoGluon은 지정된 시간 내에 다양한 기본 모델(LightGBM, CatBoost, RandomForest 등)을 학습시키고, 이들을 계층적 스태킹 및 가중치 앙상블로 조합하여 최종 예측 성능을 극대화</w:t>
+        <w:t xml:space="preserve">저장 경로: </w:t>
+      </w:r>
+      <w:proofErr w:type="spellStart"/>
+      <w:r>
+        <w:t>autogluon_models_imp</w:t>
+      </w:r>
+      <w:proofErr w:type="spellEnd"/>
+    </w:p>
+    <w:p>
+      <w:proofErr w:type="spellStart"/>
+      <w:r>
+        <w:t>AutoGluon</w:t>
+      </w:r>
+      <w:proofErr w:type="spellEnd"/>
+      <w:r>
+        <w:t>은 지정된 시간 내에 다양한 기본 모델(</w:t>
+      </w:r>
+      <w:proofErr w:type="spellStart"/>
+      <w:r>
+        <w:t>LightGBM</w:t>
+      </w:r>
+      <w:proofErr w:type="spellEnd"/>
+      <w:r>
+        <w:t xml:space="preserve">, </w:t>
+      </w:r>
+      <w:proofErr w:type="spellStart"/>
+      <w:r>
+        <w:t>CatBoost</w:t>
+      </w:r>
+      <w:proofErr w:type="spellEnd"/>
+      <w:r>
+        <w:t xml:space="preserve">, </w:t>
+      </w:r>
+      <w:proofErr w:type="spellStart"/>
+      <w:r>
+        <w:t>RandomForest</w:t>
+      </w:r>
+      <w:proofErr w:type="spellEnd"/>
+      <w:r>
+        <w:t xml:space="preserve"> 등)을 학습시키고, 이들을 계층적 </w:t>
+      </w:r>
+      <w:proofErr w:type="spellStart"/>
+      <w:r>
+        <w:t>스태킹</w:t>
+      </w:r>
+      <w:proofErr w:type="spellEnd"/>
+      <w:r>
+        <w:t xml:space="preserve"> 및 가중치 앙상블로 조합하여 최종 예측 성능을 극대화</w:t>
       </w:r>
       <w:r>
         <w:t>한다</w:t>
@@ -9110,18 +11486,40 @@
         </w:rPr>
         <w:t xml:space="preserve">나. </w:t>
       </w:r>
-      <w:r>
-        <w:rPr>
-          <w:b/>
-          <w:bCs/>
-        </w:rPr>
-        <w:t>모델별 성능 리더보드 (Validation Data)</w:t>
-      </w:r>
-    </w:p>
-    <w:p>
+      <w:proofErr w:type="spellStart"/>
+      <w:r>
+        <w:rPr>
+          <w:b/>
+          <w:bCs/>
+        </w:rPr>
+        <w:t>모델별</w:t>
+      </w:r>
+      <w:proofErr w:type="spellEnd"/>
+      <w:r>
+        <w:rPr>
+          <w:b/>
+          <w:bCs/>
+        </w:rPr>
+        <w:t xml:space="preserve"> 성능 리더보드 (Validation Data)</w:t>
+      </w:r>
+    </w:p>
+    <w:p>
+      <w:proofErr w:type="spellStart"/>
       <w:r>
         <w:lastRenderedPageBreak/>
-        <w:t>AutoGluon이 생성한 모델들의 검증 데이터(Train_df의 내부 Validation폴드)에 대한 성능 리더보드 및 수동 계산된 상세 평가지표</w:t>
+        <w:t>AutoGluon</w:t>
+      </w:r>
+      <w:proofErr w:type="spellEnd"/>
+      <w:r>
+        <w:t>이 생성한 모델들의 검증 데이터(</w:t>
+      </w:r>
+      <w:proofErr w:type="spellStart"/>
+      <w:r>
+        <w:t>Train_df</w:t>
+      </w:r>
+      <w:proofErr w:type="spellEnd"/>
+      <w:r>
+        <w:t>의 내부 Validation폴드)에 대한 성능 리더보드 및 수동 계산된 상세 평가지표</w:t>
       </w:r>
       <w:r>
         <w:t>이다.</w:t>
@@ -9555,7 +11953,23 @@
     </w:p>
     <w:p>
       <w:r>
-        <w:t>최종 앙상블 모델을 전체 훈련 데이터에 적용하여 과적합 여부 및 잔차 분포를 분석했</w:t>
+        <w:t xml:space="preserve">최종 앙상블 모델을 전체 훈련 데이터에 적용하여 </w:t>
+      </w:r>
+      <w:proofErr w:type="spellStart"/>
+      <w:r>
+        <w:t>과적합</w:t>
+      </w:r>
+      <w:proofErr w:type="spellEnd"/>
+      <w:r>
+        <w:t xml:space="preserve"> 여부 및 </w:t>
+      </w:r>
+      <w:proofErr w:type="spellStart"/>
+      <w:r>
+        <w:t>잔차</w:t>
+      </w:r>
+      <w:proofErr w:type="spellEnd"/>
+      <w:r>
+        <w:t xml:space="preserve"> 분포를 분석했</w:t>
       </w:r>
       <w:r>
         <w:t>다.</w:t>
@@ -9914,12 +12328,21 @@
       </w:r>
     </w:p>
     <w:p>
-      <w:r>
-        <w:rPr>
-          <w:b/>
-          <w:bCs/>
-        </w:rPr>
-        <w:t>과적합 분석</w:t>
+      <w:proofErr w:type="spellStart"/>
+      <w:r>
+        <w:rPr>
+          <w:b/>
+          <w:bCs/>
+        </w:rPr>
+        <w:t>과적합</w:t>
+      </w:r>
+      <w:proofErr w:type="spellEnd"/>
+      <w:r>
+        <w:rPr>
+          <w:b/>
+          <w:bCs/>
+        </w:rPr>
+        <w:t xml:space="preserve"> 분석</w:t>
       </w:r>
       <w:r>
         <w:t>: Validation RMSLE(0.052100)와 Train RMSLE (0.051500)의 차이가 매우 작</w:t>
@@ -9928,7 +12351,15 @@
         <w:t>다.</w:t>
       </w:r>
       <w:r>
-        <w:t xml:space="preserve"> 이는 모델이 훈련 데이터에 과적합되지 않고 강력한 일반화 능력을 유지하고 있음을 시사</w:t>
+        <w:t xml:space="preserve"> 이는 모델이 훈련 데이터에 </w:t>
+      </w:r>
+      <w:proofErr w:type="spellStart"/>
+      <w:r>
+        <w:t>과적합되지</w:t>
+      </w:r>
+      <w:proofErr w:type="spellEnd"/>
+      <w:r>
+        <w:t xml:space="preserve"> 않고 강력한 일반화 능력을 유지하고 있음을 시사</w:t>
       </w:r>
       <w:r>
         <w:t>한다</w:t>
@@ -9938,12 +12369,21 @@
       </w:r>
     </w:p>
     <w:p>
-      <w:r>
-        <w:rPr>
-          <w:b/>
-          <w:bCs/>
-        </w:rPr>
-        <w:t>잔차 분석:</w:t>
+      <w:proofErr w:type="spellStart"/>
+      <w:r>
+        <w:rPr>
+          <w:b/>
+          <w:bCs/>
+        </w:rPr>
+        <w:t>잔차</w:t>
+      </w:r>
+      <w:proofErr w:type="spellEnd"/>
+      <w:r>
+        <w:rPr>
+          <w:b/>
+          <w:bCs/>
+        </w:rPr>
+        <w:t xml:space="preserve"> 분석:</w:t>
       </w:r>
       <w:r>
         <w:rPr>
@@ -10003,8 +12443,13 @@
       </w:r>
     </w:p>
     <w:p>
-      <w:r>
-        <w:t>AutoGluon의 최종 앙상블 모델을 기반으로 계산된 특성 중요도는 모델이 예측을 수행하는 데 있어 가장 영향을 미치는 변수들을 보여줍니다.</w:t>
+      <w:proofErr w:type="spellStart"/>
+      <w:r>
+        <w:t>AutoGluon</w:t>
+      </w:r>
+      <w:proofErr w:type="spellEnd"/>
+      <w:r>
+        <w:t>의 최종 앙상블 모델을 기반으로 계산된 특성 중요도는 모델이 예측을 수행하는 데 있어 가장 영향을 미치는 변수들을 보여줍니다.</w:t>
       </w:r>
     </w:p>
     <w:p>
@@ -10102,6 +12547,7 @@
                 <w:szCs w:val="20"/>
               </w:rPr>
             </w:pPr>
+            <w:proofErr w:type="spellStart"/>
             <w:r>
               <w:rPr>
                 <w:sz w:val="20"/>
@@ -10110,6 +12556,7 @@
               <w:lastRenderedPageBreak/>
               <w:t>category_name</w:t>
             </w:r>
+            <w:proofErr w:type="spellEnd"/>
           </w:p>
         </w:tc>
         <w:tc>
@@ -10156,6 +12603,7 @@
                 <w:szCs w:val="20"/>
               </w:rPr>
             </w:pPr>
+            <w:proofErr w:type="spellStart"/>
             <w:r>
               <w:rPr>
                 <w:sz w:val="20"/>
@@ -10163,6 +12611,7 @@
               </w:rPr>
               <w:t>brand_name</w:t>
             </w:r>
+            <w:proofErr w:type="spellEnd"/>
           </w:p>
         </w:tc>
         <w:tc>
@@ -10210,6 +12659,7 @@
                 <w:szCs w:val="20"/>
               </w:rPr>
             </w:pPr>
+            <w:proofErr w:type="spellStart"/>
             <w:r>
               <w:rPr>
                 <w:sz w:val="20"/>
@@ -10217,6 +12667,7 @@
               </w:rPr>
               <w:t>item_description</w:t>
             </w:r>
+            <w:proofErr w:type="spellEnd"/>
           </w:p>
         </w:tc>
         <w:tc>
@@ -10317,6 +12768,7 @@
                 <w:szCs w:val="20"/>
               </w:rPr>
             </w:pPr>
+            <w:proofErr w:type="spellStart"/>
             <w:r>
               <w:rPr>
                 <w:sz w:val="20"/>
@@ -10324,6 +12776,7 @@
               </w:rPr>
               <w:t>item_condition_id</w:t>
             </w:r>
+            <w:proofErr w:type="spellEnd"/>
           </w:p>
         </w:tc>
         <w:tc>
@@ -10428,7 +12881,23 @@
         <w:t>범주형 피처의 지배력:</w:t>
       </w:r>
       <w:r>
-        <w:t xml:space="preserve"> category_name과 brand_name이 압도적으로 높은 중요도를 차지했</w:t>
+        <w:t xml:space="preserve"> </w:t>
+      </w:r>
+      <w:proofErr w:type="spellStart"/>
+      <w:r>
+        <w:t>category_name</w:t>
+      </w:r>
+      <w:proofErr w:type="spellEnd"/>
+      <w:r>
+        <w:t xml:space="preserve">과 </w:t>
+      </w:r>
+      <w:proofErr w:type="spellStart"/>
+      <w:r>
+        <w:t>brand_name</w:t>
+      </w:r>
+      <w:proofErr w:type="spellEnd"/>
+      <w:r>
+        <w:t>이 압도적으로 높은 중요도를 차지했</w:t>
       </w:r>
       <w:r>
         <w:t>다.</w:t>
@@ -10474,7 +12943,15 @@
         <w:t>텍스트 피처의 영향:</w:t>
       </w:r>
       <w:r>
-        <w:t xml:space="preserve"> item_description과 name과 같은 </w:t>
+        <w:t xml:space="preserve"> </w:t>
+      </w:r>
+      <w:proofErr w:type="spellStart"/>
+      <w:r>
+        <w:t>item_description</w:t>
+      </w:r>
+      <w:proofErr w:type="spellEnd"/>
+      <w:r>
+        <w:t xml:space="preserve">과 name과 같은 </w:t>
       </w:r>
       <w:r>
         <w:rPr>
@@ -10490,7 +12967,23 @@
         <w:t>다.</w:t>
       </w:r>
       <w:r>
-        <w:t xml:space="preserve"> AutoGluon은 이 텍스트 데이터를 내부적으로 잘 임베딩하여 활용했</w:t>
+        <w:t xml:space="preserve"> </w:t>
+      </w:r>
+      <w:proofErr w:type="spellStart"/>
+      <w:r>
+        <w:t>AutoGluon</w:t>
+      </w:r>
+      <w:proofErr w:type="spellEnd"/>
+      <w:r>
+        <w:t xml:space="preserve">은 이 텍스트 데이터를 내부적으로 잘 </w:t>
+      </w:r>
+      <w:proofErr w:type="spellStart"/>
+      <w:r>
+        <w:t>임베딩하여</w:t>
+      </w:r>
+      <w:proofErr w:type="spellEnd"/>
+      <w:r>
+        <w:t xml:space="preserve"> 활용했</w:t>
       </w:r>
       <w:r>
         <w:t>다.</w:t>
@@ -10513,7 +13006,15 @@
         <w:t>구조적 피처:</w:t>
       </w:r>
       <w:r>
-        <w:t xml:space="preserve"> item_condition_id와 shipping과 같은 구조적 범주형 피처도 유의미한 중요도를 유지했</w:t>
+        <w:t xml:space="preserve"> </w:t>
+      </w:r>
+      <w:proofErr w:type="spellStart"/>
+      <w:r>
+        <w:t>item_condition_id</w:t>
+      </w:r>
+      <w:proofErr w:type="spellEnd"/>
+      <w:r>
+        <w:t>와 shipping과 같은 구조적 범주형 피처도 유의미한 중요도를 유지했</w:t>
       </w:r>
       <w:r>
         <w:t>다.</w:t>
@@ -10567,20 +13068,50 @@
         </w:rPr>
         <w:t xml:space="preserve">가. </w:t>
       </w:r>
-      <w:r>
-        <w:rPr>
-          <w:b/>
-          <w:bCs/>
-        </w:rPr>
-        <w:t>AutoGluon 모델 학습 개요</w:t>
+      <w:proofErr w:type="spellStart"/>
+      <w:r>
+        <w:rPr>
+          <w:b/>
+          <w:bCs/>
+        </w:rPr>
+        <w:t>AutoGluon</w:t>
+      </w:r>
+      <w:proofErr w:type="spellEnd"/>
+      <w:r>
+        <w:rPr>
+          <w:b/>
+          <w:bCs/>
+        </w:rPr>
+        <w:t xml:space="preserve"> 모델 학습 개요</w:t>
       </w:r>
     </w:p>
     <w:p>
       <w:pPr>
         <w:ind w:left="360"/>
       </w:pPr>
-      <w:r>
-        <w:t xml:space="preserve">best_quality 프리셋은 더 많은 모델 탐색과 높은 수준의 앙상블(최대 3단계 스태킹)을 시도하여, 주어진 시간 제한 내에서 가능한 </w:t>
+      <w:proofErr w:type="spellStart"/>
+      <w:r>
+        <w:t>best_quality</w:t>
+      </w:r>
+      <w:proofErr w:type="spellEnd"/>
+      <w:r>
+        <w:t xml:space="preserve"> </w:t>
+      </w:r>
+      <w:proofErr w:type="spellStart"/>
+      <w:r>
+        <w:t>프리셋은</w:t>
+      </w:r>
+      <w:proofErr w:type="spellEnd"/>
+      <w:r>
+        <w:t xml:space="preserve"> 더 많은 모델 탐색과 높은 수준의 앙상블(최대 3단계 </w:t>
+      </w:r>
+      <w:proofErr w:type="spellStart"/>
+      <w:r>
+        <w:t>스태킹</w:t>
+      </w:r>
+      <w:proofErr w:type="spellEnd"/>
+      <w:r>
+        <w:t xml:space="preserve">)을 시도하여, 주어진 시간 제한 내에서 가능한 </w:t>
       </w:r>
       <w:r>
         <w:rPr>
@@ -10757,7 +13288,35 @@
               <w:rPr>
                 <w:szCs w:val="18"/>
               </w:rPr>
-              <w:t>presets="best_quality", time_limit=7200초</w:t>
+              <w:t>presets="</w:t>
+            </w:r>
+            <w:proofErr w:type="spellStart"/>
+            <w:r>
+              <w:rPr>
+                <w:szCs w:val="18"/>
+              </w:rPr>
+              <w:t>best_quality</w:t>
+            </w:r>
+            <w:proofErr w:type="spellEnd"/>
+            <w:r>
+              <w:rPr>
+                <w:szCs w:val="18"/>
+              </w:rPr>
+              <w:t xml:space="preserve">", </w:t>
+            </w:r>
+            <w:proofErr w:type="spellStart"/>
+            <w:r>
+              <w:rPr>
+                <w:szCs w:val="18"/>
+              </w:rPr>
+              <w:t>time_limit</w:t>
+            </w:r>
+            <w:proofErr w:type="spellEnd"/>
+            <w:r>
+              <w:rPr>
+                <w:szCs w:val="18"/>
+              </w:rPr>
+              <w:t>=7200초</w:t>
             </w:r>
           </w:p>
         </w:tc>
@@ -10829,11 +13388,47 @@
                 <w:szCs w:val="18"/>
               </w:rPr>
             </w:pPr>
+            <w:proofErr w:type="spellStart"/>
             <w:r>
               <w:rPr>
                 <w:szCs w:val="18"/>
               </w:rPr>
-              <w:t>eval_metric="rmse" (AutoGluon의 로그 변환을 통해 RMSLE 효과 간접 달성)</w:t>
+              <w:t>eval_metric</w:t>
+            </w:r>
+            <w:proofErr w:type="spellEnd"/>
+            <w:r>
+              <w:rPr>
+                <w:szCs w:val="18"/>
+              </w:rPr>
+              <w:t>="</w:t>
+            </w:r>
+            <w:proofErr w:type="spellStart"/>
+            <w:r>
+              <w:rPr>
+                <w:szCs w:val="18"/>
+              </w:rPr>
+              <w:t>rmse</w:t>
+            </w:r>
+            <w:proofErr w:type="spellEnd"/>
+            <w:r>
+              <w:rPr>
+                <w:szCs w:val="18"/>
+              </w:rPr>
+              <w:t>" (</w:t>
+            </w:r>
+            <w:proofErr w:type="spellStart"/>
+            <w:r>
+              <w:rPr>
+                <w:szCs w:val="18"/>
+              </w:rPr>
+              <w:t>AutoGluon</w:t>
+            </w:r>
+            <w:proofErr w:type="spellEnd"/>
+            <w:r>
+              <w:rPr>
+                <w:szCs w:val="18"/>
+              </w:rPr>
+              <w:t>의 로그 변환을 통해 RMSLE 효과 간접 달성)</w:t>
             </w:r>
           </w:p>
         </w:tc>
@@ -10860,20 +13455,34 @@
         </w:rPr>
         <w:t xml:space="preserve">나. </w:t>
       </w:r>
-      <w:r>
-        <w:rPr>
-          <w:b/>
-          <w:bCs/>
-        </w:rPr>
-        <w:t>모델별 성능 리더보드 (Validation Data)</w:t>
+      <w:proofErr w:type="spellStart"/>
+      <w:r>
+        <w:rPr>
+          <w:b/>
+          <w:bCs/>
+        </w:rPr>
+        <w:t>모델별</w:t>
+      </w:r>
+      <w:proofErr w:type="spellEnd"/>
+      <w:r>
+        <w:rPr>
+          <w:b/>
+          <w:bCs/>
+        </w:rPr>
+        <w:t xml:space="preserve"> 성능 리더보드 (Validation Data)</w:t>
       </w:r>
     </w:p>
     <w:p>
       <w:pPr>
         <w:ind w:left="360"/>
       </w:pPr>
-      <w:r>
-        <w:t>best_quality 옵션 적용 후, 검증 데이터에 대한 성능 리더보드</w:t>
+      <w:proofErr w:type="spellStart"/>
+      <w:r>
+        <w:t>best_quality</w:t>
+      </w:r>
+      <w:proofErr w:type="spellEnd"/>
+      <w:r>
+        <w:t xml:space="preserve"> 옵션 적용 후, 검증 데이터에 대한 성능 리더보드</w:t>
       </w:r>
       <w:r>
         <w:t>이다.</w:t>
@@ -11895,7 +14504,23 @@
         <w:t>0.476902</w:t>
       </w:r>
       <w:r>
-        <w:t xml:space="preserve"> (L2 스태킹 레벨의 LightGBMXT 모델이 가장 우수한 RMSLE를 달성했</w:t>
+        <w:t xml:space="preserve"> (L2 </w:t>
+      </w:r>
+      <w:proofErr w:type="spellStart"/>
+      <w:r>
+        <w:t>스태킹</w:t>
+      </w:r>
+      <w:proofErr w:type="spellEnd"/>
+      <w:r>
+        <w:t xml:space="preserve"> 레벨의 </w:t>
+      </w:r>
+      <w:proofErr w:type="spellStart"/>
+      <w:r>
+        <w:t>LightGBMXT</w:t>
+      </w:r>
+      <w:proofErr w:type="spellEnd"/>
+      <w:r>
+        <w:t xml:space="preserve"> 모델이 가장 우수한 RMSLE를 달성했</w:t>
       </w:r>
       <w:r>
         <w:t>다.</w:t>
@@ -11998,7 +14623,23 @@
         <w:t>다.</w:t>
       </w:r>
       <w:r>
-        <w:t xml:space="preserve"> 이는 best_quality 프리셋이 더 많은 시간과 자원을 투입하여 성능을 미세하게 향상시켰음을 보여줍니다.</w:t>
+        <w:t xml:space="preserve"> 이는 </w:t>
+      </w:r>
+      <w:proofErr w:type="spellStart"/>
+      <w:r>
+        <w:t>best_quality</w:t>
+      </w:r>
+      <w:proofErr w:type="spellEnd"/>
+      <w:r>
+        <w:t xml:space="preserve"> </w:t>
+      </w:r>
+      <w:proofErr w:type="spellStart"/>
+      <w:r>
+        <w:t>프리셋이</w:t>
+      </w:r>
+      <w:proofErr w:type="spellEnd"/>
+      <w:r>
+        <w:t xml:space="preserve"> 더 많은 시간과 자원을 투입하여 성능을 미세하게 향상시켰음을 보여줍니다.</w:t>
       </w:r>
     </w:p>
     <w:p>
@@ -12032,7 +14673,23 @@
         <w:t>다.</w:t>
       </w:r>
       <w:r>
-        <w:t xml:space="preserve"> 이는 2단계 스태킹 과정에서 LightGBMXT 모델이 다른 기본 모델들보다 로그 변환된 오차를 줄이는 데 더 효과적이었음을 의미</w:t>
+        <w:t xml:space="preserve"> 이는 2단계 </w:t>
+      </w:r>
+      <w:proofErr w:type="spellStart"/>
+      <w:r>
+        <w:t>스태킹</w:t>
+      </w:r>
+      <w:proofErr w:type="spellEnd"/>
+      <w:r>
+        <w:t xml:space="preserve"> 과정에서 </w:t>
+      </w:r>
+      <w:proofErr w:type="spellStart"/>
+      <w:r>
+        <w:t>LightGBMXT</w:t>
+      </w:r>
+      <w:proofErr w:type="spellEnd"/>
+      <w:r>
+        <w:t xml:space="preserve"> 모델이 다른 기본 모델들보다 로그 변환된 오차를 줄이는 데 더 효과적이었음을 의미</w:t>
       </w:r>
       <w:r>
         <w:t>한다</w:t>
@@ -12056,7 +14713,23 @@
         <w:t>시간/성능 트레이드오프:</w:t>
       </w:r>
       <w:r>
-        <w:t xml:space="preserve"> 성능은 개선되었으나, 앙상블 과정(L2, L3)이 복잡해지면서 학습 시간(fit_time)과 예측 시간(pred_time_val)이 크게 증가했</w:t>
+        <w:t xml:space="preserve"> 성능은 개선되었으나, 앙상블 과정(L2, L3)이 복잡해지면서 학습 시간(</w:t>
+      </w:r>
+      <w:proofErr w:type="spellStart"/>
+      <w:r>
+        <w:t>fit_time</w:t>
+      </w:r>
+      <w:proofErr w:type="spellEnd"/>
+      <w:r>
+        <w:t>)과 예측 시간(</w:t>
+      </w:r>
+      <w:proofErr w:type="spellStart"/>
+      <w:r>
+        <w:t>pred_time_val</w:t>
+      </w:r>
+      <w:proofErr w:type="spellEnd"/>
+      <w:r>
+        <w:t>)이 크게 증가했</w:t>
       </w:r>
       <w:r>
         <w:t>다.</w:t>
@@ -12065,9 +14738,6 @@
     <w:p>
       <w:pPr>
         <w:ind w:left="720"/>
-        <w:rPr>
-          <w:rFonts w:hint="eastAsia"/>
-        </w:rPr>
       </w:pPr>
     </w:p>
     <w:p>
@@ -12099,7 +14769,23 @@
         <w:ind w:left="360"/>
       </w:pPr>
       <w:r>
-        <w:t>최고 성능 모델(WeightedEnsemble_L3)을 전체 훈련 데이터에 적용하여 과적합 여부 및 잔차 분포를 분석했</w:t>
+        <w:t xml:space="preserve">최고 성능 모델(WeightedEnsemble_L3)을 전체 훈련 데이터에 적용하여 </w:t>
+      </w:r>
+      <w:proofErr w:type="spellStart"/>
+      <w:r>
+        <w:t>과적합</w:t>
+      </w:r>
+      <w:proofErr w:type="spellEnd"/>
+      <w:r>
+        <w:t xml:space="preserve"> 여부 및 </w:t>
+      </w:r>
+      <w:proofErr w:type="spellStart"/>
+      <w:r>
+        <w:t>잔차</w:t>
+      </w:r>
+      <w:proofErr w:type="spellEnd"/>
+      <w:r>
+        <w:t xml:space="preserve"> 분포를 분석했</w:t>
       </w:r>
       <w:r>
         <w:t>다.</w:t>
@@ -12485,7 +15171,15 @@
         <w:t>매우 유사</w:t>
       </w:r>
       <w:r>
-        <w:t>하며, 이는 모델이 훈련 데이터에 과적합되지 않고 강력한 일반화 능력을 유지하고 있음을 시사</w:t>
+        <w:t xml:space="preserve">하며, 이는 모델이 훈련 데이터에 </w:t>
+      </w:r>
+      <w:proofErr w:type="spellStart"/>
+      <w:r>
+        <w:t>과적합되지</w:t>
+      </w:r>
+      <w:proofErr w:type="spellEnd"/>
+      <w:r>
+        <w:t xml:space="preserve"> 않고 강력한 일반화 능력을 유지하고 있음을 시사</w:t>
       </w:r>
       <w:r>
         <w:t>한다</w:t>
@@ -12538,15 +15232,32 @@
           <w:numId w:val="32"/>
         </w:numPr>
       </w:pPr>
-      <w:r>
-        <w:rPr>
-          <w:b/>
-          <w:bCs/>
-        </w:rPr>
-        <w:t>잔차 분석:</w:t>
-      </w:r>
-      <w:r>
-        <w:t xml:space="preserve"> 잔차의 평균은 0에 가깝지만, </w:t>
+      <w:proofErr w:type="spellStart"/>
+      <w:r>
+        <w:rPr>
+          <w:b/>
+          <w:bCs/>
+        </w:rPr>
+        <w:t>잔차</w:t>
+      </w:r>
+      <w:proofErr w:type="spellEnd"/>
+      <w:r>
+        <w:rPr>
+          <w:b/>
+          <w:bCs/>
+        </w:rPr>
+        <w:t xml:space="preserve"> 분석:</w:t>
+      </w:r>
+      <w:r>
+        <w:t xml:space="preserve"> </w:t>
+      </w:r>
+      <w:proofErr w:type="spellStart"/>
+      <w:r>
+        <w:t>잔차의</w:t>
+      </w:r>
+      <w:proofErr w:type="spellEnd"/>
+      <w:r>
+        <w:t xml:space="preserve"> 평균은 0에 가깝지만, </w:t>
       </w:r>
       <w:r>
         <w:rPr>
@@ -12563,11 +15274,19 @@
       <w:r>
         <w:t xml:space="preserve">의 절댓값이 커서 일부 이상치에 대한 예측 오차가 크게 발생함을 </w:t>
       </w:r>
-      <w:r>
-        <w:rPr>
-          <w:rFonts w:hint="eastAsia"/>
-        </w:rPr>
-        <w:t>확인 할 수 있</w:t>
+      <w:proofErr w:type="gramStart"/>
+      <w:r>
+        <w:rPr>
+          <w:rFonts w:hint="eastAsia"/>
+        </w:rPr>
+        <w:t>확인 할</w:t>
+      </w:r>
+      <w:proofErr w:type="gramEnd"/>
+      <w:r>
+        <w:rPr>
+          <w:rFonts w:hint="eastAsia"/>
+        </w:rPr>
+        <w:t xml:space="preserve"> 수 있</w:t>
       </w:r>
       <w:r>
         <w:rPr>
@@ -12609,8 +15328,13 @@
       <w:pPr>
         <w:ind w:left="360"/>
       </w:pPr>
-      <w:r>
-        <w:t>AutoGluon의 최종 앙상블 모델을 기반으로 계산된 특성 중요도</w:t>
+      <w:proofErr w:type="spellStart"/>
+      <w:r>
+        <w:t>AutoGluon</w:t>
+      </w:r>
+      <w:proofErr w:type="spellEnd"/>
+      <w:r>
+        <w:t>의 최종 앙상블 모델을 기반으로 계산된 특성 중요도</w:t>
       </w:r>
       <w:r>
         <w:t>이다.</w:t>
@@ -12722,12 +15446,14 @@
                 <w:szCs w:val="18"/>
               </w:rPr>
             </w:pPr>
+            <w:proofErr w:type="spellStart"/>
             <w:r>
               <w:rPr>
                 <w:szCs w:val="18"/>
               </w:rPr>
               <w:t>category_name</w:t>
             </w:r>
+            <w:proofErr w:type="spellEnd"/>
           </w:p>
         </w:tc>
         <w:tc>
@@ -12773,12 +15499,14 @@
                 <w:szCs w:val="18"/>
               </w:rPr>
             </w:pPr>
+            <w:proofErr w:type="spellStart"/>
             <w:r>
               <w:rPr>
                 <w:szCs w:val="18"/>
               </w:rPr>
               <w:t>item_description</w:t>
             </w:r>
+            <w:proofErr w:type="spellEnd"/>
           </w:p>
         </w:tc>
         <w:tc>
@@ -12825,12 +15553,14 @@
                 <w:szCs w:val="18"/>
               </w:rPr>
             </w:pPr>
+            <w:proofErr w:type="spellStart"/>
             <w:r>
               <w:rPr>
                 <w:szCs w:val="18"/>
               </w:rPr>
               <w:t>brand_name</w:t>
             </w:r>
+            <w:proofErr w:type="spellEnd"/>
           </w:p>
         </w:tc>
         <w:tc>
@@ -12928,12 +15658,14 @@
                 <w:szCs w:val="18"/>
               </w:rPr>
             </w:pPr>
+            <w:proofErr w:type="spellStart"/>
             <w:r>
               <w:rPr>
                 <w:szCs w:val="18"/>
               </w:rPr>
               <w:t>item_condition_id</w:t>
             </w:r>
+            <w:proofErr w:type="spellEnd"/>
           </w:p>
         </w:tc>
         <w:tc>
@@ -13044,7 +15776,31 @@
         <w:t>텍스트 및 범주형 피처의 지배력 유지:</w:t>
       </w:r>
       <w:r>
-        <w:t xml:space="preserve"> 이전 분석과 마찬가지로 category_name, item_description, brand_name, name과 같은 </w:t>
+        <w:t xml:space="preserve"> 이전 분석과 마찬가지로 </w:t>
+      </w:r>
+      <w:proofErr w:type="spellStart"/>
+      <w:r>
+        <w:t>category_name</w:t>
+      </w:r>
+      <w:proofErr w:type="spellEnd"/>
+      <w:r>
+        <w:t xml:space="preserve">, </w:t>
+      </w:r>
+      <w:proofErr w:type="spellStart"/>
+      <w:r>
+        <w:t>item_description</w:t>
+      </w:r>
+      <w:proofErr w:type="spellEnd"/>
+      <w:r>
+        <w:t xml:space="preserve">, </w:t>
+      </w:r>
+      <w:proofErr w:type="spellStart"/>
+      <w:r>
+        <w:t>brand_name</w:t>
+      </w:r>
+      <w:proofErr w:type="spellEnd"/>
+      <w:r>
+        <w:t xml:space="preserve">, name과 같은 </w:t>
       </w:r>
       <w:r>
         <w:rPr>
@@ -13078,7 +15834,15 @@
         <w:t>순위 변동:</w:t>
       </w:r>
       <w:r>
-        <w:t xml:space="preserve"> category_name이 가장 높은 중요도를 기록하며, 이전 분석에서 1위였던 텍스트 피처 대신 최상위 예측 변수 역할을 수행했</w:t>
+        <w:t xml:space="preserve"> </w:t>
+      </w:r>
+      <w:proofErr w:type="spellStart"/>
+      <w:r>
+        <w:t>category_name</w:t>
+      </w:r>
+      <w:proofErr w:type="spellEnd"/>
+      <w:r>
+        <w:t>이 가장 높은 중요도를 기록하며, 이전 분석에서 1위였던 텍스트 피처 대신 최상위 예측 변수 역할을 수행했</w:t>
       </w:r>
       <w:r>
         <w:t>다.</w:t>
@@ -13401,7 +16165,15 @@
         <w:t>LightGBMXT_BAG_L2</w:t>
       </w:r>
       <w:r>
-        <w:t xml:space="preserve"> (L2 스태킹 레벨 모델)</w:t>
+        <w:t xml:space="preserve"> (L2 </w:t>
+      </w:r>
+      <w:proofErr w:type="spellStart"/>
+      <w:r>
+        <w:t>스태킹</w:t>
+      </w:r>
+      <w:proofErr w:type="spellEnd"/>
+      <w:r>
+        <w:t xml:space="preserve"> 레벨 모델)</w:t>
       </w:r>
     </w:p>
     <w:p>
@@ -13435,9 +16207,6 @@
           <w:ilvl w:val="0"/>
           <w:numId w:val="34"/>
         </w:numPr>
-        <w:rPr>
-          <w:rFonts w:hint="eastAsia"/>
-        </w:rPr>
       </w:pPr>
       <w:r>
         <w:rPr>
@@ -13447,7 +16216,23 @@
         <w:t>결론:</w:t>
       </w:r>
       <w:r>
-        <w:t xml:space="preserve"> best_quality 프리셋을 통해 이전보다 더 낮은 RMSLE를 달성했</w:t>
+        <w:t xml:space="preserve"> </w:t>
+      </w:r>
+      <w:proofErr w:type="spellStart"/>
+      <w:r>
+        <w:t>best_quality</w:t>
+      </w:r>
+      <w:proofErr w:type="spellEnd"/>
+      <w:r>
+        <w:t xml:space="preserve"> </w:t>
+      </w:r>
+      <w:proofErr w:type="spellStart"/>
+      <w:r>
+        <w:t>프리셋을</w:t>
+      </w:r>
+      <w:proofErr w:type="spellEnd"/>
+      <w:r>
+        <w:t xml:space="preserve"> 통해 이전보다 더 낮은 RMSLE를 달성했</w:t>
       </w:r>
       <w:r>
         <w:t>다.</w:t>
@@ -13492,11 +16277,39 @@
         <w:rPr>
           <w:rFonts w:asciiTheme="majorHAnsi" w:eastAsiaTheme="majorEastAsia" w:hAnsiTheme="majorHAnsi" w:cstheme="majorBidi"/>
         </w:rPr>
-        <w:t xml:space="preserve">본 보고서는 PyCaret, AutoGluon 등 자동화된 환경 외부에서 Scikit-learn 기반의 커스텀 파이프라인(Kaggle 1위 전략)을 구현하고, </w:t>
-      </w:r>
+        <w:t xml:space="preserve">본 보고서는 </w:t>
+      </w:r>
+      <w:proofErr w:type="spellStart"/>
       <w:r>
         <w:rPr>
           <w:rFonts w:asciiTheme="majorHAnsi" w:eastAsiaTheme="majorEastAsia" w:hAnsiTheme="majorHAnsi" w:cstheme="majorBidi"/>
+        </w:rPr>
+        <w:t>PyCaret</w:t>
+      </w:r>
+      <w:proofErr w:type="spellEnd"/>
+      <w:r>
+        <w:rPr>
+          <w:rFonts w:asciiTheme="majorHAnsi" w:eastAsiaTheme="majorEastAsia" w:hAnsiTheme="majorHAnsi" w:cstheme="majorBidi"/>
+        </w:rPr>
+        <w:t xml:space="preserve">, </w:t>
+      </w:r>
+      <w:proofErr w:type="spellStart"/>
+      <w:r>
+        <w:rPr>
+          <w:rFonts w:asciiTheme="majorHAnsi" w:eastAsiaTheme="majorEastAsia" w:hAnsiTheme="majorHAnsi" w:cstheme="majorBidi"/>
+        </w:rPr>
+        <w:t>AutoGluon</w:t>
+      </w:r>
+      <w:proofErr w:type="spellEnd"/>
+      <w:r>
+        <w:rPr>
+          <w:rFonts w:asciiTheme="majorHAnsi" w:eastAsiaTheme="majorEastAsia" w:hAnsiTheme="majorHAnsi" w:cstheme="majorBidi"/>
+        </w:rPr>
+        <w:t xml:space="preserve"> 등 자동화된 환경 외부에서 Scikit-learn 기반의 커스텀 파이프라인(Kaggle 1위 전략)을 구현하고, </w:t>
+      </w:r>
+      <w:r>
+        <w:rPr>
+          <w:rFonts w:asciiTheme="majorHAnsi" w:eastAsiaTheme="majorEastAsia" w:hAnsiTheme="majorHAnsi" w:cstheme="majorBidi"/>
           <w:b/>
           <w:bCs/>
         </w:rPr>
@@ -13584,19 +16397,33 @@
         <w:rPr>
           <w:rFonts w:asciiTheme="majorHAnsi" w:eastAsiaTheme="majorEastAsia" w:hAnsiTheme="majorHAnsi" w:cstheme="majorBidi"/>
         </w:rPr>
-        <w:t xml:space="preserve"> (Ridge + LightGBM)</w:t>
-      </w:r>
-    </w:p>
-    <w:p>
-      <w:pPr>
+        <w:t xml:space="preserve"> (Ridge + </w:t>
+      </w:r>
+      <w:proofErr w:type="spellStart"/>
+      <w:r>
         <w:rPr>
           <w:rFonts w:asciiTheme="majorHAnsi" w:eastAsiaTheme="majorEastAsia" w:hAnsiTheme="majorHAnsi" w:cstheme="majorBidi"/>
         </w:rPr>
-      </w:pPr>
+        <w:t>LightGBM</w:t>
+      </w:r>
+      <w:proofErr w:type="spellEnd"/>
       <w:r>
         <w:rPr>
           <w:rFonts w:asciiTheme="majorHAnsi" w:eastAsiaTheme="majorEastAsia" w:hAnsiTheme="majorHAnsi" w:cstheme="majorBidi"/>
         </w:rPr>
+        <w:t>)</w:t>
+      </w:r>
+    </w:p>
+    <w:p>
+      <w:pPr>
+        <w:rPr>
+          <w:rFonts w:asciiTheme="majorHAnsi" w:eastAsiaTheme="majorEastAsia" w:hAnsiTheme="majorHAnsi" w:cstheme="majorBidi"/>
+        </w:rPr>
+      </w:pPr>
+      <w:r>
+        <w:rPr>
+          <w:rFonts w:asciiTheme="majorHAnsi" w:eastAsiaTheme="majorEastAsia" w:hAnsiTheme="majorHAnsi" w:cstheme="majorBidi"/>
+        </w:rPr>
         <w:t xml:space="preserve">FE 적용 </w:t>
       </w:r>
       <w:r>
@@ -13611,7 +16438,49 @@
         <w:rPr>
           <w:rFonts w:asciiTheme="majorHAnsi" w:eastAsiaTheme="majorEastAsia" w:hAnsiTheme="majorHAnsi" w:cstheme="majorBidi"/>
         </w:rPr>
-        <w:t xml:space="preserve"> (Ridge, LightGBM, XGBoost, CatBoost)</w:t>
+        <w:t xml:space="preserve"> (Ridge, </w:t>
+      </w:r>
+      <w:proofErr w:type="spellStart"/>
+      <w:r>
+        <w:rPr>
+          <w:rFonts w:asciiTheme="majorHAnsi" w:eastAsiaTheme="majorEastAsia" w:hAnsiTheme="majorHAnsi" w:cstheme="majorBidi"/>
+        </w:rPr>
+        <w:t>LightGBM</w:t>
+      </w:r>
+      <w:proofErr w:type="spellEnd"/>
+      <w:r>
+        <w:rPr>
+          <w:rFonts w:asciiTheme="majorHAnsi" w:eastAsiaTheme="majorEastAsia" w:hAnsiTheme="majorHAnsi" w:cstheme="majorBidi"/>
+        </w:rPr>
+        <w:t xml:space="preserve">, </w:t>
+      </w:r>
+      <w:proofErr w:type="spellStart"/>
+      <w:r>
+        <w:rPr>
+          <w:rFonts w:asciiTheme="majorHAnsi" w:eastAsiaTheme="majorEastAsia" w:hAnsiTheme="majorHAnsi" w:cstheme="majorBidi"/>
+        </w:rPr>
+        <w:t>XGBoost</w:t>
+      </w:r>
+      <w:proofErr w:type="spellEnd"/>
+      <w:r>
+        <w:rPr>
+          <w:rFonts w:asciiTheme="majorHAnsi" w:eastAsiaTheme="majorEastAsia" w:hAnsiTheme="majorHAnsi" w:cstheme="majorBidi"/>
+        </w:rPr>
+        <w:t xml:space="preserve">, </w:t>
+      </w:r>
+      <w:proofErr w:type="spellStart"/>
+      <w:r>
+        <w:rPr>
+          <w:rFonts w:asciiTheme="majorHAnsi" w:eastAsiaTheme="majorEastAsia" w:hAnsiTheme="majorHAnsi" w:cstheme="majorBidi"/>
+        </w:rPr>
+        <w:t>CatBoost</w:t>
+      </w:r>
+      <w:proofErr w:type="spellEnd"/>
+      <w:r>
+        <w:rPr>
+          <w:rFonts w:asciiTheme="majorHAnsi" w:eastAsiaTheme="majorEastAsia" w:hAnsiTheme="majorHAnsi" w:cstheme="majorBidi"/>
+        </w:rPr>
+        <w:t>)</w:t>
       </w:r>
     </w:p>
     <w:p>
@@ -13812,13 +16681,23 @@
                 <w:szCs w:val="20"/>
               </w:rPr>
             </w:pPr>
+            <w:proofErr w:type="spellStart"/>
             <w:r>
               <w:rPr>
                 <w:rFonts w:asciiTheme="majorHAnsi" w:eastAsiaTheme="majorEastAsia" w:hAnsiTheme="majorHAnsi" w:cstheme="majorBidi"/>
                 <w:sz w:val="20"/>
                 <w:szCs w:val="20"/>
               </w:rPr>
-              <w:t>LightGBM의 예측력 극대화</w:t>
+              <w:t>LightGBM</w:t>
+            </w:r>
+            <w:proofErr w:type="spellEnd"/>
+            <w:r>
+              <w:rPr>
+                <w:rFonts w:asciiTheme="majorHAnsi" w:eastAsiaTheme="majorEastAsia" w:hAnsiTheme="majorHAnsi" w:cstheme="majorBidi"/>
+                <w:sz w:val="20"/>
+                <w:szCs w:val="20"/>
+              </w:rPr>
+              <w:t>의 예측력 극대화</w:t>
             </w:r>
           </w:p>
         </w:tc>
@@ -13839,13 +16718,23 @@
                 <w:szCs w:val="20"/>
               </w:rPr>
             </w:pPr>
+            <w:proofErr w:type="spellStart"/>
             <w:r>
               <w:rPr>
                 <w:rFonts w:asciiTheme="majorHAnsi" w:eastAsiaTheme="majorEastAsia" w:hAnsiTheme="majorHAnsi" w:cstheme="majorBidi"/>
                 <w:sz w:val="20"/>
                 <w:szCs w:val="20"/>
               </w:rPr>
-              <w:t>LightGBM Learning Rate</w:t>
+              <w:t>LightGBM</w:t>
+            </w:r>
+            <w:proofErr w:type="spellEnd"/>
+            <w:r>
+              <w:rPr>
+                <w:rFonts w:asciiTheme="majorHAnsi" w:eastAsiaTheme="majorEastAsia" w:hAnsiTheme="majorHAnsi" w:cstheme="majorBidi"/>
+                <w:sz w:val="20"/>
+                <w:szCs w:val="20"/>
+              </w:rPr>
+              <w:t xml:space="preserve"> Learning Rate</w:t>
             </w:r>
           </w:p>
         </w:tc>
@@ -14022,7 +16911,25 @@
           <w:b/>
           <w:bCs/>
         </w:rPr>
-        <w:t>2-Model Weighted Ensemble (Ridge + LightGBM)</w:t>
+        <w:t xml:space="preserve">2-Model Weighted Ensemble (Ridge + </w:t>
+      </w:r>
+      <w:proofErr w:type="spellStart"/>
+      <w:r>
+        <w:rPr>
+          <w:rFonts w:asciiTheme="majorHAnsi" w:eastAsiaTheme="majorEastAsia" w:hAnsiTheme="majorHAnsi" w:cstheme="majorBidi"/>
+          <w:b/>
+          <w:bCs/>
+        </w:rPr>
+        <w:t>LightGBM</w:t>
+      </w:r>
+      <w:proofErr w:type="spellEnd"/>
+      <w:r>
+        <w:rPr>
+          <w:rFonts w:asciiTheme="majorHAnsi" w:eastAsiaTheme="majorEastAsia" w:hAnsiTheme="majorHAnsi" w:cstheme="majorBidi"/>
+          <w:b/>
+          <w:bCs/>
+        </w:rPr>
+        <w:t>)</w:t>
       </w:r>
     </w:p>
     <w:tbl>
@@ -14217,13 +17124,23 @@
                 <w:szCs w:val="20"/>
               </w:rPr>
             </w:pPr>
+            <w:proofErr w:type="spellStart"/>
             <w:r>
               <w:rPr>
                 <w:rFonts w:asciiTheme="majorHAnsi" w:eastAsiaTheme="majorEastAsia" w:hAnsiTheme="majorHAnsi" w:cstheme="majorBidi"/>
                 <w:sz w:val="20"/>
                 <w:szCs w:val="20"/>
               </w:rPr>
-              <w:t>LightGBM (메타데이터)</w:t>
+              <w:t>LightGBM</w:t>
+            </w:r>
+            <w:proofErr w:type="spellEnd"/>
+            <w:r>
+              <w:rPr>
+                <w:rFonts w:asciiTheme="majorHAnsi" w:eastAsiaTheme="majorEastAsia" w:hAnsiTheme="majorHAnsi" w:cstheme="majorBidi"/>
+                <w:sz w:val="20"/>
+                <w:szCs w:val="20"/>
+              </w:rPr>
+              <w:t xml:space="preserve"> (메타데이터)</w:t>
             </w:r>
           </w:p>
         </w:tc>
@@ -14433,6 +17350,7 @@
                 <w:sz w:val="20"/>
                 <w:szCs w:val="20"/>
               </w:rPr>
+              <w:lastRenderedPageBreak/>
               <w:t>최종 성능</w:t>
             </w:r>
           </w:p>
@@ -14526,7 +17444,6 @@
           <w:b/>
           <w:bCs/>
         </w:rPr>
-        <w:lastRenderedPageBreak/>
         <w:t>분석:</w:t>
       </w:r>
       <w:r>
@@ -14592,24 +17509,66 @@
         <w:rPr>
           <w:rFonts w:asciiTheme="majorHAnsi" w:eastAsiaTheme="majorEastAsia" w:hAnsiTheme="majorHAnsi" w:cstheme="majorBidi"/>
         </w:rPr>
-        <w:t xml:space="preserve"> 낮은 학습률로 설정된 LightGBM(0.40)보다 Ridge 모델(0.60)의 기여도가 더 높게 측정되었</w:t>
-      </w:r>
+        <w:t xml:space="preserve"> 낮은 </w:t>
+      </w:r>
+      <w:proofErr w:type="spellStart"/>
       <w:r>
         <w:rPr>
           <w:rFonts w:asciiTheme="majorHAnsi" w:eastAsiaTheme="majorEastAsia" w:hAnsiTheme="majorHAnsi" w:cstheme="majorBidi"/>
         </w:rPr>
+        <w:t>학습률로</w:t>
+      </w:r>
+      <w:proofErr w:type="spellEnd"/>
+      <w:r>
+        <w:rPr>
+          <w:rFonts w:asciiTheme="majorHAnsi" w:eastAsiaTheme="majorEastAsia" w:hAnsiTheme="majorHAnsi" w:cstheme="majorBidi"/>
+        </w:rPr>
+        <w:t xml:space="preserve"> 설정된 </w:t>
+      </w:r>
+      <w:proofErr w:type="spellStart"/>
+      <w:r>
+        <w:rPr>
+          <w:rFonts w:asciiTheme="majorHAnsi" w:eastAsiaTheme="majorEastAsia" w:hAnsiTheme="majorHAnsi" w:cstheme="majorBidi"/>
+        </w:rPr>
+        <w:t>LightGBM</w:t>
+      </w:r>
+      <w:proofErr w:type="spellEnd"/>
+      <w:r>
+        <w:rPr>
+          <w:rFonts w:asciiTheme="majorHAnsi" w:eastAsiaTheme="majorEastAsia" w:hAnsiTheme="majorHAnsi" w:cstheme="majorBidi"/>
+        </w:rPr>
+        <w:t>(0.40)보다 Ridge 모델(0.60)의 기여도가 더 높게 측정되었</w:t>
+      </w:r>
+      <w:r>
+        <w:rPr>
+          <w:rFonts w:asciiTheme="majorHAnsi" w:eastAsiaTheme="majorEastAsia" w:hAnsiTheme="majorHAnsi" w:cstheme="majorBidi"/>
+        </w:rPr>
         <w:t>다.</w:t>
       </w:r>
       <w:r>
         <w:rPr>
           <w:rFonts w:asciiTheme="majorHAnsi" w:eastAsiaTheme="majorEastAsia" w:hAnsiTheme="majorHAnsi" w:cstheme="majorBidi"/>
         </w:rPr>
-        <w:t xml:space="preserve"> 이는 텍스트 정보가 가격 예측에 생각보다 강력한 기여를 하고 있거나, 현재 LGBM의 하이퍼파라미터 설정이 최적이 아님을 시사</w:t>
-      </w:r>
+        <w:t xml:space="preserve"> 이는 텍스트 정보가 가격 예측에 생각보다 강력한 기여를 하고 있거나, 현재 LGBM의 </w:t>
+      </w:r>
+      <w:proofErr w:type="spellStart"/>
       <w:r>
         <w:rPr>
           <w:rFonts w:asciiTheme="majorHAnsi" w:eastAsiaTheme="majorEastAsia" w:hAnsiTheme="majorHAnsi" w:cstheme="majorBidi"/>
         </w:rPr>
+        <w:t>하이퍼파라미터</w:t>
+      </w:r>
+      <w:proofErr w:type="spellEnd"/>
+      <w:r>
+        <w:rPr>
+          <w:rFonts w:asciiTheme="majorHAnsi" w:eastAsiaTheme="majorEastAsia" w:hAnsiTheme="majorHAnsi" w:cstheme="majorBidi"/>
+        </w:rPr>
+        <w:t xml:space="preserve"> 설정이 최적이 아님을 시사</w:t>
+      </w:r>
+      <w:r>
+        <w:rPr>
+          <w:rFonts w:asciiTheme="majorHAnsi" w:eastAsiaTheme="majorEastAsia" w:hAnsiTheme="majorHAnsi" w:cstheme="majorBidi"/>
+        </w:rPr>
         <w:t>한다</w:t>
       </w:r>
       <w:r>
@@ -14640,7 +17599,43 @@
           <w:b/>
           <w:bCs/>
         </w:rPr>
-        <w:t>4-Model Weighted Ensemble 확장 (XGBoost, CatBoost 추가)</w:t>
+        <w:t>4-Model Weighted Ensemble 확장 (</w:t>
+      </w:r>
+      <w:proofErr w:type="spellStart"/>
+      <w:r>
+        <w:rPr>
+          <w:rFonts w:asciiTheme="majorHAnsi" w:eastAsiaTheme="majorEastAsia" w:hAnsiTheme="majorHAnsi" w:cstheme="majorBidi"/>
+          <w:b/>
+          <w:bCs/>
+        </w:rPr>
+        <w:t>XGBoost</w:t>
+      </w:r>
+      <w:proofErr w:type="spellEnd"/>
+      <w:r>
+        <w:rPr>
+          <w:rFonts w:asciiTheme="majorHAnsi" w:eastAsiaTheme="majorEastAsia" w:hAnsiTheme="majorHAnsi" w:cstheme="majorBidi"/>
+          <w:b/>
+          <w:bCs/>
+        </w:rPr>
+        <w:t xml:space="preserve">, </w:t>
+      </w:r>
+      <w:proofErr w:type="spellStart"/>
+      <w:r>
+        <w:rPr>
+          <w:rFonts w:asciiTheme="majorHAnsi" w:eastAsiaTheme="majorEastAsia" w:hAnsiTheme="majorHAnsi" w:cstheme="majorBidi"/>
+          <w:b/>
+          <w:bCs/>
+        </w:rPr>
+        <w:t>CatBoost</w:t>
+      </w:r>
+      <w:proofErr w:type="spellEnd"/>
+      <w:r>
+        <w:rPr>
+          <w:rFonts w:asciiTheme="majorHAnsi" w:eastAsiaTheme="majorEastAsia" w:hAnsiTheme="majorHAnsi" w:cstheme="majorBidi"/>
+          <w:b/>
+          <w:bCs/>
+        </w:rPr>
+        <w:t xml:space="preserve"> 추가)</w:t>
       </w:r>
     </w:p>
     <w:tbl>
@@ -14835,6 +17830,7 @@
                 <w:szCs w:val="20"/>
               </w:rPr>
             </w:pPr>
+            <w:proofErr w:type="spellStart"/>
             <w:r>
               <w:rPr>
                 <w:rFonts w:asciiTheme="majorHAnsi" w:eastAsiaTheme="majorEastAsia" w:hAnsiTheme="majorHAnsi" w:cstheme="majorBidi"/>
@@ -14843,6 +17839,7 @@
               </w:rPr>
               <w:t>LightGBM</w:t>
             </w:r>
+            <w:proofErr w:type="spellEnd"/>
           </w:p>
         </w:tc>
         <w:tc>
@@ -14916,6 +17913,7 @@
                 <w:szCs w:val="20"/>
               </w:rPr>
             </w:pPr>
+            <w:proofErr w:type="spellStart"/>
             <w:r>
               <w:rPr>
                 <w:rFonts w:asciiTheme="majorHAnsi" w:eastAsiaTheme="majorEastAsia" w:hAnsiTheme="majorHAnsi" w:cstheme="majorBidi"/>
@@ -14924,6 +17922,7 @@
               </w:rPr>
               <w:t>XGBoost</w:t>
             </w:r>
+            <w:proofErr w:type="spellEnd"/>
           </w:p>
         </w:tc>
         <w:tc>
@@ -14996,6 +17995,7 @@
                 <w:szCs w:val="20"/>
               </w:rPr>
             </w:pPr>
+            <w:proofErr w:type="spellStart"/>
             <w:r>
               <w:rPr>
                 <w:rFonts w:asciiTheme="majorHAnsi" w:eastAsiaTheme="majorEastAsia" w:hAnsiTheme="majorHAnsi" w:cstheme="majorBidi"/>
@@ -15004,6 +18004,7 @@
               </w:rPr>
               <w:t>CatBoost</w:t>
             </w:r>
+            <w:proofErr w:type="spellEnd"/>
           </w:p>
         </w:tc>
         <w:tc>
@@ -15350,11 +18351,67 @@
         <w:rPr>
           <w:rFonts w:asciiTheme="majorHAnsi" w:eastAsiaTheme="majorEastAsia" w:hAnsiTheme="majorHAnsi" w:cstheme="majorBidi"/>
         </w:rPr>
-        <w:t xml:space="preserve"> 추가된 모델(XGBoost, CatBoost)의 개별 성능이 LightGBM보다 낮았으며, 이들이 기존 LightGBM과 유사한 정보를 학습하여 </w:t>
-      </w:r>
+        <w:t xml:space="preserve"> 추가된 모델(</w:t>
+      </w:r>
+      <w:proofErr w:type="spellStart"/>
       <w:r>
         <w:rPr>
           <w:rFonts w:asciiTheme="majorHAnsi" w:eastAsiaTheme="majorEastAsia" w:hAnsiTheme="majorHAnsi" w:cstheme="majorBidi"/>
+        </w:rPr>
+        <w:t>XGBoost</w:t>
+      </w:r>
+      <w:proofErr w:type="spellEnd"/>
+      <w:r>
+        <w:rPr>
+          <w:rFonts w:asciiTheme="majorHAnsi" w:eastAsiaTheme="majorEastAsia" w:hAnsiTheme="majorHAnsi" w:cstheme="majorBidi"/>
+        </w:rPr>
+        <w:t xml:space="preserve">, </w:t>
+      </w:r>
+      <w:proofErr w:type="spellStart"/>
+      <w:r>
+        <w:rPr>
+          <w:rFonts w:asciiTheme="majorHAnsi" w:eastAsiaTheme="majorEastAsia" w:hAnsiTheme="majorHAnsi" w:cstheme="majorBidi"/>
+        </w:rPr>
+        <w:t>CatBoost</w:t>
+      </w:r>
+      <w:proofErr w:type="spellEnd"/>
+      <w:r>
+        <w:rPr>
+          <w:rFonts w:asciiTheme="majorHAnsi" w:eastAsiaTheme="majorEastAsia" w:hAnsiTheme="majorHAnsi" w:cstheme="majorBidi"/>
+        </w:rPr>
+        <w:t xml:space="preserve">)의 개별 성능이 </w:t>
+      </w:r>
+      <w:proofErr w:type="spellStart"/>
+      <w:r>
+        <w:rPr>
+          <w:rFonts w:asciiTheme="majorHAnsi" w:eastAsiaTheme="majorEastAsia" w:hAnsiTheme="majorHAnsi" w:cstheme="majorBidi"/>
+        </w:rPr>
+        <w:t>LightGBM</w:t>
+      </w:r>
+      <w:proofErr w:type="spellEnd"/>
+      <w:r>
+        <w:rPr>
+          <w:rFonts w:asciiTheme="majorHAnsi" w:eastAsiaTheme="majorEastAsia" w:hAnsiTheme="majorHAnsi" w:cstheme="majorBidi"/>
+        </w:rPr>
+        <w:t xml:space="preserve">보다 낮았으며, 이들이 기존 </w:t>
+      </w:r>
+      <w:proofErr w:type="spellStart"/>
+      <w:r>
+        <w:rPr>
+          <w:rFonts w:asciiTheme="majorHAnsi" w:eastAsiaTheme="majorEastAsia" w:hAnsiTheme="majorHAnsi" w:cstheme="majorBidi"/>
+        </w:rPr>
+        <w:t>LightGBM</w:t>
+      </w:r>
+      <w:proofErr w:type="spellEnd"/>
+      <w:r>
+        <w:rPr>
+          <w:rFonts w:asciiTheme="majorHAnsi" w:eastAsiaTheme="majorEastAsia" w:hAnsiTheme="majorHAnsi" w:cstheme="majorBidi"/>
+        </w:rPr>
+        <w:t xml:space="preserve">과 유사한 정보를 학습하여 </w:t>
+      </w:r>
+      <w:r>
+        <w:rPr>
+          <w:rFonts w:asciiTheme="majorHAnsi" w:eastAsiaTheme="majorEastAsia" w:hAnsiTheme="majorHAnsi" w:cstheme="majorBidi"/>
           <w:b/>
           <w:bCs/>
         </w:rPr>
@@ -15397,12 +18454,26 @@
         <w:rPr>
           <w:rFonts w:asciiTheme="majorHAnsi" w:eastAsiaTheme="majorEastAsia" w:hAnsiTheme="majorHAnsi" w:cstheme="majorBidi"/>
         </w:rPr>
-        <w:t xml:space="preserve"> Ridge(0.45)와 LightGBM(0.30)이 여전히 전체 가중치의 75%를 차지했</w:t>
-      </w:r>
+        <w:t xml:space="preserve"> Ridge(0.45)와 </w:t>
+      </w:r>
+      <w:proofErr w:type="spellStart"/>
       <w:r>
         <w:rPr>
           <w:rFonts w:asciiTheme="majorHAnsi" w:eastAsiaTheme="majorEastAsia" w:hAnsiTheme="majorHAnsi" w:cstheme="majorBidi"/>
         </w:rPr>
+        <w:t>LightGBM</w:t>
+      </w:r>
+      <w:proofErr w:type="spellEnd"/>
+      <w:r>
+        <w:rPr>
+          <w:rFonts w:asciiTheme="majorHAnsi" w:eastAsiaTheme="majorEastAsia" w:hAnsiTheme="majorHAnsi" w:cstheme="majorBidi"/>
+        </w:rPr>
+        <w:t>(0.30)이 여전히 전체 가중치의 75%를 차지했</w:t>
+      </w:r>
+      <w:r>
+        <w:rPr>
+          <w:rFonts w:asciiTheme="majorHAnsi" w:eastAsiaTheme="majorEastAsia" w:hAnsiTheme="majorHAnsi" w:cstheme="majorBidi"/>
+        </w:rPr>
         <w:t>다.</w:t>
       </w:r>
     </w:p>
@@ -15423,6 +18494,7 @@
         <w:rPr>
           <w:rFonts w:hint="eastAsia"/>
         </w:rPr>
+        <w:lastRenderedPageBreak/>
         <w:t xml:space="preserve">2) </w:t>
       </w:r>
       <w:r>
@@ -15439,7 +18511,35 @@
         <w:rPr>
           <w:rFonts w:asciiTheme="majorHAnsi" w:eastAsiaTheme="majorEastAsia" w:hAnsiTheme="majorHAnsi" w:cstheme="majorBidi"/>
         </w:rPr>
-        <w:t>Stacking Ensemble 은 개별 모델의 예측값(Level-1 Feature)을 최종 예측기(Meta Learner)의 입력으로 사용하는 고급 앙상블 기법</w:t>
+        <w:t xml:space="preserve">Stacking Ensemble 은 개별 모델의 </w:t>
+      </w:r>
+      <w:proofErr w:type="spellStart"/>
+      <w:r>
+        <w:rPr>
+          <w:rFonts w:asciiTheme="majorHAnsi" w:eastAsiaTheme="majorEastAsia" w:hAnsiTheme="majorHAnsi" w:cstheme="majorBidi"/>
+        </w:rPr>
+        <w:t>예측값</w:t>
+      </w:r>
+      <w:proofErr w:type="spellEnd"/>
+      <w:r>
+        <w:rPr>
+          <w:rFonts w:asciiTheme="majorHAnsi" w:eastAsiaTheme="majorEastAsia" w:hAnsiTheme="majorHAnsi" w:cstheme="majorBidi"/>
+        </w:rPr>
+        <w:t xml:space="preserve">(Level-1 Feature)을 최종 </w:t>
+      </w:r>
+      <w:proofErr w:type="spellStart"/>
+      <w:r>
+        <w:rPr>
+          <w:rFonts w:asciiTheme="majorHAnsi" w:eastAsiaTheme="majorEastAsia" w:hAnsiTheme="majorHAnsi" w:cstheme="majorBidi"/>
+        </w:rPr>
+        <w:t>예측기</w:t>
+      </w:r>
+      <w:proofErr w:type="spellEnd"/>
+      <w:r>
+        <w:rPr>
+          <w:rFonts w:asciiTheme="majorHAnsi" w:eastAsiaTheme="majorEastAsia" w:hAnsiTheme="majorHAnsi" w:cstheme="majorBidi"/>
+        </w:rPr>
+        <w:t>(Meta Learner)의 입력으로 사용하는 고급 앙상블 기법</w:t>
       </w:r>
       <w:r>
         <w:rPr>
@@ -15490,7 +18590,6 @@
               <w:rPr>
                 <w:szCs w:val="18"/>
               </w:rPr>
-              <w:lastRenderedPageBreak/>
               <w:t>평가지표</w:t>
             </w:r>
           </w:p>
@@ -15693,8 +18792,16 @@
         <w:rPr>
           <w:rFonts w:asciiTheme="majorHAnsi" w:eastAsiaTheme="majorEastAsia" w:hAnsiTheme="majorHAnsi" w:cstheme="majorBidi"/>
         </w:rPr>
-        <w:t xml:space="preserve"> 이는 Stacking의 Base Estimators가 검증 세트에서 과적합</w:t>
-      </w:r>
+        <w:t xml:space="preserve"> 이는 Stacking의 Base Estimators가 검증 세트에서 </w:t>
+      </w:r>
+      <w:proofErr w:type="spellStart"/>
+      <w:r>
+        <w:rPr>
+          <w:rFonts w:asciiTheme="majorHAnsi" w:eastAsiaTheme="majorEastAsia" w:hAnsiTheme="majorHAnsi" w:cstheme="majorBidi"/>
+        </w:rPr>
+        <w:t>과적합</w:t>
+      </w:r>
+      <w:proofErr w:type="spellEnd"/>
       <w:r>
         <w:rPr>
           <w:rFonts w:asciiTheme="majorHAnsi" w:eastAsiaTheme="majorEastAsia" w:hAnsiTheme="majorHAnsi" w:cstheme="majorBidi" w:hint="eastAsia"/>
@@ -16174,7 +19281,21 @@
         <w:rPr>
           <w:rFonts w:asciiTheme="majorHAnsi" w:eastAsiaTheme="majorEastAsia" w:hAnsiTheme="majorHAnsi" w:cstheme="majorBidi"/>
         </w:rPr>
-        <w:t xml:space="preserve"> LightGBM(메타)의 </w:t>
+        <w:t xml:space="preserve"> </w:t>
+      </w:r>
+      <w:proofErr w:type="spellStart"/>
+      <w:r>
+        <w:rPr>
+          <w:rFonts w:asciiTheme="majorHAnsi" w:eastAsiaTheme="majorEastAsia" w:hAnsiTheme="majorHAnsi" w:cstheme="majorBidi"/>
+        </w:rPr>
+        <w:t>LightGBM</w:t>
+      </w:r>
+      <w:proofErr w:type="spellEnd"/>
+      <w:r>
+        <w:rPr>
+          <w:rFonts w:asciiTheme="majorHAnsi" w:eastAsiaTheme="majorEastAsia" w:hAnsiTheme="majorHAnsi" w:cstheme="majorBidi"/>
+        </w:rPr>
+        <w:t xml:space="preserve">(메타)의 </w:t>
       </w:r>
       <w:r>
         <w:rPr>
@@ -16221,12 +19342,40 @@
         <w:rPr>
           <w:rFonts w:asciiTheme="majorHAnsi" w:eastAsiaTheme="majorEastAsia" w:hAnsiTheme="majorHAnsi" w:cstheme="majorBidi"/>
         </w:rPr>
-        <w:t xml:space="preserve"> LightGBM의 하이퍼파라미터 튜닝을 개선하고, 텍스트 피처에 대한 Ridge 모델의 가중치를 정교하게 조정하여 0.461 이하의 성능을 목표로 해야 </w:t>
-      </w:r>
+        <w:t xml:space="preserve"> </w:t>
+      </w:r>
+      <w:proofErr w:type="spellStart"/>
       <w:r>
         <w:rPr>
           <w:rFonts w:asciiTheme="majorHAnsi" w:eastAsiaTheme="majorEastAsia" w:hAnsiTheme="majorHAnsi" w:cstheme="majorBidi"/>
         </w:rPr>
+        <w:t>LightGBM</w:t>
+      </w:r>
+      <w:proofErr w:type="spellEnd"/>
+      <w:r>
+        <w:rPr>
+          <w:rFonts w:asciiTheme="majorHAnsi" w:eastAsiaTheme="majorEastAsia" w:hAnsiTheme="majorHAnsi" w:cstheme="majorBidi"/>
+        </w:rPr>
+        <w:t xml:space="preserve">의 </w:t>
+      </w:r>
+      <w:proofErr w:type="spellStart"/>
+      <w:r>
+        <w:rPr>
+          <w:rFonts w:asciiTheme="majorHAnsi" w:eastAsiaTheme="majorEastAsia" w:hAnsiTheme="majorHAnsi" w:cstheme="majorBidi"/>
+        </w:rPr>
+        <w:t>하이퍼파라미터</w:t>
+      </w:r>
+      <w:proofErr w:type="spellEnd"/>
+      <w:r>
+        <w:rPr>
+          <w:rFonts w:asciiTheme="majorHAnsi" w:eastAsiaTheme="majorEastAsia" w:hAnsiTheme="majorHAnsi" w:cstheme="majorBidi"/>
+        </w:rPr>
+        <w:t xml:space="preserve"> 튜닝을 개선하고, 텍스트 피처에 대한 Ridge 모델의 가중치를 정교하게 조정하여 0.461 이하의 성능을 목표로 해야 </w:t>
+      </w:r>
+      <w:r>
+        <w:rPr>
+          <w:rFonts w:asciiTheme="majorHAnsi" w:eastAsiaTheme="majorEastAsia" w:hAnsiTheme="majorHAnsi" w:cstheme="majorBidi"/>
+        </w:rPr>
         <w:t>한다</w:t>
       </w:r>
       <w:r>
@@ -16234,11 +19383,6 @@
           <w:rFonts w:asciiTheme="majorHAnsi" w:eastAsiaTheme="majorEastAsia" w:hAnsiTheme="majorHAnsi" w:cstheme="majorBidi"/>
         </w:rPr>
         <w:t>.</w:t>
-      </w:r>
-    </w:p>
-    <w:p>
-      <w:r>
-        <w:br w:type="page"/>
       </w:r>
     </w:p>
     <w:p>
@@ -16259,7 +19403,15 @@
         <w:t>3</w:t>
       </w:r>
       <w:r>
-        <w:t xml:space="preserve"> 하이퍼파라미터 튜닝</w:t>
+        <w:t xml:space="preserve"> </w:t>
+      </w:r>
+      <w:proofErr w:type="spellStart"/>
+      <w:r>
+        <w:t>하이퍼파라미터</w:t>
+      </w:r>
+      <w:proofErr w:type="spellEnd"/>
+      <w:r>
+        <w:t xml:space="preserve"> 튜닝</w:t>
       </w:r>
       <w:bookmarkEnd w:id="39"/>
       <w:bookmarkEnd w:id="40"/>
@@ -16292,7 +19444,35 @@
         <w:rPr>
           <w:rFonts w:asciiTheme="majorHAnsi" w:eastAsiaTheme="majorEastAsia" w:hAnsiTheme="majorHAnsi" w:cstheme="majorBidi"/>
         </w:rPr>
-        <w:t>비교 대상: Optuna와 Hyperopt의 성능 및 효율성을 비교 분석했</w:t>
+        <w:t xml:space="preserve">비교 대상: </w:t>
+      </w:r>
+      <w:proofErr w:type="spellStart"/>
+      <w:r>
+        <w:rPr>
+          <w:rFonts w:asciiTheme="majorHAnsi" w:eastAsiaTheme="majorEastAsia" w:hAnsiTheme="majorHAnsi" w:cstheme="majorBidi"/>
+        </w:rPr>
+        <w:t>Optuna</w:t>
+      </w:r>
+      <w:proofErr w:type="spellEnd"/>
+      <w:r>
+        <w:rPr>
+          <w:rFonts w:asciiTheme="majorHAnsi" w:eastAsiaTheme="majorEastAsia" w:hAnsiTheme="majorHAnsi" w:cstheme="majorBidi"/>
+        </w:rPr>
+        <w:t xml:space="preserve">와 </w:t>
+      </w:r>
+      <w:proofErr w:type="spellStart"/>
+      <w:r>
+        <w:rPr>
+          <w:rFonts w:asciiTheme="majorHAnsi" w:eastAsiaTheme="majorEastAsia" w:hAnsiTheme="majorHAnsi" w:cstheme="majorBidi"/>
+        </w:rPr>
+        <w:t>Hyperopt</w:t>
+      </w:r>
+      <w:proofErr w:type="spellEnd"/>
+      <w:r>
+        <w:rPr>
+          <w:rFonts w:asciiTheme="majorHAnsi" w:eastAsiaTheme="majorEastAsia" w:hAnsiTheme="majorHAnsi" w:cstheme="majorBidi"/>
+        </w:rPr>
+        <w:t>의 성능 및 효율성을 비교 분석했</w:t>
       </w:r>
       <w:r>
         <w:rPr>
@@ -16315,7 +19495,35 @@
         <w:rPr>
           <w:rFonts w:asciiTheme="majorHAnsi" w:eastAsiaTheme="majorEastAsia" w:hAnsiTheme="majorHAnsi" w:cstheme="majorBidi"/>
         </w:rPr>
-        <w:t>선택 근거: 두 엔진의 탐색 효율성과 사용 편의성을 평가하여, 최적의 튜닝 엔진을 PyCaret의 tune_model 기능에 통합하거나 수동 튜닝 시 사용하기 위해 결정했</w:t>
+        <w:t xml:space="preserve">선택 근거: 두 엔진의 탐색 효율성과 사용 편의성을 평가하여, 최적의 튜닝 엔진을 </w:t>
+      </w:r>
+      <w:proofErr w:type="spellStart"/>
+      <w:r>
+        <w:rPr>
+          <w:rFonts w:asciiTheme="majorHAnsi" w:eastAsiaTheme="majorEastAsia" w:hAnsiTheme="majorHAnsi" w:cstheme="majorBidi"/>
+        </w:rPr>
+        <w:t>PyCaret</w:t>
+      </w:r>
+      <w:proofErr w:type="spellEnd"/>
+      <w:r>
+        <w:rPr>
+          <w:rFonts w:asciiTheme="majorHAnsi" w:eastAsiaTheme="majorEastAsia" w:hAnsiTheme="majorHAnsi" w:cstheme="majorBidi"/>
+        </w:rPr>
+        <w:t xml:space="preserve">의 </w:t>
+      </w:r>
+      <w:proofErr w:type="spellStart"/>
+      <w:r>
+        <w:rPr>
+          <w:rFonts w:asciiTheme="majorHAnsi" w:eastAsiaTheme="majorEastAsia" w:hAnsiTheme="majorHAnsi" w:cstheme="majorBidi"/>
+        </w:rPr>
+        <w:t>tune_model</w:t>
+      </w:r>
+      <w:proofErr w:type="spellEnd"/>
+      <w:r>
+        <w:rPr>
+          <w:rFonts w:asciiTheme="majorHAnsi" w:eastAsiaTheme="majorEastAsia" w:hAnsiTheme="majorHAnsi" w:cstheme="majorBidi"/>
+        </w:rPr>
+        <w:t xml:space="preserve"> 기능에 통합하거나 수동 튜닝 시 사용하기 위해 결정했</w:t>
       </w:r>
       <w:r>
         <w:rPr>
@@ -16387,6 +19595,7 @@
       </w:r>
     </w:p>
     <w:p>
+      <w:proofErr w:type="spellStart"/>
       <w:r>
         <w:t>G</w:t>
       </w:r>
@@ -16394,7 +19603,14 @@
         <w:rPr>
           <w:rFonts w:hint="eastAsia"/>
         </w:rPr>
-        <w:t>abage Collection</w:t>
+        <w:t>abage</w:t>
+      </w:r>
+      <w:proofErr w:type="spellEnd"/>
+      <w:r>
+        <w:rPr>
+          <w:rFonts w:hint="eastAsia"/>
+        </w:rPr>
+        <w:t xml:space="preserve"> Collection</w:t>
       </w:r>
       <w:r>
         <w:t xml:space="preserve"> 도입: GPU/CPU 캐시를 정리하고, 불필요해진 변수들을 강제로 해제하는 유틸리티 함수를 도입했</w:t>
@@ -16430,7 +19646,7 @@
       <w:pPr>
         <w:ind w:left="720"/>
         <w:rPr>
-          <w:rFonts w:asciiTheme="majorHAnsi" w:eastAsiaTheme="majorEastAsia" w:hAnsiTheme="majorHAnsi" w:cstheme="majorBidi" w:hint="eastAsia"/>
+          <w:rFonts w:asciiTheme="majorHAnsi" w:eastAsiaTheme="majorEastAsia" w:hAnsiTheme="majorHAnsi" w:cstheme="majorBidi"/>
         </w:rPr>
       </w:pPr>
     </w:p>
@@ -16442,8 +19658,16 @@
         <w:rPr>
           <w:rFonts w:hint="eastAsia"/>
         </w:rPr>
-        <w:t>5.3.4.2 파이프라인 캐싱</w:t>
-      </w:r>
+        <w:t xml:space="preserve">5.3.4.2 파이프라인 </w:t>
+      </w:r>
+      <w:proofErr w:type="spellStart"/>
+      <w:r>
+        <w:rPr>
+          <w:rFonts w:hint="eastAsia"/>
+        </w:rPr>
+        <w:t>캐싱</w:t>
+      </w:r>
+      <w:proofErr w:type="spellEnd"/>
     </w:p>
     <w:p>
       <w:pPr>
@@ -16459,7 +19683,113 @@
         <w:rPr>
           <w:rFonts w:asciiTheme="majorHAnsi" w:eastAsiaTheme="majorEastAsia" w:hAnsiTheme="majorHAnsi" w:cstheme="majorBidi"/>
         </w:rPr>
-        <w:t>단계별 캐싱: 전처리(stage_*.pkl) 및 벡터화 결과(vectorized_*.pkl)와 같은 중간 결과물들을.pkl 파일로 저장하고 로드하는 캐싱 시스템을 구축했</w:t>
+        <w:t xml:space="preserve">단계별 </w:t>
+      </w:r>
+      <w:proofErr w:type="spellStart"/>
+      <w:r>
+        <w:rPr>
+          <w:rFonts w:asciiTheme="majorHAnsi" w:eastAsiaTheme="majorEastAsia" w:hAnsiTheme="majorHAnsi" w:cstheme="majorBidi"/>
+        </w:rPr>
+        <w:t>캐싱</w:t>
+      </w:r>
+      <w:proofErr w:type="spellEnd"/>
+      <w:r>
+        <w:rPr>
+          <w:rFonts w:asciiTheme="majorHAnsi" w:eastAsiaTheme="majorEastAsia" w:hAnsiTheme="majorHAnsi" w:cstheme="majorBidi"/>
+        </w:rPr>
+        <w:t xml:space="preserve">: </w:t>
+      </w:r>
+      <w:proofErr w:type="spellStart"/>
+      <w:r>
+        <w:rPr>
+          <w:rFonts w:asciiTheme="majorHAnsi" w:eastAsiaTheme="majorEastAsia" w:hAnsiTheme="majorHAnsi" w:cstheme="majorBidi"/>
+        </w:rPr>
+        <w:t>전처리</w:t>
+      </w:r>
+      <w:proofErr w:type="spellEnd"/>
+      <w:r>
+        <w:rPr>
+          <w:rFonts w:asciiTheme="majorHAnsi" w:eastAsiaTheme="majorEastAsia" w:hAnsiTheme="majorHAnsi" w:cstheme="majorBidi"/>
+        </w:rPr>
+        <w:t>(stage_*.</w:t>
+      </w:r>
+      <w:proofErr w:type="spellStart"/>
+      <w:r>
+        <w:rPr>
+          <w:rFonts w:asciiTheme="majorHAnsi" w:eastAsiaTheme="majorEastAsia" w:hAnsiTheme="majorHAnsi" w:cstheme="majorBidi"/>
+        </w:rPr>
+        <w:t>pkl</w:t>
+      </w:r>
+      <w:proofErr w:type="spellEnd"/>
+      <w:r>
+        <w:rPr>
+          <w:rFonts w:asciiTheme="majorHAnsi" w:eastAsiaTheme="majorEastAsia" w:hAnsiTheme="majorHAnsi" w:cstheme="majorBidi"/>
+        </w:rPr>
+        <w:t>) 및 벡터화 결과(vectorized_*.</w:t>
+      </w:r>
+      <w:proofErr w:type="spellStart"/>
+      <w:r>
+        <w:rPr>
+          <w:rFonts w:asciiTheme="majorHAnsi" w:eastAsiaTheme="majorEastAsia" w:hAnsiTheme="majorHAnsi" w:cstheme="majorBidi"/>
+        </w:rPr>
+        <w:t>pkl</w:t>
+      </w:r>
+      <w:proofErr w:type="spellEnd"/>
+      <w:r>
+        <w:rPr>
+          <w:rFonts w:asciiTheme="majorHAnsi" w:eastAsiaTheme="majorEastAsia" w:hAnsiTheme="majorHAnsi" w:cstheme="majorBidi"/>
+        </w:rPr>
+        <w:t xml:space="preserve">)와 같은 중간 </w:t>
+      </w:r>
+      <w:proofErr w:type="gramStart"/>
+      <w:r>
+        <w:rPr>
+          <w:rFonts w:asciiTheme="majorHAnsi" w:eastAsiaTheme="majorEastAsia" w:hAnsiTheme="majorHAnsi" w:cstheme="majorBidi"/>
+        </w:rPr>
+        <w:t>결과물들을.</w:t>
+      </w:r>
+      <w:proofErr w:type="spellStart"/>
+      <w:r>
+        <w:rPr>
+          <w:rFonts w:asciiTheme="majorHAnsi" w:eastAsiaTheme="majorEastAsia" w:hAnsiTheme="majorHAnsi" w:cstheme="majorBidi"/>
+        </w:rPr>
+        <w:t>pkl</w:t>
+      </w:r>
+      <w:proofErr w:type="spellEnd"/>
+      <w:proofErr w:type="gramEnd"/>
+      <w:r>
+        <w:rPr>
+          <w:rFonts w:asciiTheme="majorHAnsi" w:eastAsiaTheme="majorEastAsia" w:hAnsiTheme="majorHAnsi" w:cstheme="majorBidi"/>
+        </w:rPr>
+        <w:t xml:space="preserve"> 파일로 저장하고 </w:t>
+      </w:r>
+      <w:proofErr w:type="spellStart"/>
+      <w:r>
+        <w:rPr>
+          <w:rFonts w:asciiTheme="majorHAnsi" w:eastAsiaTheme="majorEastAsia" w:hAnsiTheme="majorHAnsi" w:cstheme="majorBidi"/>
+        </w:rPr>
+        <w:t>로드하는</w:t>
+      </w:r>
+      <w:proofErr w:type="spellEnd"/>
+      <w:r>
+        <w:rPr>
+          <w:rFonts w:asciiTheme="majorHAnsi" w:eastAsiaTheme="majorEastAsia" w:hAnsiTheme="majorHAnsi" w:cstheme="majorBidi"/>
+        </w:rPr>
+        <w:t xml:space="preserve"> </w:t>
+      </w:r>
+      <w:proofErr w:type="spellStart"/>
+      <w:r>
+        <w:rPr>
+          <w:rFonts w:asciiTheme="majorHAnsi" w:eastAsiaTheme="majorEastAsia" w:hAnsiTheme="majorHAnsi" w:cstheme="majorBidi"/>
+        </w:rPr>
+        <w:t>캐싱</w:t>
+      </w:r>
+      <w:proofErr w:type="spellEnd"/>
+      <w:r>
+        <w:rPr>
+          <w:rFonts w:asciiTheme="majorHAnsi" w:eastAsiaTheme="majorEastAsia" w:hAnsiTheme="majorHAnsi" w:cstheme="majorBidi"/>
+        </w:rPr>
+        <w:t xml:space="preserve"> 시스템을 구축했</w:t>
       </w:r>
       <w:r>
         <w:rPr>
@@ -16474,42 +19804,41 @@
           <w:ilvl w:val="0"/>
           <w:numId w:val="27"/>
         </w:numPr>
+      </w:pPr>
+      <w:r>
         <w:rPr>
           <w:rFonts w:asciiTheme="majorHAnsi" w:eastAsiaTheme="majorEastAsia" w:hAnsiTheme="majorHAnsi" w:cstheme="majorBidi"/>
         </w:rPr>
-        <w:sectPr>
-          <w:type w:val="continuous"/>
-          <w:pgSz w:w="11906" w:h="16838"/>
-          <w:pgMar w:top="1985" w:right="1701" w:bottom="1701" w:left="1701" w:header="851" w:footer="992" w:gutter="0"/>
-          <w:cols w:space="425"/>
-          <w:docGrid w:linePitch="360"/>
-        </w:sectPr>
-      </w:pPr>
+        <w:t xml:space="preserve">효율성: 복잡하고 시간이 오래 걸리는 </w:t>
+      </w:r>
+      <w:proofErr w:type="spellStart"/>
       <w:r>
         <w:rPr>
           <w:rFonts w:asciiTheme="majorHAnsi" w:eastAsiaTheme="majorEastAsia" w:hAnsiTheme="majorHAnsi" w:cstheme="majorBidi"/>
         </w:rPr>
-        <w:t>효율성: 복잡하고 시간이 오래 걸리는 전처리/FE/벡터화 단계를 반복 실험 시 건너뛸 수 있게 되어 전체 파이프라인 실행 시간을 획기적으로 단축했</w:t>
-      </w:r>
+        <w:t>전처리</w:t>
+      </w:r>
+      <w:proofErr w:type="spellEnd"/>
       <w:r>
         <w:rPr>
           <w:rFonts w:asciiTheme="majorHAnsi" w:eastAsiaTheme="majorEastAsia" w:hAnsiTheme="majorHAnsi" w:cstheme="majorBidi"/>
         </w:rPr>
+        <w:t>/FE/벡터화 단계를 반복 실험 시 건너뛸 수 있게 되어 전체 파이프라인 실행 시간을 획기적으로 단축했</w:t>
+      </w:r>
+      <w:r>
+        <w:rPr>
+          <w:rFonts w:asciiTheme="majorHAnsi" w:eastAsiaTheme="majorEastAsia" w:hAnsiTheme="majorHAnsi" w:cstheme="majorBidi"/>
+        </w:rPr>
         <w:t>다.</w:t>
       </w:r>
-    </w:p>
-    <w:p>
-      <w:r>
-        <w:br w:type="page"/>
-      </w:r>
-    </w:p>
-    <w:p>
-      <w:pPr>
-        <w:pStyle w:val="2"/>
-      </w:pPr>
       <w:bookmarkStart w:id="45" w:name="_Toc216712347"/>
       <w:bookmarkStart w:id="46" w:name="_Toc216712455"/>
       <w:bookmarkStart w:id="47" w:name="_Toc216712501"/>
+    </w:p>
+    <w:p>
+      <w:pPr>
+        <w:pStyle w:val="2"/>
+      </w:pPr>
       <w:r>
         <w:rPr>
           <w:rFonts w:hint="eastAsia"/>
@@ -16605,13 +19934,6 @@
       </w:r>
     </w:p>
     <w:p>
-      <w:pPr>
-        <w:numPr>
-          <w:ilvl w:val="0"/>
-          <w:numId w:val="35"/>
-        </w:numPr>
-        <w:spacing w:after="0" w:line="240" w:lineRule="auto"/>
-      </w:pPr>
       <w:r>
         <w:rPr>
           <w:rFonts w:hint="eastAsia"/>
@@ -16637,9 +19959,6 @@
       <w:pPr>
         <w:spacing w:after="0" w:line="240" w:lineRule="auto"/>
         <w:ind w:left="720"/>
-        <w:rPr>
-          <w:rFonts w:hint="eastAsia"/>
-        </w:rPr>
       </w:pPr>
     </w:p>
     <w:p>
@@ -17114,7 +20433,23 @@
           <w:b/>
           <w:bCs/>
         </w:rPr>
-        <w:t>R² &lt; 0.70</w:t>
+        <w:t xml:space="preserve">R² </w:t>
+      </w:r>
+      <w:proofErr w:type="gramStart"/>
+      <w:r>
+        <w:rPr>
+          <w:b/>
+          <w:bCs/>
+        </w:rPr>
+        <w:t>&lt; 0</w:t>
+      </w:r>
+      <w:proofErr w:type="gramEnd"/>
+      <w:r>
+        <w:rPr>
+          <w:b/>
+          <w:bCs/>
+        </w:rPr>
+        <w:t>.70</w:t>
       </w:r>
       <w:r>
         <w:t>을 성능 기준으로 설정하였다.</w:t>
@@ -17129,7 +20464,15 @@
         <w:spacing w:after="0" w:line="240" w:lineRule="auto"/>
       </w:pPr>
       <w:r>
-        <w:t>이 기준을 충족하지 못하는 모델에 대해선 추가적인 하이퍼파라미터 튜닝 또는 구조 변경을 수행하여, 전체 파이프라인의 성능 저하 가능성을 사전에 방지하였다.</w:t>
+        <w:t xml:space="preserve">이 기준을 충족하지 못하는 모델에 대해선 추가적인 </w:t>
+      </w:r>
+      <w:proofErr w:type="spellStart"/>
+      <w:r>
+        <w:t>하이퍼파라미터</w:t>
+      </w:r>
+      <w:proofErr w:type="spellEnd"/>
+      <w:r>
+        <w:t xml:space="preserve"> 튜닝 또는 구조 변경을 수행하여, 전체 파이프라인의 성능 저하 가능성을 사전에 방지하였다.</w:t>
       </w:r>
     </w:p>
     <w:p>
@@ -17186,6 +20529,9 @@
           <w:numId w:val="35"/>
         </w:numPr>
         <w:spacing w:after="0" w:line="240" w:lineRule="auto"/>
+        <w:rPr>
+          <w:rFonts w:hint="eastAsia"/>
+        </w:rPr>
       </w:pPr>
       <w:r>
         <w:rPr>
@@ -17194,8 +20540,6 @@
         <w:t>이를 통해 모델의 설명력이 일정 수준 이상 확보될 때만 최종 후보군으로 고려되도록 하였다.</w:t>
       </w:r>
     </w:p>
-    <w:p/>
-    <w:p/>
     <w:p>
       <w:pPr>
         <w:pStyle w:val="3"/>
@@ -17245,6 +20589,7 @@
         </w:rPr>
         <w:t xml:space="preserve">최종 평가 결과, </w:t>
       </w:r>
+      <w:proofErr w:type="spellStart"/>
       <w:r>
         <w:rPr>
           <w:rFonts w:hint="eastAsia"/>
@@ -17253,12 +20598,14 @@
         </w:rPr>
         <w:t>LightGBM</w:t>
       </w:r>
+      <w:proofErr w:type="spellEnd"/>
       <w:r>
         <w:rPr>
           <w:rFonts w:hint="eastAsia"/>
         </w:rPr>
         <w:t xml:space="preserve">과 </w:t>
       </w:r>
+      <w:proofErr w:type="spellStart"/>
       <w:r>
         <w:rPr>
           <w:rFonts w:hint="eastAsia"/>
@@ -17267,6 +20614,7 @@
         </w:rPr>
         <w:t>XGBoost</w:t>
       </w:r>
+      <w:proofErr w:type="spellEnd"/>
       <w:r>
         <w:rPr>
           <w:rFonts w:hint="eastAsia"/>
@@ -17311,6 +20659,7 @@
         </w:numPr>
         <w:spacing w:after="0" w:line="240" w:lineRule="auto"/>
       </w:pPr>
+      <w:proofErr w:type="spellStart"/>
       <w:r>
         <w:rPr>
           <w:i/>
@@ -17324,13 +20673,64 @@
           <w:i/>
           <w:iCs/>
         </w:rPr>
-        <w:t>ercari_best_metrics**</w:t>
-      </w:r>
-      <w:r>
-        <w:rPr>
-          <w:rFonts w:hint="eastAsia"/>
-        </w:rPr>
-        <w:t xml:space="preserve"> 계열 (특히 glove, tfidf, fasttext 등) 모델들이 RMSLE, RMSE, MAE 에서 상위권을 차지하며 </w:t>
+        <w:t>ercari_best_metrics</w:t>
+      </w:r>
+      <w:proofErr w:type="spellEnd"/>
+      <w:r>
+        <w:rPr>
+          <w:rFonts w:hint="eastAsia"/>
+          <w:i/>
+          <w:iCs/>
+        </w:rPr>
+        <w:t>**</w:t>
+      </w:r>
+      <w:r>
+        <w:rPr>
+          <w:rFonts w:hint="eastAsia"/>
+        </w:rPr>
+        <w:t xml:space="preserve"> 계열 (특히 glove, </w:t>
+      </w:r>
+      <w:proofErr w:type="spellStart"/>
+      <w:r>
+        <w:rPr>
+          <w:rFonts w:hint="eastAsia"/>
+        </w:rPr>
+        <w:t>tfidf</w:t>
+      </w:r>
+      <w:proofErr w:type="spellEnd"/>
+      <w:r>
+        <w:rPr>
+          <w:rFonts w:hint="eastAsia"/>
+        </w:rPr>
+        <w:t xml:space="preserve">, </w:t>
+      </w:r>
+      <w:proofErr w:type="spellStart"/>
+      <w:r>
+        <w:rPr>
+          <w:rFonts w:hint="eastAsia"/>
+        </w:rPr>
+        <w:t>fasttext</w:t>
+      </w:r>
+      <w:proofErr w:type="spellEnd"/>
+      <w:r>
+        <w:rPr>
+          <w:rFonts w:hint="eastAsia"/>
+        </w:rPr>
+        <w:t xml:space="preserve"> 등) 모델들이 RMSLE, RMSE, </w:t>
+      </w:r>
+      <w:proofErr w:type="gramStart"/>
+      <w:r>
+        <w:rPr>
+          <w:rFonts w:hint="eastAsia"/>
+        </w:rPr>
+        <w:t>MAE 에서</w:t>
+      </w:r>
+      <w:proofErr w:type="gramEnd"/>
+      <w:r>
+        <w:rPr>
+          <w:rFonts w:hint="eastAsia"/>
+        </w:rPr>
+        <w:t xml:space="preserve"> 상위권을 차지하며 </w:t>
       </w:r>
       <w:r>
         <w:rPr>
@@ -17366,13 +20766,23 @@
           <w:szCs w:val="22"/>
         </w:rPr>
       </w:pPr>
+      <w:proofErr w:type="spellStart"/>
       <w:r>
         <w:rPr>
           <w:rFonts w:hint="eastAsia"/>
           <w:sz w:val="22"/>
           <w:szCs w:val="22"/>
         </w:rPr>
-        <w:t xml:space="preserve">RandomForestRegressor도 모든 지표에서 상위권이며, 특히 </w:t>
+        <w:t>RandomForestRegressor</w:t>
+      </w:r>
+      <w:proofErr w:type="spellEnd"/>
+      <w:r>
+        <w:rPr>
+          <w:rFonts w:hint="eastAsia"/>
+          <w:sz w:val="22"/>
+          <w:szCs w:val="22"/>
+        </w:rPr>
+        <w:t xml:space="preserve">도 모든 지표에서 상위권이며, 특히 </w:t>
       </w:r>
       <w:r>
         <w:rPr>
@@ -17525,6 +20935,7 @@
                 <w:szCs w:val="18"/>
               </w:rPr>
             </w:pPr>
+            <w:proofErr w:type="spellStart"/>
             <w:r>
               <w:rPr>
                 <w:rFonts w:eastAsiaTheme="minorHAnsi" w:cs="굴림"/>
@@ -17539,6 +20950,7 @@
               </w:rPr>
               <w:t>odel_name</w:t>
             </w:r>
+            <w:proofErr w:type="spellEnd"/>
           </w:p>
         </w:tc>
         <w:tc>
@@ -17658,6 +21070,7 @@
                 <w:szCs w:val="18"/>
               </w:rPr>
             </w:pPr>
+            <w:proofErr w:type="spellStart"/>
             <w:r>
               <w:rPr>
                 <w:rFonts w:eastAsiaTheme="minorHAnsi" w:cs="굴림"/>
@@ -17665,6 +21078,7 @@
               </w:rPr>
               <w:t>mercari_best_glove_metrics</w:t>
             </w:r>
+            <w:proofErr w:type="spellEnd"/>
           </w:p>
         </w:tc>
         <w:tc>
@@ -17803,6 +21217,7 @@
                 <w:szCs w:val="18"/>
               </w:rPr>
             </w:pPr>
+            <w:proofErr w:type="spellStart"/>
             <w:r>
               <w:rPr>
                 <w:rFonts w:eastAsiaTheme="minorHAnsi" w:cs="굴림"/>
@@ -17810,6 +21225,7 @@
               </w:rPr>
               <w:t>mercari_best_tfidf_metrics</w:t>
             </w:r>
+            <w:proofErr w:type="spellEnd"/>
           </w:p>
         </w:tc>
         <w:tc>
@@ -17925,6 +21341,7 @@
                 <w:szCs w:val="18"/>
               </w:rPr>
             </w:pPr>
+            <w:proofErr w:type="spellStart"/>
             <w:r>
               <w:rPr>
                 <w:rFonts w:eastAsiaTheme="minorHAnsi" w:cs="굴림"/>
@@ -17932,6 +21349,7 @@
               </w:rPr>
               <w:t>mercari_best_fasttext_metrics</w:t>
             </w:r>
+            <w:proofErr w:type="spellEnd"/>
           </w:p>
         </w:tc>
         <w:tc>
@@ -18046,6 +21464,7 @@
                 <w:szCs w:val="18"/>
               </w:rPr>
             </w:pPr>
+            <w:proofErr w:type="spellStart"/>
             <w:r>
               <w:rPr>
                 <w:rFonts w:eastAsiaTheme="minorHAnsi" w:cs="굴림"/>
@@ -18053,6 +21472,7 @@
               </w:rPr>
               <w:t>RandomForestRegressor_metrics</w:t>
             </w:r>
+            <w:proofErr w:type="spellEnd"/>
           </w:p>
         </w:tc>
         <w:tc>
@@ -18168,6 +21588,7 @@
                 <w:szCs w:val="18"/>
               </w:rPr>
             </w:pPr>
+            <w:proofErr w:type="spellStart"/>
             <w:r>
               <w:rPr>
                 <w:rFonts w:eastAsiaTheme="minorHAnsi" w:cs="굴림"/>
@@ -18175,6 +21596,7 @@
               </w:rPr>
               <w:t>RandomForestRegressor_metrics</w:t>
             </w:r>
+            <w:proofErr w:type="spellEnd"/>
           </w:p>
         </w:tc>
         <w:tc>
@@ -18532,6 +21954,7 @@
                 <w:szCs w:val="18"/>
               </w:rPr>
             </w:pPr>
+            <w:proofErr w:type="spellStart"/>
             <w:r>
               <w:rPr>
                 <w:rFonts w:eastAsiaTheme="minorHAnsi" w:cs="굴림"/>
@@ -18539,6 +21962,7 @@
               </w:rPr>
               <w:t>mercari_best_bert_metrics</w:t>
             </w:r>
+            <w:proofErr w:type="spellEnd"/>
           </w:p>
         </w:tc>
         <w:tc>
@@ -18654,6 +22078,7 @@
                 <w:szCs w:val="18"/>
               </w:rPr>
             </w:pPr>
+            <w:proofErr w:type="spellStart"/>
             <w:r>
               <w:rPr>
                 <w:rFonts w:eastAsiaTheme="minorHAnsi" w:cs="굴림"/>
@@ -18661,6 +22086,7 @@
               </w:rPr>
               <w:t>mercari_best_bert_metrics</w:t>
             </w:r>
+            <w:proofErr w:type="spellEnd"/>
           </w:p>
         </w:tc>
         <w:tc>
@@ -18760,7 +22186,6 @@
     <w:p>
       <w:pPr>
         <w:rPr>
-          <w:rFonts w:hint="eastAsia"/>
           <w:sz w:val="18"/>
           <w:szCs w:val="18"/>
         </w:rPr>
@@ -18781,13 +22206,41 @@
         </w:rPr>
         <w:t xml:space="preserve"> </w:t>
       </w:r>
+      <w:proofErr w:type="gramStart"/>
       <w:r>
         <w:rPr>
           <w:rFonts w:hint="eastAsia"/>
           <w:sz w:val="18"/>
           <w:szCs w:val="18"/>
         </w:rPr>
-        <w:t>자료 : Mercari/src/version9_results</w:t>
+        <w:t>자료 :</w:t>
+      </w:r>
+      <w:proofErr w:type="gramEnd"/>
+      <w:r>
+        <w:rPr>
+          <w:rFonts w:hint="eastAsia"/>
+          <w:sz w:val="18"/>
+          <w:szCs w:val="18"/>
+        </w:rPr>
+        <w:t xml:space="preserve"> Mercari/</w:t>
+      </w:r>
+      <w:proofErr w:type="spellStart"/>
+      <w:r>
+        <w:rPr>
+          <w:rFonts w:hint="eastAsia"/>
+          <w:sz w:val="18"/>
+          <w:szCs w:val="18"/>
+        </w:rPr>
+        <w:t>src</w:t>
+      </w:r>
+      <w:proofErr w:type="spellEnd"/>
+      <w:r>
+        <w:rPr>
+          <w:rFonts w:hint="eastAsia"/>
+          <w:sz w:val="18"/>
+          <w:szCs w:val="18"/>
+        </w:rPr>
+        <w:t>/version9_results</w:t>
       </w:r>
       <w:r>
         <w:rPr>
@@ -18858,46 +22311,80 @@
           <w:sz w:val="22"/>
           <w:szCs w:val="22"/>
         </w:rPr>
-        <w:t>9) 측면에서는 기존 파이프라인의 find_best_model</w:t>
-      </w:r>
-      <w:r>
-        <w:rPr>
-          <w:rFonts w:hint="eastAsia"/>
+        <w:t xml:space="preserve">9) 측면에서는 기존 파이프라인의 </w:t>
+      </w:r>
+      <w:proofErr w:type="spellStart"/>
+      <w:r>
+        <w:rPr>
           <w:sz w:val="22"/>
           <w:szCs w:val="22"/>
         </w:rPr>
-        <w:t>()</w:t>
-      </w:r>
+        <w:t>find_best_model</w:t>
+      </w:r>
+      <w:proofErr w:type="spellEnd"/>
       <w:r>
         <w:rPr>
           <w:rFonts w:hint="eastAsia"/>
           <w:sz w:val="22"/>
           <w:szCs w:val="22"/>
         </w:rPr>
-        <w:t>**</w:t>
-      </w:r>
-      <w:r>
-        <w:rPr>
+        <w:t>()</w:t>
+      </w:r>
+      <w:r>
+        <w:rPr>
+          <w:rFonts w:hint="eastAsia"/>
           <w:sz w:val="22"/>
           <w:szCs w:val="22"/>
         </w:rPr>
-        <w:t xml:space="preserve"> 과정과 blend_models(</w:t>
-      </w:r>
-      <w:r>
-        <w:rPr>
-          <w:rFonts w:hint="eastAsia"/>
+        <w:t>**</w:t>
+      </w:r>
+      <w:r>
+        <w:rPr>
           <w:sz w:val="22"/>
           <w:szCs w:val="22"/>
         </w:rPr>
-        <w:t xml:space="preserve"> </w:t>
-      </w:r>
+        <w:t xml:space="preserve"> 과정과 </w:t>
+      </w:r>
+      <w:proofErr w:type="spellStart"/>
       <w:r>
         <w:rPr>
           <w:sz w:val="22"/>
           <w:szCs w:val="22"/>
         </w:rPr>
+        <w:t>blend_</w:t>
+      </w:r>
+      <w:proofErr w:type="gramStart"/>
+      <w:r>
+        <w:rPr>
+          <w:sz w:val="22"/>
+          <w:szCs w:val="22"/>
+        </w:rPr>
+        <w:t>models</w:t>
+      </w:r>
+      <w:proofErr w:type="spellEnd"/>
+      <w:r>
+        <w:rPr>
+          <w:sz w:val="22"/>
+          <w:szCs w:val="22"/>
+        </w:rPr>
+        <w:t>(</w:t>
+      </w:r>
+      <w:r>
+        <w:rPr>
+          <w:rFonts w:hint="eastAsia"/>
+          <w:sz w:val="22"/>
+          <w:szCs w:val="22"/>
+        </w:rPr>
+        <w:t xml:space="preserve"> </w:t>
+      </w:r>
+      <w:r>
+        <w:rPr>
+          <w:sz w:val="22"/>
+          <w:szCs w:val="22"/>
+        </w:rPr>
         <w:t>)</w:t>
       </w:r>
+      <w:proofErr w:type="gramEnd"/>
       <w:r>
         <w:rPr>
           <w:rFonts w:hint="eastAsia"/>
@@ -18950,6 +22437,7 @@
         <w:lastRenderedPageBreak/>
         <w:t xml:space="preserve">이는 향후 </w:t>
       </w:r>
+      <w:proofErr w:type="spellStart"/>
       <w:r>
         <w:rPr>
           <w:b/>
@@ -18957,7 +22445,17 @@
           <w:sz w:val="22"/>
           <w:szCs w:val="22"/>
         </w:rPr>
-        <w:t>스태킹(Stacking) 앙상블</w:t>
+        <w:t>스태킹</w:t>
+      </w:r>
+      <w:proofErr w:type="spellEnd"/>
+      <w:r>
+        <w:rPr>
+          <w:b/>
+          <w:bCs/>
+          <w:sz w:val="22"/>
+          <w:szCs w:val="22"/>
+        </w:rPr>
+        <w:t>(Stacking) 앙상블</w:t>
       </w:r>
       <w:r>
         <w:rPr>
@@ -19001,7 +22499,7 @@
                     <pic:cNvPicPr/>
                   </pic:nvPicPr>
                   <pic:blipFill>
-                    <a:blip r:embed="rId28" cstate="print">
+                    <a:blip r:embed="rId25" cstate="print">
                       <a:extLst>
                         <a:ext uri="{28A0092B-C50C-407E-A947-70E740481C1C}">
                           <a14:useLocalDpi xmlns:a14="http://schemas.microsoft.com/office/drawing/2010/main" val="0"/>
@@ -19052,7 +22550,19 @@
         <w:rPr>
           <w:rFonts w:eastAsiaTheme="minorHAnsi" w:cs="Arial" w:hint="eastAsia"/>
         </w:rPr>
-        <w:t xml:space="preserve"> 8개 모델들의 지표별 성능 비교 barchart 시각화</w:t>
+        <w:t xml:space="preserve"> 8개 모델들의 지표별 성능 비교 bar</w:t>
+      </w:r>
+      <w:r>
+        <w:rPr>
+          <w:rFonts w:eastAsiaTheme="minorHAnsi" w:cs="Arial" w:hint="eastAsia"/>
+        </w:rPr>
+        <w:t>-</w:t>
+      </w:r>
+      <w:r>
+        <w:rPr>
+          <w:rFonts w:eastAsiaTheme="minorHAnsi" w:cs="Arial" w:hint="eastAsia"/>
+        </w:rPr>
+        <w:t>chart 시각화</w:t>
       </w:r>
       <w:r>
         <w:rPr>
@@ -19092,7 +22602,49 @@
         <w:rPr>
           <w:rFonts w:hint="eastAsia"/>
         </w:rPr>
-        <w:t>RMSLE의 수치가 캐글 결과값보다 비정상적으로 낮게 측정된 이유는 price 피처를 log1p 로그변환하여 전처리해서 로그 범위로 압축시켰는데, 이 상태에서 모델이 예측한 값과 실제값의 차이가 작아져 RMSLE 역시 작아졌다.</w:t>
+        <w:t xml:space="preserve">RMSLE의 수치가 </w:t>
+      </w:r>
+      <w:proofErr w:type="spellStart"/>
+      <w:r>
+        <w:rPr>
+          <w:rFonts w:hint="eastAsia"/>
+        </w:rPr>
+        <w:t>캐글</w:t>
+      </w:r>
+      <w:proofErr w:type="spellEnd"/>
+      <w:r>
+        <w:rPr>
+          <w:rFonts w:hint="eastAsia"/>
+        </w:rPr>
+        <w:t xml:space="preserve"> 결과값보다 비정상적으로 낮게 측정된 이유는 price 피처를 log1p </w:t>
+      </w:r>
+      <w:proofErr w:type="spellStart"/>
+      <w:r>
+        <w:rPr>
+          <w:rFonts w:hint="eastAsia"/>
+        </w:rPr>
+        <w:t>로그변환하여</w:t>
+      </w:r>
+      <w:proofErr w:type="spellEnd"/>
+      <w:r>
+        <w:rPr>
+          <w:rFonts w:hint="eastAsia"/>
+        </w:rPr>
+        <w:t xml:space="preserve"> 전처리해서 로그 범위로 압축시켰는데, 이 상태에서 모델이 예측한 값과 </w:t>
+      </w:r>
+      <w:proofErr w:type="spellStart"/>
+      <w:r>
+        <w:rPr>
+          <w:rFonts w:hint="eastAsia"/>
+        </w:rPr>
+        <w:t>실제값의</w:t>
+      </w:r>
+      <w:proofErr w:type="spellEnd"/>
+      <w:r>
+        <w:rPr>
+          <w:rFonts w:hint="eastAsia"/>
+        </w:rPr>
+        <w:t xml:space="preserve"> 차이가 작아져 RMSLE 역시 작아졌다.</w:t>
       </w:r>
     </w:p>
     <w:p>
@@ -19177,6 +22729,40 @@
     </w:p>
     <w:p>
       <w:pPr>
+        <w:rPr>
+          <w:sz w:val="19"/>
+          <w:szCs w:val="19"/>
+        </w:rPr>
+      </w:pPr>
+    </w:p>
+    <w:p>
+      <w:pPr>
+        <w:rPr>
+          <w:sz w:val="19"/>
+          <w:szCs w:val="19"/>
+        </w:rPr>
+      </w:pPr>
+    </w:p>
+    <w:p>
+      <w:pPr>
+        <w:tabs>
+          <w:tab w:val="left" w:pos="7725"/>
+        </w:tabs>
+        <w:rPr>
+          <w:sz w:val="19"/>
+          <w:szCs w:val="19"/>
+        </w:rPr>
+      </w:pPr>
+      <w:r>
+        <w:rPr>
+          <w:sz w:val="19"/>
+          <w:szCs w:val="19"/>
+        </w:rPr>
+        <w:tab/>
+      </w:r>
+    </w:p>
+    <w:p>
+      <w:pPr>
         <w:pStyle w:val="2"/>
       </w:pPr>
       <w:bookmarkStart w:id="58" w:name="_Toc216712350"/>
@@ -19244,7 +22830,25 @@
           <w:b/>
           <w:bCs/>
         </w:rPr>
-        <w:t>효율적인 캐싱 전략</w:t>
+        <w:t xml:space="preserve">효율적인 </w:t>
+      </w:r>
+      <w:proofErr w:type="spellStart"/>
+      <w:r>
+        <w:rPr>
+          <w:rFonts w:hint="eastAsia"/>
+          <w:b/>
+          <w:bCs/>
+        </w:rPr>
+        <w:t>캐싱</w:t>
+      </w:r>
+      <w:proofErr w:type="spellEnd"/>
+      <w:r>
+        <w:rPr>
+          <w:rFonts w:hint="eastAsia"/>
+          <w:b/>
+          <w:bCs/>
+        </w:rPr>
+        <w:t xml:space="preserve"> 전략</w:t>
       </w:r>
       <w:r>
         <w:rPr>
@@ -19316,8 +22920,13 @@
         </w:rPr>
         <w:t xml:space="preserve">본 실습에서의 근본 목표는 Mercari 중고 상품의 판매 가격을 높은 정확도로 예측할 수 있는 모델을 구축하는 것이며, 이를 위해 다양한 </w:t>
       </w:r>
-      <w:r>
-        <w:t>임베딩·벡터화 방식과 30여 개 이상의 회귀 모델을 폭넓게 탐색하였다.</w:t>
+      <w:proofErr w:type="spellStart"/>
+      <w:r>
+        <w:t>임베딩</w:t>
+      </w:r>
+      <w:proofErr w:type="spellEnd"/>
+      <w:r>
+        <w:t>·벡터화 방식과 30여 개 이상의 회귀 모델을 폭넓게 탐색하였다.</w:t>
       </w:r>
     </w:p>
     <w:p>
@@ -19342,13 +22951,29 @@
           <w:b/>
           <w:bCs/>
         </w:rPr>
-        <w:t>총 30개의 모델 메트릭</w:t>
-      </w:r>
-      <w:r>
-        <w:rPr>
-          <w:rFonts w:hint="eastAsia"/>
-        </w:rPr>
-        <w:t xml:space="preserve">이 </w:t>
+        <w:t xml:space="preserve">총 30개의 모델 </w:t>
+      </w:r>
+      <w:proofErr w:type="spellStart"/>
+      <w:r>
+        <w:rPr>
+          <w:rFonts w:hint="eastAsia"/>
+          <w:b/>
+          <w:bCs/>
+        </w:rPr>
+        <w:t>메트릭</w:t>
+      </w:r>
+      <w:r>
+        <w:rPr>
+          <w:rFonts w:hint="eastAsia"/>
+        </w:rPr>
+        <w:t>이</w:t>
+      </w:r>
+      <w:proofErr w:type="spellEnd"/>
+      <w:r>
+        <w:rPr>
+          <w:rFonts w:hint="eastAsia"/>
+        </w:rPr>
+        <w:t xml:space="preserve"> </w:t>
       </w:r>
       <w:r>
         <w:t xml:space="preserve">유효하게 집계되었고, RMSLE·RMSE·MAE·R² 기준으로 성능을 비교한 </w:t>
@@ -19361,9 +22986,6 @@
     <w:p>
       <w:pPr>
         <w:spacing w:after="0" w:line="240" w:lineRule="auto"/>
-        <w:rPr>
-          <w:rFonts w:hint="eastAsia"/>
-        </w:rPr>
       </w:pPr>
     </w:p>
     <w:p>
@@ -19386,7 +23008,21 @@
         <w:rPr>
           <w:rFonts w:hint="eastAsia"/>
         </w:rPr>
-        <w:t>전통적 임베딩 기반 모델의 압도적 우위</w:t>
+        <w:t xml:space="preserve">전통적 </w:t>
+      </w:r>
+      <w:proofErr w:type="spellStart"/>
+      <w:r>
+        <w:rPr>
+          <w:rFonts w:hint="eastAsia"/>
+        </w:rPr>
+        <w:t>임베딩</w:t>
+      </w:r>
+      <w:proofErr w:type="spellEnd"/>
+      <w:r>
+        <w:rPr>
+          <w:rFonts w:hint="eastAsia"/>
+        </w:rPr>
+        <w:t xml:space="preserve"> 기반 모델의 압도적 우위</w:t>
       </w:r>
     </w:p>
     <w:p>
@@ -19396,21 +23032,55 @@
         </w:tabs>
         <w:spacing w:after="0" w:line="240" w:lineRule="auto"/>
         <w:ind w:left="-11"/>
-        <w:rPr>
-          <w:rFonts w:hint="eastAsia"/>
-        </w:rPr>
       </w:pPr>
       <w:bookmarkStart w:id="62" w:name="_Hlk216448943"/>
       <w:bookmarkStart w:id="63" w:name="_Hlk216448810"/>
-      <w:r>
-        <w:t xml:space="preserve">GloVe, GloVe, TF-IDF, FastText, Word2Vec 등 </w:t>
-      </w:r>
-      <w:r>
-        <w:rPr>
-          <w:b/>
-          <w:bCs/>
-        </w:rPr>
-        <w:t>전통적 텍스트 임베딩 + 트리 기반 모델</w:t>
+      <w:proofErr w:type="spellStart"/>
+      <w:r>
+        <w:t>GloVe</w:t>
+      </w:r>
+      <w:proofErr w:type="spellEnd"/>
+      <w:r>
+        <w:t xml:space="preserve">, </w:t>
+      </w:r>
+      <w:proofErr w:type="spellStart"/>
+      <w:r>
+        <w:t>GloVe</w:t>
+      </w:r>
+      <w:proofErr w:type="spellEnd"/>
+      <w:r>
+        <w:t xml:space="preserve">, TF-IDF, </w:t>
+      </w:r>
+      <w:proofErr w:type="spellStart"/>
+      <w:r>
+        <w:t>FastText</w:t>
+      </w:r>
+      <w:proofErr w:type="spellEnd"/>
+      <w:r>
+        <w:t xml:space="preserve">, Word2Vec 등 </w:t>
+      </w:r>
+      <w:r>
+        <w:rPr>
+          <w:b/>
+          <w:bCs/>
+        </w:rPr>
+        <w:t xml:space="preserve">전통적 텍스트 </w:t>
+      </w:r>
+      <w:proofErr w:type="spellStart"/>
+      <w:r>
+        <w:rPr>
+          <w:b/>
+          <w:bCs/>
+        </w:rPr>
+        <w:t>임베딩</w:t>
+      </w:r>
+      <w:proofErr w:type="spellEnd"/>
+      <w:r>
+        <w:rPr>
+          <w:b/>
+          <w:bCs/>
+        </w:rPr>
+        <w:t xml:space="preserve"> + 트리 기반 모델</w:t>
       </w:r>
       <w:r>
         <w:t xml:space="preserve"> 조합은 RMSLE 기준 </w:t>
@@ -19507,7 +23177,23 @@
           <w:b/>
           <w:bCs/>
         </w:rPr>
-        <w:t>가벼운 통계적 임베딩 + Gradient Boosting 계열</w:t>
+        <w:t xml:space="preserve">가벼운 통계적 </w:t>
+      </w:r>
+      <w:proofErr w:type="spellStart"/>
+      <w:r>
+        <w:rPr>
+          <w:b/>
+          <w:bCs/>
+        </w:rPr>
+        <w:t>임베딩</w:t>
+      </w:r>
+      <w:proofErr w:type="spellEnd"/>
+      <w:r>
+        <w:rPr>
+          <w:b/>
+          <w:bCs/>
+        </w:rPr>
+        <w:t xml:space="preserve"> + Gradient Boosting 계열</w:t>
       </w:r>
       <w:r>
         <w:t>이 오히려 더 적합하다는 점이 확인되었다.</w:t>
@@ -19518,9 +23204,6 @@
         <w:pStyle w:val="a6"/>
         <w:spacing w:after="0" w:line="240" w:lineRule="auto"/>
         <w:ind w:leftChars="0" w:left="993"/>
-        <w:rPr>
-          <w:rFonts w:hint="eastAsia"/>
-        </w:rPr>
       </w:pPr>
     </w:p>
     <w:p>
@@ -19539,9 +23222,6 @@
         <w:pStyle w:val="a6"/>
         <w:spacing w:after="0" w:line="240" w:lineRule="auto"/>
         <w:ind w:leftChars="0" w:left="284"/>
-        <w:rPr>
-          <w:rFonts w:hint="eastAsia"/>
-        </w:rPr>
       </w:pPr>
     </w:p>
     <w:p>
@@ -19561,7 +23241,15 @@
         <w:t xml:space="preserve"> </w:t>
       </w:r>
       <w:r>
-        <w:t>BERT 등 대규모 언어모델 기반 임베딩은 기대 대비 성능이 낮음</w:t>
+        <w:t xml:space="preserve">BERT 등 대규모 언어모델 기반 </w:t>
+      </w:r>
+      <w:proofErr w:type="spellStart"/>
+      <w:r>
+        <w:t>임베딩은</w:t>
+      </w:r>
+      <w:proofErr w:type="spellEnd"/>
+      <w:r>
+        <w:t xml:space="preserve"> 기대 대비 성능이 낮음</w:t>
       </w:r>
     </w:p>
     <w:p>
@@ -19589,7 +23277,15 @@
         <w:t>0.980~0.990</w:t>
       </w:r>
       <w:r>
-        <w:t xml:space="preserve"> 수준으로 상위권이긴 하나, 전통적 임베딩 기반 모델 대비 성능이 낮았다.</w:t>
+        <w:t xml:space="preserve"> 수준으로 상위권이긴 하나, 전통적 </w:t>
+      </w:r>
+      <w:proofErr w:type="spellStart"/>
+      <w:r>
+        <w:t>임베딩</w:t>
+      </w:r>
+      <w:proofErr w:type="spellEnd"/>
+      <w:r>
+        <w:t xml:space="preserve"> 기반 모델 대비 성능이 낮았다.</w:t>
       </w:r>
       <w:r>
         <w:rPr>
@@ -19662,7 +23358,23 @@
           <w:b/>
           <w:bCs/>
         </w:rPr>
-        <w:t>복잡한 언어모델보다 가벼운 임베딩이 더 적합한 도메인</w:t>
+        <w:t xml:space="preserve">복잡한 언어모델보다 가벼운 </w:t>
+      </w:r>
+      <w:proofErr w:type="spellStart"/>
+      <w:r>
+        <w:rPr>
+          <w:b/>
+          <w:bCs/>
+        </w:rPr>
+        <w:t>임베딩이</w:t>
+      </w:r>
+      <w:proofErr w:type="spellEnd"/>
+      <w:r>
+        <w:rPr>
+          <w:b/>
+          <w:bCs/>
+        </w:rPr>
+        <w:t xml:space="preserve"> 더 적합한 도메인</w:t>
       </w:r>
       <w:r>
         <w:t>임을 확인하게 되었다.</w:t>
@@ -19839,7 +23551,15 @@
         <w:ind w:leftChars="0"/>
       </w:pPr>
       <w:r>
-        <w:t>32GB RAM 환경은 BERT·FastText·AutoGluon 대규모 실험에서 병목이 발생할 수 있었으나,</w:t>
+        <w:t xml:space="preserve">32GB RAM 환경은 </w:t>
+      </w:r>
+      <w:proofErr w:type="spellStart"/>
+      <w:r>
+        <w:t>BERT·FastText·AutoGluon</w:t>
+      </w:r>
+      <w:proofErr w:type="spellEnd"/>
+      <w:r>
+        <w:t xml:space="preserve"> 대규모 실험에서 병목이 발생할 수 있었으나,</w:t>
       </w:r>
     </w:p>
     <w:p>
@@ -19852,8 +23572,13 @@
         <w:spacing w:after="0" w:line="240" w:lineRule="auto"/>
         <w:ind w:leftChars="0"/>
       </w:pPr>
-      <w:r>
-        <w:t>캐싱 전략 개선</w:t>
+      <w:proofErr w:type="spellStart"/>
+      <w:r>
+        <w:t>캐싱</w:t>
+      </w:r>
+      <w:proofErr w:type="spellEnd"/>
+      <w:r>
+        <w:t xml:space="preserve"> 전략 개선</w:t>
       </w:r>
     </w:p>
     <w:p>
@@ -19880,8 +23605,13 @@
         <w:spacing w:after="0" w:line="240" w:lineRule="auto"/>
         <w:ind w:leftChars="0"/>
       </w:pPr>
-      <w:r>
-        <w:t>모델별 feature caching</w:t>
+      <w:proofErr w:type="spellStart"/>
+      <w:r>
+        <w:t>모델별</w:t>
+      </w:r>
+      <w:proofErr w:type="spellEnd"/>
+      <w:r>
+        <w:t xml:space="preserve"> feature caching</w:t>
       </w:r>
     </w:p>
     <w:p>
@@ -20023,7 +23753,15 @@
         <w:spacing w:after="0" w:line="276" w:lineRule="auto"/>
       </w:pPr>
       <w:r>
-        <w:t>트리 기반 모델(LightGBM·XGBoost·RandomForest)이 모든 실험에서 가장 안정적이고 강력한 성능을</w:t>
+        <w:t>트리 기반 모델(</w:t>
+      </w:r>
+      <w:proofErr w:type="spellStart"/>
+      <w:r>
+        <w:t>LightGBM·XGBoost·RandomForest</w:t>
+      </w:r>
+      <w:proofErr w:type="spellEnd"/>
+      <w:r>
+        <w:t>)이 모든 실험에서 가장 안정적이고 강력한 성능을</w:t>
       </w:r>
       <w:bookmarkEnd w:id="65"/>
       <w:r>
@@ -20063,7 +23801,35 @@
         <w:rPr>
           <w:rFonts w:hint="eastAsia"/>
         </w:rPr>
-        <w:t>다양한 임베딩 방식으로 스태킹 조합하면 추가적인 시너지 효과를 기대할 수 있다.</w:t>
+        <w:t xml:space="preserve">다양한 </w:t>
+      </w:r>
+      <w:proofErr w:type="spellStart"/>
+      <w:r>
+        <w:rPr>
+          <w:rFonts w:hint="eastAsia"/>
+        </w:rPr>
+        <w:t>임베딩</w:t>
+      </w:r>
+      <w:proofErr w:type="spellEnd"/>
+      <w:r>
+        <w:rPr>
+          <w:rFonts w:hint="eastAsia"/>
+        </w:rPr>
+        <w:t xml:space="preserve"> 방식으로 </w:t>
+      </w:r>
+      <w:proofErr w:type="spellStart"/>
+      <w:r>
+        <w:rPr>
+          <w:rFonts w:hint="eastAsia"/>
+        </w:rPr>
+        <w:t>스태킹</w:t>
+      </w:r>
+      <w:proofErr w:type="spellEnd"/>
+      <w:r>
+        <w:rPr>
+          <w:rFonts w:hint="eastAsia"/>
+        </w:rPr>
+        <w:t xml:space="preserve"> 조합하면 추가적인 시너지 효과를 기대할 수 있다.</w:t>
       </w:r>
     </w:p>
     <w:p>
@@ -20090,7 +23856,21 @@
         <w:rPr>
           <w:rFonts w:hint="eastAsia"/>
         </w:rPr>
-        <w:t>향후 제언 : 모델 고도화와 마케팅/비즈니스 확장</w:t>
+        <w:t xml:space="preserve">향후 </w:t>
+      </w:r>
+      <w:proofErr w:type="gramStart"/>
+      <w:r>
+        <w:rPr>
+          <w:rFonts w:hint="eastAsia"/>
+        </w:rPr>
+        <w:t>제언 :</w:t>
+      </w:r>
+      <w:proofErr w:type="gramEnd"/>
+      <w:r>
+        <w:rPr>
+          <w:rFonts w:hint="eastAsia"/>
+        </w:rPr>
+        <w:t xml:space="preserve"> 모델 고도화와 마케팅/비즈니스 확장</w:t>
       </w:r>
     </w:p>
     <w:p>
@@ -20111,7 +23891,23 @@
           <w:b/>
           <w:bCs/>
         </w:rPr>
-        <w:t>거래 전환율(Conversion Rate)</w:t>
+        <w:t xml:space="preserve">거래 </w:t>
+      </w:r>
+      <w:proofErr w:type="spellStart"/>
+      <w:r>
+        <w:rPr>
+          <w:b/>
+          <w:bCs/>
+        </w:rPr>
+        <w:t>전환율</w:t>
+      </w:r>
+      <w:proofErr w:type="spellEnd"/>
+      <w:r>
+        <w:rPr>
+          <w:b/>
+          <w:bCs/>
+        </w:rPr>
+        <w:t>(Conversion Rate)</w:t>
       </w:r>
       <w:r>
         <w:t xml:space="preserve"> 향상에 직접적인</w:t>
@@ -20132,7 +23928,11 @@
         <w:t xml:space="preserve"> </w:t>
       </w:r>
       <w:r>
-        <w:t>향후에는 모델 성능 고도화</w:t>
+        <w:t xml:space="preserve">향후에는 모델 성능 </w:t>
+      </w:r>
+      <w:proofErr w:type="gramStart"/>
+      <w:r>
+        <w:t>고도화</w:t>
       </w:r>
       <w:r>
         <w:rPr>
@@ -20141,7 +23941,11 @@
         <w:t xml:space="preserve"> </w:t>
       </w:r>
       <w:r>
-        <w:t xml:space="preserve">뿐 아니라, </w:t>
+        <w:t>뿐</w:t>
+      </w:r>
+      <w:proofErr w:type="gramEnd"/>
+      <w:r>
+        <w:t xml:space="preserve"> 아니라, </w:t>
       </w:r>
       <w:r>
         <w:rPr>
@@ -20314,7 +24118,25 @@
           <w:b/>
           <w:bCs/>
         </w:rPr>
-        <w:t>인한 거래 지연/실패 감소 → 전환율 상승</w:t>
+        <w:t xml:space="preserve">인한 거래 지연/실패 감소 → </w:t>
+      </w:r>
+      <w:proofErr w:type="spellStart"/>
+      <w:r>
+        <w:rPr>
+          <w:rFonts w:hint="eastAsia"/>
+          <w:b/>
+          <w:bCs/>
+        </w:rPr>
+        <w:t>전환율</w:t>
+      </w:r>
+      <w:proofErr w:type="spellEnd"/>
+      <w:r>
+        <w:rPr>
+          <w:rFonts w:hint="eastAsia"/>
+          <w:b/>
+          <w:bCs/>
+        </w:rPr>
+        <w:t xml:space="preserve"> 상승</w:t>
       </w:r>
     </w:p>
     <w:p>
@@ -20327,13 +24149,29 @@
         <w:spacing w:after="0" w:line="240" w:lineRule="auto"/>
         <w:ind w:leftChars="0"/>
       </w:pPr>
-      <w:r>
-        <w:rPr>
-          <w:rFonts w:hint="eastAsia"/>
-        </w:rPr>
-        <w:t>Meracri 전체 GMV(Gross Merchandise Volumne</w:t>
+      <w:proofErr w:type="spellStart"/>
+      <w:r>
+        <w:rPr>
+          <w:rFonts w:hint="eastAsia"/>
+        </w:rPr>
+        <w:t>Meracri</w:t>
+      </w:r>
+      <w:proofErr w:type="spellEnd"/>
+      <w:r>
+        <w:rPr>
+          <w:rFonts w:hint="eastAsia"/>
+        </w:rPr>
+        <w:t xml:space="preserve"> 전체 GMV(Gross Merchandise </w:t>
+      </w:r>
+      <w:proofErr w:type="spellStart"/>
+      <w:r>
+        <w:rPr>
+          <w:rFonts w:hint="eastAsia"/>
+        </w:rPr>
+        <w:t>Volumne</w:t>
       </w:r>
       <w:bookmarkEnd w:id="67"/>
+      <w:proofErr w:type="spellEnd"/>
       <w:r>
         <w:rPr>
           <w:rFonts w:hint="eastAsia"/>
@@ -20611,7 +24449,21 @@
         <w:rPr>
           <w:rFonts w:hint="eastAsia"/>
         </w:rPr>
-        <w:t xml:space="preserve">이를 통해 가격 모델의 예측값을 단순 숫자가 아닌 </w:t>
+        <w:t xml:space="preserve">이를 통해 가격 모델의 </w:t>
+      </w:r>
+      <w:proofErr w:type="spellStart"/>
+      <w:r>
+        <w:rPr>
+          <w:rFonts w:hint="eastAsia"/>
+        </w:rPr>
+        <w:t>예측값을</w:t>
+      </w:r>
+      <w:proofErr w:type="spellEnd"/>
+      <w:r>
+        <w:rPr>
+          <w:rFonts w:hint="eastAsia"/>
+        </w:rPr>
+        <w:t xml:space="preserve"> 단순 숫자가 아닌 </w:t>
       </w:r>
       <w:r>
         <w:rPr>
@@ -20767,11 +24619,19 @@
         <w:spacing w:after="0" w:line="240" w:lineRule="auto"/>
         <w:ind w:leftChars="0" w:left="1418"/>
       </w:pPr>
-      <w:r>
-        <w:rPr>
-          <w:rFonts w:hint="eastAsia"/>
-        </w:rPr>
-        <w:t xml:space="preserve">임베딩 기반 모델 성능 분석 결과, 가격 예측에는 </w:t>
+      <w:proofErr w:type="spellStart"/>
+      <w:r>
+        <w:rPr>
+          <w:rFonts w:hint="eastAsia"/>
+        </w:rPr>
+        <w:t>임베딩</w:t>
+      </w:r>
+      <w:proofErr w:type="spellEnd"/>
+      <w:r>
+        <w:rPr>
+          <w:rFonts w:hint="eastAsia"/>
+        </w:rPr>
+        <w:t xml:space="preserve"> 기반 모델 성능 분석 결과, 가격 예측에는 </w:t>
       </w:r>
       <w:r>
         <w:t>특정 키워드·브랜드·카테고리 영향력이 절대적이다</w:t>
@@ -20971,37 +24831,42 @@
       </w:pPr>
     </w:p>
     <w:p>
-      <w:pPr>
-        <w:rPr>
-          <w:rFonts w:hint="eastAsia"/>
-        </w:rPr>
-        <w:sectPr>
-          <w:type w:val="continuous"/>
-          <w:pgSz w:w="11906" w:h="16838"/>
-          <w:pgMar w:top="1985" w:right="1701" w:bottom="1701" w:left="1701" w:header="851" w:footer="992" w:gutter="0"/>
-          <w:pgNumType w:start="1"/>
-          <w:cols w:space="720"/>
-        </w:sectPr>
-      </w:pPr>
-      <w:r>
-        <w:rPr>
-          <w:rFonts w:hint="eastAsia"/>
-        </w:rPr>
-        <w:t>결론적으로, 본 가격 예측 모델은 단순 머신러닝 실험이 아닌, Mercari 플랫폼의 핵심 KPI(전환율</w:t>
-      </w:r>
+      <w:r>
+        <w:rPr>
+          <w:rFonts w:hint="eastAsia"/>
+        </w:rPr>
+        <w:t xml:space="preserve">결론적으로, 본 가격 예측 모델은 단순 </w:t>
+      </w:r>
+      <w:proofErr w:type="spellStart"/>
+      <w:r>
+        <w:rPr>
+          <w:rFonts w:hint="eastAsia"/>
+        </w:rPr>
+        <w:t>머신러닝</w:t>
+      </w:r>
+      <w:proofErr w:type="spellEnd"/>
+      <w:r>
+        <w:rPr>
+          <w:rFonts w:hint="eastAsia"/>
+        </w:rPr>
+        <w:t xml:space="preserve"> 실험이 아닌, Mercari 플랫폼의 핵심 KPI(</w:t>
+      </w:r>
+      <w:proofErr w:type="spellStart"/>
+      <w:r>
+        <w:rPr>
+          <w:rFonts w:hint="eastAsia"/>
+        </w:rPr>
+        <w:t>전환율</w:t>
+      </w:r>
+      <w:proofErr w:type="spellEnd"/>
       <w:r>
         <w:t>·거래 속도·GMV) 향상을 직접적으로 이끄는 실질적 마케팅 전략 자산으로 활용할 잠재력이 충분하</w:t>
       </w:r>
     </w:p>
-    <w:p>
-      <w:pPr>
-        <w:pStyle w:val="3"/>
-        <w:rPr>
-          <w:rFonts w:hint="eastAsia"/>
-        </w:rPr>
-      </w:pPr>
-    </w:p>
     <w:sectPr>
+      <w:headerReference w:type="default" r:id="rId26"/>
+      <w:footerReference w:type="default" r:id="rId27"/>
+      <w:headerReference w:type="first" r:id="rId28"/>
       <w:type w:val="continuous"/>
       <w:pgSz w:w="11906" w:h="16838"/>
       <w:pgMar w:top="1985" w:right="1701" w:bottom="1701" w:left="1701" w:header="851" w:footer="992" w:gutter="0"/>
@@ -21682,7 +25547,6 @@
                             <w:spacing w:after="0" w:line="240" w:lineRule="auto"/>
                             <w:jc w:val="right"/>
                             <w:rPr>
-                              <w:rFonts w:hint="eastAsia"/>
                               <w:color w:val="FFFFFF" w:themeColor="background1"/>
                             </w:rPr>
                           </w:pPr>
@@ -21720,7 +25584,6 @@
                       <w:spacing w:after="0" w:line="240" w:lineRule="auto"/>
                       <w:jc w:val="right"/>
                       <w:rPr>
-                        <w:rFonts w:hint="eastAsia"/>
                         <w:color w:val="FFFFFF" w:themeColor="background1"/>
                       </w:rPr>
                     </w:pPr>
@@ -30028,6 +33891,14 @@
       </w:tcPr>
     </w:tblStylePr>
   </w:style>
+  <w:style w:type="character" w:styleId="af9">
+    <w:name w:val="line number"/>
+    <w:basedOn w:val="a0"/>
+    <w:uiPriority w:val="99"/>
+    <w:semiHidden/>
+    <w:unhideWhenUsed/>
+    <w:rsid w:val="00E71CB9"/>
+  </w:style>
 </w:styles>
 </file>
 

--- a/0.report/빅데이터20기_3조_세미프로젝트_보고서_5장.docx
+++ b/0.report/빅데이터20기_3조_세미프로젝트_보고서_5장.docx
@@ -329,7 +329,7 @@
                             <w:txbxContent>
                               <w:p>
                                 <w:pPr>
-                                  <w:spacing w:before="240"/>
+                                  <w:spacing w:afterLines="180" w:after="432" w:line="240" w:lineRule="auto"/>
                                   <w:jc w:val="right"/>
                                   <w:rPr>
                                     <w:color w:val="FFFFFF" w:themeColor="background1"/>
@@ -344,7 +344,29 @@
                                   </w:sdtPr>
                                   <w:sdtContent>
                                     <w:r>
-                                      <w:t>Mercari 가격 예측에서는 “문맥 이해” 보다 “핵심 키워드·카테고리 정보”의 비중이 절대적이다.</w:t>
+                                      <w:t xml:space="preserve">Mercari 가격 예측 문제에서는 문맥 이해 기반 </w:t>
+                                    </w:r>
+                                    <w:proofErr w:type="spellStart"/>
+                                    <w:r>
+                                      <w:t>임베딩보다</w:t>
+                                    </w:r>
+                                    <w:proofErr w:type="spellEnd"/>
+                                    <w:r>
+                                      <w:t xml:space="preserve"> 브랜드명, 모델명, 옵션과 같은 핵심 키워드 및 카테고리 정보가 가격 결정에 더 큰 영향을 미친다.</w:t>
+                                    </w:r>
+                                    <w:r>
+                                      <w:rPr>
+                                        <w:rFonts w:hint="eastAsia"/>
+                                      </w:rPr>
+                                      <w:t xml:space="preserve"> </w:t>
+                                    </w:r>
+                                    <w:proofErr w:type="gramStart"/>
+                                    <w:r>
+                                      <w:t>본</w:t>
+                                    </w:r>
+                                    <w:proofErr w:type="gramEnd"/>
+                                    <w:r>
+                                      <w:t xml:space="preserve"> 장에서는 이러한 데이터 특성을 반영하여 토큰 기반 벡터화와 앙상블 모델을 중심으로 최적의 예측 성능을 도출하였다.</w:t>
                                     </w:r>
                                   </w:sdtContent>
                                 </w:sdt>
@@ -376,7 +398,7 @@
                       <w:txbxContent>
                         <w:p>
                           <w:pPr>
-                            <w:spacing w:before="240"/>
+                            <w:spacing w:afterLines="180" w:after="432" w:line="240" w:lineRule="auto"/>
                             <w:jc w:val="right"/>
                             <w:rPr>
                               <w:color w:val="FFFFFF" w:themeColor="background1"/>
@@ -391,7 +413,29 @@
                             </w:sdtPr>
                             <w:sdtContent>
                               <w:r>
-                                <w:t>Mercari 가격 예측에서는 “문맥 이해” 보다 “핵심 키워드·카테고리 정보”의 비중이 절대적이다.</w:t>
+                                <w:t xml:space="preserve">Mercari 가격 예측 문제에서는 문맥 이해 기반 </w:t>
+                              </w:r>
+                              <w:proofErr w:type="spellStart"/>
+                              <w:r>
+                                <w:t>임베딩보다</w:t>
+                              </w:r>
+                              <w:proofErr w:type="spellEnd"/>
+                              <w:r>
+                                <w:t xml:space="preserve"> 브랜드명, 모델명, 옵션과 같은 핵심 키워드 및 카테고리 정보가 가격 결정에 더 큰 영향을 미친다.</w:t>
+                              </w:r>
+                              <w:r>
+                                <w:rPr>
+                                  <w:rFonts w:hint="eastAsia"/>
+                                </w:rPr>
+                                <w:t xml:space="preserve"> </w:t>
+                              </w:r>
+                              <w:proofErr w:type="gramStart"/>
+                              <w:r>
+                                <w:t>본</w:t>
+                              </w:r>
+                              <w:proofErr w:type="gramEnd"/>
+                              <w:r>
+                                <w:t xml:space="preserve"> 장에서는 이러한 데이터 특성을 반영하여 토큰 기반 벡터화와 앙상블 모델을 중심으로 최적의 예측 성능을 도출하였다.</w:t>
                               </w:r>
                             </w:sdtContent>
                           </w:sdt>
@@ -2560,7 +2604,21 @@
         <w:rPr>
           <w:rFonts w:hint="eastAsia"/>
         </w:rPr>
-        <w:t xml:space="preserve">으로 구성되어 있으며, 상품명, 카테고리, 브랜드, 상품 설명과 같은 텍스트 정보와 상품 상태(item_condition_id), 배송 여부(shipping) 등의 정형 변수를 포함한다. 목표 변수는 </w:t>
+        <w:t>으로 구성되어 있으며, 상품명, 카테고리, 브랜드, 상품 설명과 같은 텍스트 정보와 상품 상태(</w:t>
+      </w:r>
+      <w:proofErr w:type="spellStart"/>
+      <w:r>
+        <w:rPr>
+          <w:rFonts w:hint="eastAsia"/>
+        </w:rPr>
+        <w:t>item_condition_id</w:t>
+      </w:r>
+      <w:proofErr w:type="spellEnd"/>
+      <w:r>
+        <w:rPr>
+          <w:rFonts w:hint="eastAsia"/>
+        </w:rPr>
+        <w:t xml:space="preserve">), 배송 여부(shipping) 등의 정형 변수를 포함한다. 목표 변수는 </w:t>
       </w:r>
       <w:r>
         <w:rPr>
@@ -2765,7 +2823,25 @@
           <w:b/>
           <w:bCs/>
         </w:rPr>
-        <w:t>TF-IDF, 임베딩(BERT, Word2vec 등)</w:t>
+        <w:t xml:space="preserve">TF-IDF, </w:t>
+      </w:r>
+      <w:proofErr w:type="spellStart"/>
+      <w:r>
+        <w:rPr>
+          <w:rFonts w:hint="eastAsia"/>
+          <w:b/>
+          <w:bCs/>
+        </w:rPr>
+        <w:t>임베딩</w:t>
+      </w:r>
+      <w:proofErr w:type="spellEnd"/>
+      <w:r>
+        <w:rPr>
+          <w:rFonts w:hint="eastAsia"/>
+          <w:b/>
+          <w:bCs/>
+        </w:rPr>
+        <w:t>(BERT, Word2vec 등)</w:t>
       </w:r>
       <w:r>
         <w:rPr>
@@ -3130,19 +3206,85 @@
         </w:rPr>
         <w:t xml:space="preserve">기반 모델을 중심으로 구성하였다. 특히 </w:t>
       </w:r>
-      <w:r>
-        <w:rPr>
-          <w:rFonts w:hint="eastAsia"/>
-          <w:b/>
-          <w:bCs/>
-        </w:rPr>
-        <w:t>LightGBM, XGBoost, CatBoost</w:t>
-      </w:r>
-      <w:r>
-        <w:rPr>
-          <w:rFonts w:hint="eastAsia"/>
-        </w:rPr>
-        <w:t>와 같은 그래디언트 부스팅 계열 모델은 다음과 같은 장점을 가진다.</w:t>
+      <w:proofErr w:type="spellStart"/>
+      <w:r>
+        <w:rPr>
+          <w:rFonts w:hint="eastAsia"/>
+          <w:b/>
+          <w:bCs/>
+        </w:rPr>
+        <w:t>LightGBM</w:t>
+      </w:r>
+      <w:proofErr w:type="spellEnd"/>
+      <w:r>
+        <w:rPr>
+          <w:rFonts w:hint="eastAsia"/>
+          <w:b/>
+          <w:bCs/>
+        </w:rPr>
+        <w:t xml:space="preserve">, </w:t>
+      </w:r>
+      <w:proofErr w:type="spellStart"/>
+      <w:r>
+        <w:rPr>
+          <w:rFonts w:hint="eastAsia"/>
+          <w:b/>
+          <w:bCs/>
+        </w:rPr>
+        <w:t>XGBoost</w:t>
+      </w:r>
+      <w:proofErr w:type="spellEnd"/>
+      <w:r>
+        <w:rPr>
+          <w:rFonts w:hint="eastAsia"/>
+          <w:b/>
+          <w:bCs/>
+        </w:rPr>
+        <w:t xml:space="preserve">, </w:t>
+      </w:r>
+      <w:proofErr w:type="spellStart"/>
+      <w:r>
+        <w:rPr>
+          <w:rFonts w:hint="eastAsia"/>
+          <w:b/>
+          <w:bCs/>
+        </w:rPr>
+        <w:t>CatBoost</w:t>
+      </w:r>
+      <w:proofErr w:type="spellEnd"/>
+      <w:r>
+        <w:rPr>
+          <w:rFonts w:hint="eastAsia"/>
+        </w:rPr>
+        <w:t xml:space="preserve">와 같은 </w:t>
+      </w:r>
+      <w:proofErr w:type="spellStart"/>
+      <w:r>
+        <w:rPr>
+          <w:rFonts w:hint="eastAsia"/>
+        </w:rPr>
+        <w:t>그래디언트</w:t>
+      </w:r>
+      <w:proofErr w:type="spellEnd"/>
+      <w:r>
+        <w:rPr>
+          <w:rFonts w:hint="eastAsia"/>
+        </w:rPr>
+        <w:t xml:space="preserve"> </w:t>
+      </w:r>
+      <w:proofErr w:type="spellStart"/>
+      <w:r>
+        <w:rPr>
+          <w:rFonts w:hint="eastAsia"/>
+        </w:rPr>
+        <w:t>부스팅</w:t>
+      </w:r>
+      <w:proofErr w:type="spellEnd"/>
+      <w:r>
+        <w:rPr>
+          <w:rFonts w:hint="eastAsia"/>
+        </w:rPr>
+        <w:t xml:space="preserve"> 계열 모델은 다음과 같은 장점을 가진다.</w:t>
       </w:r>
     </w:p>
     <w:p>
@@ -3371,7 +3513,21 @@
         <w:rPr>
           <w:rFonts w:hint="eastAsia"/>
         </w:rPr>
-        <w:t>특성을 지니므로, 가격 분포가 비대칭적인 Mercari 데이터에 적합한 평가 기준이다.</w:t>
+        <w:t xml:space="preserve">특성을 지니므로, 가격 분포가 </w:t>
+      </w:r>
+      <w:proofErr w:type="spellStart"/>
+      <w:r>
+        <w:rPr>
+          <w:rFonts w:hint="eastAsia"/>
+        </w:rPr>
+        <w:t>비대칭적인</w:t>
+      </w:r>
+      <w:proofErr w:type="spellEnd"/>
+      <w:r>
+        <w:rPr>
+          <w:rFonts w:hint="eastAsia"/>
+        </w:rPr>
+        <w:t xml:space="preserve"> Mercari 데이터에 적합한 평가 기준이다.</w:t>
       </w:r>
     </w:p>
     <w:p/>
@@ -3391,21 +3547,101 @@
         <w:rPr>
           <w:rFonts w:hint="eastAsia"/>
         </w:rPr>
-        <w:t xml:space="preserve">회귀 트리 기반 모델은 하이퍼파라미터 설정에 따라 성능 차이가 크게 발생한다. 이에 따라 본 프로젝트에서는 모델 성능을 효율적으로 개선하기 위해 </w:t>
-      </w:r>
-      <w:r>
-        <w:rPr>
-          <w:rFonts w:hint="eastAsia"/>
-          <w:b/>
-          <w:bCs/>
-        </w:rPr>
-        <w:t>Optuna 기반 베이지안 최적화(Bayesian Optimization) 기법</w:t>
-      </w:r>
-      <w:r>
-        <w:rPr>
-          <w:rFonts w:hint="eastAsia"/>
-        </w:rPr>
-        <w:t>을 적용하였다. 베이지안 최적화는 이전 실험 결과를 기반으로 다음 탐색 지점을 확률적으로 선택함으로써, 무작위 탐색이나 그리드 탐색 대비 적은 반복 횟수로도 효율적인 하이퍼파라미터 탐색이 가능하다. Optuna의 TPE(Tree-structured Parzen Estimator) 알고리즘을 활용하여 탐색 비용을 최소화하면서도 RMSLE 기준 성능이 우수한 하이퍼파라미터 조합을 도출하고자 하였다.</w:t>
+        <w:t xml:space="preserve">회귀 트리 기반 모델은 </w:t>
+      </w:r>
+      <w:proofErr w:type="spellStart"/>
+      <w:r>
+        <w:rPr>
+          <w:rFonts w:hint="eastAsia"/>
+        </w:rPr>
+        <w:t>하이퍼파라미터</w:t>
+      </w:r>
+      <w:proofErr w:type="spellEnd"/>
+      <w:r>
+        <w:rPr>
+          <w:rFonts w:hint="eastAsia"/>
+        </w:rPr>
+        <w:t xml:space="preserve"> 설정에 따라 성능 차이가 크게 발생한다. 이에 따라 본 프로젝트에서는 모델 성능을 효율적으로 개선하기 위해 </w:t>
+      </w:r>
+      <w:proofErr w:type="spellStart"/>
+      <w:r>
+        <w:rPr>
+          <w:rFonts w:hint="eastAsia"/>
+          <w:b/>
+          <w:bCs/>
+        </w:rPr>
+        <w:t>Optuna</w:t>
+      </w:r>
+      <w:proofErr w:type="spellEnd"/>
+      <w:r>
+        <w:rPr>
+          <w:rFonts w:hint="eastAsia"/>
+          <w:b/>
+          <w:bCs/>
+        </w:rPr>
+        <w:t xml:space="preserve"> 기반 베이지안 최적화(Bayesian Optimization) 기법</w:t>
+      </w:r>
+      <w:r>
+        <w:rPr>
+          <w:rFonts w:hint="eastAsia"/>
+        </w:rPr>
+        <w:t xml:space="preserve">을 적용하였다. 베이지안 최적화는 이전 실험 결과를 기반으로 다음 탐색 지점을 확률적으로 선택함으로써, 무작위 탐색이나 그리드 탐색 대비 적은 반복 횟수로도 효율적인 </w:t>
+      </w:r>
+      <w:proofErr w:type="spellStart"/>
+      <w:r>
+        <w:rPr>
+          <w:rFonts w:hint="eastAsia"/>
+        </w:rPr>
+        <w:t>하이퍼파라미터</w:t>
+      </w:r>
+      <w:proofErr w:type="spellEnd"/>
+      <w:r>
+        <w:rPr>
+          <w:rFonts w:hint="eastAsia"/>
+        </w:rPr>
+        <w:t xml:space="preserve"> 탐색이 가능하다. </w:t>
+      </w:r>
+      <w:proofErr w:type="spellStart"/>
+      <w:r>
+        <w:rPr>
+          <w:rFonts w:hint="eastAsia"/>
+        </w:rPr>
+        <w:t>Optuna</w:t>
+      </w:r>
+      <w:proofErr w:type="spellEnd"/>
+      <w:r>
+        <w:rPr>
+          <w:rFonts w:hint="eastAsia"/>
+        </w:rPr>
+        <w:t xml:space="preserve">의 TPE(Tree-structured </w:t>
+      </w:r>
+      <w:proofErr w:type="spellStart"/>
+      <w:r>
+        <w:rPr>
+          <w:rFonts w:hint="eastAsia"/>
+        </w:rPr>
+        <w:t>Parzen</w:t>
+      </w:r>
+      <w:proofErr w:type="spellEnd"/>
+      <w:r>
+        <w:rPr>
+          <w:rFonts w:hint="eastAsia"/>
+        </w:rPr>
+        <w:t xml:space="preserve"> Estimator) 알고리즘을 활용하여 탐색 비용을 최소화하면서도 RMSLE 기준 성능이 우수한 </w:t>
+      </w:r>
+      <w:proofErr w:type="spellStart"/>
+      <w:r>
+        <w:rPr>
+          <w:rFonts w:hint="eastAsia"/>
+        </w:rPr>
+        <w:t>하이퍼파라미터</w:t>
+      </w:r>
+      <w:proofErr w:type="spellEnd"/>
+      <w:r>
+        <w:rPr>
+          <w:rFonts w:hint="eastAsia"/>
+        </w:rPr>
+        <w:t xml:space="preserve"> 조합을 도출하고자 하였다.</w:t>
       </w:r>
     </w:p>
     <w:p>
@@ -3422,7 +3658,15 @@
       <w:bookmarkStart w:id="20" w:name="_Toc216712492"/>
       <w:r>
         <w:lastRenderedPageBreak/>
-        <w:t>5.2 데이터 분석 및 전처리 단계 (EDA &amp; Preprocessing)</w:t>
+        <w:t xml:space="preserve">5.2 데이터 분석 및 </w:t>
+      </w:r>
+      <w:proofErr w:type="spellStart"/>
+      <w:r>
+        <w:t>전처리</w:t>
+      </w:r>
+      <w:proofErr w:type="spellEnd"/>
+      <w:r>
+        <w:t xml:space="preserve"> 단계 (EDA &amp; Preprocessing)</w:t>
       </w:r>
       <w:bookmarkEnd w:id="18"/>
       <w:bookmarkEnd w:id="19"/>
@@ -3452,15 +3696,33 @@
           <w:b/>
           <w:bCs/>
         </w:rPr>
-        <w:t>함께 활용해 price(연속값)를 예측하는 회귀 문제</w:t>
+        <w:t>함께 활용해 price(</w:t>
+      </w:r>
+      <w:proofErr w:type="spellStart"/>
+      <w:r>
+        <w:rPr>
+          <w:b/>
+          <w:bCs/>
+        </w:rPr>
+        <w:t>연속값</w:t>
+      </w:r>
+      <w:proofErr w:type="spellEnd"/>
+      <w:r>
+        <w:rPr>
+          <w:b/>
+          <w:bCs/>
+        </w:rPr>
+        <w:t>)를 예측하는 회귀 문제</w:t>
       </w:r>
       <w:r>
         <w:t xml:space="preserve">이다. 데이터는 </w:t>
       </w:r>
+      <w:proofErr w:type="spellStart"/>
       <w:proofErr w:type="gramStart"/>
       <w:r>
         <w:t>train.tsv</w:t>
       </w:r>
+      <w:proofErr w:type="spellEnd"/>
       <w:r>
         <w:rPr>
           <w:rFonts w:hint="eastAsia"/>
@@ -3477,9 +3739,11 @@
         </w:rPr>
         <w:t xml:space="preserve"> </w:t>
       </w:r>
+      <w:proofErr w:type="spellStart"/>
       <w:r>
         <w:t>test.tsv</w:t>
       </w:r>
+      <w:proofErr w:type="spellEnd"/>
       <w:r>
         <w:t xml:space="preserve"> 형태로 제공되며, 주요 컬럼은 </w:t>
       </w:r>
@@ -3493,6 +3757,7 @@
       <w:r>
         <w:t xml:space="preserve">, </w:t>
       </w:r>
+      <w:proofErr w:type="spellStart"/>
       <w:r>
         <w:rPr>
           <w:b/>
@@ -3500,9 +3765,11 @@
         </w:rPr>
         <w:t>item_condition_id</w:t>
       </w:r>
+      <w:proofErr w:type="spellEnd"/>
       <w:r>
         <w:t xml:space="preserve">, </w:t>
       </w:r>
+      <w:proofErr w:type="spellStart"/>
       <w:r>
         <w:rPr>
           <w:b/>
@@ -3510,9 +3777,11 @@
         </w:rPr>
         <w:t>category_name</w:t>
       </w:r>
+      <w:proofErr w:type="spellEnd"/>
       <w:r>
         <w:t xml:space="preserve">, </w:t>
       </w:r>
+      <w:proofErr w:type="spellStart"/>
       <w:r>
         <w:rPr>
           <w:b/>
@@ -3520,6 +3789,7 @@
         </w:rPr>
         <w:t>brand_name</w:t>
       </w:r>
+      <w:proofErr w:type="spellEnd"/>
       <w:r>
         <w:t xml:space="preserve">, </w:t>
       </w:r>
@@ -3539,6 +3809,7 @@
         </w:rPr>
         <w:t xml:space="preserve"> </w:t>
       </w:r>
+      <w:proofErr w:type="spellStart"/>
       <w:r>
         <w:rPr>
           <w:b/>
@@ -3547,6 +3818,7 @@
         </w:rPr>
         <w:t>item_description</w:t>
       </w:r>
+      <w:proofErr w:type="spellEnd"/>
       <w:r>
         <w:t xml:space="preserve">, 그리고 타깃 </w:t>
       </w:r>
@@ -3630,9 +3902,11 @@
             <w:pPr>
               <w:spacing w:after="160" w:line="300" w:lineRule="auto"/>
             </w:pPr>
+            <w:proofErr w:type="spellStart"/>
             <w:r>
               <w:t>train_id</w:t>
             </w:r>
+            <w:proofErr w:type="spellEnd"/>
           </w:p>
         </w:tc>
         <w:tc>
@@ -3701,9 +3975,11 @@
             <w:pPr>
               <w:spacing w:after="160" w:line="300" w:lineRule="auto"/>
             </w:pPr>
+            <w:proofErr w:type="spellStart"/>
             <w:r>
               <w:t>item_condition_id</w:t>
             </w:r>
+            <w:proofErr w:type="spellEnd"/>
           </w:p>
         </w:tc>
         <w:tc>
@@ -3736,9 +4012,11 @@
             <w:pPr>
               <w:spacing w:after="160" w:line="300" w:lineRule="auto"/>
             </w:pPr>
+            <w:proofErr w:type="spellStart"/>
             <w:r>
               <w:t>category_name</w:t>
             </w:r>
+            <w:proofErr w:type="spellEnd"/>
           </w:p>
         </w:tc>
         <w:tc>
@@ -3772,9 +4050,11 @@
             <w:pPr>
               <w:spacing w:after="160" w:line="300" w:lineRule="auto"/>
             </w:pPr>
+            <w:proofErr w:type="spellStart"/>
             <w:r>
               <w:t>brand_name</w:t>
             </w:r>
+            <w:proofErr w:type="spellEnd"/>
           </w:p>
         </w:tc>
         <w:tc>
@@ -3878,9 +4158,11 @@
             <w:pPr>
               <w:spacing w:after="160" w:line="300" w:lineRule="auto"/>
             </w:pPr>
+            <w:proofErr w:type="spellStart"/>
             <w:r>
               <w:t>item_description</w:t>
             </w:r>
+            <w:proofErr w:type="spellEnd"/>
           </w:p>
         </w:tc>
         <w:tc>
@@ -3907,6 +4189,7 @@
       <w:r>
         <w:t xml:space="preserve">또한 </w:t>
       </w:r>
+      <w:proofErr w:type="spellStart"/>
       <w:r>
         <w:rPr>
           <w:b/>
@@ -3914,8 +4197,33 @@
         </w:rPr>
         <w:t>train.tsv</w:t>
       </w:r>
-      <w:r>
-        <w:t>는 약 330MB 규모로 로컬 환경에서 메모리 부담이 큰 편이어서, 전처리 캐싱 및 샘플링(undersampling) 전략을 함께 사용했다.</w:t>
+      <w:proofErr w:type="spellEnd"/>
+      <w:r>
+        <w:t xml:space="preserve">는 약 330MB 규모로 로컬 환경에서 메모리 부담이 큰 편이어서, </w:t>
+      </w:r>
+      <w:proofErr w:type="spellStart"/>
+      <w:r>
+        <w:t>전처리</w:t>
+      </w:r>
+      <w:proofErr w:type="spellEnd"/>
+      <w:r>
+        <w:t xml:space="preserve"> </w:t>
+      </w:r>
+      <w:proofErr w:type="spellStart"/>
+      <w:r>
+        <w:t>캐싱</w:t>
+      </w:r>
+      <w:proofErr w:type="spellEnd"/>
+      <w:r>
+        <w:t xml:space="preserve"> 및 샘플링(</w:t>
+      </w:r>
+      <w:proofErr w:type="spellStart"/>
+      <w:r>
+        <w:t>undersampling</w:t>
+      </w:r>
+      <w:proofErr w:type="spellEnd"/>
+      <w:r>
+        <w:t>) 전략을 함께 사용했다.</w:t>
       </w:r>
     </w:p>
     <w:p/>
@@ -4009,7 +4317,7 @@
           <w:noProof/>
         </w:rPr>
         <w:drawing>
-          <wp:inline distT="0" distB="0" distL="0" distR="0" wp14:anchorId="7BD8560C" wp14:editId="6D81C252">
+          <wp:inline distT="0" distB="0" distL="0" distR="0" wp14:anchorId="7BD8560C" wp14:editId="1B0B0C62">
             <wp:extent cx="5349240" cy="2628638"/>
             <wp:effectExtent l="0" t="0" r="3810" b="635"/>
             <wp:docPr id="2014367460" name="그림 1"/>
@@ -4102,7 +4410,15 @@
         <w:t>고가 상품은 소수만 존재</w:t>
       </w:r>
       <w:r>
-        <w:t>하는 롱테일(long-tail) 구조를 보인다.</w:t>
+        <w:t xml:space="preserve">하는 </w:t>
+      </w:r>
+      <w:proofErr w:type="spellStart"/>
+      <w:r>
+        <w:t>롱테일</w:t>
+      </w:r>
+      <w:proofErr w:type="spellEnd"/>
+      <w:r>
+        <w:t>(long-tail) 구조를 보인다.</w:t>
       </w:r>
       <w:r>
         <w:rPr>
@@ -4130,7 +4446,15 @@
         <w:ind w:leftChars="0" w:left="880"/>
       </w:pPr>
       <w:r>
-        <w:t>→ 따라서 “원본 타겟은 심한 양의 왜도(skewness)를 가지며, 그대로 회귀를 학습할 경우 고가 소수 샘플의 영향이 커지고 오차 분산이 커질 수 있음”을 근거로 제시하기 좋다.</w:t>
+        <w:t xml:space="preserve">→ 따라서 “원본 타겟은 심한 양의 </w:t>
+      </w:r>
+      <w:proofErr w:type="spellStart"/>
+      <w:r>
+        <w:t>왜도</w:t>
+      </w:r>
+      <w:proofErr w:type="spellEnd"/>
+      <w:r>
+        <w:t>(skewness)를 가지며, 그대로 회귀를 학습할 경우 고가 소수 샘플의 영향이 커지고 오차 분산이 커질 수 있음”을 근거로 제시하기 좋다.</w:t>
       </w:r>
     </w:p>
     <w:p>
@@ -4142,8 +4466,13 @@
         </w:numPr>
         <w:ind w:leftChars="0"/>
       </w:pPr>
-      <w:r>
-        <w:t>왜도(skewness) 확인 및 고가 outlier 존재 여부 확인</w:t>
+      <w:proofErr w:type="spellStart"/>
+      <w:r>
+        <w:t>왜도</w:t>
+      </w:r>
+      <w:proofErr w:type="spellEnd"/>
+      <w:r>
+        <w:t>(skewness) 확인 및 고가 outlier 존재 여부 확인</w:t>
       </w:r>
     </w:p>
     <w:p>
@@ -4211,7 +4540,21 @@
         <w:rPr>
           <w:rFonts w:hint="eastAsia"/>
         </w:rPr>
-        <w:t>[그림 5.2.2 원본 price 로그축 히스토그램</w:t>
+        <w:t xml:space="preserve">[그림 5.2.2 원본 price </w:t>
+      </w:r>
+      <w:proofErr w:type="spellStart"/>
+      <w:r>
+        <w:rPr>
+          <w:rFonts w:hint="eastAsia"/>
+        </w:rPr>
+        <w:t>로그축</w:t>
+      </w:r>
+      <w:proofErr w:type="spellEnd"/>
+      <w:r>
+        <w:rPr>
+          <w:rFonts w:hint="eastAsia"/>
+        </w:rPr>
+        <w:t xml:space="preserve"> 히스토그램</w:t>
       </w:r>
       <w:r>
         <w:t>]</w:t>
@@ -4301,8 +4644,13 @@
         </w:numPr>
         <w:ind w:leftChars="0"/>
       </w:pPr>
-      <w:r>
-        <w:t>PyCaret 기반 파이프라인</w:t>
+      <w:proofErr w:type="spellStart"/>
+      <w:r>
+        <w:t>PyCaret</w:t>
+      </w:r>
+      <w:proofErr w:type="spellEnd"/>
+      <w:r>
+        <w:t xml:space="preserve"> 기반 파이프라인</w:t>
       </w:r>
       <w:r>
         <w:rPr>
@@ -4337,11 +4685,21 @@
         </w:numPr>
         <w:ind w:leftChars="0"/>
       </w:pPr>
-      <w:r>
-        <w:t xml:space="preserve">sklearn 파이프라인에서도 </w:t>
-      </w:r>
-      <w:r>
-        <w:t>y_log = log1p(price)</w:t>
+      <w:proofErr w:type="spellStart"/>
+      <w:r>
+        <w:t>sklearn</w:t>
+      </w:r>
+      <w:proofErr w:type="spellEnd"/>
+      <w:r>
+        <w:t xml:space="preserve"> 파이프라인에서도 </w:t>
+      </w:r>
+      <w:proofErr w:type="spellStart"/>
+      <w:r>
+        <w:t>y_log</w:t>
+      </w:r>
+      <w:proofErr w:type="spellEnd"/>
+      <w:r>
+        <w:t xml:space="preserve"> = log1p(price)</w:t>
       </w:r>
       <w:r>
         <w:t>로 동일하게 타겟을 로그 스케일로 통일</w:t>
@@ -4398,7 +4756,7 @@
         </w:rPr>
         <w:lastRenderedPageBreak/>
         <w:drawing>
-          <wp:inline distT="0" distB="0" distL="0" distR="0" wp14:anchorId="23D5C144" wp14:editId="46595E41">
+          <wp:inline distT="0" distB="0" distL="0" distR="0" wp14:anchorId="23D5C144" wp14:editId="0F110575">
             <wp:extent cx="5381625" cy="2636842"/>
             <wp:effectExtent l="0" t="0" r="0" b="0"/>
             <wp:docPr id="1632746835" name="그림 3"/>
@@ -4492,12 +4850,21 @@
       <w:r>
         <w:t xml:space="preserve"> 적용 후 분포는 원본 대비 </w:t>
       </w:r>
-      <w:r>
-        <w:rPr>
-          <w:b/>
-          <w:bCs/>
-        </w:rPr>
-        <w:t>왜도가 완화</w:t>
+      <w:proofErr w:type="spellStart"/>
+      <w:r>
+        <w:rPr>
+          <w:b/>
+          <w:bCs/>
+        </w:rPr>
+        <w:t>왜도가</w:t>
+      </w:r>
+      <w:proofErr w:type="spellEnd"/>
+      <w:r>
+        <w:rPr>
+          <w:b/>
+          <w:bCs/>
+        </w:rPr>
+        <w:t xml:space="preserve"> 완화</w:t>
       </w:r>
       <w:r>
         <w:t>되고, 회귀 모델이 학습하기 더 쉬운 형태에 가까워진다.</w:t>
@@ -4516,7 +4883,23 @@
           <w:b/>
           <w:bCs/>
         </w:rPr>
-        <w:t>모델이 ‘상대적 오차’를 더 안정적으로 학습하는 효과가 있다</w:t>
+        <w:t>모델이 ‘상대적 오차’</w:t>
+      </w:r>
+      <w:proofErr w:type="spellStart"/>
+      <w:r>
+        <w:rPr>
+          <w:b/>
+          <w:bCs/>
+        </w:rPr>
+        <w:t>를</w:t>
+      </w:r>
+      <w:proofErr w:type="spellEnd"/>
+      <w:r>
+        <w:rPr>
+          <w:b/>
+          <w:bCs/>
+        </w:rPr>
+        <w:t xml:space="preserve"> 더 안정적으로 학습하는 효과가 있다</w:t>
       </w:r>
       <w:r>
         <w:rPr>
@@ -4544,13 +4927,22 @@
         <w:pStyle w:val="4"/>
       </w:pPr>
       <w:r>
-        <w:t>5.2.1.3 결측치 처리: 범주형/텍스트 피처 결측 처리 방법론</w:t>
+        <w:t xml:space="preserve">5.2.1.3 </w:t>
+      </w:r>
+      <w:proofErr w:type="spellStart"/>
+      <w:r>
+        <w:t>결측치</w:t>
+      </w:r>
+      <w:proofErr w:type="spellEnd"/>
+      <w:r>
+        <w:t xml:space="preserve"> 처리: 범주형/텍스트 피처 결측 처리 방법론</w:t>
       </w:r>
     </w:p>
     <w:p>
       <w:r>
         <w:t xml:space="preserve">Mercari 데이터는 </w:t>
       </w:r>
+      <w:proofErr w:type="spellStart"/>
       <w:r>
         <w:rPr>
           <w:b/>
@@ -4558,9 +4950,11 @@
         </w:rPr>
         <w:t>brand_name</w:t>
       </w:r>
+      <w:proofErr w:type="spellEnd"/>
       <w:r>
         <w:t xml:space="preserve">, </w:t>
       </w:r>
+      <w:proofErr w:type="spellStart"/>
       <w:r>
         <w:rPr>
           <w:b/>
@@ -4568,9 +4962,11 @@
         </w:rPr>
         <w:t>category_name</w:t>
       </w:r>
+      <w:proofErr w:type="spellEnd"/>
       <w:r>
         <w:t xml:space="preserve">, </w:t>
       </w:r>
+      <w:proofErr w:type="spellStart"/>
       <w:r>
         <w:rPr>
           <w:b/>
@@ -4578,6 +4974,7 @@
         </w:rPr>
         <w:t>item_description</w:t>
       </w:r>
+      <w:proofErr w:type="spellEnd"/>
       <w:r>
         <w:t xml:space="preserve">, </w:t>
       </w:r>
@@ -4589,7 +4986,31 @@
         <w:t>name</w:t>
       </w:r>
       <w:r>
-        <w:t xml:space="preserve"> 등에서 결측이 발생한다. 결측치를 그대로 두면 벡터라이저/인코더 단계에서 오류 또는 희소 행렬 품질 저하가 발생하므로 명시적인 </w:t>
+        <w:t xml:space="preserve"> 등에서 </w:t>
+      </w:r>
+      <w:proofErr w:type="spellStart"/>
+      <w:r>
+        <w:t>결측이</w:t>
+      </w:r>
+      <w:proofErr w:type="spellEnd"/>
+      <w:r>
+        <w:t xml:space="preserve"> 발생한다. </w:t>
+      </w:r>
+      <w:proofErr w:type="spellStart"/>
+      <w:r>
+        <w:t>결측치를</w:t>
+      </w:r>
+      <w:proofErr w:type="spellEnd"/>
+      <w:r>
+        <w:t xml:space="preserve"> 그대로 두면 </w:t>
+      </w:r>
+      <w:proofErr w:type="spellStart"/>
+      <w:r>
+        <w:t>벡터라이저</w:t>
+      </w:r>
+      <w:proofErr w:type="spellEnd"/>
+      <w:r>
+        <w:t xml:space="preserve">/인코더 단계에서 오류 또는 희소 행렬 품질 저하가 발생하므로 명시적인 </w:t>
       </w:r>
       <w:r>
         <w:rPr>
@@ -4628,6 +5049,7 @@
         </w:numPr>
         <w:ind w:leftChars="0"/>
       </w:pPr>
+      <w:proofErr w:type="spellStart"/>
       <w:r>
         <w:rPr>
           <w:b/>
@@ -4636,6 +5058,7 @@
         </w:rPr>
         <w:t>brand_name</w:t>
       </w:r>
+      <w:proofErr w:type="spellEnd"/>
       <w:r>
         <w:t>: "missing" 또는 "Unknown"</w:t>
       </w:r>
@@ -4649,6 +5072,7 @@
         </w:numPr>
         <w:ind w:leftChars="0"/>
       </w:pPr>
+      <w:proofErr w:type="spellStart"/>
       <w:r>
         <w:rPr>
           <w:b/>
@@ -4658,8 +5082,33 @@
         <w:lastRenderedPageBreak/>
         <w:t>category_name</w:t>
       </w:r>
-      <w:r>
-        <w:t>: "NoCat/NoCat/NoCat" 혹은 "Unknown"</w:t>
+      <w:proofErr w:type="spellEnd"/>
+      <w:r>
+        <w:t>: "</w:t>
+      </w:r>
+      <w:proofErr w:type="spellStart"/>
+      <w:r>
+        <w:t>NoCat</w:t>
+      </w:r>
+      <w:proofErr w:type="spellEnd"/>
+      <w:r>
+        <w:t>/</w:t>
+      </w:r>
+      <w:proofErr w:type="spellStart"/>
+      <w:r>
+        <w:t>NoCat</w:t>
+      </w:r>
+      <w:proofErr w:type="spellEnd"/>
+      <w:r>
+        <w:t>/</w:t>
+      </w:r>
+      <w:proofErr w:type="spellStart"/>
+      <w:r>
+        <w:t>NoCat</w:t>
+      </w:r>
+      <w:proofErr w:type="spellEnd"/>
+      <w:r>
+        <w:t>" 혹은 "Unknown"</w:t>
       </w:r>
     </w:p>
     <w:p>
@@ -4671,6 +5120,7 @@
         </w:numPr>
         <w:ind w:leftChars="0"/>
       </w:pPr>
+      <w:proofErr w:type="spellStart"/>
       <w:r>
         <w:rPr>
           <w:b/>
@@ -4679,6 +5129,7 @@
         </w:rPr>
         <w:t>item_description</w:t>
       </w:r>
+      <w:proofErr w:type="spellEnd"/>
       <w:r>
         <w:t>: "No description"</w:t>
       </w:r>
@@ -4730,8 +5181,13 @@
         </w:numPr>
         <w:ind w:leftChars="0"/>
       </w:pPr>
-      <w:r>
-        <w:t>전처리 파이프라인 안정화(인코더/벡터화 단계 오류 방지)</w:t>
+      <w:proofErr w:type="spellStart"/>
+      <w:r>
+        <w:t>전처리</w:t>
+      </w:r>
+      <w:proofErr w:type="spellEnd"/>
+      <w:r>
+        <w:t xml:space="preserve"> 파이프라인 안정화(인코더/벡터화 단계 오류 방지)</w:t>
       </w:r>
     </w:p>
     <w:p>
@@ -4810,7 +5266,21 @@
         <w:rPr>
           <w:rFonts w:hint="eastAsia"/>
         </w:rPr>
-        <w:t>[그림 5.2.4 결측치 처리</w:t>
+        <w:t xml:space="preserve">[그림 5.2.4 </w:t>
+      </w:r>
+      <w:proofErr w:type="spellStart"/>
+      <w:r>
+        <w:rPr>
+          <w:rFonts w:hint="eastAsia"/>
+        </w:rPr>
+        <w:t>결측치</w:t>
+      </w:r>
+      <w:proofErr w:type="spellEnd"/>
+      <w:r>
+        <w:rPr>
+          <w:rFonts w:hint="eastAsia"/>
+        </w:rPr>
+        <w:t xml:space="preserve"> 처리</w:t>
       </w:r>
       <w:r>
         <w:t>]</w:t>
@@ -4825,15 +5295,29 @@
         </w:numPr>
         <w:ind w:leftChars="0"/>
       </w:pPr>
-      <w:r>
-        <w:rPr>
-          <w:b/>
-          <w:bCs/>
-        </w:rPr>
-        <w:t xml:space="preserve">brand_name </w:t>
-      </w:r>
-      <w:r>
-        <w:t xml:space="preserve">결측이 압도적으로 높게 나타나는 것은, </w:t>
+      <w:proofErr w:type="spellStart"/>
+      <w:r>
+        <w:rPr>
+          <w:b/>
+          <w:bCs/>
+        </w:rPr>
+        <w:t>brand_name</w:t>
+      </w:r>
+      <w:proofErr w:type="spellEnd"/>
+      <w:r>
+        <w:rPr>
+          <w:b/>
+          <w:bCs/>
+        </w:rPr>
+        <w:t xml:space="preserve"> </w:t>
+      </w:r>
+      <w:proofErr w:type="spellStart"/>
+      <w:r>
+        <w:t>결측이</w:t>
+      </w:r>
+      <w:proofErr w:type="spellEnd"/>
+      <w:r>
+        <w:t xml:space="preserve"> 압도적으로 높게 나타나는 것은, </w:t>
       </w:r>
       <w:r>
         <w:rPr>
@@ -4855,15 +5339,41 @@
         </w:numPr>
         <w:ind w:leftChars="0"/>
       </w:pPr>
-      <w:r>
-        <w:rPr>
-          <w:b/>
-          <w:bCs/>
-        </w:rPr>
-        <w:t>category_name, item_description</w:t>
-      </w:r>
-      <w:r>
-        <w:t xml:space="preserve">은 일부 결측이 존재하며, </w:t>
+      <w:proofErr w:type="spellStart"/>
+      <w:r>
+        <w:rPr>
+          <w:b/>
+          <w:bCs/>
+        </w:rPr>
+        <w:t>category_name</w:t>
+      </w:r>
+      <w:proofErr w:type="spellEnd"/>
+      <w:r>
+        <w:rPr>
+          <w:b/>
+          <w:bCs/>
+        </w:rPr>
+        <w:t xml:space="preserve">, </w:t>
+      </w:r>
+      <w:proofErr w:type="spellStart"/>
+      <w:r>
+        <w:rPr>
+          <w:b/>
+          <w:bCs/>
+        </w:rPr>
+        <w:t>item_description</w:t>
+      </w:r>
+      <w:proofErr w:type="spellEnd"/>
+      <w:r>
+        <w:t xml:space="preserve">은 일부 </w:t>
+      </w:r>
+      <w:proofErr w:type="spellStart"/>
+      <w:r>
+        <w:t>결측이</w:t>
+      </w:r>
+      <w:proofErr w:type="spellEnd"/>
+      <w:r>
+        <w:t xml:space="preserve"> 존재하며, </w:t>
       </w:r>
       <w:r>
         <w:rPr>
@@ -4883,7 +5393,15 @@
         <w:t>price</w:t>
       </w:r>
       <w:r>
-        <w:t>는 상대적으로 결측이 거의 없다(또는 없다).</w:t>
+        <w:t xml:space="preserve">는 상대적으로 </w:t>
+      </w:r>
+      <w:proofErr w:type="spellStart"/>
+      <w:r>
+        <w:t>결측이</w:t>
+      </w:r>
+      <w:proofErr w:type="spellEnd"/>
+      <w:r>
+        <w:t xml:space="preserve"> 거의 없다(또는 없다).</w:t>
       </w:r>
     </w:p>
     <w:p>
@@ -4896,7 +5414,15 @@
         <w:ind w:leftChars="0"/>
       </w:pPr>
       <w:r>
-        <w:t xml:space="preserve">이 그래프는 “전처리로 결측을 채우기 전에” 원본 문제를 보여주므로, </w:t>
+        <w:t xml:space="preserve">이 그래프는 “전처리로 </w:t>
+      </w:r>
+      <w:proofErr w:type="spellStart"/>
+      <w:r>
+        <w:t>결측을</w:t>
+      </w:r>
+      <w:proofErr w:type="spellEnd"/>
+      <w:r>
+        <w:t xml:space="preserve"> 채우기 전에” 원본 문제를 보여주므로, </w:t>
       </w:r>
       <w:r>
         <w:rPr>
@@ -4929,17 +5455,27 @@
         <w:pStyle w:val="4"/>
       </w:pPr>
       <w:r>
-        <w:t>5.2.2.1 범주형 피처 처리: category_name 3단계 분리 및 희소(Rare) 처리</w:t>
-      </w:r>
-    </w:p>
-    <w:p>
-      <w:r>
-        <w:rPr>
-          <w:b/>
-          <w:bCs/>
-        </w:rPr>
+        <w:t xml:space="preserve">5.2.2.1 범주형 피처 처리: </w:t>
+      </w:r>
+      <w:proofErr w:type="spellStart"/>
+      <w:r>
         <w:t>category_name</w:t>
       </w:r>
+      <w:proofErr w:type="spellEnd"/>
+      <w:r>
+        <w:t xml:space="preserve"> 3단계 분리 및 희소(Rare) 처리</w:t>
+      </w:r>
+    </w:p>
+    <w:p>
+      <w:proofErr w:type="spellStart"/>
+      <w:r>
+        <w:rPr>
+          <w:b/>
+          <w:bCs/>
+        </w:rPr>
+        <w:t>category_name</w:t>
+      </w:r>
+      <w:proofErr w:type="spellEnd"/>
       <w:r>
         <w:t xml:space="preserve">은 “대/중/소” 구조의 계층 정보를 내포하므로 </w:t>
       </w:r>
@@ -4955,6 +5491,7 @@
       <w:r>
         <w:t xml:space="preserve"> 기준 분리하여 </w:t>
       </w:r>
+      <w:proofErr w:type="spellStart"/>
       <w:r>
         <w:rPr>
           <w:b/>
@@ -4962,9 +5499,11 @@
         </w:rPr>
         <w:t>main_cat</w:t>
       </w:r>
+      <w:proofErr w:type="spellEnd"/>
       <w:r>
         <w:t xml:space="preserve">, </w:t>
       </w:r>
+      <w:proofErr w:type="spellStart"/>
       <w:r>
         <w:rPr>
           <w:b/>
@@ -4972,9 +5511,11 @@
         </w:rPr>
         <w:t>sub_cat</w:t>
       </w:r>
+      <w:proofErr w:type="spellEnd"/>
       <w:r>
         <w:t xml:space="preserve">, </w:t>
       </w:r>
+      <w:proofErr w:type="spellStart"/>
       <w:r>
         <w:rPr>
           <w:b/>
@@ -4982,6 +5523,7 @@
         </w:rPr>
         <w:t>sub_sub_cat</w:t>
       </w:r>
+      <w:proofErr w:type="spellEnd"/>
       <w:r>
         <w:t>로 확장했다.</w:t>
       </w:r>
@@ -4999,7 +5541,23 @@
           <w:b/>
           <w:bCs/>
         </w:rPr>
-        <w:t>빈도 기반 희소값 축약 및 희소 플래그</w:t>
+        <w:t xml:space="preserve">빈도 기반 </w:t>
+      </w:r>
+      <w:proofErr w:type="spellStart"/>
+      <w:r>
+        <w:rPr>
+          <w:b/>
+          <w:bCs/>
+        </w:rPr>
+        <w:t>희소값</w:t>
+      </w:r>
+      <w:proofErr w:type="spellEnd"/>
+      <w:r>
+        <w:rPr>
+          <w:b/>
+          <w:bCs/>
+        </w:rPr>
+        <w:t xml:space="preserve"> 축약 및 희소 플래그</w:t>
       </w:r>
       <w:r>
         <w:t>를</w:t>
@@ -5050,13 +5608,63 @@
       <w:r>
         <w:t xml:space="preserve">카테고리 3분할: </w:t>
       </w:r>
-      <w:r>
-        <w:rPr>
-          <w:b/>
-          <w:bCs/>
-        </w:rPr>
-        <w:t>category_name → main_cat/sub_cat/sub_sub_cat</w:t>
-      </w:r>
+      <w:proofErr w:type="spellStart"/>
+      <w:r>
+        <w:rPr>
+          <w:b/>
+          <w:bCs/>
+        </w:rPr>
+        <w:t>category_name</w:t>
+      </w:r>
+      <w:proofErr w:type="spellEnd"/>
+      <w:r>
+        <w:rPr>
+          <w:b/>
+          <w:bCs/>
+        </w:rPr>
+        <w:t xml:space="preserve"> → </w:t>
+      </w:r>
+      <w:proofErr w:type="spellStart"/>
+      <w:r>
+        <w:rPr>
+          <w:b/>
+          <w:bCs/>
+        </w:rPr>
+        <w:t>main_cat</w:t>
+      </w:r>
+      <w:proofErr w:type="spellEnd"/>
+      <w:r>
+        <w:rPr>
+          <w:b/>
+          <w:bCs/>
+        </w:rPr>
+        <w:t>/</w:t>
+      </w:r>
+      <w:proofErr w:type="spellStart"/>
+      <w:r>
+        <w:rPr>
+          <w:b/>
+          <w:bCs/>
+        </w:rPr>
+        <w:t>sub_cat</w:t>
+      </w:r>
+      <w:proofErr w:type="spellEnd"/>
+      <w:r>
+        <w:rPr>
+          <w:b/>
+          <w:bCs/>
+        </w:rPr>
+        <w:t>/</w:t>
+      </w:r>
+      <w:proofErr w:type="spellStart"/>
+      <w:r>
+        <w:rPr>
+          <w:b/>
+          <w:bCs/>
+        </w:rPr>
+        <w:t>sub_sub_cat</w:t>
+      </w:r>
+      <w:proofErr w:type="spellEnd"/>
     </w:p>
     <w:p>
       <w:pPr>
@@ -5067,9 +5675,15 @@
         </w:numPr>
         <w:ind w:leftChars="0"/>
       </w:pPr>
-      <w:r>
-        <w:t xml:space="preserve">희소값 축약: 상위 </w:t>
-      </w:r>
+      <w:proofErr w:type="spellStart"/>
+      <w:r>
+        <w:t>희소값</w:t>
+      </w:r>
+      <w:proofErr w:type="spellEnd"/>
+      <w:r>
+        <w:t xml:space="preserve"> 축약: 상위 </w:t>
+      </w:r>
+      <w:proofErr w:type="spellStart"/>
       <w:r>
         <w:rPr>
           <w:b/>
@@ -5077,6 +5691,7 @@
         </w:rPr>
         <w:t>top_k</w:t>
       </w:r>
+      <w:proofErr w:type="spellEnd"/>
       <w:r>
         <w:t xml:space="preserve"> 외 값은 "Other_*"로 통합</w:t>
       </w:r>
@@ -5093,12 +5708,21 @@
       <w:r>
         <w:t xml:space="preserve">예: </w:t>
       </w:r>
-      <w:r>
-        <w:rPr>
-          <w:b/>
-          <w:bCs/>
-        </w:rPr>
-        <w:t>brand_name(top 5000</w:t>
+      <w:proofErr w:type="spellStart"/>
+      <w:r>
+        <w:rPr>
+          <w:b/>
+          <w:bCs/>
+        </w:rPr>
+        <w:t>brand_name</w:t>
+      </w:r>
+      <w:proofErr w:type="spellEnd"/>
+      <w:r>
+        <w:rPr>
+          <w:b/>
+          <w:bCs/>
+        </w:rPr>
+        <w:t>(top 5000</w:t>
       </w:r>
       <w:r>
         <w:rPr>
@@ -5114,7 +5738,23 @@
           <w:b/>
           <w:bCs/>
         </w:rPr>
-        <w:t>main/sub/sub_sub(top 1000</w:t>
+        <w:t>main/sub/</w:t>
+      </w:r>
+      <w:proofErr w:type="spellStart"/>
+      <w:r>
+        <w:rPr>
+          <w:b/>
+          <w:bCs/>
+        </w:rPr>
+        <w:t>sub_sub</w:t>
+      </w:r>
+      <w:proofErr w:type="spellEnd"/>
+      <w:r>
+        <w:rPr>
+          <w:b/>
+          <w:bCs/>
+        </w:rPr>
+        <w:t>(top 1000</w:t>
       </w:r>
       <w:r>
         <w:rPr>
@@ -5138,13 +5778,63 @@
       <w:r>
         <w:t xml:space="preserve">희소 플래그: </w:t>
       </w:r>
-      <w:r>
-        <w:rPr>
-          <w:b/>
-          <w:bCs/>
-        </w:rPr>
-        <w:t>rare_brand, rare_main_cat, rare_sub_cat, rare_sub_sub_cat</w:t>
-      </w:r>
+      <w:proofErr w:type="spellStart"/>
+      <w:r>
+        <w:rPr>
+          <w:b/>
+          <w:bCs/>
+        </w:rPr>
+        <w:t>rare_brand</w:t>
+      </w:r>
+      <w:proofErr w:type="spellEnd"/>
+      <w:r>
+        <w:rPr>
+          <w:b/>
+          <w:bCs/>
+        </w:rPr>
+        <w:t xml:space="preserve">, </w:t>
+      </w:r>
+      <w:proofErr w:type="spellStart"/>
+      <w:r>
+        <w:rPr>
+          <w:b/>
+          <w:bCs/>
+        </w:rPr>
+        <w:t>rare_main_cat</w:t>
+      </w:r>
+      <w:proofErr w:type="spellEnd"/>
+      <w:r>
+        <w:rPr>
+          <w:b/>
+          <w:bCs/>
+        </w:rPr>
+        <w:t xml:space="preserve">, </w:t>
+      </w:r>
+      <w:proofErr w:type="spellStart"/>
+      <w:r>
+        <w:rPr>
+          <w:b/>
+          <w:bCs/>
+        </w:rPr>
+        <w:t>rare_sub_cat</w:t>
+      </w:r>
+      <w:proofErr w:type="spellEnd"/>
+      <w:r>
+        <w:rPr>
+          <w:b/>
+          <w:bCs/>
+        </w:rPr>
+        <w:t xml:space="preserve">, </w:t>
+      </w:r>
+      <w:proofErr w:type="spellStart"/>
+      <w:r>
+        <w:rPr>
+          <w:b/>
+          <w:bCs/>
+        </w:rPr>
+        <w:t>rare_sub_sub_cat</w:t>
+      </w:r>
+      <w:proofErr w:type="spellEnd"/>
       <w:r>
         <w:t xml:space="preserve"> 등</w:t>
       </w:r>
@@ -5365,6 +6055,7 @@
         </w:numPr>
         <w:ind w:leftChars="0"/>
       </w:pPr>
+      <w:proofErr w:type="spellStart"/>
       <w:r>
         <w:rPr>
           <w:b/>
@@ -5372,6 +6063,7 @@
         </w:rPr>
         <w:t>main_cat</w:t>
       </w:r>
+      <w:proofErr w:type="spellEnd"/>
       <w:r>
         <w:t>에서 Women이 압도적으로 크고, Beauty/Kids/Electronics… 순으로 이어지는 것은, 플랫폼의 상품 구성 자체가 특정 대분류에 편중되어 있음을 의미한다.</w:t>
       </w:r>
@@ -5465,8 +6157,29 @@
         </w:numPr>
         <w:ind w:leftChars="0"/>
       </w:pPr>
-      <w:r>
-        <w:t>sub_cat, sub_sub_cat로 갈수록 롱테일이 더 강해지고(종류가 폭증), 상위 몇 개를 제외하면 관측치가 급격히 작아진다.</w:t>
+      <w:proofErr w:type="spellStart"/>
+      <w:r>
+        <w:t>sub_cat</w:t>
+      </w:r>
+      <w:proofErr w:type="spellEnd"/>
+      <w:r>
+        <w:t xml:space="preserve">, </w:t>
+      </w:r>
+      <w:proofErr w:type="spellStart"/>
+      <w:r>
+        <w:t>sub_sub_cat</w:t>
+      </w:r>
+      <w:proofErr w:type="spellEnd"/>
+      <w:r>
+        <w:t xml:space="preserve">로 갈수록 </w:t>
+      </w:r>
+      <w:proofErr w:type="spellStart"/>
+      <w:r>
+        <w:t>롱테일이</w:t>
+      </w:r>
+      <w:proofErr w:type="spellEnd"/>
+      <w:r>
+        <w:t xml:space="preserve"> 더 강해지고(종류가 폭증), 상위 몇 개를 제외하면 관측치가 급격히 작아진다.</w:t>
       </w:r>
     </w:p>
     <w:p>
@@ -5475,7 +6188,23 @@
         <w:ind w:leftChars="0" w:left="880"/>
       </w:pPr>
       <w:r>
-        <w:t>→ 이 특성 때문에 “희소(rare) 카테고리 처리”가 중요해지고, 단순 원-핫/라벨인코딩만으로는 정보손실 또는 과적합 위험이 커진다.</w:t>
+        <w:t>→ 이 특성 때문에 “희소(rare) 카테고리 처리”가 중요해지고, 단순 원-핫/</w:t>
+      </w:r>
+      <w:proofErr w:type="spellStart"/>
+      <w:r>
+        <w:t>라벨인코딩만으로는</w:t>
+      </w:r>
+      <w:proofErr w:type="spellEnd"/>
+      <w:r>
+        <w:t xml:space="preserve"> 정보손실 또는 </w:t>
+      </w:r>
+      <w:proofErr w:type="spellStart"/>
+      <w:r>
+        <w:t>과적합</w:t>
+      </w:r>
+      <w:proofErr w:type="spellEnd"/>
+      <w:r>
+        <w:t xml:space="preserve"> 위험이 커진다.</w:t>
       </w:r>
     </w:p>
     <w:p>
@@ -5494,7 +6223,15 @@
     </w:p>
     <w:p>
       <w:r>
-        <w:t xml:space="preserve">텍스트 벡터(TF-IDF/임베딩)가 내용 의미를 담는다면, 텍스트 통계 피처는 </w:t>
+        <w:t>텍스트 벡터(TF-IDF/</w:t>
+      </w:r>
+      <w:proofErr w:type="spellStart"/>
+      <w:r>
+        <w:t>임베딩</w:t>
+      </w:r>
+      <w:proofErr w:type="spellEnd"/>
+      <w:r>
+        <w:t xml:space="preserve">)가 내용 의미를 담는다면, 텍스트 통계 피처는 </w:t>
       </w:r>
       <w:r>
         <w:rPr>
@@ -5533,13 +6270,32 @@
         </w:numPr>
         <w:ind w:leftChars="0"/>
       </w:pPr>
+      <w:proofErr w:type="spellStart"/>
       <w:r>
         <w:rPr>
           <w:b/>
           <w:bCs/>
           <w:u w:val="single"/>
         </w:rPr>
-        <w:t>name_len_char, desc_len_</w:t>
+        <w:t>name_len_char</w:t>
+      </w:r>
+      <w:proofErr w:type="spellEnd"/>
+      <w:r>
+        <w:rPr>
+          <w:b/>
+          <w:bCs/>
+          <w:u w:val="single"/>
+        </w:rPr>
+        <w:t xml:space="preserve">, </w:t>
+      </w:r>
+      <w:proofErr w:type="spellStart"/>
+      <w:r>
+        <w:rPr>
+          <w:b/>
+          <w:bCs/>
+          <w:u w:val="single"/>
+        </w:rPr>
+        <w:t>desc_len_</w:t>
       </w:r>
       <w:proofErr w:type="gramStart"/>
       <w:r>
@@ -5550,6 +6306,7 @@
         </w:rPr>
         <w:t>char</w:t>
       </w:r>
+      <w:proofErr w:type="spellEnd"/>
       <w:r>
         <w:t xml:space="preserve"> :</w:t>
       </w:r>
@@ -5567,13 +6324,32 @@
         </w:numPr>
         <w:ind w:leftChars="0"/>
       </w:pPr>
+      <w:proofErr w:type="spellStart"/>
       <w:r>
         <w:rPr>
           <w:b/>
           <w:bCs/>
           <w:u w:val="single"/>
         </w:rPr>
-        <w:t>name_len_word, desc_len_</w:t>
+        <w:t>name_len_word</w:t>
+      </w:r>
+      <w:proofErr w:type="spellEnd"/>
+      <w:r>
+        <w:rPr>
+          <w:b/>
+          <w:bCs/>
+          <w:u w:val="single"/>
+        </w:rPr>
+        <w:t xml:space="preserve">, </w:t>
+      </w:r>
+      <w:proofErr w:type="spellStart"/>
+      <w:r>
+        <w:rPr>
+          <w:b/>
+          <w:bCs/>
+          <w:u w:val="single"/>
+        </w:rPr>
+        <w:t>desc_len_</w:t>
       </w:r>
       <w:proofErr w:type="gramStart"/>
       <w:r>
@@ -5584,6 +6360,7 @@
         </w:rPr>
         <w:t>word</w:t>
       </w:r>
+      <w:proofErr w:type="spellEnd"/>
       <w:r>
         <w:t xml:space="preserve"> :</w:t>
       </w:r>
@@ -5601,6 +6378,7 @@
         </w:numPr>
         <w:ind w:leftChars="0"/>
       </w:pPr>
+      <w:proofErr w:type="spellStart"/>
       <w:r>
         <w:rPr>
           <w:b/>
@@ -5618,12 +6396,21 @@
         </w:rPr>
         <w:t>name</w:t>
       </w:r>
+      <w:proofErr w:type="spellEnd"/>
       <w:r>
         <w:t xml:space="preserve"> :</w:t>
       </w:r>
       <w:proofErr w:type="gramEnd"/>
       <w:r>
-        <w:t xml:space="preserve"> 브랜드명이 title에 포함되는지 여부(신뢰도/정품/검색성 신호)</w:t>
+        <w:t xml:space="preserve"> 브랜드명이 title에 포함되는지 여부(신뢰도/정품/</w:t>
+      </w:r>
+      <w:proofErr w:type="spellStart"/>
+      <w:r>
+        <w:t>검색성</w:t>
+      </w:r>
+      <w:proofErr w:type="spellEnd"/>
+      <w:r>
+        <w:t xml:space="preserve"> 신호)</w:t>
       </w:r>
     </w:p>
     <w:p>
@@ -5899,36 +6686,84 @@
         <w:ind w:leftChars="0"/>
       </w:pPr>
       <w:r>
-        <w:t xml:space="preserve">상품명(name)과 설명(item_description)은 길이 분포가 </w:t>
-      </w:r>
-      <w:r>
-        <w:rPr>
-          <w:b/>
-          <w:bCs/>
-        </w:rPr>
-        <w:t>짧은 문장에 집중되고 일부 샘플이 매우 긴 롱테일</w:t>
-      </w:r>
-      <w:r>
-        <w:t>을 보인다.</w:t>
-      </w:r>
-      <w:r>
-        <w:rPr>
-          <w:rFonts w:hint="eastAsia"/>
-        </w:rPr>
-        <w:t xml:space="preserve"> </w:t>
-      </w:r>
-      <w:r>
-        <w:t xml:space="preserve">이에 따라 텍스트 벡터화(TF-IDF/FastText/BERT 등)와 별개로, </w:t>
-      </w:r>
-      <w:r>
-        <w:rPr>
-          <w:b/>
-          <w:bCs/>
-        </w:rPr>
-        <w:t>문자길이/단어 수/토큰수</w:t>
-      </w:r>
-      <w:r>
-        <w:t>와 같은 “텍스트 통계 피처”를 추가하여 상품 정보량을 수치로 반영하였다.</w:t>
+        <w:t>상품명(name)과 설명(</w:t>
+      </w:r>
+      <w:proofErr w:type="spellStart"/>
+      <w:r>
+        <w:t>item_description</w:t>
+      </w:r>
+      <w:proofErr w:type="spellEnd"/>
+      <w:r>
+        <w:t xml:space="preserve">)은 길이 분포가 </w:t>
+      </w:r>
+      <w:r>
+        <w:rPr>
+          <w:b/>
+          <w:bCs/>
+        </w:rPr>
+        <w:t xml:space="preserve">짧은 문장에 집중되고 일부 샘플이 매우 긴 </w:t>
+      </w:r>
+      <w:proofErr w:type="spellStart"/>
+      <w:r>
+        <w:rPr>
+          <w:b/>
+          <w:bCs/>
+        </w:rPr>
+        <w:t>롱테일</w:t>
+      </w:r>
+      <w:r>
+        <w:t>을</w:t>
+      </w:r>
+      <w:proofErr w:type="spellEnd"/>
+      <w:r>
+        <w:t xml:space="preserve"> 보인다.</w:t>
+      </w:r>
+      <w:r>
+        <w:rPr>
+          <w:rFonts w:hint="eastAsia"/>
+        </w:rPr>
+        <w:t xml:space="preserve"> </w:t>
+      </w:r>
+      <w:r>
+        <w:t>이에 따라 텍스트 벡터화(TF-IDF/</w:t>
+      </w:r>
+      <w:proofErr w:type="spellStart"/>
+      <w:r>
+        <w:t>FastText</w:t>
+      </w:r>
+      <w:proofErr w:type="spellEnd"/>
+      <w:r>
+        <w:t xml:space="preserve">/BERT 등)와 별개로, </w:t>
+      </w:r>
+      <w:r>
+        <w:rPr>
+          <w:b/>
+          <w:bCs/>
+        </w:rPr>
+        <w:t>문자길이/단어 수/</w:t>
+      </w:r>
+      <w:proofErr w:type="spellStart"/>
+      <w:r>
+        <w:rPr>
+          <w:b/>
+          <w:bCs/>
+        </w:rPr>
+        <w:t>토큰수</w:t>
+      </w:r>
+      <w:r>
+        <w:t>와</w:t>
+      </w:r>
+      <w:proofErr w:type="spellEnd"/>
+      <w:r>
+        <w:t xml:space="preserve"> 같은 “텍스트 통계 피처”</w:t>
+      </w:r>
+      <w:proofErr w:type="spellStart"/>
+      <w:r>
+        <w:t>를</w:t>
+      </w:r>
+      <w:proofErr w:type="spellEnd"/>
+      <w:r>
+        <w:t xml:space="preserve"> 추가하여 상품 정보량을 수치로 반영하였다.</w:t>
       </w:r>
     </w:p>
     <w:p>
@@ -5974,7 +6809,15 @@
         <w:t>Train 데이터만으로 그룹 통계</w:t>
       </w:r>
       <w:r>
-        <w:t>를 만들고, 이를 Train/Test에 머지하여 SAFE하게 사용했다</w:t>
+        <w:t xml:space="preserve">를 만들고, 이를 Train/Test에 </w:t>
+      </w:r>
+      <w:proofErr w:type="spellStart"/>
+      <w:r>
+        <w:t>머지하여</w:t>
+      </w:r>
+      <w:proofErr w:type="spellEnd"/>
+      <w:r>
+        <w:t xml:space="preserve"> SAFE하게 사용했다</w:t>
       </w:r>
       <w:r>
         <w:rPr>
@@ -6012,13 +6855,47 @@
       <w:r>
         <w:t xml:space="preserve">브랜드/카테고리별 </w:t>
       </w:r>
-      <w:r>
-        <w:rPr>
-          <w:b/>
-          <w:bCs/>
-        </w:rPr>
-        <w:t>price_mean, price_median, price_std</w:t>
-      </w:r>
+      <w:proofErr w:type="spellStart"/>
+      <w:r>
+        <w:rPr>
+          <w:b/>
+          <w:bCs/>
+        </w:rPr>
+        <w:t>price_mean</w:t>
+      </w:r>
+      <w:proofErr w:type="spellEnd"/>
+      <w:r>
+        <w:rPr>
+          <w:b/>
+          <w:bCs/>
+        </w:rPr>
+        <w:t xml:space="preserve">, </w:t>
+      </w:r>
+      <w:proofErr w:type="spellStart"/>
+      <w:r>
+        <w:rPr>
+          <w:b/>
+          <w:bCs/>
+        </w:rPr>
+        <w:t>price_median</w:t>
+      </w:r>
+      <w:proofErr w:type="spellEnd"/>
+      <w:r>
+        <w:rPr>
+          <w:b/>
+          <w:bCs/>
+        </w:rPr>
+        <w:t xml:space="preserve">, </w:t>
+      </w:r>
+      <w:proofErr w:type="spellStart"/>
+      <w:r>
+        <w:rPr>
+          <w:b/>
+          <w:bCs/>
+        </w:rPr>
+        <w:t>price_std</w:t>
+      </w:r>
+      <w:proofErr w:type="spellEnd"/>
     </w:p>
     <w:p>
       <w:pPr>
@@ -6032,13 +6909,31 @@
       <w:r>
         <w:t xml:space="preserve">(Train 전용) </w:t>
       </w:r>
-      <w:r>
-        <w:rPr>
-          <w:b/>
-          <w:bCs/>
-        </w:rPr>
-        <w:t>brand_price_z = (price - mean_brand_price</w:t>
-      </w:r>
+      <w:proofErr w:type="spellStart"/>
+      <w:r>
+        <w:rPr>
+          <w:b/>
+          <w:bCs/>
+        </w:rPr>
+        <w:t>brand_price_z</w:t>
+      </w:r>
+      <w:proofErr w:type="spellEnd"/>
+      <w:r>
+        <w:rPr>
+          <w:b/>
+          <w:bCs/>
+        </w:rPr>
+        <w:t xml:space="preserve"> = (price - </w:t>
+      </w:r>
+      <w:proofErr w:type="spellStart"/>
+      <w:r>
+        <w:rPr>
+          <w:b/>
+          <w:bCs/>
+        </w:rPr>
+        <w:t>mean_brand_price</w:t>
+      </w:r>
+      <w:proofErr w:type="spellEnd"/>
       <w:proofErr w:type="gramStart"/>
       <w:r>
         <w:rPr>
@@ -6053,8 +6948,17 @@
           <w:b/>
           <w:bCs/>
         </w:rPr>
-        <w:t xml:space="preserve"> std_brand_pric</w:t>
-      </w:r>
+        <w:t xml:space="preserve"> </w:t>
+      </w:r>
+      <w:proofErr w:type="spellStart"/>
+      <w:r>
+        <w:rPr>
+          <w:b/>
+          <w:bCs/>
+        </w:rPr>
+        <w:t>std_brand_pric</w:t>
+      </w:r>
+      <w:proofErr w:type="spellEnd"/>
     </w:p>
     <w:p>
       <w:pPr>
@@ -6079,6 +6983,7 @@
       <w:r>
         <w:t xml:space="preserve">가 없으므로 </w:t>
       </w:r>
+      <w:proofErr w:type="spellStart"/>
       <w:r>
         <w:rPr>
           <w:b/>
@@ -6086,6 +6991,7 @@
         </w:rPr>
         <w:t>brand_price_z</w:t>
       </w:r>
+      <w:proofErr w:type="spellEnd"/>
       <w:r>
         <w:t>는 0 등으로 처리</w:t>
       </w:r>
@@ -6234,7 +7140,23 @@
           <w:b/>
           <w:bCs/>
         </w:rPr>
-        <w:t>Test 정보를 사용하지 않으므로 Train→Test 방향의 Data Leakage를 방지</w:t>
+        <w:t xml:space="preserve">Test 정보를 사용하지 않으므로 </w:t>
+      </w:r>
+      <w:proofErr w:type="spellStart"/>
+      <w:r>
+        <w:rPr>
+          <w:b/>
+          <w:bCs/>
+        </w:rPr>
+        <w:t>Train→Test</w:t>
+      </w:r>
+      <w:proofErr w:type="spellEnd"/>
+      <w:r>
+        <w:rPr>
+          <w:b/>
+          <w:bCs/>
+        </w:rPr>
+        <w:t xml:space="preserve"> 방향의 Data Leakage를 방지</w:t>
       </w:r>
       <w:r>
         <w:t>할 수 있다(단, 엄밀한 의미의 leakage-free 검증을 위해서는 CV 기반(out-of-fold) 통계가 더 안전함).</w:t>
@@ -6333,7 +7255,15 @@
       </w:r>
       <w:proofErr w:type="gramEnd"/>
       <w:r>
-        <w:t xml:space="preserve">)은 통계값이 불안정하므로 </w:t>
+        <w:t xml:space="preserve">)은 </w:t>
+      </w:r>
+      <w:proofErr w:type="spellStart"/>
+      <w:r>
+        <w:t>통계값이</w:t>
+      </w:r>
+      <w:proofErr w:type="spellEnd"/>
+      <w:r>
+        <w:t xml:space="preserve"> 불안정하므로 </w:t>
       </w:r>
       <w:r>
         <w:rPr>
@@ -6372,7 +7302,15 @@
         <w:t xml:space="preserve">5.2.3.1 </w:t>
       </w:r>
       <w:r>
-        <w:t xml:space="preserve">V4 (메모리 효율성): HashingVectorizer </w:t>
+        <w:t xml:space="preserve">V4 (메모리 효율성): </w:t>
+      </w:r>
+      <w:proofErr w:type="spellStart"/>
+      <w:r>
+        <w:t>HashingVectorizer</w:t>
+      </w:r>
+      <w:proofErr w:type="spellEnd"/>
+      <w:r>
+        <w:t xml:space="preserve"> </w:t>
       </w:r>
       <w:r>
         <w:t>→ 성능 저하</w:t>
@@ -6423,7 +7361,31 @@
         <w:t>주의(내가 모르는 부분):</w:t>
       </w:r>
       <w:r>
-        <w:t xml:space="preserve"> 업로드된 v92 코드에서는 HashingVectorizer 구현이 “직접적으로” 확인되지 않았고, 문서/회의 맥락에서 “시도한 전략”으로 언급된 성격이 강해. 보고서에는 **“실험/검토 단계에서 성능 저하로 배제”**처럼 보수적으로 쓰는 게 안전</w:t>
+        <w:t xml:space="preserve"> </w:t>
+      </w:r>
+      <w:proofErr w:type="spellStart"/>
+      <w:r>
+        <w:t>업로드된</w:t>
+      </w:r>
+      <w:proofErr w:type="spellEnd"/>
+      <w:r>
+        <w:t xml:space="preserve"> v92 코드에서는 </w:t>
+      </w:r>
+      <w:proofErr w:type="spellStart"/>
+      <w:r>
+        <w:t>HashingVectorizer</w:t>
+      </w:r>
+      <w:proofErr w:type="spellEnd"/>
+      <w:r>
+        <w:t xml:space="preserve"> 구현이 “직접적으로” 확인되지 않았고, 문서/회의 맥락에서 “시도한 전략”</w:t>
+      </w:r>
+      <w:proofErr w:type="spellStart"/>
+      <w:r>
+        <w:t>으로</w:t>
+      </w:r>
+      <w:proofErr w:type="spellEnd"/>
+      <w:r>
+        <w:t xml:space="preserve"> 언급된 성격이 강해. 보고서에는 **“실험/검토 단계에서 성능 저하로 배제”**처럼 보수적으로 쓰는 게 안전</w:t>
       </w:r>
       <w:r>
         <w:rPr>
@@ -6448,7 +7410,15 @@
         <w:t xml:space="preserve">5.2.3.2 </w:t>
       </w:r>
       <w:r>
-        <w:t>V5 (성능 복구): TF-IDF 복귀 및 max_features 제한</w:t>
+        <w:t xml:space="preserve">V5 (성능 복구): TF-IDF 복귀 및 </w:t>
+      </w:r>
+      <w:proofErr w:type="spellStart"/>
+      <w:r>
+        <w:t>max_features</w:t>
+      </w:r>
+      <w:proofErr w:type="spellEnd"/>
+      <w:r>
+        <w:t xml:space="preserve"> 제한</w:t>
       </w:r>
     </w:p>
     <w:p>
@@ -6463,6 +7433,7 @@
       <w:r>
         <w:t xml:space="preserve">TF-IDF로 복귀하되, </w:t>
       </w:r>
+      <w:proofErr w:type="spellStart"/>
       <w:r>
         <w:rPr>
           <w:b/>
@@ -6470,16 +7441,51 @@
         </w:rPr>
         <w:t>max_features</w:t>
       </w:r>
+      <w:proofErr w:type="spellEnd"/>
       <w:r>
         <w:t xml:space="preserve"> 제한 + </w:t>
       </w:r>
-      <w:r>
-        <w:rPr>
-          <w:b/>
-          <w:bCs/>
-        </w:rPr>
-        <w:t>min_df/max_df/sublinear_tf</w:t>
-      </w:r>
+      <w:proofErr w:type="spellStart"/>
+      <w:r>
+        <w:rPr>
+          <w:b/>
+          <w:bCs/>
+        </w:rPr>
+        <w:t>min_df</w:t>
+      </w:r>
+      <w:proofErr w:type="spellEnd"/>
+      <w:r>
+        <w:rPr>
+          <w:b/>
+          <w:bCs/>
+        </w:rPr>
+        <w:t>/</w:t>
+      </w:r>
+      <w:proofErr w:type="spellStart"/>
+      <w:r>
+        <w:rPr>
+          <w:b/>
+          <w:bCs/>
+        </w:rPr>
+        <w:t>max_df</w:t>
+      </w:r>
+      <w:proofErr w:type="spellEnd"/>
+      <w:r>
+        <w:rPr>
+          <w:b/>
+          <w:bCs/>
+        </w:rPr>
+        <w:t>/</w:t>
+      </w:r>
+      <w:proofErr w:type="spellStart"/>
+      <w:r>
+        <w:rPr>
+          <w:b/>
+          <w:bCs/>
+        </w:rPr>
+        <w:t>sublinear_tf</w:t>
+      </w:r>
+      <w:proofErr w:type="spellEnd"/>
       <w:r>
         <w:t xml:space="preserve"> 등으로 차원을 제어</w:t>
       </w:r>
@@ -6500,6 +7506,7 @@
       <w:r>
         <w:t xml:space="preserve">추가로 </w:t>
       </w:r>
+      <w:proofErr w:type="spellStart"/>
       <w:r>
         <w:rPr>
           <w:b/>
@@ -6507,6 +7514,7 @@
         </w:rPr>
         <w:t>TruncatedSVD</w:t>
       </w:r>
+      <w:proofErr w:type="spellEnd"/>
       <w:r>
         <w:t xml:space="preserve">로 차원 축소하여 </w:t>
       </w:r>
@@ -6754,12 +7762,14 @@
       <w:r>
         <w:t xml:space="preserve"> </w:t>
       </w:r>
+      <w:proofErr w:type="spellStart"/>
       <w:r>
         <w:rPr>
           <w:rFonts w:hint="eastAsia"/>
         </w:rPr>
         <w:t>임베딩</w:t>
       </w:r>
+      <w:proofErr w:type="spellEnd"/>
       <w:r>
         <w:t xml:space="preserve"> </w:t>
       </w:r>
@@ -6781,12 +7791,14 @@
       <w:r>
         <w:t xml:space="preserve">, </w:t>
       </w:r>
+      <w:proofErr w:type="spellStart"/>
       <w:r>
         <w:rPr>
           <w:rFonts w:hint="eastAsia"/>
         </w:rPr>
         <w:t>캐싱</w:t>
       </w:r>
+      <w:proofErr w:type="spellEnd"/>
       <w:r>
         <w:t xml:space="preserve"> </w:t>
       </w:r>
@@ -7262,13 +8274,26 @@
       <w:r>
         <w:t xml:space="preserve"> </w:t>
       </w:r>
+      <w:proofErr w:type="spellStart"/>
       <w:proofErr w:type="gramStart"/>
       <w:r>
-        <w:t>GloVe /</w:t>
+        <w:t>GloVe</w:t>
+      </w:r>
+      <w:proofErr w:type="spellEnd"/>
+      <w:r>
+        <w:t xml:space="preserve"> /</w:t>
       </w:r>
       <w:proofErr w:type="gramEnd"/>
       <w:r>
-        <w:t xml:space="preserve"> FastText </w:t>
+        <w:t xml:space="preserve"> </w:t>
+      </w:r>
+      <w:proofErr w:type="spellStart"/>
+      <w:r>
+        <w:t>FastText</w:t>
+      </w:r>
+      <w:proofErr w:type="spellEnd"/>
+      <w:r>
+        <w:t xml:space="preserve"> </w:t>
       </w:r>
       <w:r>
         <w:rPr>
@@ -7279,12 +8304,14 @@
       <w:r>
         <w:t xml:space="preserve"> </w:t>
       </w:r>
+      <w:proofErr w:type="spellStart"/>
       <w:r>
         <w:rPr>
           <w:rFonts w:hint="eastAsia"/>
         </w:rPr>
         <w:t>임베딩</w:t>
       </w:r>
+      <w:proofErr w:type="spellEnd"/>
     </w:p>
     <w:p>
       <w:pPr>
@@ -7305,7 +8332,15 @@
         <w:t>및</w:t>
       </w:r>
       <w:r>
-        <w:t xml:space="preserve"> SentenceTransformer </w:t>
+        <w:t xml:space="preserve"> </w:t>
+      </w:r>
+      <w:proofErr w:type="spellStart"/>
+      <w:r>
+        <w:t>SentenceTransformer</w:t>
+      </w:r>
+      <w:proofErr w:type="spellEnd"/>
+      <w:r>
+        <w:t xml:space="preserve"> </w:t>
       </w:r>
       <w:r>
         <w:rPr>
@@ -7325,12 +8360,14 @@
       <w:r>
         <w:t xml:space="preserve"> </w:t>
       </w:r>
+      <w:proofErr w:type="spellStart"/>
       <w:r>
         <w:rPr>
           <w:rFonts w:hint="eastAsia"/>
         </w:rPr>
         <w:t>임베딩</w:t>
       </w:r>
+      <w:proofErr w:type="spellEnd"/>
     </w:p>
     <w:p>
       <w:r>
@@ -7451,6 +8488,7 @@
         </w:numPr>
         <w:ind w:leftChars="0"/>
       </w:pPr>
+      <w:proofErr w:type="spellStart"/>
       <w:r>
         <w:rPr>
           <w:rFonts w:hint="eastAsia"/>
@@ -7459,6 +8497,7 @@
         </w:rPr>
         <w:t>캐싱</w:t>
       </w:r>
+      <w:proofErr w:type="spellEnd"/>
       <w:r>
         <w:t xml:space="preserve">: </w:t>
       </w:r>
@@ -7779,12 +8818,14 @@
         </w:rPr>
         <w:t xml:space="preserve">2) </w:t>
       </w:r>
+      <w:proofErr w:type="spellStart"/>
       <w:r>
         <w:rPr>
           <w:rFonts w:hint="eastAsia"/>
         </w:rPr>
         <w:t>임베딩</w:t>
       </w:r>
+      <w:proofErr w:type="spellEnd"/>
       <w:r>
         <w:t xml:space="preserve"> </w:t>
       </w:r>
@@ -8025,9 +9066,11 @@
             <w:pPr>
               <w:spacing w:after="160" w:line="300" w:lineRule="auto"/>
             </w:pPr>
+            <w:proofErr w:type="spellStart"/>
             <w:r>
               <w:t>FastText</w:t>
             </w:r>
+            <w:proofErr w:type="spellEnd"/>
           </w:p>
         </w:tc>
         <w:tc>
@@ -8202,13 +9245,22 @@
         </w:rPr>
         <w:t xml:space="preserve"> </w:t>
       </w:r>
+      <w:proofErr w:type="spellStart"/>
       <w:proofErr w:type="gramStart"/>
       <w:r>
         <w:rPr>
           <w:b/>
           <w:bCs/>
         </w:rPr>
-        <w:t>FastText &gt;</w:t>
+        <w:t>FastText</w:t>
+      </w:r>
+      <w:proofErr w:type="spellEnd"/>
+      <w:r>
+        <w:rPr>
+          <w:b/>
+          <w:bCs/>
+        </w:rPr>
+        <w:t xml:space="preserve"> &gt;</w:t>
       </w:r>
       <w:proofErr w:type="gramEnd"/>
       <w:r>
@@ -8734,14 +9786,24 @@
       <w:r>
         <w:t xml:space="preserve"> </w:t>
       </w:r>
+      <w:proofErr w:type="spellStart"/>
       <w:r>
         <w:rPr>
           <w:rFonts w:hint="eastAsia"/>
         </w:rPr>
         <w:t>임베딩</w:t>
       </w:r>
-      <w:r>
-        <w:t>(FastText, BERT)</w:t>
+      <w:proofErr w:type="spellEnd"/>
+      <w:r>
+        <w:t>(</w:t>
+      </w:r>
+      <w:proofErr w:type="spellStart"/>
+      <w:r>
+        <w:t>FastText</w:t>
+      </w:r>
+      <w:proofErr w:type="spellEnd"/>
+      <w:r>
+        <w:t>, BERT)</w:t>
       </w:r>
       <w:r>
         <w:rPr>
@@ -8806,12 +9868,14 @@
       <w:r>
         <w:t xml:space="preserve"> BERT </w:t>
       </w:r>
+      <w:proofErr w:type="spellStart"/>
       <w:r>
         <w:rPr>
           <w:rFonts w:hint="eastAsia"/>
         </w:rPr>
         <w:t>임베딩은</w:t>
       </w:r>
+      <w:proofErr w:type="spellEnd"/>
       <w:r>
         <w:t xml:space="preserve"> </w:t>
       </w:r>
@@ -8903,7 +9967,15 @@
         <w:t>가지는</w:t>
       </w:r>
       <w:r>
-        <w:t xml:space="preserve"> LightGBM </w:t>
+        <w:t xml:space="preserve"> </w:t>
+      </w:r>
+      <w:proofErr w:type="spellStart"/>
+      <w:r>
+        <w:t>LightGBM</w:t>
+      </w:r>
+      <w:proofErr w:type="spellEnd"/>
+      <w:r>
+        <w:t xml:space="preserve"> </w:t>
       </w:r>
       <w:r>
         <w:rPr>
@@ -9055,12 +10127,14 @@
       <w:r>
         <w:t xml:space="preserve"> </w:t>
       </w:r>
+      <w:proofErr w:type="spellStart"/>
       <w:r>
         <w:rPr>
           <w:rFonts w:hint="eastAsia"/>
         </w:rPr>
         <w:t>임베딩보다</w:t>
       </w:r>
+      <w:proofErr w:type="spellEnd"/>
       <w:r>
         <w:t xml:space="preserve"> </w:t>
       </w:r>
@@ -10024,8 +11098,13 @@
             <w:hideMark/>
           </w:tcPr>
           <w:p>
-            <w:r>
-              <w:t>LightGBM (LGBM)</w:t>
+            <w:proofErr w:type="spellStart"/>
+            <w:r>
+              <w:t>LightGBM</w:t>
+            </w:r>
+            <w:proofErr w:type="spellEnd"/>
+            <w:r>
+              <w:t xml:space="preserve"> (LGBM)</w:t>
             </w:r>
           </w:p>
         </w:tc>
@@ -10161,8 +11240,13 @@
             <w:hideMark/>
           </w:tcPr>
           <w:p>
-            <w:r>
-              <w:t>XGBoost (XGB)</w:t>
+            <w:proofErr w:type="spellStart"/>
+            <w:r>
+              <w:t>XGBoost</w:t>
+            </w:r>
+            <w:proofErr w:type="spellEnd"/>
+            <w:r>
+              <w:t xml:space="preserve"> (XGB)</w:t>
             </w:r>
           </w:p>
         </w:tc>
@@ -10310,8 +11394,13 @@
             <w:hideMark/>
           </w:tcPr>
           <w:p>
-            <w:r>
-              <w:t>CatBoost (CB)</w:t>
+            <w:proofErr w:type="spellStart"/>
+            <w:r>
+              <w:t>CatBoost</w:t>
+            </w:r>
+            <w:proofErr w:type="spellEnd"/>
+            <w:r>
+              <w:t xml:space="preserve"> (CB)</w:t>
             </w:r>
           </w:p>
         </w:tc>
@@ -10907,12 +11996,14 @@
       <w:r>
         <w:t xml:space="preserve"> </w:t>
       </w:r>
+      <w:proofErr w:type="spellStart"/>
       <w:r>
         <w:rPr>
           <w:rFonts w:hint="eastAsia"/>
         </w:rPr>
         <w:t>비교뿐</w:t>
       </w:r>
+      <w:proofErr w:type="spellEnd"/>
       <w:r>
         <w:t xml:space="preserve"> </w:t>
       </w:r>
@@ -10925,12 +12016,14 @@
       <w:r>
         <w:t xml:space="preserve"> </w:t>
       </w:r>
+      <w:proofErr w:type="spellStart"/>
       <w:r>
         <w:rPr>
           <w:rFonts w:hint="eastAsia"/>
         </w:rPr>
         <w:t>스태킹</w:t>
       </w:r>
+      <w:proofErr w:type="spellEnd"/>
       <w:r>
         <w:t xml:space="preserve"> </w:t>
       </w:r>
@@ -10943,12 +12036,14 @@
       <w:r>
         <w:t xml:space="preserve"> </w:t>
       </w:r>
+      <w:proofErr w:type="spellStart"/>
       <w:r>
         <w:rPr>
           <w:rFonts w:hint="eastAsia"/>
         </w:rPr>
         <w:t>블렌딩과</w:t>
       </w:r>
+      <w:proofErr w:type="spellEnd"/>
       <w:r>
         <w:t xml:space="preserve"> </w:t>
       </w:r>
@@ -11205,7 +12300,7 @@
         </w:rPr>
         <w:lastRenderedPageBreak/>
         <w:drawing>
-          <wp:inline distT="0" distB="0" distL="0" distR="0" wp14:anchorId="426E8281" wp14:editId="2435FDE1">
+          <wp:inline distT="0" distB="0" distL="0" distR="0" wp14:anchorId="426E8281" wp14:editId="3D2D548A">
             <wp:extent cx="5343525" cy="3812429"/>
             <wp:effectExtent l="0" t="0" r="0" b="0"/>
             <wp:docPr id="433821249" name="그림 2"/>
@@ -11262,7 +12357,21 @@
         <w:rPr>
           <w:rFonts w:hint="eastAsia"/>
         </w:rPr>
-        <w:t xml:space="preserve">[그림 5.2.13 모델별 </w:t>
+        <w:t xml:space="preserve">[그림 5.2.13 </w:t>
+      </w:r>
+      <w:proofErr w:type="spellStart"/>
+      <w:r>
+        <w:rPr>
+          <w:rFonts w:hint="eastAsia"/>
+        </w:rPr>
+        <w:t>모델별</w:t>
+      </w:r>
+      <w:proofErr w:type="spellEnd"/>
+      <w:r>
+        <w:rPr>
+          <w:rFonts w:hint="eastAsia"/>
+        </w:rPr>
+        <w:t xml:space="preserve"> </w:t>
       </w:r>
       <w:r>
         <w:t>오차 지표</w:t>
@@ -12601,8 +13710,13 @@
         <w:t>특히</w:t>
       </w:r>
       <w:r>
-        <w:t xml:space="preserve"> candidate_et</w:t>
-      </w:r>
+        <w:t xml:space="preserve"> </w:t>
+      </w:r>
+      <w:proofErr w:type="spellStart"/>
+      <w:r>
+        <w:t>candidate_et</w:t>
+      </w:r>
+      <w:proofErr w:type="spellEnd"/>
       <w:r>
         <w:rPr>
           <w:rFonts w:hint="eastAsia"/>
@@ -12610,7 +13724,15 @@
         <w:t>와</w:t>
       </w:r>
       <w:r>
-        <w:t xml:space="preserve"> mercari_best_latest </w:t>
+        <w:t xml:space="preserve"> </w:t>
+      </w:r>
+      <w:proofErr w:type="spellStart"/>
+      <w:r>
+        <w:t>mercari_best_latest</w:t>
+      </w:r>
+      <w:proofErr w:type="spellEnd"/>
+      <w:r>
+        <w:t xml:space="preserve"> </w:t>
       </w:r>
       <w:r>
         <w:rPr>
@@ -12673,7 +13795,15 @@
         <w:t>반면</w:t>
       </w:r>
       <w:r>
-        <w:t xml:space="preserve"> candidate_ridge </w:t>
+        <w:t xml:space="preserve"> </w:t>
+      </w:r>
+      <w:proofErr w:type="spellStart"/>
+      <w:r>
+        <w:t>candidate_ridge</w:t>
+      </w:r>
+      <w:proofErr w:type="spellEnd"/>
+      <w:r>
+        <w:t xml:space="preserve"> </w:t>
       </w:r>
       <w:r>
         <w:rPr>
@@ -12883,21 +14013,25 @@
       <w:r>
         <w:t xml:space="preserve"> </w:t>
       </w:r>
+      <w:proofErr w:type="spellStart"/>
       <w:r>
         <w:rPr>
           <w:rFonts w:hint="eastAsia"/>
         </w:rPr>
         <w:t>예측값과</w:t>
       </w:r>
-      <w:r>
-        <w:t xml:space="preserve"> </w:t>
-      </w:r>
+      <w:proofErr w:type="spellEnd"/>
+      <w:r>
+        <w:t xml:space="preserve"> </w:t>
+      </w:r>
+      <w:proofErr w:type="spellStart"/>
       <w:r>
         <w:rPr>
           <w:rFonts w:hint="eastAsia"/>
         </w:rPr>
         <w:t>실제값</w:t>
       </w:r>
+      <w:proofErr w:type="spellEnd"/>
       <w:r>
         <w:t xml:space="preserve"> </w:t>
       </w:r>
@@ -13016,8 +14150,13 @@
         <w:t>의미한다</w:t>
       </w:r>
       <w:r>
-        <w:t>. candidate_et</w:t>
-      </w:r>
+        <w:t xml:space="preserve">. </w:t>
+      </w:r>
+      <w:proofErr w:type="spellStart"/>
+      <w:r>
+        <w:t>candidate_et</w:t>
+      </w:r>
+      <w:proofErr w:type="spellEnd"/>
       <w:r>
         <w:rPr>
           <w:rFonts w:hint="eastAsia"/>
@@ -13025,7 +14164,15 @@
         <w:t>와</w:t>
       </w:r>
       <w:r>
-        <w:t xml:space="preserve"> candidate_rf </w:t>
+        <w:t xml:space="preserve"> </w:t>
+      </w:r>
+      <w:proofErr w:type="spellStart"/>
+      <w:r>
+        <w:t>candidate_rf</w:t>
+      </w:r>
+      <w:proofErr w:type="spellEnd"/>
+      <w:r>
+        <w:t xml:space="preserve"> </w:t>
       </w:r>
       <w:r>
         <w:rPr>
@@ -13097,7 +14244,15 @@
         <w:t>기록하였다</w:t>
       </w:r>
       <w:r>
-        <w:t xml:space="preserve">. mercari_best_latest </w:t>
+        <w:t xml:space="preserve">. </w:t>
+      </w:r>
+      <w:proofErr w:type="spellStart"/>
+      <w:r>
+        <w:t>mercari_best_latest</w:t>
+      </w:r>
+      <w:proofErr w:type="spellEnd"/>
+      <w:r>
+        <w:t xml:space="preserve"> </w:t>
       </w:r>
       <w:r>
         <w:rPr>
@@ -13169,7 +14324,15 @@
         <w:t>반면</w:t>
       </w:r>
       <w:r>
-        <w:t xml:space="preserve"> candidate_ridge </w:t>
+        <w:t xml:space="preserve"> </w:t>
+      </w:r>
+      <w:proofErr w:type="spellStart"/>
+      <w:r>
+        <w:t>candidate_ridge</w:t>
+      </w:r>
+      <w:proofErr w:type="spellEnd"/>
+      <w:r>
+        <w:t xml:space="preserve"> </w:t>
       </w:r>
       <w:r>
         <w:rPr>
@@ -13503,7 +14666,15 @@
         <w:t>가진다</w:t>
       </w:r>
       <w:r>
-        <w:t xml:space="preserve">. candidate_et </w:t>
+        <w:t xml:space="preserve">. </w:t>
+      </w:r>
+      <w:proofErr w:type="spellStart"/>
+      <w:r>
+        <w:t>candidate_et</w:t>
+      </w:r>
+      <w:proofErr w:type="spellEnd"/>
+      <w:r>
+        <w:t xml:space="preserve"> </w:t>
       </w:r>
       <w:r>
         <w:rPr>
@@ -13611,7 +14782,15 @@
         <w:t>보였다</w:t>
       </w:r>
       <w:r>
-        <w:t xml:space="preserve">. candidate_rf </w:t>
+        <w:t xml:space="preserve">. </w:t>
+      </w:r>
+      <w:proofErr w:type="spellStart"/>
+      <w:r>
+        <w:t>candidate_rf</w:t>
+      </w:r>
+      <w:proofErr w:type="spellEnd"/>
+      <w:r>
+        <w:t xml:space="preserve"> </w:t>
       </w:r>
       <w:r>
         <w:rPr>
@@ -13660,7 +14839,15 @@
         <w:t>이었다</w:t>
       </w:r>
       <w:r>
-        <w:t xml:space="preserve">. candidate_ridge </w:t>
+        <w:t xml:space="preserve">. </w:t>
+      </w:r>
+      <w:proofErr w:type="spellStart"/>
+      <w:r>
+        <w:t>candidate_ridge</w:t>
+      </w:r>
+      <w:proofErr w:type="spellEnd"/>
+      <w:r>
+        <w:t xml:space="preserve"> </w:t>
       </w:r>
       <w:r>
         <w:rPr>
@@ -13849,12 +15036,14 @@
       <w:r>
         <w:t xml:space="preserve"> </w:t>
       </w:r>
+      <w:proofErr w:type="spellStart"/>
       <w:r>
         <w:rPr>
           <w:rFonts w:hint="eastAsia"/>
         </w:rPr>
         <w:t>실제값이</w:t>
       </w:r>
+      <w:proofErr w:type="spellEnd"/>
       <w:r>
         <w:t xml:space="preserve"> 0 </w:t>
       </w:r>
@@ -14056,12 +15245,14 @@
       <w:r>
         <w:t xml:space="preserve"> </w:t>
       </w:r>
+      <w:proofErr w:type="spellStart"/>
       <w:r>
         <w:rPr>
           <w:rFonts w:hint="eastAsia"/>
         </w:rPr>
         <w:t>패널티가</w:t>
       </w:r>
+      <w:proofErr w:type="spellEnd"/>
       <w:r>
         <w:t xml:space="preserve"> </w:t>
       </w:r>
@@ -14108,8 +15299,13 @@
         <w:t>결과</w:t>
       </w:r>
       <w:r>
-        <w:t xml:space="preserve"> candidate_et</w:t>
-      </w:r>
+        <w:t xml:space="preserve"> </w:t>
+      </w:r>
+      <w:proofErr w:type="spellStart"/>
+      <w:r>
+        <w:t>candidate_et</w:t>
+      </w:r>
+      <w:proofErr w:type="spellEnd"/>
       <w:r>
         <w:rPr>
           <w:rFonts w:hint="eastAsia"/>
@@ -14117,7 +15313,15 @@
         <w:t>와</w:t>
       </w:r>
       <w:r>
-        <w:t xml:space="preserve"> candidate_rf </w:t>
+        <w:t xml:space="preserve"> </w:t>
+      </w:r>
+      <w:proofErr w:type="spellStart"/>
+      <w:r>
+        <w:t>candidate_rf</w:t>
+      </w:r>
+      <w:proofErr w:type="spellEnd"/>
+      <w:r>
+        <w:t xml:space="preserve"> </w:t>
       </w:r>
       <w:r>
         <w:rPr>
@@ -14207,7 +15411,15 @@
         <w:t>입증하였다</w:t>
       </w:r>
       <w:r>
-        <w:t xml:space="preserve">. candidate_ridge </w:t>
+        <w:t xml:space="preserve">. </w:t>
+      </w:r>
+      <w:proofErr w:type="spellStart"/>
+      <w:r>
+        <w:t>candidate_ridge</w:t>
+      </w:r>
+      <w:proofErr w:type="spellEnd"/>
+      <w:r>
+        <w:t xml:space="preserve"> </w:t>
       </w:r>
       <w:r>
         <w:rPr>
@@ -14394,7 +15606,15 @@
         <w:t>살펴보면</w:t>
       </w:r>
       <w:r>
-        <w:t xml:space="preserve">, Extra Trees(candidate_et) </w:t>
+        <w:t>, Extra Trees(</w:t>
+      </w:r>
+      <w:proofErr w:type="spellStart"/>
+      <w:r>
+        <w:t>candidate_et</w:t>
+      </w:r>
+      <w:proofErr w:type="spellEnd"/>
+      <w:r>
+        <w:t xml:space="preserve">) </w:t>
       </w:r>
       <w:r>
         <w:rPr>
@@ -14403,7 +15623,15 @@
         <w:t>및</w:t>
       </w:r>
       <w:r>
-        <w:t xml:space="preserve"> Random Forest(candidate_rf) </w:t>
+        <w:t xml:space="preserve"> Random Forest(</w:t>
+      </w:r>
+      <w:proofErr w:type="spellStart"/>
+      <w:r>
+        <w:t>candidate_rf</w:t>
+      </w:r>
+      <w:proofErr w:type="spellEnd"/>
+      <w:r>
+        <w:t xml:space="preserve">) </w:t>
       </w:r>
       <w:r>
         <w:rPr>
@@ -14720,12 +15948,14 @@
       <w:r>
         <w:t xml:space="preserve">, </w:t>
       </w:r>
+      <w:proofErr w:type="spellStart"/>
       <w:r>
         <w:rPr>
           <w:rFonts w:hint="eastAsia"/>
         </w:rPr>
         <w:t>부스팅</w:t>
       </w:r>
+      <w:proofErr w:type="spellEnd"/>
       <w:r>
         <w:t xml:space="preserve"> </w:t>
       </w:r>
@@ -14765,12 +15995,14 @@
       <w:r>
         <w:t xml:space="preserve"> </w:t>
       </w:r>
+      <w:proofErr w:type="spellStart"/>
       <w:r>
         <w:rPr>
           <w:rFonts w:hint="eastAsia"/>
         </w:rPr>
         <w:t>스태킹</w:t>
       </w:r>
+      <w:proofErr w:type="spellEnd"/>
       <w:r>
         <w:t xml:space="preserve"> </w:t>
       </w:r>
@@ -14844,7 +16076,15 @@
         <w:t>이유</w:t>
       </w:r>
       <w:r>
-        <w:t xml:space="preserve"> (LGBM + XGBoost + Extra Trees)</w:t>
+        <w:t xml:space="preserve"> (LGBM + </w:t>
+      </w:r>
+      <w:proofErr w:type="spellStart"/>
+      <w:r>
+        <w:t>XGBoost</w:t>
+      </w:r>
+      <w:proofErr w:type="spellEnd"/>
+      <w:r>
+        <w:t xml:space="preserve"> + Extra Trees)</w:t>
       </w:r>
     </w:p>
     <w:p>
@@ -14947,12 +16187,14 @@
       <w:r>
         <w:t xml:space="preserve"> </w:t>
       </w:r>
+      <w:proofErr w:type="spellStart"/>
       <w:r>
         <w:rPr>
           <w:rFonts w:hint="eastAsia"/>
         </w:rPr>
         <w:t>스태킹</w:t>
       </w:r>
+      <w:proofErr w:type="spellEnd"/>
       <w:r>
         <w:t xml:space="preserve">(Stacking) </w:t>
       </w:r>
@@ -14983,12 +16225,14 @@
       <w:r>
         <w:t xml:space="preserve">. </w:t>
       </w:r>
+      <w:proofErr w:type="spellStart"/>
       <w:r>
         <w:rPr>
           <w:rFonts w:hint="eastAsia"/>
         </w:rPr>
         <w:t>스태킹은</w:t>
       </w:r>
+      <w:proofErr w:type="spellEnd"/>
       <w:r>
         <w:t xml:space="preserve"> </w:t>
       </w:r>
@@ -15201,12 +16445,14 @@
       <w:r>
         <w:t xml:space="preserve"> </w:t>
       </w:r>
+      <w:proofErr w:type="spellStart"/>
       <w:r>
         <w:rPr>
           <w:rFonts w:hint="eastAsia"/>
         </w:rPr>
         <w:t>스태킹</w:t>
       </w:r>
+      <w:proofErr w:type="spellEnd"/>
       <w:r>
         <w:t xml:space="preserve"> </w:t>
       </w:r>
@@ -15217,7 +16463,23 @@
         <w:t>구조에서는</w:t>
       </w:r>
       <w:r>
-        <w:t xml:space="preserve"> LightGBM(LGBM), XGBoost(XGB), Extra Trees(ET)</w:t>
+        <w:t xml:space="preserve"> </w:t>
+      </w:r>
+      <w:proofErr w:type="spellStart"/>
+      <w:r>
+        <w:t>LightGBM</w:t>
+      </w:r>
+      <w:proofErr w:type="spellEnd"/>
+      <w:r>
+        <w:t xml:space="preserve">(LGBM), </w:t>
+      </w:r>
+      <w:proofErr w:type="spellStart"/>
+      <w:r>
+        <w:t>XGBoost</w:t>
+      </w:r>
+      <w:proofErr w:type="spellEnd"/>
+      <w:r>
+        <w:t>(XGB), Extra Trees(ET)</w:t>
       </w:r>
       <w:r>
         <w:rPr>
@@ -15539,8 +16801,13 @@
             <w:pPr>
               <w:spacing w:after="160" w:line="300" w:lineRule="auto"/>
             </w:pPr>
-            <w:r>
-              <w:t>LightGBM (LGBM)</w:t>
+            <w:proofErr w:type="spellStart"/>
+            <w:r>
+              <w:t>LightGBM</w:t>
+            </w:r>
+            <w:proofErr w:type="spellEnd"/>
+            <w:r>
+              <w:t xml:space="preserve"> (LGBM)</w:t>
             </w:r>
           </w:p>
         </w:tc>
@@ -15673,8 +16940,13 @@
             <w:pPr>
               <w:spacing w:after="160" w:line="300" w:lineRule="auto"/>
             </w:pPr>
-            <w:r>
-              <w:t>XGBoost (XGB)</w:t>
+            <w:proofErr w:type="spellStart"/>
+            <w:r>
+              <w:t>XGBoost</w:t>
+            </w:r>
+            <w:proofErr w:type="spellEnd"/>
+            <w:r>
+              <w:t xml:space="preserve"> (XGB)</w:t>
             </w:r>
           </w:p>
         </w:tc>
@@ -15927,12 +17199,14 @@
       <w:r>
         <w:t xml:space="preserve"> </w:t>
       </w:r>
+      <w:proofErr w:type="spellStart"/>
       <w:r>
         <w:rPr>
           <w:rFonts w:hint="eastAsia"/>
         </w:rPr>
         <w:t>부스팅</w:t>
       </w:r>
+      <w:proofErr w:type="spellEnd"/>
       <w:r>
         <w:t xml:space="preserve"> </w:t>
       </w:r>
@@ -16169,12 +17443,14 @@
       </w:r>
     </w:p>
     <w:p>
+      <w:proofErr w:type="spellStart"/>
       <w:r>
         <w:rPr>
           <w:rFonts w:hint="eastAsia"/>
         </w:rPr>
         <w:t>스태킹</w:t>
       </w:r>
+      <w:proofErr w:type="spellEnd"/>
       <w:r>
         <w:t xml:space="preserve"> </w:t>
       </w:r>
@@ -16268,12 +17544,14 @@
       <w:r>
         <w:t xml:space="preserve"> </w:t>
       </w:r>
+      <w:proofErr w:type="spellStart"/>
       <w:r>
         <w:rPr>
           <w:rFonts w:hint="eastAsia"/>
         </w:rPr>
         <w:t>예측값을</w:t>
       </w:r>
+      <w:proofErr w:type="spellEnd"/>
       <w:r>
         <w:t xml:space="preserve"> </w:t>
       </w:r>
@@ -16295,12 +17573,14 @@
       <w:r>
         <w:t xml:space="preserve"> </w:t>
       </w:r>
+      <w:proofErr w:type="spellStart"/>
       <w:r>
         <w:rPr>
           <w:rFonts w:hint="eastAsia"/>
         </w:rPr>
         <w:t>학습기</w:t>
       </w:r>
+      <w:proofErr w:type="spellEnd"/>
       <w:r>
         <w:t>(meta-learner)</w:t>
       </w:r>
@@ -16444,12 +17724,14 @@
       <w:r>
         <w:t xml:space="preserve"> </w:t>
       </w:r>
+      <w:proofErr w:type="spellStart"/>
       <w:r>
         <w:rPr>
           <w:rFonts w:hint="eastAsia"/>
         </w:rPr>
         <w:t>예측값</w:t>
       </w:r>
+      <w:proofErr w:type="spellEnd"/>
       <w:r>
         <w:t xml:space="preserve"> </w:t>
       </w:r>
@@ -16597,12 +17879,14 @@
       <w:r>
         <w:t xml:space="preserve"> </w:t>
       </w:r>
+      <w:proofErr w:type="spellStart"/>
       <w:r>
         <w:rPr>
           <w:rFonts w:hint="eastAsia"/>
         </w:rPr>
         <w:t>스태킹</w:t>
       </w:r>
+      <w:proofErr w:type="spellEnd"/>
       <w:r>
         <w:t xml:space="preserve"> </w:t>
       </w:r>
@@ -16725,12 +18009,14 @@
       <w:r>
         <w:t xml:space="preserve"> </w:t>
       </w:r>
+      <w:proofErr w:type="spellStart"/>
       <w:r>
         <w:rPr>
           <w:rFonts w:hint="eastAsia"/>
         </w:rPr>
         <w:t>하이퍼파라미터가</w:t>
       </w:r>
+      <w:proofErr w:type="spellEnd"/>
       <w:r>
         <w:t xml:space="preserve"> </w:t>
       </w:r>
@@ -16923,12 +18209,14 @@
       <w:r>
         <w:t xml:space="preserve"> </w:t>
       </w:r>
+      <w:proofErr w:type="spellStart"/>
       <w:r>
         <w:rPr>
           <w:rFonts w:hint="eastAsia"/>
         </w:rPr>
         <w:t>과적합</w:t>
       </w:r>
+      <w:proofErr w:type="spellEnd"/>
       <w:r>
         <w:t xml:space="preserve"> </w:t>
       </w:r>
@@ -17105,12 +18393,14 @@
       <w:r>
         <w:t xml:space="preserve">, ② </w:t>
       </w:r>
+      <w:proofErr w:type="spellStart"/>
       <w:r>
         <w:rPr>
           <w:rFonts w:hint="eastAsia"/>
         </w:rPr>
         <w:t>과적합</w:t>
       </w:r>
+      <w:proofErr w:type="spellEnd"/>
       <w:r>
         <w:t xml:space="preserve"> </w:t>
       </w:r>
@@ -17168,12 +18458,14 @@
       <w:r>
         <w:t xml:space="preserve"> </w:t>
       </w:r>
+      <w:proofErr w:type="spellStart"/>
       <w:r>
         <w:rPr>
           <w:rFonts w:hint="eastAsia"/>
         </w:rPr>
         <w:t>스태킹</w:t>
       </w:r>
+      <w:proofErr w:type="spellEnd"/>
       <w:r>
         <w:t xml:space="preserve"> </w:t>
       </w:r>
@@ -17283,7 +18575,15 @@
         <w:t>[</w:t>
       </w:r>
       <w:r>
-        <w:t>그림 5.3.2 Ridge 메타 러너의 잔차 분포 분석</w:t>
+        <w:t xml:space="preserve">그림 5.3.2 Ridge 메타 러너의 </w:t>
+      </w:r>
+      <w:proofErr w:type="spellStart"/>
+      <w:r>
+        <w:t>잔차</w:t>
+      </w:r>
+      <w:proofErr w:type="spellEnd"/>
+      <w:r>
+        <w:t xml:space="preserve"> 분포 분석</w:t>
       </w:r>
       <w:r>
         <w:rPr>
@@ -17294,16 +18594,18 @@
     </w:p>
     <w:p>
       <w:r>
-        <w:t>Ridge 회귀 기반 메타 러너의 잔차 분포를 분석한 결과, 학습 데이터와 테스트 데이터 간 분포 차이가 크지 않으며 안정적인 일반화 성능을 보였다.</w:t>
-      </w:r>
-    </w:p>
-    <w:p>
-      <w:pPr>
-        <w:rPr>
-          <w:rFonts w:hint="eastAsia"/>
-        </w:rPr>
-      </w:pPr>
-    </w:p>
+        <w:t xml:space="preserve">Ridge 회귀 기반 메타 러너의 </w:t>
+      </w:r>
+      <w:proofErr w:type="spellStart"/>
+      <w:r>
+        <w:t>잔차</w:t>
+      </w:r>
+      <w:proofErr w:type="spellEnd"/>
+      <w:r>
+        <w:t xml:space="preserve"> 분포를 분석한 결과, 학습 데이터와 테스트 데이터 간 분포 차이가 크지 않으며 안정적인 일반화 성능을 보였다.</w:t>
+      </w:r>
+    </w:p>
+    <w:p/>
     <w:p>
       <w:pPr>
         <w:pStyle w:val="3"/>
@@ -17312,7 +18614,23 @@
       <w:bookmarkStart w:id="37" w:name="_Toc216712452"/>
       <w:bookmarkStart w:id="38" w:name="_Toc216712498"/>
       <w:r>
-        <w:t>5.3.2 PyCaret, AutoGluon, Scikit-learn 비교 개요</w:t>
+        <w:t xml:space="preserve">5.3.2 </w:t>
+      </w:r>
+      <w:proofErr w:type="spellStart"/>
+      <w:r>
+        <w:t>PyCaret</w:t>
+      </w:r>
+      <w:proofErr w:type="spellEnd"/>
+      <w:r>
+        <w:t xml:space="preserve">, </w:t>
+      </w:r>
+      <w:proofErr w:type="spellStart"/>
+      <w:r>
+        <w:t>AutoGluon</w:t>
+      </w:r>
+      <w:proofErr w:type="spellEnd"/>
+      <w:r>
+        <w:t>, Scikit-learn 비교 개요</w:t>
       </w:r>
       <w:bookmarkEnd w:id="36"/>
       <w:bookmarkEnd w:id="37"/>
@@ -17454,6 +18772,7 @@
                 <w:szCs w:val="20"/>
               </w:rPr>
             </w:pPr>
+            <w:proofErr w:type="spellStart"/>
             <w:r>
               <w:rPr>
                 <w:rFonts w:asciiTheme="majorHAnsi" w:eastAsiaTheme="majorEastAsia" w:hAnsiTheme="majorHAnsi" w:cstheme="majorBidi"/>
@@ -17464,6 +18783,7 @@
               </w:rPr>
               <w:t>pycaret</w:t>
             </w:r>
+            <w:proofErr w:type="spellEnd"/>
           </w:p>
         </w:tc>
         <w:tc>
@@ -17538,6 +18858,7 @@
                 <w:szCs w:val="20"/>
               </w:rPr>
             </w:pPr>
+            <w:proofErr w:type="spellStart"/>
             <w:r>
               <w:rPr>
                 <w:rFonts w:asciiTheme="majorHAnsi" w:eastAsiaTheme="majorEastAsia" w:hAnsiTheme="majorHAnsi" w:cstheme="majorBidi"/>
@@ -17549,6 +18870,7 @@
               <w:lastRenderedPageBreak/>
               <w:t>autogluon</w:t>
             </w:r>
+            <w:proofErr w:type="spellEnd"/>
           </w:p>
         </w:tc>
         <w:tc>
@@ -17705,16 +19027,32 @@
         <w:rPr>
           <w:bCs/>
         </w:rPr>
-        <w:t>5.3.2.1 PyCaret 기반의 단일 모델 최적화 전략</w:t>
-      </w:r>
-    </w:p>
-    <w:p>
+        <w:t xml:space="preserve">5.3.2.1 </w:t>
+      </w:r>
+      <w:proofErr w:type="spellStart"/>
       <w:r>
         <w:rPr>
           <w:bCs/>
         </w:rPr>
         <w:t>PyCaret</w:t>
       </w:r>
+      <w:proofErr w:type="spellEnd"/>
+      <w:r>
+        <w:rPr>
+          <w:bCs/>
+        </w:rPr>
+        <w:t xml:space="preserve"> 기반의 단일 모델 최적화 전략</w:t>
+      </w:r>
+    </w:p>
+    <w:p>
+      <w:proofErr w:type="spellStart"/>
+      <w:r>
+        <w:rPr>
+          <w:bCs/>
+        </w:rPr>
+        <w:t>PyCaret</w:t>
+      </w:r>
+      <w:proofErr w:type="spellEnd"/>
       <w:r>
         <w:t xml:space="preserve">은 </w:t>
       </w:r>
@@ -17722,7 +19060,15 @@
         <w:t>머신 러닝</w:t>
       </w:r>
       <w:r>
-        <w:t xml:space="preserve"> 워크플로우를 자동화하고 효율화하는 Low-Code 라이브러리</w:t>
+        <w:t xml:space="preserve"> 워크플로우를 자동화하고 </w:t>
+      </w:r>
+      <w:proofErr w:type="spellStart"/>
+      <w:r>
+        <w:t>효율화하는</w:t>
+      </w:r>
+      <w:proofErr w:type="spellEnd"/>
+      <w:r>
+        <w:t xml:space="preserve"> Low-Code 라이브러리</w:t>
       </w:r>
       <w:r>
         <w:t>이다.</w:t>
@@ -17734,7 +19080,21 @@
         <w:rPr>
           <w:bCs/>
         </w:rPr>
-        <w:t>단일 고성능 모델(LGBM, CatBoost 등)의 빠르고 투명한 실험, 비교, 최적화</w:t>
+        <w:t xml:space="preserve">단일 고성능 모델(LGBM, </w:t>
+      </w:r>
+      <w:proofErr w:type="spellStart"/>
+      <w:r>
+        <w:rPr>
+          <w:bCs/>
+        </w:rPr>
+        <w:t>CatBoost</w:t>
+      </w:r>
+      <w:proofErr w:type="spellEnd"/>
+      <w:r>
+        <w:rPr>
+          <w:bCs/>
+        </w:rPr>
+        <w:t xml:space="preserve"> 등)의 빠르고 투명한 실험, 비교, 최적화</w:t>
       </w:r>
       <w:r>
         <w:t>에 초점을 맞추는 데 사용되었</w:t>
@@ -17868,12 +19228,42 @@
                 <w:szCs w:val="18"/>
               </w:rPr>
             </w:pPr>
+            <w:proofErr w:type="spellStart"/>
             <w:r>
               <w:rPr>
                 <w:szCs w:val="18"/>
               </w:rPr>
-              <w:t>setup_pycaret, compare_models, tune_model</w:t>
-            </w:r>
+              <w:t>setup_pycaret</w:t>
+            </w:r>
+            <w:proofErr w:type="spellEnd"/>
+            <w:r>
+              <w:rPr>
+                <w:szCs w:val="18"/>
+              </w:rPr>
+              <w:t xml:space="preserve">, </w:t>
+            </w:r>
+            <w:proofErr w:type="spellStart"/>
+            <w:r>
+              <w:rPr>
+                <w:szCs w:val="18"/>
+              </w:rPr>
+              <w:t>compare_models</w:t>
+            </w:r>
+            <w:proofErr w:type="spellEnd"/>
+            <w:r>
+              <w:rPr>
+                <w:szCs w:val="18"/>
+              </w:rPr>
+              <w:t xml:space="preserve">, </w:t>
+            </w:r>
+            <w:proofErr w:type="spellStart"/>
+            <w:r>
+              <w:rPr>
+                <w:szCs w:val="18"/>
+              </w:rPr>
+              <w:t>tune_model</w:t>
+            </w:r>
+            <w:proofErr w:type="spellEnd"/>
           </w:p>
         </w:tc>
         <w:tc>
@@ -17940,7 +19330,21 @@
               <w:rPr>
                 <w:szCs w:val="18"/>
               </w:rPr>
-              <w:t>GPU 가속 (LGBM, CatBoost 등)</w:t>
+              <w:t xml:space="preserve">GPU 가속 (LGBM, </w:t>
+            </w:r>
+            <w:proofErr w:type="spellStart"/>
+            <w:r>
+              <w:rPr>
+                <w:szCs w:val="18"/>
+              </w:rPr>
+              <w:t>CatBoost</w:t>
+            </w:r>
+            <w:proofErr w:type="spellEnd"/>
+            <w:r>
+              <w:rPr>
+                <w:szCs w:val="18"/>
+              </w:rPr>
+              <w:t xml:space="preserve"> 등)</w:t>
             </w:r>
           </w:p>
         </w:tc>
@@ -18051,15 +19455,40 @@
           <w:sz w:val="22"/>
           <w:szCs w:val="22"/>
         </w:rPr>
-        <w:t>코드 해석 및 PyCaret 워크플로우</w:t>
-      </w:r>
-    </w:p>
-    <w:p>
-      <w:r>
-        <w:rPr>
-          <w:bCs/>
-        </w:rPr>
-        <w:t>데이터 전처리</w:t>
+        <w:t xml:space="preserve">코드 해석 및 </w:t>
+      </w:r>
+      <w:proofErr w:type="spellStart"/>
+      <w:r>
+        <w:rPr>
+          <w:b/>
+          <w:sz w:val="22"/>
+          <w:szCs w:val="22"/>
+        </w:rPr>
+        <w:t>PyCaret</w:t>
+      </w:r>
+      <w:proofErr w:type="spellEnd"/>
+      <w:r>
+        <w:rPr>
+          <w:b/>
+          <w:sz w:val="22"/>
+          <w:szCs w:val="22"/>
+        </w:rPr>
+        <w:t xml:space="preserve"> 워크플로우</w:t>
+      </w:r>
+    </w:p>
+    <w:p>
+      <w:r>
+        <w:rPr>
+          <w:bCs/>
+        </w:rPr>
+        <w:t xml:space="preserve">데이터 </w:t>
+      </w:r>
+      <w:proofErr w:type="spellStart"/>
+      <w:r>
+        <w:rPr>
+          <w:bCs/>
+        </w:rPr>
+        <w:t>전처리</w:t>
       </w:r>
       <w:r>
         <w:rPr>
@@ -18072,7 +19501,14 @@
         <w:rPr>
           <w:bCs/>
         </w:rPr>
-        <w:t xml:space="preserve">텍스트 벡터화 </w:t>
+        <w:t>텍스트</w:t>
+      </w:r>
+      <w:proofErr w:type="spellEnd"/>
+      <w:r>
+        <w:rPr>
+          <w:bCs/>
+        </w:rPr>
+        <w:t xml:space="preserve"> 벡터화 </w:t>
       </w:r>
       <w:r>
         <w:rPr>
@@ -18094,11 +19530,19 @@
         </w:rPr>
         <w:t>→</w:t>
       </w:r>
-      <w:r>
-        <w:rPr>
-          <w:bCs/>
-        </w:rPr>
-        <w:t>PyCaret 설정</w:t>
+      <w:proofErr w:type="spellStart"/>
+      <w:r>
+        <w:rPr>
+          <w:bCs/>
+        </w:rPr>
+        <w:t>PyCaret</w:t>
+      </w:r>
+      <w:proofErr w:type="spellEnd"/>
+      <w:r>
+        <w:rPr>
+          <w:bCs/>
+        </w:rPr>
+        <w:t xml:space="preserve"> 설정</w:t>
       </w:r>
       <w:r>
         <w:t>의 순서로 진행</w:t>
@@ -18120,7 +19564,77 @@
         <w:rPr>
           <w:bCs/>
         </w:rPr>
-        <w:t>데이터 전처리 및 피처 엔지니어링 (_stratified_sample, normalize_text, build_text_stats, build_interactions)</w:t>
+        <w:t xml:space="preserve">데이터 </w:t>
+      </w:r>
+      <w:proofErr w:type="spellStart"/>
+      <w:r>
+        <w:rPr>
+          <w:bCs/>
+        </w:rPr>
+        <w:t>전처리</w:t>
+      </w:r>
+      <w:proofErr w:type="spellEnd"/>
+      <w:r>
+        <w:rPr>
+          <w:bCs/>
+        </w:rPr>
+        <w:t xml:space="preserve"> 및 피처 엔지니어링 (_</w:t>
+      </w:r>
+      <w:proofErr w:type="spellStart"/>
+      <w:r>
+        <w:rPr>
+          <w:bCs/>
+        </w:rPr>
+        <w:t>stratified_sample</w:t>
+      </w:r>
+      <w:proofErr w:type="spellEnd"/>
+      <w:r>
+        <w:rPr>
+          <w:bCs/>
+        </w:rPr>
+        <w:t xml:space="preserve">, </w:t>
+      </w:r>
+      <w:proofErr w:type="spellStart"/>
+      <w:r>
+        <w:rPr>
+          <w:bCs/>
+        </w:rPr>
+        <w:t>normalize_text</w:t>
+      </w:r>
+      <w:proofErr w:type="spellEnd"/>
+      <w:r>
+        <w:rPr>
+          <w:bCs/>
+        </w:rPr>
+        <w:t xml:space="preserve">, </w:t>
+      </w:r>
+      <w:proofErr w:type="spellStart"/>
+      <w:r>
+        <w:rPr>
+          <w:bCs/>
+        </w:rPr>
+        <w:t>build_text_stats</w:t>
+      </w:r>
+      <w:proofErr w:type="spellEnd"/>
+      <w:r>
+        <w:rPr>
+          <w:bCs/>
+        </w:rPr>
+        <w:t xml:space="preserve">, </w:t>
+      </w:r>
+      <w:proofErr w:type="spellStart"/>
+      <w:r>
+        <w:rPr>
+          <w:bCs/>
+        </w:rPr>
+        <w:t>build_interactions</w:t>
+      </w:r>
+      <w:proofErr w:type="spellEnd"/>
+      <w:r>
+        <w:rPr>
+          <w:bCs/>
+        </w:rPr>
+        <w:t>)</w:t>
       </w:r>
     </w:p>
     <w:tbl>
@@ -18235,8 +19749,19 @@
                 <w:sz w:val="20"/>
                 <w:szCs w:val="20"/>
               </w:rPr>
-              <w:t>_stratified_sample</w:t>
-            </w:r>
+              <w:t>_</w:t>
+            </w:r>
+            <w:proofErr w:type="spellStart"/>
+            <w:r>
+              <w:rPr>
+                <w:b w:val="0"/>
+                <w:bCs w:val="0"/>
+                <w:sz w:val="20"/>
+                <w:szCs w:val="20"/>
+              </w:rPr>
+              <w:t>stratified_sample</w:t>
+            </w:r>
+            <w:proofErr w:type="spellEnd"/>
           </w:p>
         </w:tc>
         <w:tc>
@@ -18297,7 +19822,23 @@
                 <w:sz w:val="20"/>
                 <w:szCs w:val="20"/>
               </w:rPr>
-              <w:t xml:space="preserve"> stratified undersample)</w:t>
+              <w:t xml:space="preserve"> stratified </w:t>
+            </w:r>
+            <w:proofErr w:type="spellStart"/>
+            <w:r>
+              <w:rPr>
+                <w:sz w:val="20"/>
+                <w:szCs w:val="20"/>
+              </w:rPr>
+              <w:t>undersample</w:t>
+            </w:r>
+            <w:proofErr w:type="spellEnd"/>
+            <w:r>
+              <w:rPr>
+                <w:sz w:val="20"/>
+                <w:szCs w:val="20"/>
+              </w:rPr>
+              <w:t>)</w:t>
             </w:r>
           </w:p>
         </w:tc>
@@ -18319,6 +19860,7 @@
                 <w:szCs w:val="20"/>
               </w:rPr>
             </w:pPr>
+            <w:proofErr w:type="spellStart"/>
             <w:r>
               <w:rPr>
                 <w:b w:val="0"/>
@@ -18329,6 +19871,7 @@
               <w:lastRenderedPageBreak/>
               <w:t>normalize_text</w:t>
             </w:r>
+            <w:proofErr w:type="spellEnd"/>
           </w:p>
         </w:tc>
         <w:tc>
@@ -18374,7 +19917,39 @@
                 <w:sz w:val="20"/>
                 <w:szCs w:val="20"/>
               </w:rPr>
-              <w:t>name, item_description 컬럼의 텍스트를 소문자화하고, 숫자를 num으로, 특수문자를 공백으로 치환하여 텍스트 정제 ( normalize_text)</w:t>
+              <w:t xml:space="preserve">name, </w:t>
+            </w:r>
+            <w:proofErr w:type="spellStart"/>
+            <w:r>
+              <w:rPr>
+                <w:sz w:val="20"/>
+                <w:szCs w:val="20"/>
+              </w:rPr>
+              <w:t>item_description</w:t>
+            </w:r>
+            <w:proofErr w:type="spellEnd"/>
+            <w:r>
+              <w:rPr>
+                <w:sz w:val="20"/>
+                <w:szCs w:val="20"/>
+              </w:rPr>
+              <w:t xml:space="preserve"> 컬럼의 텍스트를 소문자화하고, 숫자를 num으로, 특수문자를 공백으로 치환하여 텍스트 정제 ( </w:t>
+            </w:r>
+            <w:proofErr w:type="spellStart"/>
+            <w:r>
+              <w:rPr>
+                <w:sz w:val="20"/>
+                <w:szCs w:val="20"/>
+              </w:rPr>
+              <w:t>normalize_text</w:t>
+            </w:r>
+            <w:proofErr w:type="spellEnd"/>
+            <w:r>
+              <w:rPr>
+                <w:sz w:val="20"/>
+                <w:szCs w:val="20"/>
+              </w:rPr>
+              <w:t>)</w:t>
             </w:r>
           </w:p>
         </w:tc>
@@ -18399,6 +19974,7 @@
                 <w:szCs w:val="20"/>
               </w:rPr>
             </w:pPr>
+            <w:proofErr w:type="spellStart"/>
             <w:r>
               <w:rPr>
                 <w:b w:val="0"/>
@@ -18408,6 +19984,7 @@
               </w:rPr>
               <w:t>build_text_stats</w:t>
             </w:r>
+            <w:proofErr w:type="spellEnd"/>
           </w:p>
         </w:tc>
         <w:tc>
@@ -18453,7 +20030,23 @@
                 <w:sz w:val="20"/>
                 <w:szCs w:val="20"/>
               </w:rPr>
-              <w:t>정규화된 텍스트에서 토큰 개수, 고유 토큰 개수, 평균 단어 길이 등 수치형 통계량을 계산하여 구조적 피처로 활용 (text_stats)</w:t>
+              <w:t>정규화된 텍스트에서 토큰 개수, 고유 토큰 개수, 평균 단어 길이 등 수치형 통계량을 계산하여 구조적 피처로 활용 (</w:t>
+            </w:r>
+            <w:proofErr w:type="spellStart"/>
+            <w:r>
+              <w:rPr>
+                <w:sz w:val="20"/>
+                <w:szCs w:val="20"/>
+              </w:rPr>
+              <w:t>text_stats</w:t>
+            </w:r>
+            <w:proofErr w:type="spellEnd"/>
+            <w:r>
+              <w:rPr>
+                <w:sz w:val="20"/>
+                <w:szCs w:val="20"/>
+              </w:rPr>
+              <w:t>)</w:t>
             </w:r>
           </w:p>
         </w:tc>
@@ -18475,6 +20068,7 @@
                 <w:szCs w:val="20"/>
               </w:rPr>
             </w:pPr>
+            <w:proofErr w:type="spellStart"/>
             <w:r>
               <w:rPr>
                 <w:b w:val="0"/>
@@ -18484,6 +20078,7 @@
               </w:rPr>
               <w:t>build_interactions</w:t>
             </w:r>
+            <w:proofErr w:type="spellEnd"/>
           </w:p>
         </w:tc>
         <w:tc>
@@ -18524,12 +20119,69 @@
                 <w:szCs w:val="20"/>
               </w:rPr>
             </w:pPr>
+            <w:proofErr w:type="spellStart"/>
             <w:r>
               <w:rPr>
                 <w:sz w:val="20"/>
                 <w:szCs w:val="20"/>
               </w:rPr>
-              <w:t>brand_name과 main_cat을 결합하여 새로운 범주형 피처 brand_main을 생성 (PyCaret setup 시 범주형으로 처리됨)</w:t>
+              <w:t>brand_name</w:t>
+            </w:r>
+            <w:proofErr w:type="spellEnd"/>
+            <w:r>
+              <w:rPr>
+                <w:sz w:val="20"/>
+                <w:szCs w:val="20"/>
+              </w:rPr>
+              <w:t xml:space="preserve">과 </w:t>
+            </w:r>
+            <w:proofErr w:type="spellStart"/>
+            <w:r>
+              <w:rPr>
+                <w:sz w:val="20"/>
+                <w:szCs w:val="20"/>
+              </w:rPr>
+              <w:t>main_cat</w:t>
+            </w:r>
+            <w:proofErr w:type="spellEnd"/>
+            <w:r>
+              <w:rPr>
+                <w:sz w:val="20"/>
+                <w:szCs w:val="20"/>
+              </w:rPr>
+              <w:t xml:space="preserve">을 결합하여 새로운 범주형 피처 </w:t>
+            </w:r>
+            <w:proofErr w:type="spellStart"/>
+            <w:r>
+              <w:rPr>
+                <w:sz w:val="20"/>
+                <w:szCs w:val="20"/>
+              </w:rPr>
+              <w:t>brand_main</w:t>
+            </w:r>
+            <w:proofErr w:type="spellEnd"/>
+            <w:r>
+              <w:rPr>
+                <w:sz w:val="20"/>
+                <w:szCs w:val="20"/>
+              </w:rPr>
+              <w:t>을 생성 (</w:t>
+            </w:r>
+            <w:proofErr w:type="spellStart"/>
+            <w:r>
+              <w:rPr>
+                <w:sz w:val="20"/>
+                <w:szCs w:val="20"/>
+              </w:rPr>
+              <w:t>PyCaret</w:t>
+            </w:r>
+            <w:proofErr w:type="spellEnd"/>
+            <w:r>
+              <w:rPr>
+                <w:sz w:val="20"/>
+                <w:szCs w:val="20"/>
+              </w:rPr>
+              <w:t xml:space="preserve"> setup 시 범주형으로 처리됨)</w:t>
             </w:r>
           </w:p>
         </w:tc>
@@ -18552,12 +20204,62 @@
         <w:rPr>
           <w:bCs/>
         </w:rPr>
-        <w:t>텍스트 벡터화 및 차원 축소 (vectorize_text_tfidf, vectorize_text_tfidf_gpu, vectorize_text)</w:t>
-      </w:r>
-    </w:p>
-    <w:p>
-      <w:r>
-        <w:t>이 단계는 PyCaret에 투입할 핵심 특징 벡터를 생성</w:t>
+        <w:t>텍스트 벡터화 및 차원 축소 (</w:t>
+      </w:r>
+      <w:proofErr w:type="spellStart"/>
+      <w:r>
+        <w:rPr>
+          <w:bCs/>
+        </w:rPr>
+        <w:t>vectorize_text_tfidf</w:t>
+      </w:r>
+      <w:proofErr w:type="spellEnd"/>
+      <w:r>
+        <w:rPr>
+          <w:bCs/>
+        </w:rPr>
+        <w:t xml:space="preserve">, </w:t>
+      </w:r>
+      <w:proofErr w:type="spellStart"/>
+      <w:r>
+        <w:rPr>
+          <w:bCs/>
+        </w:rPr>
+        <w:t>vectorize_text_tfidf_gpu</w:t>
+      </w:r>
+      <w:proofErr w:type="spellEnd"/>
+      <w:r>
+        <w:rPr>
+          <w:bCs/>
+        </w:rPr>
+        <w:t xml:space="preserve">, </w:t>
+      </w:r>
+      <w:proofErr w:type="spellStart"/>
+      <w:r>
+        <w:rPr>
+          <w:bCs/>
+        </w:rPr>
+        <w:t>vectorize_text</w:t>
+      </w:r>
+      <w:proofErr w:type="spellEnd"/>
+      <w:r>
+        <w:rPr>
+          <w:bCs/>
+        </w:rPr>
+        <w:t>)</w:t>
+      </w:r>
+    </w:p>
+    <w:p>
+      <w:r>
+        <w:t xml:space="preserve">이 단계는 </w:t>
+      </w:r>
+      <w:proofErr w:type="spellStart"/>
+      <w:r>
+        <w:t>PyCaret</w:t>
+      </w:r>
+      <w:proofErr w:type="spellEnd"/>
+      <w:r>
+        <w:t>에 투입할 핵심 특징 벡터를 생성</w:t>
       </w:r>
       <w:r>
         <w:t>한다</w:t>
@@ -18567,11 +20269,19 @@
       </w:r>
     </w:p>
     <w:p>
-      <w:r>
-        <w:rPr>
-          <w:b/>
-        </w:rPr>
-        <w:t>vectorize_text_tfidf (CPU 기반)</w:t>
+      <w:proofErr w:type="spellStart"/>
+      <w:r>
+        <w:rPr>
+          <w:b/>
+        </w:rPr>
+        <w:t>vectorize_text_tfidf</w:t>
+      </w:r>
+      <w:proofErr w:type="spellEnd"/>
+      <w:r>
+        <w:rPr>
+          <w:b/>
+        </w:rPr>
+        <w:t xml:space="preserve"> (CPU 기반)</w:t>
       </w:r>
       <w:r>
         <w:t>:</w:t>
@@ -18583,7 +20293,23 @@
         <w:t xml:space="preserve"> </w:t>
       </w:r>
       <w:r>
-        <w:t>name과 item_description을 각각 TfidfVectorizer로 희소 행렬로 변환</w:t>
+        <w:t xml:space="preserve">name과 </w:t>
+      </w:r>
+      <w:proofErr w:type="spellStart"/>
+      <w:r>
+        <w:t>item_description</w:t>
+      </w:r>
+      <w:proofErr w:type="spellEnd"/>
+      <w:r>
+        <w:t xml:space="preserve">을 각각 </w:t>
+      </w:r>
+      <w:proofErr w:type="spellStart"/>
+      <w:r>
+        <w:t>TfidfVectorizer</w:t>
+      </w:r>
+      <w:proofErr w:type="spellEnd"/>
+      <w:r>
+        <w:t>로 희소 행렬로 변환</w:t>
       </w:r>
       <w:r>
         <w:t>한다</w:t>
@@ -18594,7 +20320,23 @@
     </w:p>
     <w:p>
       <w:r>
-        <w:t>각 희소 행렬을 TruncatedSVD를 사용하여 n_components=150 차원으로 축소</w:t>
+        <w:t xml:space="preserve">각 희소 행렬을 </w:t>
+      </w:r>
+      <w:proofErr w:type="spellStart"/>
+      <w:r>
+        <w:t>TruncatedSVD</w:t>
+      </w:r>
+      <w:proofErr w:type="spellEnd"/>
+      <w:r>
+        <w:t xml:space="preserve">를 사용하여 </w:t>
+      </w:r>
+      <w:proofErr w:type="spellStart"/>
+      <w:r>
+        <w:t>n_components</w:t>
+      </w:r>
+      <w:proofErr w:type="spellEnd"/>
+      <w:r>
+        <w:t>=150 차원으로 축소</w:t>
       </w:r>
       <w:r>
         <w:t>한다</w:t>
@@ -18616,7 +20358,39 @@
     </w:p>
     <w:p>
       <w:r>
-        <w:t>차원 축소 단계(TruncatedSVD)에서 cuML 라이브러리를 사용하여 GPU 가속을 시도하고, 실패 시 sklearn의 CPU 기반 SVD로 대체하는 폴백(Fallback) 로직을 포함</w:t>
+        <w:t>차원 축소 단계(</w:t>
+      </w:r>
+      <w:proofErr w:type="spellStart"/>
+      <w:r>
+        <w:t>TruncatedSVD</w:t>
+      </w:r>
+      <w:proofErr w:type="spellEnd"/>
+      <w:r>
+        <w:t xml:space="preserve">)에서 </w:t>
+      </w:r>
+      <w:proofErr w:type="spellStart"/>
+      <w:r>
+        <w:t>cuML</w:t>
+      </w:r>
+      <w:proofErr w:type="spellEnd"/>
+      <w:r>
+        <w:t xml:space="preserve"> 라이브러리를 사용하여 GPU 가속을 시도하고, 실패 시 </w:t>
+      </w:r>
+      <w:proofErr w:type="spellStart"/>
+      <w:r>
+        <w:t>sklearn</w:t>
+      </w:r>
+      <w:proofErr w:type="spellEnd"/>
+      <w:r>
+        <w:t xml:space="preserve">의 CPU 기반 SVD로 대체하는 </w:t>
+      </w:r>
+      <w:proofErr w:type="spellStart"/>
+      <w:r>
+        <w:t>폴백</w:t>
+      </w:r>
+      <w:proofErr w:type="spellEnd"/>
+      <w:r>
+        <w:t>(Fallback) 로직을 포함</w:t>
       </w:r>
       <w:r>
         <w:t>한다</w:t>
@@ -18626,20 +20400,36 @@
       </w:r>
     </w:p>
     <w:p>
-      <w:r>
-        <w:rPr>
-          <w:b/>
-        </w:rPr>
-        <w:t>vectorize_text (통합 인터페이스):</w:t>
-      </w:r>
-      <w:r>
-        <w:rPr>
-          <w:rFonts w:hint="eastAsia"/>
-        </w:rPr>
-        <w:t xml:space="preserve"> </w:t>
-      </w:r>
-      <w:r>
-        <w:t>외부 캐시 파일(vectorized_{method}_*.pkl) 존재 여부를 먼저 확인</w:t>
+      <w:proofErr w:type="spellStart"/>
+      <w:r>
+        <w:rPr>
+          <w:b/>
+        </w:rPr>
+        <w:t>vectorize_text</w:t>
+      </w:r>
+      <w:proofErr w:type="spellEnd"/>
+      <w:r>
+        <w:rPr>
+          <w:b/>
+        </w:rPr>
+        <w:t xml:space="preserve"> (통합 인터페이스):</w:t>
+      </w:r>
+      <w:r>
+        <w:rPr>
+          <w:rFonts w:hint="eastAsia"/>
+        </w:rPr>
+        <w:t xml:space="preserve"> </w:t>
+      </w:r>
+      <w:r>
+        <w:t>외부 캐시 파일(vectorized_{method}_*.</w:t>
+      </w:r>
+      <w:proofErr w:type="spellStart"/>
+      <w:r>
+        <w:t>pkl</w:t>
+      </w:r>
+      <w:proofErr w:type="spellEnd"/>
+      <w:r>
+        <w:t>) 존재 여부를 먼저 확인</w:t>
       </w:r>
       <w:r>
         <w:t>한다</w:t>
@@ -18649,8 +20439,13 @@
       </w:r>
     </w:p>
     <w:p>
-      <w:r>
-        <w:t>self.use_gpu 설정에 따라 GPU 전용 메서드를 우선 호출하며, 실패 시 또는 GPU 기능이 없을 시 CPU 메서드를 호출</w:t>
+      <w:proofErr w:type="spellStart"/>
+      <w:r>
+        <w:t>self.use_gpu</w:t>
+      </w:r>
+      <w:proofErr w:type="spellEnd"/>
+      <w:r>
+        <w:t xml:space="preserve"> 설정에 따라 GPU 전용 메서드를 우선 호출하며, 실패 시 또는 GPU 기능이 없을 시 CPU 메서드를 호출</w:t>
       </w:r>
       <w:r>
         <w:t>한다</w:t>
@@ -18669,7 +20464,21 @@
         <w:rPr>
           <w:b/>
         </w:rPr>
-        <w:t>피처 결합 (_add_categorical_numeric_features)</w:t>
+        <w:t>피처 결합 (_</w:t>
+      </w:r>
+      <w:proofErr w:type="spellStart"/>
+      <w:r>
+        <w:rPr>
+          <w:b/>
+        </w:rPr>
+        <w:t>add_categorical_numeric_features</w:t>
+      </w:r>
+      <w:proofErr w:type="spellEnd"/>
+      <w:r>
+        <w:rPr>
+          <w:b/>
+        </w:rPr>
+        <w:t>)</w:t>
       </w:r>
       <w:r>
         <w:rPr>
@@ -18680,16 +20489,26 @@
       </w:r>
     </w:p>
     <w:p>
-      <w:r>
-        <w:t xml:space="preserve">PyCaret setup 전에, 텍스트 벡터화로 생성된 </w:t>
-      </w:r>
+      <w:proofErr w:type="spellStart"/>
+      <w:r>
+        <w:t>PyCaret</w:t>
+      </w:r>
+      <w:proofErr w:type="spellEnd"/>
+      <w:r>
+        <w:t xml:space="preserve"> setup 전에, 텍스트 벡터화로 생성된 </w:t>
+      </w:r>
+      <w:proofErr w:type="spellStart"/>
       <w:proofErr w:type="gramStart"/>
       <w:r>
         <w:t>self.train</w:t>
       </w:r>
       <w:proofErr w:type="gramEnd"/>
       <w:r>
-        <w:t>_vectorized와 기존 구조적 피처를 하나로 합치는 단계</w:t>
+        <w:t>_vectorized</w:t>
+      </w:r>
+      <w:proofErr w:type="spellEnd"/>
+      <w:r>
+        <w:t>와 기존 구조적 피처를 하나로 합치는 단계</w:t>
       </w:r>
       <w:r>
         <w:t>이다.</w:t>
@@ -18704,7 +20523,23 @@
         <w:t>범주형 피처 처리:</w:t>
       </w:r>
       <w:r>
-        <w:t xml:space="preserve"> main_cat, brand_name 등 범주형 피처는 </w:t>
+        <w:t xml:space="preserve"> </w:t>
+      </w:r>
+      <w:proofErr w:type="spellStart"/>
+      <w:r>
+        <w:t>main_cat</w:t>
+      </w:r>
+      <w:proofErr w:type="spellEnd"/>
+      <w:r>
+        <w:t xml:space="preserve">, </w:t>
+      </w:r>
+      <w:proofErr w:type="spellStart"/>
+      <w:r>
+        <w:t>brand_name</w:t>
+      </w:r>
+      <w:proofErr w:type="spellEnd"/>
+      <w:r>
+        <w:t xml:space="preserve"> 등 범주형 피처는 </w:t>
       </w:r>
       <w:r>
         <w:rPr>
@@ -18742,7 +20577,31 @@
         <w:t>:</w:t>
       </w:r>
       <w:r>
-        <w:t xml:space="preserve"> name_tok_count, brand_name_price_mean 등 이전에 추출된 텍스트 통계 및 집계 기반 피처들이 벡터화된 데이터 프레임에 추가</w:t>
+        <w:t xml:space="preserve"> </w:t>
+      </w:r>
+      <w:proofErr w:type="spellStart"/>
+      <w:r>
+        <w:t>name_tok_count</w:t>
+      </w:r>
+      <w:proofErr w:type="spellEnd"/>
+      <w:r>
+        <w:t xml:space="preserve">, </w:t>
+      </w:r>
+      <w:proofErr w:type="spellStart"/>
+      <w:r>
+        <w:t>brand_name_price_mean</w:t>
+      </w:r>
+      <w:proofErr w:type="spellEnd"/>
+      <w:r>
+        <w:t xml:space="preserve"> 등 이전에 추출된 텍스트 통계 및 집계 기반 피처들이 </w:t>
+      </w:r>
+      <w:proofErr w:type="spellStart"/>
+      <w:r>
+        <w:t>벡터화된</w:t>
+      </w:r>
+      <w:proofErr w:type="spellEnd"/>
+      <w:r>
+        <w:t xml:space="preserve"> 데이터 프레임에 추가</w:t>
       </w:r>
       <w:r>
         <w:t>된다</w:t>
@@ -18757,20 +20616,55 @@
           <w:bCs/>
         </w:rPr>
       </w:pPr>
-      <w:r>
-        <w:rPr>
-          <w:bCs/>
-        </w:rPr>
-        <w:t>PyCaret 설정 (setup_pycaret)</w:t>
-      </w:r>
-    </w:p>
-    <w:p>
-      <w:r>
-        <w:t>최종 준비된 데이터셋을 PyCaret 환경에 로드</w:t>
+      <w:proofErr w:type="spellStart"/>
+      <w:r>
+        <w:rPr>
+          <w:bCs/>
+        </w:rPr>
+        <w:t>PyCaret</w:t>
+      </w:r>
+      <w:proofErr w:type="spellEnd"/>
+      <w:r>
+        <w:rPr>
+          <w:bCs/>
+        </w:rPr>
+        <w:t xml:space="preserve"> 설정 (</w:t>
+      </w:r>
+      <w:proofErr w:type="spellStart"/>
+      <w:r>
+        <w:rPr>
+          <w:bCs/>
+        </w:rPr>
+        <w:t>setup_pycaret</w:t>
+      </w:r>
+      <w:proofErr w:type="spellEnd"/>
+      <w:r>
+        <w:rPr>
+          <w:bCs/>
+        </w:rPr>
+        <w:t>)</w:t>
+      </w:r>
+    </w:p>
+    <w:p>
+      <w:r>
+        <w:t xml:space="preserve">최종 준비된 데이터셋을 </w:t>
+      </w:r>
+      <w:proofErr w:type="spellStart"/>
+      <w:r>
+        <w:t>PyCaret</w:t>
+      </w:r>
+      <w:proofErr w:type="spellEnd"/>
+      <w:r>
+        <w:t xml:space="preserve"> 환경에 </w:t>
+      </w:r>
+      <w:proofErr w:type="spellStart"/>
+      <w:r>
+        <w:t>로드</w:t>
       </w:r>
       <w:r>
         <w:t>한다</w:t>
       </w:r>
+      <w:proofErr w:type="spellEnd"/>
       <w:r>
         <w:t>.</w:t>
       </w:r>
@@ -18806,6 +20700,7 @@
                 <w:szCs w:val="18"/>
               </w:rPr>
             </w:pPr>
+            <w:proofErr w:type="spellStart"/>
             <w:proofErr w:type="gramStart"/>
             <w:r>
               <w:rPr>
@@ -18820,7 +20715,15 @@
                 <w:sz w:val="18"/>
                 <w:szCs w:val="18"/>
               </w:rPr>
-              <w:t xml:space="preserve">_result = </w:t>
+              <w:t>_result</w:t>
+            </w:r>
+            <w:proofErr w:type="spellEnd"/>
+            <w:r>
+              <w:rPr>
+                <w:sz w:val="18"/>
+                <w:szCs w:val="18"/>
+              </w:rPr>
+              <w:t xml:space="preserve"> = </w:t>
             </w:r>
             <w:proofErr w:type="gramStart"/>
             <w:r>
@@ -18844,7 +20747,23 @@
                 <w:sz w:val="18"/>
                 <w:szCs w:val="18"/>
               </w:rPr>
-              <w:t xml:space="preserve">    data=df,</w:t>
+              <w:t xml:space="preserve">    data=</w:t>
+            </w:r>
+            <w:proofErr w:type="spellStart"/>
+            <w:r>
+              <w:rPr>
+                <w:sz w:val="18"/>
+                <w:szCs w:val="18"/>
+              </w:rPr>
+              <w:t>df</w:t>
+            </w:r>
+            <w:proofErr w:type="spellEnd"/>
+            <w:r>
+              <w:rPr>
+                <w:sz w:val="18"/>
+                <w:szCs w:val="18"/>
+              </w:rPr>
+              <w:t>,</w:t>
             </w:r>
           </w:p>
           <w:p>
@@ -18874,7 +20793,39 @@
                 <w:sz w:val="18"/>
                 <w:szCs w:val="18"/>
               </w:rPr>
-              <w:t xml:space="preserve">    session_id=session_id,</w:t>
+              <w:t xml:space="preserve">    </w:t>
+            </w:r>
+            <w:proofErr w:type="spellStart"/>
+            <w:r>
+              <w:rPr>
+                <w:sz w:val="18"/>
+                <w:szCs w:val="18"/>
+              </w:rPr>
+              <w:t>session_id</w:t>
+            </w:r>
+            <w:proofErr w:type="spellEnd"/>
+            <w:r>
+              <w:rPr>
+                <w:sz w:val="18"/>
+                <w:szCs w:val="18"/>
+              </w:rPr>
+              <w:t>=</w:t>
+            </w:r>
+            <w:proofErr w:type="spellStart"/>
+            <w:r>
+              <w:rPr>
+                <w:sz w:val="18"/>
+                <w:szCs w:val="18"/>
+              </w:rPr>
+              <w:t>session_id</w:t>
+            </w:r>
+            <w:proofErr w:type="spellEnd"/>
+            <w:r>
+              <w:rPr>
+                <w:sz w:val="18"/>
+                <w:szCs w:val="18"/>
+              </w:rPr>
+              <w:t>,</w:t>
             </w:r>
           </w:p>
           <w:p>
@@ -18889,7 +20840,39 @@
                 <w:sz w:val="18"/>
                 <w:szCs w:val="18"/>
               </w:rPr>
-              <w:t xml:space="preserve">    fold_strategy="kfold",</w:t>
+              <w:t xml:space="preserve">    </w:t>
+            </w:r>
+            <w:proofErr w:type="spellStart"/>
+            <w:r>
+              <w:rPr>
+                <w:sz w:val="18"/>
+                <w:szCs w:val="18"/>
+              </w:rPr>
+              <w:t>fold_strategy</w:t>
+            </w:r>
+            <w:proofErr w:type="spellEnd"/>
+            <w:r>
+              <w:rPr>
+                <w:sz w:val="18"/>
+                <w:szCs w:val="18"/>
+              </w:rPr>
+              <w:t>="</w:t>
+            </w:r>
+            <w:proofErr w:type="spellStart"/>
+            <w:r>
+              <w:rPr>
+                <w:sz w:val="18"/>
+                <w:szCs w:val="18"/>
+              </w:rPr>
+              <w:t>kfold</w:t>
+            </w:r>
+            <w:proofErr w:type="spellEnd"/>
+            <w:r>
+              <w:rPr>
+                <w:sz w:val="18"/>
+                <w:szCs w:val="18"/>
+              </w:rPr>
+              <w:t>",</w:t>
             </w:r>
           </w:p>
           <w:p>
@@ -18919,7 +20902,23 @@
                 <w:sz w:val="18"/>
                 <w:szCs w:val="18"/>
               </w:rPr>
-              <w:t xml:space="preserve">    categorical_features=categorical or None,</w:t>
+              <w:t xml:space="preserve">    </w:t>
+            </w:r>
+            <w:proofErr w:type="spellStart"/>
+            <w:r>
+              <w:rPr>
+                <w:sz w:val="18"/>
+                <w:szCs w:val="18"/>
+              </w:rPr>
+              <w:t>categorical_features</w:t>
+            </w:r>
+            <w:proofErr w:type="spellEnd"/>
+            <w:r>
+              <w:rPr>
+                <w:sz w:val="18"/>
+                <w:szCs w:val="18"/>
+              </w:rPr>
+              <w:t>=categorical or None,</w:t>
             </w:r>
           </w:p>
           <w:p>
@@ -18949,7 +20948,39 @@
                 <w:sz w:val="18"/>
                 <w:szCs w:val="18"/>
               </w:rPr>
-              <w:t xml:space="preserve">    use_gpu=self.use_gpu, # GPU 사용 설정</w:t>
+              <w:t xml:space="preserve">    </w:t>
+            </w:r>
+            <w:proofErr w:type="spellStart"/>
+            <w:r>
+              <w:rPr>
+                <w:sz w:val="18"/>
+                <w:szCs w:val="18"/>
+              </w:rPr>
+              <w:t>use_gpu</w:t>
+            </w:r>
+            <w:proofErr w:type="spellEnd"/>
+            <w:r>
+              <w:rPr>
+                <w:sz w:val="18"/>
+                <w:szCs w:val="18"/>
+              </w:rPr>
+              <w:t>=</w:t>
+            </w:r>
+            <w:proofErr w:type="spellStart"/>
+            <w:r>
+              <w:rPr>
+                <w:sz w:val="18"/>
+                <w:szCs w:val="18"/>
+              </w:rPr>
+              <w:t>self.use_gpu</w:t>
+            </w:r>
+            <w:proofErr w:type="spellEnd"/>
+            <w:r>
+              <w:rPr>
+                <w:sz w:val="18"/>
+                <w:szCs w:val="18"/>
+              </w:rPr>
+              <w:t>, # GPU 사용 설정</w:t>
             </w:r>
           </w:p>
           <w:p>
@@ -18966,6 +20997,7 @@
               </w:rPr>
               <w:t xml:space="preserve">    </w:t>
             </w:r>
+            <w:proofErr w:type="spellStart"/>
             <w:r>
               <w:rPr>
                 <w:rFonts w:hint="eastAsia"/>
@@ -18976,13 +21008,32 @@
               </w:rPr>
               <w:t>n_jobs</w:t>
             </w:r>
+            <w:proofErr w:type="spellEnd"/>
             <w:r>
               <w:rPr>
                 <w:rFonts w:hint="eastAsia"/>
                 <w:sz w:val="18"/>
                 <w:szCs w:val="18"/>
               </w:rPr>
-              <w:t>=n_jobs,</w:t>
+              <w:t>=</w:t>
+            </w:r>
+            <w:proofErr w:type="spellStart"/>
+            <w:r>
+              <w:rPr>
+                <w:rFonts w:hint="eastAsia"/>
+                <w:sz w:val="18"/>
+                <w:szCs w:val="18"/>
+              </w:rPr>
+              <w:t>n_jobs</w:t>
+            </w:r>
+            <w:proofErr w:type="spellEnd"/>
+            <w:r>
+              <w:rPr>
+                <w:rFonts w:hint="eastAsia"/>
+                <w:sz w:val="18"/>
+                <w:szCs w:val="18"/>
+              </w:rPr>
+              <w:t>,</w:t>
             </w:r>
           </w:p>
           <w:p>
@@ -19072,7 +21123,15 @@
         <w:t>Categorical Features:</w:t>
       </w:r>
       <w:r>
-        <w:t xml:space="preserve"> 결합된 범주형 피처 리스트를 전달하여 PyCaret이 내부적으로 One-Hot Encoding 등 추가 전처리를 수행하도록 </w:t>
+        <w:t xml:space="preserve"> 결합된 범주형 피처 리스트를 전달하여 </w:t>
+      </w:r>
+      <w:proofErr w:type="spellStart"/>
+      <w:r>
+        <w:t>PyCaret</w:t>
+      </w:r>
+      <w:proofErr w:type="spellEnd"/>
+      <w:r>
+        <w:t xml:space="preserve">이 내부적으로 One-Hot Encoding 등 추가 전처리를 수행하도록 </w:t>
       </w:r>
       <w:r>
         <w:t>한다</w:t>
@@ -19089,21 +21148,53 @@
         <w:t>Normalize:</w:t>
       </w:r>
       <w:r>
-        <w:t xml:space="preserve"> 모든 피처를 정규화하여 모델 학습 안정성을 높</w:t>
+        <w:t xml:space="preserve"> 모든 피처를 </w:t>
+      </w:r>
+      <w:proofErr w:type="spellStart"/>
+      <w:r>
+        <w:t>정규화하여</w:t>
+      </w:r>
+      <w:proofErr w:type="spellEnd"/>
+      <w:r>
+        <w:t xml:space="preserve"> 모델 학습 안정성을 높</w:t>
       </w:r>
       <w:r>
         <w:t>이다.</w:t>
       </w:r>
     </w:p>
     <w:p>
-      <w:r>
-        <w:rPr>
-          <w:b/>
-        </w:rPr>
-        <w:t>use_gpu:</w:t>
-      </w:r>
-      <w:r>
-        <w:t xml:space="preserve"> GPU 가속 기능을 활성화하여 compare_models() 실행 시 LGBM, CatBoost 등 GPU를 지원하는 모델의 학습 속도를 높</w:t>
+      <w:proofErr w:type="spellStart"/>
+      <w:r>
+        <w:rPr>
+          <w:b/>
+        </w:rPr>
+        <w:t>use_gpu</w:t>
+      </w:r>
+      <w:proofErr w:type="spellEnd"/>
+      <w:r>
+        <w:rPr>
+          <w:b/>
+        </w:rPr>
+        <w:t>:</w:t>
+      </w:r>
+      <w:r>
+        <w:t xml:space="preserve"> GPU 가속 기능을 활성화하여 </w:t>
+      </w:r>
+      <w:proofErr w:type="spellStart"/>
+      <w:r>
+        <w:t>compare_models</w:t>
+      </w:r>
+      <w:proofErr w:type="spellEnd"/>
+      <w:r>
+        <w:t xml:space="preserve">() 실행 시 LGBM, </w:t>
+      </w:r>
+      <w:proofErr w:type="spellStart"/>
+      <w:r>
+        <w:t>CatBoost</w:t>
+      </w:r>
+      <w:proofErr w:type="spellEnd"/>
+      <w:r>
+        <w:t xml:space="preserve"> 등 GPU를 지원하는 모델의 학습 속도를 높</w:t>
       </w:r>
       <w:r>
         <w:t>이다.</w:t>
@@ -19124,8 +21215,13 @@
       </w:pPr>
       <w:r>
         <w:lastRenderedPageBreak/>
-        <w:t>5.3.2.2 AutoGluon</w:t>
-      </w:r>
+        <w:t xml:space="preserve">5.3.2.2 </w:t>
+      </w:r>
+      <w:proofErr w:type="spellStart"/>
+      <w:r>
+        <w:t>AutoGluon</w:t>
+      </w:r>
+      <w:proofErr w:type="spellEnd"/>
       <w:r>
         <w:rPr>
           <w:rFonts w:hint="eastAsia"/>
@@ -19323,7 +21419,39 @@
                 <w:sz w:val="20"/>
                 <w:szCs w:val="20"/>
               </w:rPr>
-              <w:t>presets="medium_quality_faster_train", time_limit=600초</w:t>
+              <w:t>presets="</w:t>
+            </w:r>
+            <w:proofErr w:type="spellStart"/>
+            <w:r>
+              <w:rPr>
+                <w:sz w:val="20"/>
+                <w:szCs w:val="20"/>
+              </w:rPr>
+              <w:t>medium_quality_faster_train</w:t>
+            </w:r>
+            <w:proofErr w:type="spellEnd"/>
+            <w:r>
+              <w:rPr>
+                <w:sz w:val="20"/>
+                <w:szCs w:val="20"/>
+              </w:rPr>
+              <w:t xml:space="preserve">", </w:t>
+            </w:r>
+            <w:proofErr w:type="spellStart"/>
+            <w:r>
+              <w:rPr>
+                <w:sz w:val="20"/>
+                <w:szCs w:val="20"/>
+              </w:rPr>
+              <w:t>time_limit</w:t>
+            </w:r>
+            <w:proofErr w:type="spellEnd"/>
+            <w:r>
+              <w:rPr>
+                <w:sz w:val="20"/>
+                <w:szCs w:val="20"/>
+              </w:rPr>
+              <w:t>=600초</w:t>
             </w:r>
           </w:p>
         </w:tc>
@@ -19390,12 +21518,53 @@
                 <w:szCs w:val="20"/>
               </w:rPr>
             </w:pPr>
+            <w:proofErr w:type="spellStart"/>
             <w:r>
               <w:rPr>
                 <w:sz w:val="20"/>
                 <w:szCs w:val="20"/>
               </w:rPr>
-              <w:t>eval_metric="rmse" (AutoGluon의 로그 변환을 통해 RMSLE 효과 달성)</w:t>
+              <w:t>eval_metric</w:t>
+            </w:r>
+            <w:proofErr w:type="spellEnd"/>
+            <w:r>
+              <w:rPr>
+                <w:sz w:val="20"/>
+                <w:szCs w:val="20"/>
+              </w:rPr>
+              <w:t>="</w:t>
+            </w:r>
+            <w:proofErr w:type="spellStart"/>
+            <w:r>
+              <w:rPr>
+                <w:sz w:val="20"/>
+                <w:szCs w:val="20"/>
+              </w:rPr>
+              <w:t>rmse</w:t>
+            </w:r>
+            <w:proofErr w:type="spellEnd"/>
+            <w:r>
+              <w:rPr>
+                <w:sz w:val="20"/>
+                <w:szCs w:val="20"/>
+              </w:rPr>
+              <w:t>" (</w:t>
+            </w:r>
+            <w:proofErr w:type="spellStart"/>
+            <w:r>
+              <w:rPr>
+                <w:sz w:val="20"/>
+                <w:szCs w:val="20"/>
+              </w:rPr>
+              <w:t>AutoGluon</w:t>
+            </w:r>
+            <w:proofErr w:type="spellEnd"/>
+            <w:r>
+              <w:rPr>
+                <w:sz w:val="20"/>
+                <w:szCs w:val="20"/>
+              </w:rPr>
+              <w:t>의 로그 변환을 통해 RMSLE 효과 달성)</w:t>
             </w:r>
           </w:p>
         </w:tc>
@@ -19417,12 +21586,21 @@
         </w:rPr>
         <w:t xml:space="preserve">가. </w:t>
       </w:r>
-      <w:r>
-        <w:rPr>
-          <w:b/>
-          <w:bCs/>
-        </w:rPr>
-        <w:t>AutoGluon 모델 학습 개요</w:t>
+      <w:proofErr w:type="spellStart"/>
+      <w:r>
+        <w:rPr>
+          <w:b/>
+          <w:bCs/>
+        </w:rPr>
+        <w:t>AutoGluon</w:t>
+      </w:r>
+      <w:proofErr w:type="spellEnd"/>
+      <w:r>
+        <w:rPr>
+          <w:b/>
+          <w:bCs/>
+        </w:rPr>
+        <w:t xml:space="preserve"> 모델 학습 개요</w:t>
       </w:r>
     </w:p>
     <w:p>
@@ -19435,8 +21613,13 @@
         <w:ind w:leftChars="0"/>
       </w:pPr>
       <w:r>
-        <w:t>모델: TabularPredictor</w:t>
-      </w:r>
+        <w:t xml:space="preserve">모델: </w:t>
+      </w:r>
+      <w:proofErr w:type="spellStart"/>
+      <w:r>
+        <w:t>TabularPredictor</w:t>
+      </w:r>
+      <w:proofErr w:type="spellEnd"/>
     </w:p>
     <w:p>
       <w:pPr>
@@ -19461,7 +21644,15 @@
         <w:ind w:leftChars="0"/>
       </w:pPr>
       <w:r>
-        <w:t>평가 지표: rmse (Root Mean Squared Error)</w:t>
+        <w:t xml:space="preserve">평가 지표: </w:t>
+      </w:r>
+      <w:proofErr w:type="spellStart"/>
+      <w:r>
+        <w:t>rmse</w:t>
+      </w:r>
+      <w:proofErr w:type="spellEnd"/>
+      <w:r>
+        <w:t xml:space="preserve"> (Root Mean Squared Error)</w:t>
       </w:r>
     </w:p>
     <w:p>
@@ -19473,9 +21664,19 @@
         </w:numPr>
         <w:ind w:leftChars="0"/>
       </w:pPr>
-      <w:r>
-        <w:t>프리셋: medium_quality_faster_train</w:t>
-      </w:r>
+      <w:proofErr w:type="spellStart"/>
+      <w:r>
+        <w:t>프리셋</w:t>
+      </w:r>
+      <w:proofErr w:type="spellEnd"/>
+      <w:r>
+        <w:t xml:space="preserve">: </w:t>
+      </w:r>
+      <w:proofErr w:type="spellStart"/>
+      <w:r>
+        <w:t>medium_quality_faster_train</w:t>
+      </w:r>
+      <w:proofErr w:type="spellEnd"/>
     </w:p>
     <w:p>
       <w:pPr>
@@ -19500,12 +21701,54 @@
         <w:ind w:leftChars="0"/>
       </w:pPr>
       <w:r>
-        <w:t>저장 경로: autogluon_models_imp</w:t>
-      </w:r>
-    </w:p>
-    <w:p>
-      <w:r>
-        <w:t>AutoGluon은 지정된 시간 내에 다양한 기본 모델(LightGBM, CatBoost, RandomForest 등)을 학습시키고, 이들을 계층적 스태킹 및 가중치 앙상블로 조합하여 최종 예측 성능을 극대화</w:t>
+        <w:t xml:space="preserve">저장 경로: </w:t>
+      </w:r>
+      <w:proofErr w:type="spellStart"/>
+      <w:r>
+        <w:t>autogluon_models_imp</w:t>
+      </w:r>
+      <w:proofErr w:type="spellEnd"/>
+    </w:p>
+    <w:p>
+      <w:proofErr w:type="spellStart"/>
+      <w:r>
+        <w:t>AutoGluon</w:t>
+      </w:r>
+      <w:proofErr w:type="spellEnd"/>
+      <w:r>
+        <w:t>은 지정된 시간 내에 다양한 기본 모델(</w:t>
+      </w:r>
+      <w:proofErr w:type="spellStart"/>
+      <w:r>
+        <w:t>LightGBM</w:t>
+      </w:r>
+      <w:proofErr w:type="spellEnd"/>
+      <w:r>
+        <w:t xml:space="preserve">, </w:t>
+      </w:r>
+      <w:proofErr w:type="spellStart"/>
+      <w:r>
+        <w:t>CatBoost</w:t>
+      </w:r>
+      <w:proofErr w:type="spellEnd"/>
+      <w:r>
+        <w:t xml:space="preserve">, </w:t>
+      </w:r>
+      <w:proofErr w:type="spellStart"/>
+      <w:r>
+        <w:t>RandomForest</w:t>
+      </w:r>
+      <w:proofErr w:type="spellEnd"/>
+      <w:r>
+        <w:t xml:space="preserve"> 등)을 학습시키고, 이들을 계층적 </w:t>
+      </w:r>
+      <w:proofErr w:type="spellStart"/>
+      <w:r>
+        <w:t>스태킹</w:t>
+      </w:r>
+      <w:proofErr w:type="spellEnd"/>
+      <w:r>
+        <w:t xml:space="preserve"> 및 가중치 앙상블로 조합하여 최종 예측 성능을 극대화</w:t>
       </w:r>
       <w:r>
         <w:t>한다</w:t>
@@ -19530,17 +21773,39 @@
         </w:rPr>
         <w:t xml:space="preserve">나. </w:t>
       </w:r>
-      <w:r>
-        <w:rPr>
-          <w:b/>
-          <w:bCs/>
-        </w:rPr>
-        <w:t>모델별 성능 리더보드 (Validation Data)</w:t>
-      </w:r>
-    </w:p>
-    <w:p>
-      <w:r>
-        <w:t>AutoGluon이 생성한 모델들의 검증 데이터(Train_df의 내부 Validation폴드)에 대한 성능 리더보드 및 수동 계산된 상세 평가지표</w:t>
+      <w:proofErr w:type="spellStart"/>
+      <w:r>
+        <w:rPr>
+          <w:b/>
+          <w:bCs/>
+        </w:rPr>
+        <w:t>모델별</w:t>
+      </w:r>
+      <w:proofErr w:type="spellEnd"/>
+      <w:r>
+        <w:rPr>
+          <w:b/>
+          <w:bCs/>
+        </w:rPr>
+        <w:t xml:space="preserve"> 성능 리더보드 (Validation Data)</w:t>
+      </w:r>
+    </w:p>
+    <w:p>
+      <w:proofErr w:type="spellStart"/>
+      <w:r>
+        <w:t>AutoGluon</w:t>
+      </w:r>
+      <w:proofErr w:type="spellEnd"/>
+      <w:r>
+        <w:t>이 생성한 모델들의 검증 데이터(</w:t>
+      </w:r>
+      <w:proofErr w:type="spellStart"/>
+      <w:r>
+        <w:t>Train_df</w:t>
+      </w:r>
+      <w:proofErr w:type="spellEnd"/>
+      <w:r>
+        <w:t>의 내부 Validation폴드)에 대한 성능 리더보드 및 수동 계산된 상세 평가지표</w:t>
       </w:r>
       <w:r>
         <w:t>이다.</w:t>
@@ -19974,7 +22239,23 @@
     </w:p>
     <w:p>
       <w:r>
-        <w:t>최종 앙상블 모델을 전체 훈련 데이터에 적용하여 과적합 여부 및 잔차 분포를 분석했</w:t>
+        <w:t xml:space="preserve">최종 앙상블 모델을 전체 훈련 데이터에 적용하여 </w:t>
+      </w:r>
+      <w:proofErr w:type="spellStart"/>
+      <w:r>
+        <w:t>과적합</w:t>
+      </w:r>
+      <w:proofErr w:type="spellEnd"/>
+      <w:r>
+        <w:t xml:space="preserve"> 여부 및 </w:t>
+      </w:r>
+      <w:proofErr w:type="spellStart"/>
+      <w:r>
+        <w:t>잔차</w:t>
+      </w:r>
+      <w:proofErr w:type="spellEnd"/>
+      <w:r>
+        <w:t xml:space="preserve"> 분포를 분석했</w:t>
       </w:r>
       <w:r>
         <w:t>다.</w:t>
@@ -20334,12 +22615,21 @@
       </w:r>
     </w:p>
     <w:p>
-      <w:r>
-        <w:rPr>
-          <w:b/>
-          <w:bCs/>
-        </w:rPr>
-        <w:t>과적합 분석</w:t>
+      <w:proofErr w:type="spellStart"/>
+      <w:r>
+        <w:rPr>
+          <w:b/>
+          <w:bCs/>
+        </w:rPr>
+        <w:t>과적합</w:t>
+      </w:r>
+      <w:proofErr w:type="spellEnd"/>
+      <w:r>
+        <w:rPr>
+          <w:b/>
+          <w:bCs/>
+        </w:rPr>
+        <w:t xml:space="preserve"> 분석</w:t>
       </w:r>
       <w:r>
         <w:t>: Validation RMSLE(0.052100)와 Train RMSLE (0.051500)의 차이가 매우 작</w:t>
@@ -20348,7 +22638,15 @@
         <w:t>다.</w:t>
       </w:r>
       <w:r>
-        <w:t xml:space="preserve"> 이는 모델이 훈련 데이터에 과적합되지 않고 강력한 일반화 능력을 유지하고 있음을 시사</w:t>
+        <w:t xml:space="preserve"> 이는 모델이 훈련 데이터에 </w:t>
+      </w:r>
+      <w:proofErr w:type="spellStart"/>
+      <w:r>
+        <w:t>과적합되지</w:t>
+      </w:r>
+      <w:proofErr w:type="spellEnd"/>
+      <w:r>
+        <w:t xml:space="preserve"> 않고 강력한 일반화 능력을 유지하고 있음을 시사</w:t>
       </w:r>
       <w:r>
         <w:t>한다</w:t>
@@ -20358,12 +22656,21 @@
       </w:r>
     </w:p>
     <w:p>
-      <w:r>
-        <w:rPr>
-          <w:b/>
-          <w:bCs/>
-        </w:rPr>
-        <w:t>잔차 분석:</w:t>
+      <w:proofErr w:type="spellStart"/>
+      <w:r>
+        <w:rPr>
+          <w:b/>
+          <w:bCs/>
+        </w:rPr>
+        <w:t>잔차</w:t>
+      </w:r>
+      <w:proofErr w:type="spellEnd"/>
+      <w:r>
+        <w:rPr>
+          <w:b/>
+          <w:bCs/>
+        </w:rPr>
+        <w:t xml:space="preserve"> 분석:</w:t>
       </w:r>
       <w:r>
         <w:rPr>
@@ -20423,8 +22730,13 @@
       </w:r>
     </w:p>
     <w:p>
-      <w:r>
-        <w:t>AutoGluon의 최종 앙상블 모델을 기반으로 계산된 특성 중요도는 모델이 예측을 수행하는 데 있어 가장 영향을 미치는 변수들을 보여줍니다.</w:t>
+      <w:proofErr w:type="spellStart"/>
+      <w:r>
+        <w:t>AutoGluon</w:t>
+      </w:r>
+      <w:proofErr w:type="spellEnd"/>
+      <w:r>
+        <w:t>의 최종 앙상블 모델을 기반으로 계산된 특성 중요도는 모델이 예측을 수행하는 데 있어 가장 영향을 미치는 변수들을 보여줍니다.</w:t>
       </w:r>
     </w:p>
     <w:p>
@@ -20522,6 +22834,7 @@
                 <w:szCs w:val="20"/>
               </w:rPr>
             </w:pPr>
+            <w:proofErr w:type="spellStart"/>
             <w:r>
               <w:rPr>
                 <w:sz w:val="20"/>
@@ -20529,6 +22842,7 @@
               </w:rPr>
               <w:t>category_name</w:t>
             </w:r>
+            <w:proofErr w:type="spellEnd"/>
           </w:p>
         </w:tc>
         <w:tc>
@@ -20575,6 +22889,7 @@
                 <w:szCs w:val="20"/>
               </w:rPr>
             </w:pPr>
+            <w:proofErr w:type="spellStart"/>
             <w:r>
               <w:rPr>
                 <w:sz w:val="20"/>
@@ -20582,6 +22897,7 @@
               </w:rPr>
               <w:t>brand_name</w:t>
             </w:r>
+            <w:proofErr w:type="spellEnd"/>
           </w:p>
         </w:tc>
         <w:tc>
@@ -20629,6 +22945,7 @@
                 <w:szCs w:val="20"/>
               </w:rPr>
             </w:pPr>
+            <w:proofErr w:type="spellStart"/>
             <w:r>
               <w:rPr>
                 <w:sz w:val="20"/>
@@ -20636,6 +22953,7 @@
               </w:rPr>
               <w:t>item_description</w:t>
             </w:r>
+            <w:proofErr w:type="spellEnd"/>
           </w:p>
         </w:tc>
         <w:tc>
@@ -20737,6 +23055,7 @@
                 <w:szCs w:val="20"/>
               </w:rPr>
             </w:pPr>
+            <w:proofErr w:type="spellStart"/>
             <w:r>
               <w:rPr>
                 <w:sz w:val="20"/>
@@ -20744,6 +23063,7 @@
               </w:rPr>
               <w:t>item_condition_id</w:t>
             </w:r>
+            <w:proofErr w:type="spellEnd"/>
           </w:p>
         </w:tc>
         <w:tc>
@@ -20848,7 +23168,23 @@
         <w:t>범주형 피처의 지배력:</w:t>
       </w:r>
       <w:r>
-        <w:t xml:space="preserve"> category_name과 brand_name이 압도적으로 높은 중요도를 차지했</w:t>
+        <w:t xml:space="preserve"> </w:t>
+      </w:r>
+      <w:proofErr w:type="spellStart"/>
+      <w:r>
+        <w:t>category_name</w:t>
+      </w:r>
+      <w:proofErr w:type="spellEnd"/>
+      <w:r>
+        <w:t xml:space="preserve">과 </w:t>
+      </w:r>
+      <w:proofErr w:type="spellStart"/>
+      <w:r>
+        <w:t>brand_name</w:t>
+      </w:r>
+      <w:proofErr w:type="spellEnd"/>
+      <w:r>
+        <w:t>이 압도적으로 높은 중요도를 차지했</w:t>
       </w:r>
       <w:r>
         <w:t>다.</w:t>
@@ -20894,7 +23230,15 @@
         <w:t>텍스트 피처의 영향:</w:t>
       </w:r>
       <w:r>
-        <w:t xml:space="preserve"> item_description과 name과 같은 </w:t>
+        <w:t xml:space="preserve"> </w:t>
+      </w:r>
+      <w:proofErr w:type="spellStart"/>
+      <w:r>
+        <w:t>item_description</w:t>
+      </w:r>
+      <w:proofErr w:type="spellEnd"/>
+      <w:r>
+        <w:t xml:space="preserve">과 name과 같은 </w:t>
       </w:r>
       <w:r>
         <w:rPr>
@@ -20910,7 +23254,23 @@
         <w:t>다.</w:t>
       </w:r>
       <w:r>
-        <w:t xml:space="preserve"> AutoGluon은 이 텍스트 데이터를 내부적으로 잘 임베딩하여 활용했</w:t>
+        <w:t xml:space="preserve"> </w:t>
+      </w:r>
+      <w:proofErr w:type="spellStart"/>
+      <w:r>
+        <w:t>AutoGluon</w:t>
+      </w:r>
+      <w:proofErr w:type="spellEnd"/>
+      <w:r>
+        <w:t xml:space="preserve">은 이 텍스트 데이터를 내부적으로 잘 </w:t>
+      </w:r>
+      <w:proofErr w:type="spellStart"/>
+      <w:r>
+        <w:t>임베딩하여</w:t>
+      </w:r>
+      <w:proofErr w:type="spellEnd"/>
+      <w:r>
+        <w:t xml:space="preserve"> 활용했</w:t>
       </w:r>
       <w:r>
         <w:t>다.</w:t>
@@ -20933,7 +23293,15 @@
         <w:t>구조적 피처:</w:t>
       </w:r>
       <w:r>
-        <w:t xml:space="preserve"> item_condition_id와 shipping과 같은 구조적 범주형 피처도 유의미한 중요도를 유지했</w:t>
+        <w:t xml:space="preserve"> </w:t>
+      </w:r>
+      <w:proofErr w:type="spellStart"/>
+      <w:r>
+        <w:t>item_condition_id</w:t>
+      </w:r>
+      <w:proofErr w:type="spellEnd"/>
+      <w:r>
+        <w:t>와 shipping과 같은 구조적 범주형 피처도 유의미한 중요도를 유지했</w:t>
       </w:r>
       <w:r>
         <w:t>다.</w:t>
@@ -20987,20 +23355,50 @@
         </w:rPr>
         <w:t xml:space="preserve">가. </w:t>
       </w:r>
-      <w:r>
-        <w:rPr>
-          <w:b/>
-          <w:bCs/>
-        </w:rPr>
-        <w:t>AutoGluon 모델 학습 개요</w:t>
+      <w:proofErr w:type="spellStart"/>
+      <w:r>
+        <w:rPr>
+          <w:b/>
+          <w:bCs/>
+        </w:rPr>
+        <w:t>AutoGluon</w:t>
+      </w:r>
+      <w:proofErr w:type="spellEnd"/>
+      <w:r>
+        <w:rPr>
+          <w:b/>
+          <w:bCs/>
+        </w:rPr>
+        <w:t xml:space="preserve"> 모델 학습 개요</w:t>
       </w:r>
     </w:p>
     <w:p>
       <w:pPr>
         <w:ind w:left="360"/>
       </w:pPr>
-      <w:r>
-        <w:t xml:space="preserve">best_quality 프리셋은 더 많은 모델 탐색과 높은 수준의 앙상블(최대 3단계 스태킹)을 시도하여, 주어진 시간 제한 내에서 가능한 </w:t>
+      <w:proofErr w:type="spellStart"/>
+      <w:r>
+        <w:t>best_quality</w:t>
+      </w:r>
+      <w:proofErr w:type="spellEnd"/>
+      <w:r>
+        <w:t xml:space="preserve"> </w:t>
+      </w:r>
+      <w:proofErr w:type="spellStart"/>
+      <w:r>
+        <w:t>프리셋은</w:t>
+      </w:r>
+      <w:proofErr w:type="spellEnd"/>
+      <w:r>
+        <w:t xml:space="preserve"> 더 많은 모델 탐색과 높은 수준의 앙상블(최대 3단계 </w:t>
+      </w:r>
+      <w:proofErr w:type="spellStart"/>
+      <w:r>
+        <w:t>스태킹</w:t>
+      </w:r>
+      <w:proofErr w:type="spellEnd"/>
+      <w:r>
+        <w:t xml:space="preserve">)을 시도하여, 주어진 시간 제한 내에서 가능한 </w:t>
       </w:r>
       <w:r>
         <w:rPr>
@@ -21176,7 +23574,35 @@
               <w:rPr>
                 <w:szCs w:val="18"/>
               </w:rPr>
-              <w:t>presets="best_quality", time_limit=7200초</w:t>
+              <w:t>presets="</w:t>
+            </w:r>
+            <w:proofErr w:type="spellStart"/>
+            <w:r>
+              <w:rPr>
+                <w:szCs w:val="18"/>
+              </w:rPr>
+              <w:t>best_quality</w:t>
+            </w:r>
+            <w:proofErr w:type="spellEnd"/>
+            <w:r>
+              <w:rPr>
+                <w:szCs w:val="18"/>
+              </w:rPr>
+              <w:t xml:space="preserve">", </w:t>
+            </w:r>
+            <w:proofErr w:type="spellStart"/>
+            <w:r>
+              <w:rPr>
+                <w:szCs w:val="18"/>
+              </w:rPr>
+              <w:t>time_limit</w:t>
+            </w:r>
+            <w:proofErr w:type="spellEnd"/>
+            <w:r>
+              <w:rPr>
+                <w:szCs w:val="18"/>
+              </w:rPr>
+              <w:t>=7200초</w:t>
             </w:r>
           </w:p>
         </w:tc>
@@ -21246,11 +23672,47 @@
                 <w:szCs w:val="18"/>
               </w:rPr>
             </w:pPr>
+            <w:proofErr w:type="spellStart"/>
             <w:r>
               <w:rPr>
                 <w:szCs w:val="18"/>
               </w:rPr>
-              <w:t>eval_metric="rmse" (AutoGluon의 로그 변환을 통해 RMSLE 효과 간접 달성)</w:t>
+              <w:t>eval_metric</w:t>
+            </w:r>
+            <w:proofErr w:type="spellEnd"/>
+            <w:r>
+              <w:rPr>
+                <w:szCs w:val="18"/>
+              </w:rPr>
+              <w:t>="</w:t>
+            </w:r>
+            <w:proofErr w:type="spellStart"/>
+            <w:r>
+              <w:rPr>
+                <w:szCs w:val="18"/>
+              </w:rPr>
+              <w:t>rmse</w:t>
+            </w:r>
+            <w:proofErr w:type="spellEnd"/>
+            <w:r>
+              <w:rPr>
+                <w:szCs w:val="18"/>
+              </w:rPr>
+              <w:t>" (</w:t>
+            </w:r>
+            <w:proofErr w:type="spellStart"/>
+            <w:r>
+              <w:rPr>
+                <w:szCs w:val="18"/>
+              </w:rPr>
+              <w:t>AutoGluon</w:t>
+            </w:r>
+            <w:proofErr w:type="spellEnd"/>
+            <w:r>
+              <w:rPr>
+                <w:szCs w:val="18"/>
+              </w:rPr>
+              <w:t>의 로그 변환을 통해 RMSLE 효과 간접 달성)</w:t>
             </w:r>
           </w:p>
         </w:tc>
@@ -21277,20 +23739,34 @@
         </w:rPr>
         <w:t xml:space="preserve">나. </w:t>
       </w:r>
-      <w:r>
-        <w:rPr>
-          <w:b/>
-          <w:bCs/>
-        </w:rPr>
-        <w:t>모델별 성능 리더보드 (Validation Data)</w:t>
+      <w:proofErr w:type="spellStart"/>
+      <w:r>
+        <w:rPr>
+          <w:b/>
+          <w:bCs/>
+        </w:rPr>
+        <w:t>모델별</w:t>
+      </w:r>
+      <w:proofErr w:type="spellEnd"/>
+      <w:r>
+        <w:rPr>
+          <w:b/>
+          <w:bCs/>
+        </w:rPr>
+        <w:t xml:space="preserve"> 성능 리더보드 (Validation Data)</w:t>
       </w:r>
     </w:p>
     <w:p>
       <w:pPr>
         <w:ind w:leftChars="200" w:left="420"/>
       </w:pPr>
-      <w:r>
-        <w:t>best_quality 옵션 적용 후, 검증 데이터에 대한 성능 리더보드</w:t>
+      <w:proofErr w:type="spellStart"/>
+      <w:r>
+        <w:t>best_quality</w:t>
+      </w:r>
+      <w:proofErr w:type="spellEnd"/>
+      <w:r>
+        <w:t xml:space="preserve"> 옵션 적용 후, 검증 데이터에 대한 성능 리더보드</w:t>
       </w:r>
       <w:r>
         <w:t>이다.</w:t>
@@ -22009,7 +24485,23 @@
         <w:t>0.476902</w:t>
       </w:r>
       <w:r>
-        <w:t xml:space="preserve"> (L2 스태킹 레벨의 LightGBMXT 모델이 가장 우수한 RMSLE를 달성했</w:t>
+        <w:t xml:space="preserve"> (L2 </w:t>
+      </w:r>
+      <w:proofErr w:type="spellStart"/>
+      <w:r>
+        <w:t>스태킹</w:t>
+      </w:r>
+      <w:proofErr w:type="spellEnd"/>
+      <w:r>
+        <w:t xml:space="preserve"> 레벨의 </w:t>
+      </w:r>
+      <w:proofErr w:type="spellStart"/>
+      <w:r>
+        <w:t>LightGBMXT</w:t>
+      </w:r>
+      <w:proofErr w:type="spellEnd"/>
+      <w:r>
+        <w:t xml:space="preserve"> 모델이 가장 우수한 RMSLE를 달성했</w:t>
       </w:r>
       <w:r>
         <w:t>다.</w:t>
@@ -22112,7 +24604,23 @@
         <w:t>다.</w:t>
       </w:r>
       <w:r>
-        <w:t xml:space="preserve"> 이는 best_quality 프리셋이 더 많은 시간과 자원을 투입하여 성능을 미세하게 향상시켰음을 보여줍니다.</w:t>
+        <w:t xml:space="preserve"> 이는 </w:t>
+      </w:r>
+      <w:proofErr w:type="spellStart"/>
+      <w:r>
+        <w:t>best_quality</w:t>
+      </w:r>
+      <w:proofErr w:type="spellEnd"/>
+      <w:r>
+        <w:t xml:space="preserve"> </w:t>
+      </w:r>
+      <w:proofErr w:type="spellStart"/>
+      <w:r>
+        <w:t>프리셋이</w:t>
+      </w:r>
+      <w:proofErr w:type="spellEnd"/>
+      <w:r>
+        <w:t xml:space="preserve"> 더 많은 시간과 자원을 투입하여 성능을 미세하게 향상시켰음을 보여줍니다.</w:t>
       </w:r>
     </w:p>
     <w:p>
@@ -22146,7 +24654,23 @@
         <w:t>다.</w:t>
       </w:r>
       <w:r>
-        <w:t xml:space="preserve"> 이는 2단계 스태킹 과정에서 LightGBMXT 모델이 다른 기본 모델들보다 로그 변환된 오차를 줄이는 데 더 효과적이었음을 의미</w:t>
+        <w:t xml:space="preserve"> 이는 2단계 </w:t>
+      </w:r>
+      <w:proofErr w:type="spellStart"/>
+      <w:r>
+        <w:t>스태킹</w:t>
+      </w:r>
+      <w:proofErr w:type="spellEnd"/>
+      <w:r>
+        <w:t xml:space="preserve"> 과정에서 </w:t>
+      </w:r>
+      <w:proofErr w:type="spellStart"/>
+      <w:r>
+        <w:t>LightGBMXT</w:t>
+      </w:r>
+      <w:proofErr w:type="spellEnd"/>
+      <w:r>
+        <w:t xml:space="preserve"> 모델이 다른 기본 모델들보다 로그 변환된 오차를 줄이는 데 더 효과적이었음을 의미</w:t>
       </w:r>
       <w:r>
         <w:t>한다</w:t>
@@ -22170,7 +24694,23 @@
         <w:t>시간/성능 트레이드오프:</w:t>
       </w:r>
       <w:r>
-        <w:t xml:space="preserve"> 성능은 개선되었으나, 앙상블 과정(L2, L3)이 복잡해지면서 학습 시간(fit_time)과 예측 시간(pred_time_val)이 크게 증가했</w:t>
+        <w:t xml:space="preserve"> 성능은 개선되었으나, 앙상블 과정(L2, L3)이 복잡해지면서 학습 시간(</w:t>
+      </w:r>
+      <w:proofErr w:type="spellStart"/>
+      <w:r>
+        <w:t>fit_time</w:t>
+      </w:r>
+      <w:proofErr w:type="spellEnd"/>
+      <w:r>
+        <w:t>)과 예측 시간(</w:t>
+      </w:r>
+      <w:proofErr w:type="spellStart"/>
+      <w:r>
+        <w:t>pred_time_val</w:t>
+      </w:r>
+      <w:proofErr w:type="spellEnd"/>
+      <w:r>
+        <w:t>)이 크게 증가했</w:t>
       </w:r>
       <w:r>
         <w:t>다.</w:t>
@@ -22210,7 +24750,23 @@
         <w:ind w:left="360"/>
       </w:pPr>
       <w:r>
-        <w:t>최고 성능 모델(WeightedEnsemble_L3)을 전체 훈련 데이터에 적용하여 과적합 여부 및 잔차 분포를 분석했</w:t>
+        <w:t xml:space="preserve">최고 성능 모델(WeightedEnsemble_L3)을 전체 훈련 데이터에 적용하여 </w:t>
+      </w:r>
+      <w:proofErr w:type="spellStart"/>
+      <w:r>
+        <w:t>과적합</w:t>
+      </w:r>
+      <w:proofErr w:type="spellEnd"/>
+      <w:r>
+        <w:t xml:space="preserve"> 여부 및 </w:t>
+      </w:r>
+      <w:proofErr w:type="spellStart"/>
+      <w:r>
+        <w:t>잔차</w:t>
+      </w:r>
+      <w:proofErr w:type="spellEnd"/>
+      <w:r>
+        <w:t xml:space="preserve"> 분포를 분석했</w:t>
       </w:r>
       <w:r>
         <w:t>다.</w:t>
@@ -22596,7 +25152,15 @@
         <w:t>매우 유사</w:t>
       </w:r>
       <w:r>
-        <w:t>하며, 이는 모델이 훈련 데이터에 과적합되지 않고 강력한 일반화 능력을 유지하고 있음을 시사</w:t>
+        <w:t xml:space="preserve">하며, 이는 모델이 훈련 데이터에 </w:t>
+      </w:r>
+      <w:proofErr w:type="spellStart"/>
+      <w:r>
+        <w:t>과적합되지</w:t>
+      </w:r>
+      <w:proofErr w:type="spellEnd"/>
+      <w:r>
+        <w:t xml:space="preserve"> 않고 강력한 일반화 능력을 유지하고 있음을 시사</w:t>
       </w:r>
       <w:r>
         <w:t>한다</w:t>
@@ -22649,15 +25213,32 @@
           <w:numId w:val="32"/>
         </w:numPr>
       </w:pPr>
-      <w:r>
-        <w:rPr>
-          <w:b/>
-          <w:bCs/>
-        </w:rPr>
-        <w:t>잔차 분석:</w:t>
-      </w:r>
-      <w:r>
-        <w:t xml:space="preserve"> 잔차의 평균은 0에 가깝지만, </w:t>
+      <w:proofErr w:type="spellStart"/>
+      <w:r>
+        <w:rPr>
+          <w:b/>
+          <w:bCs/>
+        </w:rPr>
+        <w:t>잔차</w:t>
+      </w:r>
+      <w:proofErr w:type="spellEnd"/>
+      <w:r>
+        <w:rPr>
+          <w:b/>
+          <w:bCs/>
+        </w:rPr>
+        <w:t xml:space="preserve"> 분석:</w:t>
+      </w:r>
+      <w:r>
+        <w:t xml:space="preserve"> </w:t>
+      </w:r>
+      <w:proofErr w:type="spellStart"/>
+      <w:r>
+        <w:t>잔차의</w:t>
+      </w:r>
+      <w:proofErr w:type="spellEnd"/>
+      <w:r>
+        <w:t xml:space="preserve"> 평균은 0에 가깝지만, </w:t>
       </w:r>
       <w:r>
         <w:rPr>
@@ -22728,8 +25309,13 @@
       <w:pPr>
         <w:ind w:left="360"/>
       </w:pPr>
-      <w:r>
-        <w:t>AutoGluon의 최종 앙상블 모델을 기반으로 계산된 특성 중요도</w:t>
+      <w:proofErr w:type="spellStart"/>
+      <w:r>
+        <w:t>AutoGluon</w:t>
+      </w:r>
+      <w:proofErr w:type="spellEnd"/>
+      <w:r>
+        <w:t>의 최종 앙상블 모델을 기반으로 계산된 특성 중요도</w:t>
       </w:r>
       <w:r>
         <w:t>이다.</w:t>
@@ -22841,12 +25427,14 @@
                 <w:szCs w:val="18"/>
               </w:rPr>
             </w:pPr>
+            <w:proofErr w:type="spellStart"/>
             <w:r>
               <w:rPr>
                 <w:szCs w:val="18"/>
               </w:rPr>
               <w:t>category_name</w:t>
             </w:r>
+            <w:proofErr w:type="spellEnd"/>
           </w:p>
         </w:tc>
         <w:tc>
@@ -22892,12 +25480,14 @@
                 <w:szCs w:val="18"/>
               </w:rPr>
             </w:pPr>
+            <w:proofErr w:type="spellStart"/>
             <w:r>
               <w:rPr>
                 <w:szCs w:val="18"/>
               </w:rPr>
               <w:t>item_description</w:t>
             </w:r>
+            <w:proofErr w:type="spellEnd"/>
           </w:p>
         </w:tc>
         <w:tc>
@@ -22944,12 +25534,14 @@
                 <w:szCs w:val="18"/>
               </w:rPr>
             </w:pPr>
+            <w:proofErr w:type="spellStart"/>
             <w:r>
               <w:rPr>
                 <w:szCs w:val="18"/>
               </w:rPr>
               <w:t>brand_name</w:t>
             </w:r>
+            <w:proofErr w:type="spellEnd"/>
           </w:p>
         </w:tc>
         <w:tc>
@@ -23047,6 +25639,7 @@
                 <w:szCs w:val="18"/>
               </w:rPr>
             </w:pPr>
+            <w:proofErr w:type="spellStart"/>
             <w:r>
               <w:rPr>
                 <w:szCs w:val="18"/>
@@ -23054,6 +25647,7 @@
               <w:lastRenderedPageBreak/>
               <w:t>item_condition_id</w:t>
             </w:r>
+            <w:proofErr w:type="spellEnd"/>
           </w:p>
         </w:tc>
         <w:tc>
@@ -23163,7 +25757,31 @@
         <w:t>텍스트 및 범주형 피처의 지배력 유지:</w:t>
       </w:r>
       <w:r>
-        <w:t xml:space="preserve"> 이전 분석과 마찬가지로 category_name, item_description, brand_name, name과 같은 </w:t>
+        <w:t xml:space="preserve"> 이전 분석과 마찬가지로 </w:t>
+      </w:r>
+      <w:proofErr w:type="spellStart"/>
+      <w:r>
+        <w:t>category_name</w:t>
+      </w:r>
+      <w:proofErr w:type="spellEnd"/>
+      <w:r>
+        <w:t xml:space="preserve">, </w:t>
+      </w:r>
+      <w:proofErr w:type="spellStart"/>
+      <w:r>
+        <w:t>item_description</w:t>
+      </w:r>
+      <w:proofErr w:type="spellEnd"/>
+      <w:r>
+        <w:t xml:space="preserve">, </w:t>
+      </w:r>
+      <w:proofErr w:type="spellStart"/>
+      <w:r>
+        <w:t>brand_name</w:t>
+      </w:r>
+      <w:proofErr w:type="spellEnd"/>
+      <w:r>
+        <w:t xml:space="preserve">, name과 같은 </w:t>
       </w:r>
       <w:r>
         <w:rPr>
@@ -23197,7 +25815,15 @@
         <w:t>순위 변동:</w:t>
       </w:r>
       <w:r>
-        <w:t xml:space="preserve"> category_name이 가장 높은 중요도를 기록하며, 이전 분석에서 1위였던 텍스트 피처 대신 최상위 예측 변수 역할을 수행했</w:t>
+        <w:t xml:space="preserve"> </w:t>
+      </w:r>
+      <w:proofErr w:type="spellStart"/>
+      <w:r>
+        <w:t>category_name</w:t>
+      </w:r>
+      <w:proofErr w:type="spellEnd"/>
+      <w:r>
+        <w:t>이 가장 높은 중요도를 기록하며, 이전 분석에서 1위였던 텍스트 피처 대신 최상위 예측 변수 역할을 수행했</w:t>
       </w:r>
       <w:r>
         <w:t>다.</w:t>
@@ -23520,7 +26146,15 @@
         <w:t>LightGBMXT_BAG_L2</w:t>
       </w:r>
       <w:r>
-        <w:t xml:space="preserve"> (L2 스태킹 레벨 모델)</w:t>
+        <w:t xml:space="preserve"> (L2 </w:t>
+      </w:r>
+      <w:proofErr w:type="spellStart"/>
+      <w:r>
+        <w:t>스태킹</w:t>
+      </w:r>
+      <w:proofErr w:type="spellEnd"/>
+      <w:r>
+        <w:t xml:space="preserve"> 레벨 모델)</w:t>
       </w:r>
     </w:p>
     <w:p>
@@ -23563,7 +26197,23 @@
         <w:t>결론:</w:t>
       </w:r>
       <w:r>
-        <w:t xml:space="preserve"> best_quality 프리셋을 통해 이전보다 더 낮은 RMSLE를 달성했</w:t>
+        <w:t xml:space="preserve"> </w:t>
+      </w:r>
+      <w:proofErr w:type="spellStart"/>
+      <w:r>
+        <w:t>best_quality</w:t>
+      </w:r>
+      <w:proofErr w:type="spellEnd"/>
+      <w:r>
+        <w:t xml:space="preserve"> </w:t>
+      </w:r>
+      <w:proofErr w:type="spellStart"/>
+      <w:r>
+        <w:t>프리셋을</w:t>
+      </w:r>
+      <w:proofErr w:type="spellEnd"/>
+      <w:r>
+        <w:t xml:space="preserve"> 통해 이전보다 더 낮은 RMSLE를 달성했</w:t>
       </w:r>
       <w:r>
         <w:t>다.</w:t>
@@ -23608,7 +26258,35 @@
         <w:rPr>
           <w:rFonts w:asciiTheme="majorHAnsi" w:eastAsiaTheme="majorEastAsia" w:hAnsiTheme="majorHAnsi" w:cstheme="majorBidi"/>
         </w:rPr>
-        <w:t xml:space="preserve">본 보고서는 PyCaret, AutoGluon 등 자동화된 환경 외부에서 Scikit-learn 기반의 커스텀 파이프라인(Kaggle 1위 전략)을 구현하고, </w:t>
+        <w:t xml:space="preserve">본 보고서는 </w:t>
+      </w:r>
+      <w:proofErr w:type="spellStart"/>
+      <w:r>
+        <w:rPr>
+          <w:rFonts w:asciiTheme="majorHAnsi" w:eastAsiaTheme="majorEastAsia" w:hAnsiTheme="majorHAnsi" w:cstheme="majorBidi"/>
+        </w:rPr>
+        <w:t>PyCaret</w:t>
+      </w:r>
+      <w:proofErr w:type="spellEnd"/>
+      <w:r>
+        <w:rPr>
+          <w:rFonts w:asciiTheme="majorHAnsi" w:eastAsiaTheme="majorEastAsia" w:hAnsiTheme="majorHAnsi" w:cstheme="majorBidi"/>
+        </w:rPr>
+        <w:t xml:space="preserve">, </w:t>
+      </w:r>
+      <w:proofErr w:type="spellStart"/>
+      <w:r>
+        <w:rPr>
+          <w:rFonts w:asciiTheme="majorHAnsi" w:eastAsiaTheme="majorEastAsia" w:hAnsiTheme="majorHAnsi" w:cstheme="majorBidi"/>
+        </w:rPr>
+        <w:t>AutoGluon</w:t>
+      </w:r>
+      <w:proofErr w:type="spellEnd"/>
+      <w:r>
+        <w:rPr>
+          <w:rFonts w:asciiTheme="majorHAnsi" w:eastAsiaTheme="majorEastAsia" w:hAnsiTheme="majorHAnsi" w:cstheme="majorBidi"/>
+        </w:rPr>
+        <w:t xml:space="preserve"> 등 자동화된 환경 외부에서 Scikit-learn 기반의 커스텀 파이프라인(Kaggle 1위 전략)을 구현하고, </w:t>
       </w:r>
       <w:r>
         <w:rPr>
@@ -23706,7 +26384,21 @@
         <w:rPr>
           <w:rFonts w:asciiTheme="majorHAnsi" w:eastAsiaTheme="majorEastAsia" w:hAnsiTheme="majorHAnsi" w:cstheme="majorBidi"/>
         </w:rPr>
-        <w:t xml:space="preserve"> (Ridge + LightGBM)</w:t>
+        <w:t xml:space="preserve"> (Ridge + </w:t>
+      </w:r>
+      <w:proofErr w:type="spellStart"/>
+      <w:r>
+        <w:rPr>
+          <w:rFonts w:asciiTheme="majorHAnsi" w:eastAsiaTheme="majorEastAsia" w:hAnsiTheme="majorHAnsi" w:cstheme="majorBidi"/>
+        </w:rPr>
+        <w:t>LightGBM</w:t>
+      </w:r>
+      <w:proofErr w:type="spellEnd"/>
+      <w:r>
+        <w:rPr>
+          <w:rFonts w:asciiTheme="majorHAnsi" w:eastAsiaTheme="majorEastAsia" w:hAnsiTheme="majorHAnsi" w:cstheme="majorBidi"/>
+        </w:rPr>
+        <w:t>)</w:t>
       </w:r>
     </w:p>
     <w:p>
@@ -23739,7 +26431,49 @@
         <w:rPr>
           <w:rFonts w:asciiTheme="majorHAnsi" w:eastAsiaTheme="majorEastAsia" w:hAnsiTheme="majorHAnsi" w:cstheme="majorBidi"/>
         </w:rPr>
-        <w:t xml:space="preserve"> (Ridge, LightGBM, XGBoost, CatBoost)</w:t>
+        <w:t xml:space="preserve"> (Ridge, </w:t>
+      </w:r>
+      <w:proofErr w:type="spellStart"/>
+      <w:r>
+        <w:rPr>
+          <w:rFonts w:asciiTheme="majorHAnsi" w:eastAsiaTheme="majorEastAsia" w:hAnsiTheme="majorHAnsi" w:cstheme="majorBidi"/>
+        </w:rPr>
+        <w:t>LightGBM</w:t>
+      </w:r>
+      <w:proofErr w:type="spellEnd"/>
+      <w:r>
+        <w:rPr>
+          <w:rFonts w:asciiTheme="majorHAnsi" w:eastAsiaTheme="majorEastAsia" w:hAnsiTheme="majorHAnsi" w:cstheme="majorBidi"/>
+        </w:rPr>
+        <w:t xml:space="preserve">, </w:t>
+      </w:r>
+      <w:proofErr w:type="spellStart"/>
+      <w:r>
+        <w:rPr>
+          <w:rFonts w:asciiTheme="majorHAnsi" w:eastAsiaTheme="majorEastAsia" w:hAnsiTheme="majorHAnsi" w:cstheme="majorBidi"/>
+        </w:rPr>
+        <w:t>XGBoost</w:t>
+      </w:r>
+      <w:proofErr w:type="spellEnd"/>
+      <w:r>
+        <w:rPr>
+          <w:rFonts w:asciiTheme="majorHAnsi" w:eastAsiaTheme="majorEastAsia" w:hAnsiTheme="majorHAnsi" w:cstheme="majorBidi"/>
+        </w:rPr>
+        <w:t xml:space="preserve">, </w:t>
+      </w:r>
+      <w:proofErr w:type="spellStart"/>
+      <w:r>
+        <w:rPr>
+          <w:rFonts w:asciiTheme="majorHAnsi" w:eastAsiaTheme="majorEastAsia" w:hAnsiTheme="majorHAnsi" w:cstheme="majorBidi"/>
+        </w:rPr>
+        <w:t>CatBoost</w:t>
+      </w:r>
+      <w:proofErr w:type="spellEnd"/>
+      <w:r>
+        <w:rPr>
+          <w:rFonts w:asciiTheme="majorHAnsi" w:eastAsiaTheme="majorEastAsia" w:hAnsiTheme="majorHAnsi" w:cstheme="majorBidi"/>
+        </w:rPr>
+        <w:t>)</w:t>
       </w:r>
     </w:p>
     <w:p>
@@ -23956,13 +26690,23 @@
                 <w:szCs w:val="20"/>
               </w:rPr>
             </w:pPr>
+            <w:proofErr w:type="spellStart"/>
             <w:r>
               <w:rPr>
                 <w:rFonts w:asciiTheme="majorHAnsi" w:eastAsiaTheme="majorEastAsia" w:hAnsiTheme="majorHAnsi" w:cstheme="majorBidi"/>
                 <w:sz w:val="20"/>
                 <w:szCs w:val="20"/>
               </w:rPr>
-              <w:t>LightGBM의 예측력 극대화</w:t>
+              <w:t>LightGBM</w:t>
+            </w:r>
+            <w:proofErr w:type="spellEnd"/>
+            <w:r>
+              <w:rPr>
+                <w:rFonts w:asciiTheme="majorHAnsi" w:eastAsiaTheme="majorEastAsia" w:hAnsiTheme="majorHAnsi" w:cstheme="majorBidi"/>
+                <w:sz w:val="20"/>
+                <w:szCs w:val="20"/>
+              </w:rPr>
+              <w:t>의 예측력 극대화</w:t>
             </w:r>
           </w:p>
         </w:tc>
@@ -23983,13 +26727,23 @@
                 <w:szCs w:val="20"/>
               </w:rPr>
             </w:pPr>
+            <w:proofErr w:type="spellStart"/>
             <w:r>
               <w:rPr>
                 <w:rFonts w:asciiTheme="majorHAnsi" w:eastAsiaTheme="majorEastAsia" w:hAnsiTheme="majorHAnsi" w:cstheme="majorBidi"/>
                 <w:sz w:val="20"/>
                 <w:szCs w:val="20"/>
               </w:rPr>
-              <w:t>LightGBM Learning Rate</w:t>
+              <w:t>LightGBM</w:t>
+            </w:r>
+            <w:proofErr w:type="spellEnd"/>
+            <w:r>
+              <w:rPr>
+                <w:rFonts w:asciiTheme="majorHAnsi" w:eastAsiaTheme="majorEastAsia" w:hAnsiTheme="majorHAnsi" w:cstheme="majorBidi"/>
+                <w:sz w:val="20"/>
+                <w:szCs w:val="20"/>
+              </w:rPr>
+              <w:t xml:space="preserve"> Learning Rate</w:t>
             </w:r>
           </w:p>
         </w:tc>
@@ -24166,7 +26920,25 @@
           <w:b/>
           <w:bCs/>
         </w:rPr>
-        <w:t>2-Model Weighted Ensemble (Ridge + LightGBM)</w:t>
+        <w:t xml:space="preserve">2-Model Weighted Ensemble (Ridge + </w:t>
+      </w:r>
+      <w:proofErr w:type="spellStart"/>
+      <w:r>
+        <w:rPr>
+          <w:rFonts w:asciiTheme="majorHAnsi" w:eastAsiaTheme="majorEastAsia" w:hAnsiTheme="majorHAnsi" w:cstheme="majorBidi"/>
+          <w:b/>
+          <w:bCs/>
+        </w:rPr>
+        <w:t>LightGBM</w:t>
+      </w:r>
+      <w:proofErr w:type="spellEnd"/>
+      <w:r>
+        <w:rPr>
+          <w:rFonts w:asciiTheme="majorHAnsi" w:eastAsiaTheme="majorEastAsia" w:hAnsiTheme="majorHAnsi" w:cstheme="majorBidi"/>
+          <w:b/>
+          <w:bCs/>
+        </w:rPr>
+        <w:t>)</w:t>
       </w:r>
     </w:p>
     <w:tbl>
@@ -24361,13 +27133,23 @@
                 <w:szCs w:val="20"/>
               </w:rPr>
             </w:pPr>
+            <w:proofErr w:type="spellStart"/>
             <w:r>
               <w:rPr>
                 <w:rFonts w:asciiTheme="majorHAnsi" w:eastAsiaTheme="majorEastAsia" w:hAnsiTheme="majorHAnsi" w:cstheme="majorBidi"/>
                 <w:sz w:val="20"/>
                 <w:szCs w:val="20"/>
               </w:rPr>
-              <w:t>LightGBM (메타데이터)</w:t>
+              <w:t>LightGBM</w:t>
+            </w:r>
+            <w:proofErr w:type="spellEnd"/>
+            <w:r>
+              <w:rPr>
+                <w:rFonts w:asciiTheme="majorHAnsi" w:eastAsiaTheme="majorEastAsia" w:hAnsiTheme="majorHAnsi" w:cstheme="majorBidi"/>
+                <w:sz w:val="20"/>
+                <w:szCs w:val="20"/>
+              </w:rPr>
+              <w:t xml:space="preserve"> (메타데이터)</w:t>
             </w:r>
           </w:p>
         </w:tc>
@@ -24754,24 +27536,66 @@
         <w:rPr>
           <w:rFonts w:asciiTheme="majorHAnsi" w:eastAsiaTheme="majorEastAsia" w:hAnsiTheme="majorHAnsi" w:cstheme="majorBidi"/>
         </w:rPr>
-        <w:t xml:space="preserve"> 낮은 학습률로 설정된 LightGBM(0.40)보다 Ridge 모델(0.60)의 기여도가 더 높게 측정되었</w:t>
-      </w:r>
+        <w:t xml:space="preserve"> 낮은 </w:t>
+      </w:r>
+      <w:proofErr w:type="spellStart"/>
       <w:r>
         <w:rPr>
           <w:rFonts w:asciiTheme="majorHAnsi" w:eastAsiaTheme="majorEastAsia" w:hAnsiTheme="majorHAnsi" w:cstheme="majorBidi"/>
         </w:rPr>
+        <w:t>학습률로</w:t>
+      </w:r>
+      <w:proofErr w:type="spellEnd"/>
+      <w:r>
+        <w:rPr>
+          <w:rFonts w:asciiTheme="majorHAnsi" w:eastAsiaTheme="majorEastAsia" w:hAnsiTheme="majorHAnsi" w:cstheme="majorBidi"/>
+        </w:rPr>
+        <w:t xml:space="preserve"> 설정된 </w:t>
+      </w:r>
+      <w:proofErr w:type="spellStart"/>
+      <w:r>
+        <w:rPr>
+          <w:rFonts w:asciiTheme="majorHAnsi" w:eastAsiaTheme="majorEastAsia" w:hAnsiTheme="majorHAnsi" w:cstheme="majorBidi"/>
+        </w:rPr>
+        <w:t>LightGBM</w:t>
+      </w:r>
+      <w:proofErr w:type="spellEnd"/>
+      <w:r>
+        <w:rPr>
+          <w:rFonts w:asciiTheme="majorHAnsi" w:eastAsiaTheme="majorEastAsia" w:hAnsiTheme="majorHAnsi" w:cstheme="majorBidi"/>
+        </w:rPr>
+        <w:t>(0.40)보다 Ridge 모델(0.60)의 기여도가 더 높게 측정되었</w:t>
+      </w:r>
+      <w:r>
+        <w:rPr>
+          <w:rFonts w:asciiTheme="majorHAnsi" w:eastAsiaTheme="majorEastAsia" w:hAnsiTheme="majorHAnsi" w:cstheme="majorBidi"/>
+        </w:rPr>
         <w:t>다.</w:t>
       </w:r>
       <w:r>
         <w:rPr>
           <w:rFonts w:asciiTheme="majorHAnsi" w:eastAsiaTheme="majorEastAsia" w:hAnsiTheme="majorHAnsi" w:cstheme="majorBidi"/>
         </w:rPr>
-        <w:t xml:space="preserve"> 이는 텍스트 정보가 가격 예측에 생각보다 강력한 기여를 하고 있거나, 현재 LGBM의 하이퍼파라미터 설정이 최적이 아님을 시사</w:t>
-      </w:r>
+        <w:t xml:space="preserve"> 이는 텍스트 정보가 가격 예측에 생각보다 강력한 기여를 하고 있거나, 현재 LGBM의 </w:t>
+      </w:r>
+      <w:proofErr w:type="spellStart"/>
       <w:r>
         <w:rPr>
           <w:rFonts w:asciiTheme="majorHAnsi" w:eastAsiaTheme="majorEastAsia" w:hAnsiTheme="majorHAnsi" w:cstheme="majorBidi"/>
         </w:rPr>
+        <w:t>하이퍼파라미터</w:t>
+      </w:r>
+      <w:proofErr w:type="spellEnd"/>
+      <w:r>
+        <w:rPr>
+          <w:rFonts w:asciiTheme="majorHAnsi" w:eastAsiaTheme="majorEastAsia" w:hAnsiTheme="majorHAnsi" w:cstheme="majorBidi"/>
+        </w:rPr>
+        <w:t xml:space="preserve"> 설정이 최적이 아님을 시사</w:t>
+      </w:r>
+      <w:r>
+        <w:rPr>
+          <w:rFonts w:asciiTheme="majorHAnsi" w:eastAsiaTheme="majorEastAsia" w:hAnsiTheme="majorHAnsi" w:cstheme="majorBidi"/>
+        </w:rPr>
         <w:t>한다</w:t>
       </w:r>
       <w:r>
@@ -24802,7 +27626,43 @@
           <w:b/>
           <w:bCs/>
         </w:rPr>
-        <w:t>4-Model Weighted Ensemble 확장 (XGBoost, CatBoost 추가)</w:t>
+        <w:t>4-Model Weighted Ensemble 확장 (</w:t>
+      </w:r>
+      <w:proofErr w:type="spellStart"/>
+      <w:r>
+        <w:rPr>
+          <w:rFonts w:asciiTheme="majorHAnsi" w:eastAsiaTheme="majorEastAsia" w:hAnsiTheme="majorHAnsi" w:cstheme="majorBidi"/>
+          <w:b/>
+          <w:bCs/>
+        </w:rPr>
+        <w:t>XGBoost</w:t>
+      </w:r>
+      <w:proofErr w:type="spellEnd"/>
+      <w:r>
+        <w:rPr>
+          <w:rFonts w:asciiTheme="majorHAnsi" w:eastAsiaTheme="majorEastAsia" w:hAnsiTheme="majorHAnsi" w:cstheme="majorBidi"/>
+          <w:b/>
+          <w:bCs/>
+        </w:rPr>
+        <w:t xml:space="preserve">, </w:t>
+      </w:r>
+      <w:proofErr w:type="spellStart"/>
+      <w:r>
+        <w:rPr>
+          <w:rFonts w:asciiTheme="majorHAnsi" w:eastAsiaTheme="majorEastAsia" w:hAnsiTheme="majorHAnsi" w:cstheme="majorBidi"/>
+          <w:b/>
+          <w:bCs/>
+        </w:rPr>
+        <w:t>CatBoost</w:t>
+      </w:r>
+      <w:proofErr w:type="spellEnd"/>
+      <w:r>
+        <w:rPr>
+          <w:rFonts w:asciiTheme="majorHAnsi" w:eastAsiaTheme="majorEastAsia" w:hAnsiTheme="majorHAnsi" w:cstheme="majorBidi"/>
+          <w:b/>
+          <w:bCs/>
+        </w:rPr>
+        <w:t xml:space="preserve"> 추가)</w:t>
       </w:r>
     </w:p>
     <w:tbl>
@@ -24997,6 +27857,7 @@
                 <w:szCs w:val="20"/>
               </w:rPr>
             </w:pPr>
+            <w:proofErr w:type="spellStart"/>
             <w:r>
               <w:rPr>
                 <w:rFonts w:asciiTheme="majorHAnsi" w:eastAsiaTheme="majorEastAsia" w:hAnsiTheme="majorHAnsi" w:cstheme="majorBidi"/>
@@ -25005,6 +27866,7 @@
               </w:rPr>
               <w:t>LightGBM</w:t>
             </w:r>
+            <w:proofErr w:type="spellEnd"/>
           </w:p>
         </w:tc>
         <w:tc>
@@ -25078,6 +27940,7 @@
                 <w:szCs w:val="20"/>
               </w:rPr>
             </w:pPr>
+            <w:proofErr w:type="spellStart"/>
             <w:r>
               <w:rPr>
                 <w:rFonts w:asciiTheme="majorHAnsi" w:eastAsiaTheme="majorEastAsia" w:hAnsiTheme="majorHAnsi" w:cstheme="majorBidi"/>
@@ -25086,6 +27949,7 @@
               </w:rPr>
               <w:t>XGBoost</w:t>
             </w:r>
+            <w:proofErr w:type="spellEnd"/>
           </w:p>
         </w:tc>
         <w:tc>
@@ -25158,6 +28022,7 @@
                 <w:szCs w:val="20"/>
               </w:rPr>
             </w:pPr>
+            <w:proofErr w:type="spellStart"/>
             <w:r>
               <w:rPr>
                 <w:rFonts w:asciiTheme="majorHAnsi" w:eastAsiaTheme="majorEastAsia" w:hAnsiTheme="majorHAnsi" w:cstheme="majorBidi"/>
@@ -25166,6 +28031,7 @@
               </w:rPr>
               <w:t>CatBoost</w:t>
             </w:r>
+            <w:proofErr w:type="spellEnd"/>
           </w:p>
         </w:tc>
         <w:tc>
@@ -25512,11 +28378,67 @@
         <w:rPr>
           <w:rFonts w:asciiTheme="majorHAnsi" w:eastAsiaTheme="majorEastAsia" w:hAnsiTheme="majorHAnsi" w:cstheme="majorBidi"/>
         </w:rPr>
-        <w:t xml:space="preserve"> 추가된 모델(XGBoost, CatBoost)의 개별 성능이 LightGBM보다 낮았으며, 이들이 기존 LightGBM과 유사한 정보를 학습하여 </w:t>
-      </w:r>
+        <w:t xml:space="preserve"> 추가된 모델(</w:t>
+      </w:r>
+      <w:proofErr w:type="spellStart"/>
       <w:r>
         <w:rPr>
           <w:rFonts w:asciiTheme="majorHAnsi" w:eastAsiaTheme="majorEastAsia" w:hAnsiTheme="majorHAnsi" w:cstheme="majorBidi"/>
+        </w:rPr>
+        <w:t>XGBoost</w:t>
+      </w:r>
+      <w:proofErr w:type="spellEnd"/>
+      <w:r>
+        <w:rPr>
+          <w:rFonts w:asciiTheme="majorHAnsi" w:eastAsiaTheme="majorEastAsia" w:hAnsiTheme="majorHAnsi" w:cstheme="majorBidi"/>
+        </w:rPr>
+        <w:t xml:space="preserve">, </w:t>
+      </w:r>
+      <w:proofErr w:type="spellStart"/>
+      <w:r>
+        <w:rPr>
+          <w:rFonts w:asciiTheme="majorHAnsi" w:eastAsiaTheme="majorEastAsia" w:hAnsiTheme="majorHAnsi" w:cstheme="majorBidi"/>
+        </w:rPr>
+        <w:t>CatBoost</w:t>
+      </w:r>
+      <w:proofErr w:type="spellEnd"/>
+      <w:r>
+        <w:rPr>
+          <w:rFonts w:asciiTheme="majorHAnsi" w:eastAsiaTheme="majorEastAsia" w:hAnsiTheme="majorHAnsi" w:cstheme="majorBidi"/>
+        </w:rPr>
+        <w:t xml:space="preserve">)의 개별 성능이 </w:t>
+      </w:r>
+      <w:proofErr w:type="spellStart"/>
+      <w:r>
+        <w:rPr>
+          <w:rFonts w:asciiTheme="majorHAnsi" w:eastAsiaTheme="majorEastAsia" w:hAnsiTheme="majorHAnsi" w:cstheme="majorBidi"/>
+        </w:rPr>
+        <w:t>LightGBM</w:t>
+      </w:r>
+      <w:proofErr w:type="spellEnd"/>
+      <w:r>
+        <w:rPr>
+          <w:rFonts w:asciiTheme="majorHAnsi" w:eastAsiaTheme="majorEastAsia" w:hAnsiTheme="majorHAnsi" w:cstheme="majorBidi"/>
+        </w:rPr>
+        <w:t xml:space="preserve">보다 낮았으며, 이들이 기존 </w:t>
+      </w:r>
+      <w:proofErr w:type="spellStart"/>
+      <w:r>
+        <w:rPr>
+          <w:rFonts w:asciiTheme="majorHAnsi" w:eastAsiaTheme="majorEastAsia" w:hAnsiTheme="majorHAnsi" w:cstheme="majorBidi"/>
+        </w:rPr>
+        <w:t>LightGBM</w:t>
+      </w:r>
+      <w:proofErr w:type="spellEnd"/>
+      <w:r>
+        <w:rPr>
+          <w:rFonts w:asciiTheme="majorHAnsi" w:eastAsiaTheme="majorEastAsia" w:hAnsiTheme="majorHAnsi" w:cstheme="majorBidi"/>
+        </w:rPr>
+        <w:t xml:space="preserve">과 유사한 정보를 학습하여 </w:t>
+      </w:r>
+      <w:r>
+        <w:rPr>
+          <w:rFonts w:asciiTheme="majorHAnsi" w:eastAsiaTheme="majorEastAsia" w:hAnsiTheme="majorHAnsi" w:cstheme="majorBidi"/>
           <w:b/>
           <w:bCs/>
         </w:rPr>
@@ -25559,7 +28481,21 @@
         <w:rPr>
           <w:rFonts w:asciiTheme="majorHAnsi" w:eastAsiaTheme="majorEastAsia" w:hAnsiTheme="majorHAnsi" w:cstheme="majorBidi"/>
         </w:rPr>
-        <w:t xml:space="preserve"> Ridge(0.45)와 LightGBM(0.30)이 여전히 전체 가중치의 75%를 차지했</w:t>
+        <w:t xml:space="preserve"> Ridge(0.45)와 </w:t>
+      </w:r>
+      <w:proofErr w:type="spellStart"/>
+      <w:r>
+        <w:rPr>
+          <w:rFonts w:asciiTheme="majorHAnsi" w:eastAsiaTheme="majorEastAsia" w:hAnsiTheme="majorHAnsi" w:cstheme="majorBidi"/>
+        </w:rPr>
+        <w:t>LightGBM</w:t>
+      </w:r>
+      <w:proofErr w:type="spellEnd"/>
+      <w:r>
+        <w:rPr>
+          <w:rFonts w:asciiTheme="majorHAnsi" w:eastAsiaTheme="majorEastAsia" w:hAnsiTheme="majorHAnsi" w:cstheme="majorBidi"/>
+        </w:rPr>
+        <w:t>(0.30)이 여전히 전체 가중치의 75%를 차지했</w:t>
       </w:r>
       <w:r>
         <w:rPr>
@@ -25602,7 +28538,35 @@
         <w:rPr>
           <w:rFonts w:asciiTheme="majorHAnsi" w:eastAsiaTheme="majorEastAsia" w:hAnsiTheme="majorHAnsi" w:cstheme="majorBidi"/>
         </w:rPr>
-        <w:t>Stacking Ensemble 은 개별 모델의 예측값(Level-1 Feature)을 최종 예측기(Meta Learner)의 입력으로 사용하는 고급 앙상블 기법</w:t>
+        <w:t xml:space="preserve">Stacking Ensemble 은 개별 모델의 </w:t>
+      </w:r>
+      <w:proofErr w:type="spellStart"/>
+      <w:r>
+        <w:rPr>
+          <w:rFonts w:asciiTheme="majorHAnsi" w:eastAsiaTheme="majorEastAsia" w:hAnsiTheme="majorHAnsi" w:cstheme="majorBidi"/>
+        </w:rPr>
+        <w:t>예측값</w:t>
+      </w:r>
+      <w:proofErr w:type="spellEnd"/>
+      <w:r>
+        <w:rPr>
+          <w:rFonts w:asciiTheme="majorHAnsi" w:eastAsiaTheme="majorEastAsia" w:hAnsiTheme="majorHAnsi" w:cstheme="majorBidi"/>
+        </w:rPr>
+        <w:t xml:space="preserve">(Level-1 Feature)을 최종 </w:t>
+      </w:r>
+      <w:proofErr w:type="spellStart"/>
+      <w:r>
+        <w:rPr>
+          <w:rFonts w:asciiTheme="majorHAnsi" w:eastAsiaTheme="majorEastAsia" w:hAnsiTheme="majorHAnsi" w:cstheme="majorBidi"/>
+        </w:rPr>
+        <w:t>예측기</w:t>
+      </w:r>
+      <w:proofErr w:type="spellEnd"/>
+      <w:r>
+        <w:rPr>
+          <w:rFonts w:asciiTheme="majorHAnsi" w:eastAsiaTheme="majorEastAsia" w:hAnsiTheme="majorHAnsi" w:cstheme="majorBidi"/>
+        </w:rPr>
+        <w:t>(Meta Learner)의 입력으로 사용하는 고급 앙상블 기법</w:t>
       </w:r>
       <w:r>
         <w:rPr>
@@ -25855,8 +28819,16 @@
         <w:rPr>
           <w:rFonts w:asciiTheme="majorHAnsi" w:eastAsiaTheme="majorEastAsia" w:hAnsiTheme="majorHAnsi" w:cstheme="majorBidi"/>
         </w:rPr>
-        <w:t xml:space="preserve"> 이는 Stacking의 Base Estimators가 검증 세트에서 과적합</w:t>
-      </w:r>
+        <w:t xml:space="preserve"> 이는 Stacking의 Base Estimators가 검증 세트에서 </w:t>
+      </w:r>
+      <w:proofErr w:type="spellStart"/>
+      <w:r>
+        <w:rPr>
+          <w:rFonts w:asciiTheme="majorHAnsi" w:eastAsiaTheme="majorEastAsia" w:hAnsiTheme="majorHAnsi" w:cstheme="majorBidi"/>
+        </w:rPr>
+        <w:t>과적합</w:t>
+      </w:r>
+      <w:proofErr w:type="spellEnd"/>
       <w:r>
         <w:rPr>
           <w:rFonts w:asciiTheme="majorHAnsi" w:eastAsiaTheme="majorEastAsia" w:hAnsiTheme="majorHAnsi" w:cstheme="majorBidi" w:hint="eastAsia"/>
@@ -26336,7 +29308,21 @@
         <w:rPr>
           <w:rFonts w:asciiTheme="majorHAnsi" w:eastAsiaTheme="majorEastAsia" w:hAnsiTheme="majorHAnsi" w:cstheme="majorBidi"/>
         </w:rPr>
-        <w:t xml:space="preserve"> LightGBM(메타)의 </w:t>
+        <w:t xml:space="preserve"> </w:t>
+      </w:r>
+      <w:proofErr w:type="spellStart"/>
+      <w:r>
+        <w:rPr>
+          <w:rFonts w:asciiTheme="majorHAnsi" w:eastAsiaTheme="majorEastAsia" w:hAnsiTheme="majorHAnsi" w:cstheme="majorBidi"/>
+        </w:rPr>
+        <w:t>LightGBM</w:t>
+      </w:r>
+      <w:proofErr w:type="spellEnd"/>
+      <w:r>
+        <w:rPr>
+          <w:rFonts w:asciiTheme="majorHAnsi" w:eastAsiaTheme="majorEastAsia" w:hAnsiTheme="majorHAnsi" w:cstheme="majorBidi"/>
+        </w:rPr>
+        <w:t xml:space="preserve">(메타)의 </w:t>
       </w:r>
       <w:r>
         <w:rPr>
@@ -26383,7 +29369,35 @@
         <w:rPr>
           <w:rFonts w:asciiTheme="majorHAnsi" w:eastAsiaTheme="majorEastAsia" w:hAnsiTheme="majorHAnsi" w:cstheme="majorBidi"/>
         </w:rPr>
-        <w:t xml:space="preserve"> LightGBM의 하이퍼파라미터 튜닝을 개선하고, 텍스트 피처에 대한 Ridge 모델의 가중치를 정교하게 조정하여 0.461 이하의 성능을 목표로 해야 </w:t>
+        <w:t xml:space="preserve"> </w:t>
+      </w:r>
+      <w:proofErr w:type="spellStart"/>
+      <w:r>
+        <w:rPr>
+          <w:rFonts w:asciiTheme="majorHAnsi" w:eastAsiaTheme="majorEastAsia" w:hAnsiTheme="majorHAnsi" w:cstheme="majorBidi"/>
+        </w:rPr>
+        <w:t>LightGBM</w:t>
+      </w:r>
+      <w:proofErr w:type="spellEnd"/>
+      <w:r>
+        <w:rPr>
+          <w:rFonts w:asciiTheme="majorHAnsi" w:eastAsiaTheme="majorEastAsia" w:hAnsiTheme="majorHAnsi" w:cstheme="majorBidi"/>
+        </w:rPr>
+        <w:t xml:space="preserve">의 </w:t>
+      </w:r>
+      <w:proofErr w:type="spellStart"/>
+      <w:r>
+        <w:rPr>
+          <w:rFonts w:asciiTheme="majorHAnsi" w:eastAsiaTheme="majorEastAsia" w:hAnsiTheme="majorHAnsi" w:cstheme="majorBidi"/>
+        </w:rPr>
+        <w:t>하이퍼파라미터</w:t>
+      </w:r>
+      <w:proofErr w:type="spellEnd"/>
+      <w:r>
+        <w:rPr>
+          <w:rFonts w:asciiTheme="majorHAnsi" w:eastAsiaTheme="majorEastAsia" w:hAnsiTheme="majorHAnsi" w:cstheme="majorBidi"/>
+        </w:rPr>
+        <w:t xml:space="preserve"> 튜닝을 개선하고, 텍스트 피처에 대한 Ridge 모델의 가중치를 정교하게 조정하여 0.461 이하의 성능을 목표로 해야 </w:t>
       </w:r>
       <w:r>
         <w:rPr>
@@ -26416,7 +29430,15 @@
         <w:t>3</w:t>
       </w:r>
       <w:r>
-        <w:t xml:space="preserve"> 하이퍼파라미터 튜닝</w:t>
+        <w:t xml:space="preserve"> </w:t>
+      </w:r>
+      <w:proofErr w:type="spellStart"/>
+      <w:r>
+        <w:t>하이퍼파라미터</w:t>
+      </w:r>
+      <w:proofErr w:type="spellEnd"/>
+      <w:r>
+        <w:t xml:space="preserve"> 튜닝</w:t>
       </w:r>
       <w:bookmarkEnd w:id="39"/>
       <w:bookmarkEnd w:id="40"/>
@@ -26449,7 +29471,35 @@
         <w:rPr>
           <w:rFonts w:asciiTheme="majorHAnsi" w:eastAsiaTheme="majorEastAsia" w:hAnsiTheme="majorHAnsi" w:cstheme="majorBidi"/>
         </w:rPr>
-        <w:t>비교 대상: Optuna와 Hyperopt의 성능 및 효율성을 비교 분석했</w:t>
+        <w:t xml:space="preserve">비교 대상: </w:t>
+      </w:r>
+      <w:proofErr w:type="spellStart"/>
+      <w:r>
+        <w:rPr>
+          <w:rFonts w:asciiTheme="majorHAnsi" w:eastAsiaTheme="majorEastAsia" w:hAnsiTheme="majorHAnsi" w:cstheme="majorBidi"/>
+        </w:rPr>
+        <w:t>Optuna</w:t>
+      </w:r>
+      <w:proofErr w:type="spellEnd"/>
+      <w:r>
+        <w:rPr>
+          <w:rFonts w:asciiTheme="majorHAnsi" w:eastAsiaTheme="majorEastAsia" w:hAnsiTheme="majorHAnsi" w:cstheme="majorBidi"/>
+        </w:rPr>
+        <w:t xml:space="preserve">와 </w:t>
+      </w:r>
+      <w:proofErr w:type="spellStart"/>
+      <w:r>
+        <w:rPr>
+          <w:rFonts w:asciiTheme="majorHAnsi" w:eastAsiaTheme="majorEastAsia" w:hAnsiTheme="majorHAnsi" w:cstheme="majorBidi"/>
+        </w:rPr>
+        <w:t>Hyperopt</w:t>
+      </w:r>
+      <w:proofErr w:type="spellEnd"/>
+      <w:r>
+        <w:rPr>
+          <w:rFonts w:asciiTheme="majorHAnsi" w:eastAsiaTheme="majorEastAsia" w:hAnsiTheme="majorHAnsi" w:cstheme="majorBidi"/>
+        </w:rPr>
+        <w:t>의 성능 및 효율성을 비교 분석했</w:t>
       </w:r>
       <w:r>
         <w:rPr>
@@ -26472,7 +29522,35 @@
         <w:rPr>
           <w:rFonts w:asciiTheme="majorHAnsi" w:eastAsiaTheme="majorEastAsia" w:hAnsiTheme="majorHAnsi" w:cstheme="majorBidi"/>
         </w:rPr>
-        <w:t>선택 근거: 두 엔진의 탐색 효율성과 사용 편의성을 평가하여, 최적의 튜닝 엔진을 PyCaret의 tune_model 기능에 통합하거나 수동 튜닝 시 사용하기 위해 결정했</w:t>
+        <w:t xml:space="preserve">선택 근거: 두 엔진의 탐색 효율성과 사용 편의성을 평가하여, 최적의 튜닝 엔진을 </w:t>
+      </w:r>
+      <w:proofErr w:type="spellStart"/>
+      <w:r>
+        <w:rPr>
+          <w:rFonts w:asciiTheme="majorHAnsi" w:eastAsiaTheme="majorEastAsia" w:hAnsiTheme="majorHAnsi" w:cstheme="majorBidi"/>
+        </w:rPr>
+        <w:t>PyCaret</w:t>
+      </w:r>
+      <w:proofErr w:type="spellEnd"/>
+      <w:r>
+        <w:rPr>
+          <w:rFonts w:asciiTheme="majorHAnsi" w:eastAsiaTheme="majorEastAsia" w:hAnsiTheme="majorHAnsi" w:cstheme="majorBidi"/>
+        </w:rPr>
+        <w:t xml:space="preserve">의 </w:t>
+      </w:r>
+      <w:proofErr w:type="spellStart"/>
+      <w:r>
+        <w:rPr>
+          <w:rFonts w:asciiTheme="majorHAnsi" w:eastAsiaTheme="majorEastAsia" w:hAnsiTheme="majorHAnsi" w:cstheme="majorBidi"/>
+        </w:rPr>
+        <w:t>tune_model</w:t>
+      </w:r>
+      <w:proofErr w:type="spellEnd"/>
+      <w:r>
+        <w:rPr>
+          <w:rFonts w:asciiTheme="majorHAnsi" w:eastAsiaTheme="majorEastAsia" w:hAnsiTheme="majorHAnsi" w:cstheme="majorBidi"/>
+        </w:rPr>
+        <w:t xml:space="preserve"> 기능에 통합하거나 수동 튜닝 시 사용하기 위해 결정했</w:t>
       </w:r>
       <w:r>
         <w:rPr>
@@ -26544,6 +29622,7 @@
       </w:r>
     </w:p>
     <w:p>
+      <w:proofErr w:type="spellStart"/>
       <w:r>
         <w:t>G</w:t>
       </w:r>
@@ -26551,7 +29630,14 @@
         <w:rPr>
           <w:rFonts w:hint="eastAsia"/>
         </w:rPr>
-        <w:t>abage Collection</w:t>
+        <w:t>abage</w:t>
+      </w:r>
+      <w:proofErr w:type="spellEnd"/>
+      <w:r>
+        <w:rPr>
+          <w:rFonts w:hint="eastAsia"/>
+        </w:rPr>
+        <w:t xml:space="preserve"> Collection</w:t>
       </w:r>
       <w:r>
         <w:t xml:space="preserve"> 도입: GPU/CPU 캐시를 정리하고, 불필요해진 변수들을 강제로 해제하는 유틸리티 함수를 도입했</w:t>
@@ -26599,8 +29685,16 @@
         <w:rPr>
           <w:rFonts w:hint="eastAsia"/>
         </w:rPr>
-        <w:t>5.3.4.2 파이프라인 캐싱</w:t>
-      </w:r>
+        <w:t xml:space="preserve">5.3.4.2 파이프라인 </w:t>
+      </w:r>
+      <w:proofErr w:type="spellStart"/>
+      <w:r>
+        <w:rPr>
+          <w:rFonts w:hint="eastAsia"/>
+        </w:rPr>
+        <w:t>캐싱</w:t>
+      </w:r>
+      <w:proofErr w:type="spellEnd"/>
     </w:p>
     <w:p>
       <w:pPr>
@@ -26616,21 +29710,113 @@
         <w:rPr>
           <w:rFonts w:asciiTheme="majorHAnsi" w:eastAsiaTheme="majorEastAsia" w:hAnsiTheme="majorHAnsi" w:cstheme="majorBidi"/>
         </w:rPr>
-        <w:t xml:space="preserve">단계별 캐싱: 전처리(stage_*.pkl) 및 벡터화 결과(vectorized_*.pkl)와 같은 중간 </w:t>
+        <w:t xml:space="preserve">단계별 </w:t>
+      </w:r>
+      <w:proofErr w:type="spellStart"/>
+      <w:r>
+        <w:rPr>
+          <w:rFonts w:asciiTheme="majorHAnsi" w:eastAsiaTheme="majorEastAsia" w:hAnsiTheme="majorHAnsi" w:cstheme="majorBidi"/>
+        </w:rPr>
+        <w:t>캐싱</w:t>
+      </w:r>
+      <w:proofErr w:type="spellEnd"/>
+      <w:r>
+        <w:rPr>
+          <w:rFonts w:asciiTheme="majorHAnsi" w:eastAsiaTheme="majorEastAsia" w:hAnsiTheme="majorHAnsi" w:cstheme="majorBidi"/>
+        </w:rPr>
+        <w:t xml:space="preserve">: </w:t>
+      </w:r>
+      <w:proofErr w:type="spellStart"/>
+      <w:r>
+        <w:rPr>
+          <w:rFonts w:asciiTheme="majorHAnsi" w:eastAsiaTheme="majorEastAsia" w:hAnsiTheme="majorHAnsi" w:cstheme="majorBidi"/>
+        </w:rPr>
+        <w:t>전처리</w:t>
+      </w:r>
+      <w:proofErr w:type="spellEnd"/>
+      <w:r>
+        <w:rPr>
+          <w:rFonts w:asciiTheme="majorHAnsi" w:eastAsiaTheme="majorEastAsia" w:hAnsiTheme="majorHAnsi" w:cstheme="majorBidi"/>
+        </w:rPr>
+        <w:t>(stage_*.</w:t>
+      </w:r>
+      <w:proofErr w:type="spellStart"/>
+      <w:r>
+        <w:rPr>
+          <w:rFonts w:asciiTheme="majorHAnsi" w:eastAsiaTheme="majorEastAsia" w:hAnsiTheme="majorHAnsi" w:cstheme="majorBidi"/>
+        </w:rPr>
+        <w:t>pkl</w:t>
+      </w:r>
+      <w:proofErr w:type="spellEnd"/>
+      <w:r>
+        <w:rPr>
+          <w:rFonts w:asciiTheme="majorHAnsi" w:eastAsiaTheme="majorEastAsia" w:hAnsiTheme="majorHAnsi" w:cstheme="majorBidi"/>
+        </w:rPr>
+        <w:t>) 및 벡터화 결과(vectorized_*.</w:t>
+      </w:r>
+      <w:proofErr w:type="spellStart"/>
+      <w:r>
+        <w:rPr>
+          <w:rFonts w:asciiTheme="majorHAnsi" w:eastAsiaTheme="majorEastAsia" w:hAnsiTheme="majorHAnsi" w:cstheme="majorBidi"/>
+        </w:rPr>
+        <w:t>pkl</w:t>
+      </w:r>
+      <w:proofErr w:type="spellEnd"/>
+      <w:r>
+        <w:rPr>
+          <w:rFonts w:asciiTheme="majorHAnsi" w:eastAsiaTheme="majorEastAsia" w:hAnsiTheme="majorHAnsi" w:cstheme="majorBidi"/>
+        </w:rPr>
+        <w:t xml:space="preserve">)와 같은 중간 </w:t>
       </w:r>
       <w:proofErr w:type="gramStart"/>
       <w:r>
         <w:rPr>
           <w:rFonts w:asciiTheme="majorHAnsi" w:eastAsiaTheme="majorEastAsia" w:hAnsiTheme="majorHAnsi" w:cstheme="majorBidi"/>
         </w:rPr>
-        <w:t>결과물들을.pkl</w:t>
-      </w:r>
+        <w:t>결과물들을.</w:t>
+      </w:r>
+      <w:proofErr w:type="spellStart"/>
+      <w:r>
+        <w:rPr>
+          <w:rFonts w:asciiTheme="majorHAnsi" w:eastAsiaTheme="majorEastAsia" w:hAnsiTheme="majorHAnsi" w:cstheme="majorBidi"/>
+        </w:rPr>
+        <w:t>pkl</w:t>
+      </w:r>
+      <w:proofErr w:type="spellEnd"/>
       <w:proofErr w:type="gramEnd"/>
       <w:r>
         <w:rPr>
           <w:rFonts w:asciiTheme="majorHAnsi" w:eastAsiaTheme="majorEastAsia" w:hAnsiTheme="majorHAnsi" w:cstheme="majorBidi"/>
         </w:rPr>
-        <w:t xml:space="preserve"> 파일로 저장하고 로드하는 캐싱 시스템을 구축했</w:t>
+        <w:t xml:space="preserve"> 파일로 저장하고 </w:t>
+      </w:r>
+      <w:proofErr w:type="spellStart"/>
+      <w:r>
+        <w:rPr>
+          <w:rFonts w:asciiTheme="majorHAnsi" w:eastAsiaTheme="majorEastAsia" w:hAnsiTheme="majorHAnsi" w:cstheme="majorBidi"/>
+        </w:rPr>
+        <w:t>로드하는</w:t>
+      </w:r>
+      <w:proofErr w:type="spellEnd"/>
+      <w:r>
+        <w:rPr>
+          <w:rFonts w:asciiTheme="majorHAnsi" w:eastAsiaTheme="majorEastAsia" w:hAnsiTheme="majorHAnsi" w:cstheme="majorBidi"/>
+        </w:rPr>
+        <w:t xml:space="preserve"> </w:t>
+      </w:r>
+      <w:proofErr w:type="spellStart"/>
+      <w:r>
+        <w:rPr>
+          <w:rFonts w:asciiTheme="majorHAnsi" w:eastAsiaTheme="majorEastAsia" w:hAnsiTheme="majorHAnsi" w:cstheme="majorBidi"/>
+        </w:rPr>
+        <w:t>캐싱</w:t>
+      </w:r>
+      <w:proofErr w:type="spellEnd"/>
+      <w:r>
+        <w:rPr>
+          <w:rFonts w:asciiTheme="majorHAnsi" w:eastAsiaTheme="majorEastAsia" w:hAnsiTheme="majorHAnsi" w:cstheme="majorBidi"/>
+        </w:rPr>
+        <w:t xml:space="preserve"> 시스템을 구축했</w:t>
       </w:r>
       <w:r>
         <w:rPr>
@@ -26650,7 +29836,21 @@
         <w:rPr>
           <w:rFonts w:asciiTheme="majorHAnsi" w:eastAsiaTheme="majorEastAsia" w:hAnsiTheme="majorHAnsi" w:cstheme="majorBidi"/>
         </w:rPr>
-        <w:t>효율성: 복잡하고 시간이 오래 걸리는 전처리/FE/벡터화 단계를 반복 실험 시 건너뛸 수 있게 되어 전체 파이프라인 실행 시간을 획기적으로 단축했</w:t>
+        <w:t xml:space="preserve">효율성: 복잡하고 시간이 오래 걸리는 </w:t>
+      </w:r>
+      <w:proofErr w:type="spellStart"/>
+      <w:r>
+        <w:rPr>
+          <w:rFonts w:asciiTheme="majorHAnsi" w:eastAsiaTheme="majorEastAsia" w:hAnsiTheme="majorHAnsi" w:cstheme="majorBidi"/>
+        </w:rPr>
+        <w:t>전처리</w:t>
+      </w:r>
+      <w:proofErr w:type="spellEnd"/>
+      <w:r>
+        <w:rPr>
+          <w:rFonts w:asciiTheme="majorHAnsi" w:eastAsiaTheme="majorEastAsia" w:hAnsiTheme="majorHAnsi" w:cstheme="majorBidi"/>
+        </w:rPr>
+        <w:t>/FE/벡터화 단계를 반복 실험 시 건너뛸 수 있게 되어 전체 파이프라인 실행 시간을 획기적으로 단축했</w:t>
       </w:r>
       <w:r>
         <w:rPr>
@@ -27291,7 +30491,15 @@
         <w:spacing w:after="0" w:line="240" w:lineRule="auto"/>
       </w:pPr>
       <w:r>
-        <w:t>이 기준을 충족하지 못하는 모델에 대해선 추가적인 하이퍼파라미터 튜닝 또는 구조 변경을 수행하여, 전체 파이프라인의 성능 저하 가능성을 사전에 방지하였다.</w:t>
+        <w:t xml:space="preserve">이 기준을 충족하지 못하는 모델에 대해선 추가적인 </w:t>
+      </w:r>
+      <w:proofErr w:type="spellStart"/>
+      <w:r>
+        <w:t>하이퍼파라미터</w:t>
+      </w:r>
+      <w:proofErr w:type="spellEnd"/>
+      <w:r>
+        <w:t xml:space="preserve"> 튜닝 또는 구조 변경을 수행하여, 전체 파이프라인의 성능 저하 가능성을 사전에 방지하였다.</w:t>
       </w:r>
     </w:p>
     <w:p>
@@ -27407,6 +30615,7 @@
         </w:rPr>
         <w:t xml:space="preserve">최종 평가 결과, </w:t>
       </w:r>
+      <w:proofErr w:type="spellStart"/>
       <w:r>
         <w:rPr>
           <w:rFonts w:hint="eastAsia"/>
@@ -27415,12 +30624,14 @@
         </w:rPr>
         <w:t>LightGBM</w:t>
       </w:r>
+      <w:proofErr w:type="spellEnd"/>
       <w:r>
         <w:rPr>
           <w:rFonts w:hint="eastAsia"/>
         </w:rPr>
         <w:t xml:space="preserve">과 </w:t>
       </w:r>
+      <w:proofErr w:type="spellStart"/>
       <w:r>
         <w:rPr>
           <w:rFonts w:hint="eastAsia"/>
@@ -27429,6 +30640,7 @@
         </w:rPr>
         <w:t>XGBoost</w:t>
       </w:r>
+      <w:proofErr w:type="spellEnd"/>
       <w:r>
         <w:rPr>
           <w:rFonts w:hint="eastAsia"/>
@@ -27482,6 +30694,7 @@
         </w:numPr>
         <w:ind w:leftChars="0"/>
       </w:pPr>
+      <w:proofErr w:type="spellStart"/>
       <w:r>
         <w:rPr>
           <w:i/>
@@ -27495,13 +30708,50 @@
           <w:i/>
           <w:iCs/>
         </w:rPr>
-        <w:t>ercari_best_metrics**</w:t>
-      </w:r>
-      <w:r>
-        <w:rPr>
-          <w:rFonts w:hint="eastAsia"/>
-        </w:rPr>
-        <w:t xml:space="preserve"> 계열 (특히 glove, tfidf, fasttext 등) 모델들이 RMSLE, RMSE, </w:t>
+        <w:t>ercari_best_metrics</w:t>
+      </w:r>
+      <w:proofErr w:type="spellEnd"/>
+      <w:r>
+        <w:rPr>
+          <w:rFonts w:hint="eastAsia"/>
+          <w:i/>
+          <w:iCs/>
+        </w:rPr>
+        <w:t>**</w:t>
+      </w:r>
+      <w:r>
+        <w:rPr>
+          <w:rFonts w:hint="eastAsia"/>
+        </w:rPr>
+        <w:t xml:space="preserve"> 계열 (특히 glove, </w:t>
+      </w:r>
+      <w:proofErr w:type="spellStart"/>
+      <w:r>
+        <w:rPr>
+          <w:rFonts w:hint="eastAsia"/>
+        </w:rPr>
+        <w:t>tfidf</w:t>
+      </w:r>
+      <w:proofErr w:type="spellEnd"/>
+      <w:r>
+        <w:rPr>
+          <w:rFonts w:hint="eastAsia"/>
+        </w:rPr>
+        <w:t xml:space="preserve">, </w:t>
+      </w:r>
+      <w:proofErr w:type="spellStart"/>
+      <w:r>
+        <w:rPr>
+          <w:rFonts w:hint="eastAsia"/>
+        </w:rPr>
+        <w:t>fasttext</w:t>
+      </w:r>
+      <w:proofErr w:type="spellEnd"/>
+      <w:r>
+        <w:rPr>
+          <w:rFonts w:hint="eastAsia"/>
+        </w:rPr>
+        <w:t xml:space="preserve"> 등) 모델들이 RMSLE, RMSE, </w:t>
       </w:r>
       <w:proofErr w:type="gramStart"/>
       <w:r>
@@ -27552,13 +30802,23 @@
           <w:szCs w:val="22"/>
         </w:rPr>
       </w:pPr>
+      <w:proofErr w:type="spellStart"/>
       <w:r>
         <w:rPr>
           <w:rFonts w:hint="eastAsia"/>
           <w:sz w:val="22"/>
           <w:szCs w:val="22"/>
         </w:rPr>
-        <w:t xml:space="preserve">RandomForestRegressor도 모든 지표에서 상위권이며, 특히 </w:t>
+        <w:t>RandomForestRegressor</w:t>
+      </w:r>
+      <w:proofErr w:type="spellEnd"/>
+      <w:r>
+        <w:rPr>
+          <w:rFonts w:hint="eastAsia"/>
+          <w:sz w:val="22"/>
+          <w:szCs w:val="22"/>
+        </w:rPr>
+        <w:t xml:space="preserve">도 모든 지표에서 상위권이며, 특히 </w:t>
       </w:r>
       <w:r>
         <w:rPr>
@@ -27735,6 +30995,7 @@
                 <w:szCs w:val="18"/>
               </w:rPr>
             </w:pPr>
+            <w:proofErr w:type="spellStart"/>
             <w:r>
               <w:rPr>
                 <w:rFonts w:eastAsiaTheme="minorHAnsi" w:cs="굴림"/>
@@ -27749,6 +31010,7 @@
               </w:rPr>
               <w:t>odel_name</w:t>
             </w:r>
+            <w:proofErr w:type="spellEnd"/>
           </w:p>
         </w:tc>
         <w:tc>
@@ -27868,6 +31130,7 @@
                 <w:szCs w:val="18"/>
               </w:rPr>
             </w:pPr>
+            <w:proofErr w:type="spellStart"/>
             <w:r>
               <w:rPr>
                 <w:rFonts w:eastAsiaTheme="minorHAnsi" w:cs="굴림"/>
@@ -27875,6 +31138,7 @@
               </w:rPr>
               <w:t>mercari_best_glove_metrics</w:t>
             </w:r>
+            <w:proofErr w:type="spellEnd"/>
           </w:p>
         </w:tc>
         <w:tc>
@@ -28013,6 +31277,7 @@
                 <w:szCs w:val="18"/>
               </w:rPr>
             </w:pPr>
+            <w:proofErr w:type="spellStart"/>
             <w:r>
               <w:rPr>
                 <w:rFonts w:eastAsiaTheme="minorHAnsi" w:cs="굴림"/>
@@ -28020,6 +31285,7 @@
               </w:rPr>
               <w:t>mercari_best_tfidf_metrics</w:t>
             </w:r>
+            <w:proofErr w:type="spellEnd"/>
           </w:p>
         </w:tc>
         <w:tc>
@@ -28135,6 +31401,7 @@
                 <w:szCs w:val="18"/>
               </w:rPr>
             </w:pPr>
+            <w:proofErr w:type="spellStart"/>
             <w:r>
               <w:rPr>
                 <w:rFonts w:eastAsiaTheme="minorHAnsi" w:cs="굴림"/>
@@ -28142,6 +31409,7 @@
               </w:rPr>
               <w:t>mercari_best_fasttext_metrics</w:t>
             </w:r>
+            <w:proofErr w:type="spellEnd"/>
           </w:p>
         </w:tc>
         <w:tc>
@@ -28256,6 +31524,7 @@
                 <w:szCs w:val="18"/>
               </w:rPr>
             </w:pPr>
+            <w:proofErr w:type="spellStart"/>
             <w:r>
               <w:rPr>
                 <w:rFonts w:eastAsiaTheme="minorHAnsi" w:cs="굴림"/>
@@ -28263,6 +31532,7 @@
               </w:rPr>
               <w:t>RandomForestRegressor_metrics</w:t>
             </w:r>
+            <w:proofErr w:type="spellEnd"/>
           </w:p>
         </w:tc>
         <w:tc>
@@ -28378,6 +31648,7 @@
                 <w:szCs w:val="18"/>
               </w:rPr>
             </w:pPr>
+            <w:proofErr w:type="spellStart"/>
             <w:r>
               <w:rPr>
                 <w:rFonts w:eastAsiaTheme="minorHAnsi" w:cs="굴림"/>
@@ -28385,6 +31656,7 @@
               </w:rPr>
               <w:t>RandomForestRegressor_metrics</w:t>
             </w:r>
+            <w:proofErr w:type="spellEnd"/>
           </w:p>
         </w:tc>
         <w:tc>
@@ -28742,6 +32014,7 @@
                 <w:szCs w:val="18"/>
               </w:rPr>
             </w:pPr>
+            <w:proofErr w:type="spellStart"/>
             <w:r>
               <w:rPr>
                 <w:rFonts w:eastAsiaTheme="minorHAnsi" w:cs="굴림"/>
@@ -28749,6 +32022,7 @@
               </w:rPr>
               <w:t>mercari_best_bert_metrics</w:t>
             </w:r>
+            <w:proofErr w:type="spellEnd"/>
           </w:p>
         </w:tc>
         <w:tc>
@@ -28864,6 +32138,7 @@
                 <w:szCs w:val="18"/>
               </w:rPr>
             </w:pPr>
+            <w:proofErr w:type="spellStart"/>
             <w:r>
               <w:rPr>
                 <w:rFonts w:eastAsiaTheme="minorHAnsi" w:cs="굴림"/>
@@ -28871,6 +32146,7 @@
               </w:rPr>
               <w:t>mercari_best_bert_metrics</w:t>
             </w:r>
+            <w:proofErr w:type="spellEnd"/>
           </w:p>
         </w:tc>
         <w:tc>
@@ -29006,23 +32282,41 @@
           <w:sz w:val="18"/>
           <w:szCs w:val="18"/>
         </w:rPr>
-        <w:t xml:space="preserve"> Mercari/src/version9_results</w:t>
-      </w:r>
+        <w:t xml:space="preserve"> Mercari/</w:t>
+      </w:r>
+      <w:proofErr w:type="spellStart"/>
       <w:r>
         <w:rPr>
           <w:rFonts w:hint="eastAsia"/>
           <w:sz w:val="18"/>
           <w:szCs w:val="18"/>
         </w:rPr>
-        <w:t xml:space="preserve"> </w:t>
-      </w:r>
-    </w:p>
-    <w:p>
-      <w:pPr>
-        <w:rPr>
+        <w:t>src</w:t>
+      </w:r>
+      <w:proofErr w:type="spellEnd"/>
+      <w:r>
+        <w:rPr>
+          <w:rFonts w:hint="eastAsia"/>
           <w:sz w:val="18"/>
           <w:szCs w:val="18"/>
         </w:rPr>
+        <w:t>/version9_results</w:t>
+      </w:r>
+      <w:r>
+        <w:rPr>
+          <w:rFonts w:hint="eastAsia"/>
+          <w:sz w:val="18"/>
+          <w:szCs w:val="18"/>
+        </w:rPr>
+        <w:t xml:space="preserve"> </w:t>
+      </w:r>
+    </w:p>
+    <w:p>
+      <w:pPr>
+        <w:rPr>
+          <w:sz w:val="18"/>
+          <w:szCs w:val="18"/>
+        </w:rPr>
       </w:pPr>
     </w:p>
     <w:p>
@@ -29072,6 +32366,7 @@
       <w:r>
         <w:t xml:space="preserve">9) 측면에서는 기존 파이프라인의 </w:t>
       </w:r>
+      <w:proofErr w:type="spellStart"/>
       <w:r>
         <w:rPr>
           <w:b/>
@@ -29079,6 +32374,7 @@
         </w:rPr>
         <w:t>find_best_model</w:t>
       </w:r>
+      <w:proofErr w:type="spellEnd"/>
       <w:r>
         <w:rPr>
           <w:rFonts w:hint="eastAsia"/>
@@ -29096,6 +32392,7 @@
       <w:r>
         <w:t xml:space="preserve"> 과정과 </w:t>
       </w:r>
+      <w:proofErr w:type="spellStart"/>
       <w:r>
         <w:rPr>
           <w:b/>
@@ -29109,7 +32406,15 @@
           <w:b/>
           <w:bCs/>
         </w:rPr>
-        <w:t>models(</w:t>
+        <w:t>models</w:t>
+      </w:r>
+      <w:proofErr w:type="spellEnd"/>
+      <w:r>
+        <w:rPr>
+          <w:b/>
+          <w:bCs/>
+        </w:rPr>
+        <w:t>(</w:t>
       </w:r>
       <w:r>
         <w:rPr>
@@ -29152,12 +32457,21 @@
         <w:lastRenderedPageBreak/>
         <w:t xml:space="preserve">이는 향후 </w:t>
       </w:r>
-      <w:r>
-        <w:rPr>
-          <w:b/>
-          <w:bCs/>
-        </w:rPr>
-        <w:t>스태킹(Stacking) 앙상블</w:t>
+      <w:proofErr w:type="spellStart"/>
+      <w:r>
+        <w:rPr>
+          <w:b/>
+          <w:bCs/>
+        </w:rPr>
+        <w:t>스태킹</w:t>
+      </w:r>
+      <w:proofErr w:type="spellEnd"/>
+      <w:r>
+        <w:rPr>
+          <w:b/>
+          <w:bCs/>
+        </w:rPr>
+        <w:t>(Stacking) 앙상블</w:t>
       </w:r>
       <w:r>
         <w:t>을 적용하기 위한 기반 구조를 마련한 것으로, 다양한 벡터화 모델(BERT, TF-IDF, SVD 피처 등)을 유기적으로 조합하는 고성능 앙상블 설계가 가능해진다.</w:t>
@@ -29341,12 +32655,36 @@
         <w:jc w:val="center"/>
       </w:pPr>
       <w:r>
-        <w:t>[그림 5.4.2 Kaggle Mercari 실습 모델별 RMSLE 순위 비교]</w:t>
-      </w:r>
-    </w:p>
-    <w:p>
-      <w:r>
-        <w:t>본 그림은 Mercari 실습에서 학습된 주요 모델들을 RMSLE 기준으로 정렬한 결과이다. TF-IDF, GloVe, FastText 기반 모델들이 상위권에 집중되어 있으며, BERT 기반 모델은 상대적으로 높은 RMSLE를 기록하였다. 이는 가격 예측 문제에서 문맥 기반 표현보다 토큰 기반 특징이 더 효과적임을 시각적으로 확인해준다.</w:t>
+        <w:t xml:space="preserve">[그림 5.4.2 Kaggle Mercari 실습 </w:t>
+      </w:r>
+      <w:proofErr w:type="spellStart"/>
+      <w:r>
+        <w:t>모델별</w:t>
+      </w:r>
+      <w:proofErr w:type="spellEnd"/>
+      <w:r>
+        <w:t xml:space="preserve"> RMSLE 순위 비교]</w:t>
+      </w:r>
+    </w:p>
+    <w:p>
+      <w:r>
+        <w:t xml:space="preserve">본 그림은 Mercari 실습에서 학습된 주요 모델들을 RMSLE 기준으로 정렬한 결과이다. TF-IDF, </w:t>
+      </w:r>
+      <w:proofErr w:type="spellStart"/>
+      <w:r>
+        <w:t>GloVe</w:t>
+      </w:r>
+      <w:proofErr w:type="spellEnd"/>
+      <w:r>
+        <w:t xml:space="preserve">, </w:t>
+      </w:r>
+      <w:proofErr w:type="spellStart"/>
+      <w:r>
+        <w:t>FastText</w:t>
+      </w:r>
+      <w:proofErr w:type="spellEnd"/>
+      <w:r>
+        <w:t xml:space="preserve"> 기반 모델들이 상위권에 집중되어 있으며, BERT 기반 모델은 상대적으로 높은 RMSLE를 기록하였다. 이는 가격 예측 문제에서 문맥 기반 표현보다 토큰 기반 특징이 더 효과적임을 시각적으로 확인해준다.</w:t>
       </w:r>
     </w:p>
     <w:p>
@@ -29398,36 +32736,59 @@
         </w:drawing>
       </w:r>
     </w:p>
-    <w:p>
-      <w:pPr>
-        <w:rPr>
-          <w:rFonts w:hint="eastAsia"/>
-        </w:rPr>
-      </w:pPr>
-    </w:p>
+    <w:p/>
     <w:p>
       <w:pPr>
         <w:jc w:val="center"/>
-        <w:rPr>
-          <w:rFonts w:hint="eastAsia"/>
-        </w:rPr>
-      </w:pPr>
-      <w:r>
-        <w:t>[그림 5.4.3 Stacking 앙상블 모델의 잔차 분석 결과]</w:t>
-      </w:r>
-    </w:p>
-    <w:p>
-      <w:r>
-        <w:t>스태킹 앙상블 모델의 잔차 분포를 분석한 결과, 잔차 평균이 0에 근접하여 전반적인 예측 편향은 크지 않은 것으로 확인되었다. 다만 고가 상품 구간에서 잔차 분산이 증가하는 경향이 관찰되었다.</w:t>
+      </w:pPr>
+      <w:r>
+        <w:t xml:space="preserve">[그림 5.4.3 Stacking 앙상블 모델의 </w:t>
+      </w:r>
+      <w:proofErr w:type="spellStart"/>
+      <w:r>
+        <w:t>잔차</w:t>
+      </w:r>
+      <w:proofErr w:type="spellEnd"/>
+      <w:r>
+        <w:t xml:space="preserve"> 분석 결과]</w:t>
+      </w:r>
+    </w:p>
+    <w:p>
+      <w:proofErr w:type="spellStart"/>
+      <w:r>
+        <w:t>스태킹</w:t>
+      </w:r>
+      <w:proofErr w:type="spellEnd"/>
+      <w:r>
+        <w:t xml:space="preserve"> 앙상블 모델의 </w:t>
+      </w:r>
+      <w:proofErr w:type="spellStart"/>
+      <w:r>
+        <w:t>잔차</w:t>
+      </w:r>
+      <w:proofErr w:type="spellEnd"/>
+      <w:r>
+        <w:t xml:space="preserve"> 분포를 분석한 결과, </w:t>
+      </w:r>
+      <w:proofErr w:type="spellStart"/>
+      <w:r>
+        <w:t>잔차</w:t>
+      </w:r>
+      <w:proofErr w:type="spellEnd"/>
+      <w:r>
+        <w:t xml:space="preserve"> 평균이 0에 근접하여 전반적인 예측 편향은 크지 않은 것으로 확인되었다. 다만 고가 상품 구간에서 </w:t>
+      </w:r>
+      <w:proofErr w:type="spellStart"/>
+      <w:r>
+        <w:t>잔차</w:t>
+      </w:r>
+      <w:proofErr w:type="spellEnd"/>
+      <w:r>
+        <w:t xml:space="preserve"> 분산이 증가하는 경향이 관찰되었다.</w:t>
       </w:r>
     </w:p>
     <w:p/>
     <w:p>
-      <w:pPr>
-        <w:rPr>
-          <w:rFonts w:hint="eastAsia"/>
-        </w:rPr>
-      </w:pPr>
       <w:r>
         <w:rPr>
           <w:rFonts w:hint="eastAsia"/>
@@ -29488,7 +32849,15 @@
         <w:t>[</w:t>
       </w:r>
       <w:r>
-        <w:t>그림 5.4.4 실제 가격 대비 예측 가격 및 잔차 분포</w:t>
+        <w:t xml:space="preserve">그림 5.4.4 실제 가격 대비 예측 가격 및 </w:t>
+      </w:r>
+      <w:proofErr w:type="spellStart"/>
+      <w:r>
+        <w:t>잔차</w:t>
+      </w:r>
+      <w:proofErr w:type="spellEnd"/>
+      <w:r>
+        <w:t xml:space="preserve"> 분포</w:t>
       </w:r>
       <w:r>
         <w:rPr>
@@ -29498,13 +32867,16 @@
       </w:r>
     </w:p>
     <w:p>
-      <w:pPr>
-        <w:rPr>
-          <w:rFonts w:hint="eastAsia"/>
-        </w:rPr>
-      </w:pPr>
-      <w:r>
-        <w:t>실제 가격과 예측 가격 간의 관계를 분석한 결과, 저가 및 중가 구간에서는 비교적 정확한 예측이 이루어졌으나 고가 구간에서는 일부 과소 및 과대 예측이 발생하였다. 이는 데이터 분포의 롱테일 특성에 기인한 것으로 판단된다.</w:t>
+      <w:r>
+        <w:t xml:space="preserve">실제 가격과 예측 가격 간의 관계를 분석한 결과, 저가 및 중가 구간에서는 비교적 정확한 예측이 이루어졌으나 고가 구간에서는 일부 과소 및 과대 예측이 발생하였다. 이는 데이터 분포의 </w:t>
+      </w:r>
+      <w:proofErr w:type="spellStart"/>
+      <w:r>
+        <w:t>롱테일</w:t>
+      </w:r>
+      <w:proofErr w:type="spellEnd"/>
+      <w:r>
+        <w:t xml:space="preserve"> 특성에 기인한 것으로 판단된다.</w:t>
       </w:r>
     </w:p>
     <w:p>
@@ -29589,7 +32961,25 @@
           <w:b/>
           <w:bCs/>
         </w:rPr>
-        <w:t>효율적인 캐싱 전략</w:t>
+        <w:t xml:space="preserve">효율적인 </w:t>
+      </w:r>
+      <w:proofErr w:type="spellStart"/>
+      <w:r>
+        <w:rPr>
+          <w:rFonts w:hint="eastAsia"/>
+          <w:b/>
+          <w:bCs/>
+        </w:rPr>
+        <w:t>캐싱</w:t>
+      </w:r>
+      <w:proofErr w:type="spellEnd"/>
+      <w:r>
+        <w:rPr>
+          <w:rFonts w:hint="eastAsia"/>
+          <w:b/>
+          <w:bCs/>
+        </w:rPr>
+        <w:t xml:space="preserve"> 전략</w:t>
       </w:r>
       <w:r>
         <w:rPr>
@@ -29661,8 +33051,13 @@
         </w:rPr>
         <w:t xml:space="preserve">본 실습에서의 근본 목표는 Mercari 중고 상품의 판매 가격을 높은 정확도로 예측할 수 있는 모델을 구축하는 것이며, 이를 위해 다양한 </w:t>
       </w:r>
-      <w:r>
-        <w:t>임베딩·벡터화 방식과 30여 개 이상의 회귀 모델을 폭넓게 탐색하였다.</w:t>
+      <w:proofErr w:type="spellStart"/>
+      <w:r>
+        <w:t>임베딩</w:t>
+      </w:r>
+      <w:proofErr w:type="spellEnd"/>
+      <w:r>
+        <w:t>·벡터화 방식과 30여 개 이상의 회귀 모델을 폭넓게 탐색하였다.</w:t>
       </w:r>
     </w:p>
     <w:p>
@@ -29687,13 +33082,29 @@
           <w:b/>
           <w:bCs/>
         </w:rPr>
-        <w:t>총 30개의 모델 메트릭</w:t>
-      </w:r>
-      <w:r>
-        <w:rPr>
-          <w:rFonts w:hint="eastAsia"/>
-        </w:rPr>
-        <w:t xml:space="preserve">이 </w:t>
+        <w:t xml:space="preserve">총 30개의 모델 </w:t>
+      </w:r>
+      <w:proofErr w:type="spellStart"/>
+      <w:r>
+        <w:rPr>
+          <w:rFonts w:hint="eastAsia"/>
+          <w:b/>
+          <w:bCs/>
+        </w:rPr>
+        <w:t>메트릭</w:t>
+      </w:r>
+      <w:r>
+        <w:rPr>
+          <w:rFonts w:hint="eastAsia"/>
+        </w:rPr>
+        <w:t>이</w:t>
+      </w:r>
+      <w:proofErr w:type="spellEnd"/>
+      <w:r>
+        <w:rPr>
+          <w:rFonts w:hint="eastAsia"/>
+        </w:rPr>
+        <w:t xml:space="preserve"> </w:t>
       </w:r>
       <w:r>
         <w:t xml:space="preserve">유효하게 집계되었고, RMSLE·RMSE·MAE·R² 기준으로 성능을 비교한 </w:t>
@@ -29728,7 +33139,21 @@
         <w:rPr>
           <w:rFonts w:hint="eastAsia"/>
         </w:rPr>
-        <w:t>전통적 임베딩 기반 모델의 압도적 우위</w:t>
+        <w:t xml:space="preserve">전통적 </w:t>
+      </w:r>
+      <w:proofErr w:type="spellStart"/>
+      <w:r>
+        <w:rPr>
+          <w:rFonts w:hint="eastAsia"/>
+        </w:rPr>
+        <w:t>임베딩</w:t>
+      </w:r>
+      <w:proofErr w:type="spellEnd"/>
+      <w:r>
+        <w:rPr>
+          <w:rFonts w:hint="eastAsia"/>
+        </w:rPr>
+        <w:t xml:space="preserve"> 기반 모델의 압도적 우위</w:t>
       </w:r>
     </w:p>
     <w:p>
@@ -29741,15 +33166,52 @@
       </w:pPr>
       <w:bookmarkStart w:id="61" w:name="_Hlk216448943"/>
       <w:bookmarkStart w:id="62" w:name="_Hlk216448810"/>
-      <w:r>
-        <w:t xml:space="preserve">GloVe, GloVe, TF-IDF, FastText, Word2Vec 등 </w:t>
-      </w:r>
-      <w:r>
-        <w:rPr>
-          <w:b/>
-          <w:bCs/>
-        </w:rPr>
-        <w:t>전통적 텍스트 임베딩 + 트리 기반 모델</w:t>
+      <w:proofErr w:type="spellStart"/>
+      <w:r>
+        <w:t>GloVe</w:t>
+      </w:r>
+      <w:proofErr w:type="spellEnd"/>
+      <w:r>
+        <w:t xml:space="preserve">, </w:t>
+      </w:r>
+      <w:proofErr w:type="spellStart"/>
+      <w:r>
+        <w:t>GloVe</w:t>
+      </w:r>
+      <w:proofErr w:type="spellEnd"/>
+      <w:r>
+        <w:t xml:space="preserve">, TF-IDF, </w:t>
+      </w:r>
+      <w:proofErr w:type="spellStart"/>
+      <w:r>
+        <w:t>FastText</w:t>
+      </w:r>
+      <w:proofErr w:type="spellEnd"/>
+      <w:r>
+        <w:t xml:space="preserve">, Word2Vec 등 </w:t>
+      </w:r>
+      <w:r>
+        <w:rPr>
+          <w:b/>
+          <w:bCs/>
+        </w:rPr>
+        <w:t xml:space="preserve">전통적 텍스트 </w:t>
+      </w:r>
+      <w:proofErr w:type="spellStart"/>
+      <w:r>
+        <w:rPr>
+          <w:b/>
+          <w:bCs/>
+        </w:rPr>
+        <w:t>임베딩</w:t>
+      </w:r>
+      <w:proofErr w:type="spellEnd"/>
+      <w:r>
+        <w:rPr>
+          <w:b/>
+          <w:bCs/>
+        </w:rPr>
+        <w:t xml:space="preserve"> + 트리 기반 모델</w:t>
       </w:r>
       <w:r>
         <w:t xml:space="preserve"> 조합은 RMSLE 기준 </w:t>
@@ -29846,7 +33308,23 @@
           <w:b/>
           <w:bCs/>
         </w:rPr>
-        <w:t>가벼운 통계적 임베딩 + Gradient Boosting 계열</w:t>
+        <w:t xml:space="preserve">가벼운 통계적 </w:t>
+      </w:r>
+      <w:proofErr w:type="spellStart"/>
+      <w:r>
+        <w:rPr>
+          <w:b/>
+          <w:bCs/>
+        </w:rPr>
+        <w:t>임베딩</w:t>
+      </w:r>
+      <w:proofErr w:type="spellEnd"/>
+      <w:r>
+        <w:rPr>
+          <w:b/>
+          <w:bCs/>
+        </w:rPr>
+        <w:t xml:space="preserve"> + Gradient Boosting 계열</w:t>
       </w:r>
       <w:r>
         <w:t>이 오히려 더 적합하다는 점이 확인되었다.</w:t>
@@ -29894,7 +33372,15 @@
         <w:t xml:space="preserve"> </w:t>
       </w:r>
       <w:r>
-        <w:t>BERT 등 대규모 언어모델 기반 임베딩은 기대 대비 성능이 낮음</w:t>
+        <w:t xml:space="preserve">BERT 등 대규모 언어모델 기반 </w:t>
+      </w:r>
+      <w:proofErr w:type="spellStart"/>
+      <w:r>
+        <w:t>임베딩은</w:t>
+      </w:r>
+      <w:proofErr w:type="spellEnd"/>
+      <w:r>
+        <w:t xml:space="preserve"> 기대 대비 성능이 낮음</w:t>
       </w:r>
     </w:p>
     <w:p>
@@ -29922,7 +33408,15 @@
         <w:t>0.980~0.990</w:t>
       </w:r>
       <w:r>
-        <w:t xml:space="preserve"> 수준으로 상위권이긴 하나, 전통적 임베딩 기반 모델 대비 성능이 낮았다.</w:t>
+        <w:t xml:space="preserve"> 수준으로 상위권이긴 하나, 전통적 </w:t>
+      </w:r>
+      <w:proofErr w:type="spellStart"/>
+      <w:r>
+        <w:t>임베딩</w:t>
+      </w:r>
+      <w:proofErr w:type="spellEnd"/>
+      <w:r>
+        <w:t xml:space="preserve"> 기반 모델 대비 성능이 낮았다.</w:t>
       </w:r>
       <w:r>
         <w:rPr>
@@ -29995,7 +33489,23 @@
           <w:b/>
           <w:bCs/>
         </w:rPr>
-        <w:t>복잡한 언어모델보다 가벼운 임베딩이 더 적합한 도메인</w:t>
+        <w:t xml:space="preserve">복잡한 언어모델보다 가벼운 </w:t>
+      </w:r>
+      <w:proofErr w:type="spellStart"/>
+      <w:r>
+        <w:rPr>
+          <w:b/>
+          <w:bCs/>
+        </w:rPr>
+        <w:t>임베딩이</w:t>
+      </w:r>
+      <w:proofErr w:type="spellEnd"/>
+      <w:r>
+        <w:rPr>
+          <w:b/>
+          <w:bCs/>
+        </w:rPr>
+        <w:t xml:space="preserve"> 더 적합한 도메인</w:t>
       </w:r>
       <w:r>
         <w:t>임을 확인하게 되었다.</w:t>
@@ -30172,7 +33682,15 @@
         <w:ind w:leftChars="0"/>
       </w:pPr>
       <w:r>
-        <w:t>32GB RAM 환경은 BERT·FastText·AutoGluon 대규모 실험에서 병목이 발생할 수 있었으나,</w:t>
+        <w:t xml:space="preserve">32GB RAM 환경은 </w:t>
+      </w:r>
+      <w:proofErr w:type="spellStart"/>
+      <w:r>
+        <w:t>BERT·FastText·AutoGluon</w:t>
+      </w:r>
+      <w:proofErr w:type="spellEnd"/>
+      <w:r>
+        <w:t xml:space="preserve"> 대규모 실험에서 병목이 발생할 수 있었으나,</w:t>
       </w:r>
     </w:p>
     <w:p>
@@ -30185,8 +33703,13 @@
         <w:spacing w:after="0" w:line="240" w:lineRule="auto"/>
         <w:ind w:leftChars="0"/>
       </w:pPr>
-      <w:r>
-        <w:t>캐싱 전략 개선</w:t>
+      <w:proofErr w:type="spellStart"/>
+      <w:r>
+        <w:t>캐싱</w:t>
+      </w:r>
+      <w:proofErr w:type="spellEnd"/>
+      <w:r>
+        <w:t xml:space="preserve"> 전략 개선</w:t>
       </w:r>
     </w:p>
     <w:p>
@@ -30213,8 +33736,13 @@
         <w:spacing w:after="0" w:line="240" w:lineRule="auto"/>
         <w:ind w:leftChars="0"/>
       </w:pPr>
-      <w:r>
-        <w:t>모델별 feature caching</w:t>
+      <w:proofErr w:type="spellStart"/>
+      <w:r>
+        <w:t>모델별</w:t>
+      </w:r>
+      <w:proofErr w:type="spellEnd"/>
+      <w:r>
+        <w:t xml:space="preserve"> feature caching</w:t>
       </w:r>
     </w:p>
     <w:p>
@@ -30356,7 +33884,15 @@
         <w:spacing w:after="0" w:line="276" w:lineRule="auto"/>
       </w:pPr>
       <w:r>
-        <w:t>트리 기반 모델(LightGBM·XGBoost·RandomForest)이 모든 실험에서 가장 안정적이고 강력한 성능을</w:t>
+        <w:t>트리 기반 모델(</w:t>
+      </w:r>
+      <w:proofErr w:type="spellStart"/>
+      <w:r>
+        <w:t>LightGBM·XGBoost·RandomForest</w:t>
+      </w:r>
+      <w:proofErr w:type="spellEnd"/>
+      <w:r>
+        <w:t>)이 모든 실험에서 가장 안정적이고 강력한 성능을</w:t>
       </w:r>
       <w:bookmarkEnd w:id="64"/>
       <w:r>
@@ -30396,7 +33932,35 @@
         <w:rPr>
           <w:rFonts w:hint="eastAsia"/>
         </w:rPr>
-        <w:t>다양한 임베딩 방식으로 스태킹 조합하면 추가적인 시너지 효과를 기대할 수 있다.</w:t>
+        <w:t xml:space="preserve">다양한 </w:t>
+      </w:r>
+      <w:proofErr w:type="spellStart"/>
+      <w:r>
+        <w:rPr>
+          <w:rFonts w:hint="eastAsia"/>
+        </w:rPr>
+        <w:t>임베딩</w:t>
+      </w:r>
+      <w:proofErr w:type="spellEnd"/>
+      <w:r>
+        <w:rPr>
+          <w:rFonts w:hint="eastAsia"/>
+        </w:rPr>
+        <w:t xml:space="preserve"> 방식으로 </w:t>
+      </w:r>
+      <w:proofErr w:type="spellStart"/>
+      <w:r>
+        <w:rPr>
+          <w:rFonts w:hint="eastAsia"/>
+        </w:rPr>
+        <w:t>스태킹</w:t>
+      </w:r>
+      <w:proofErr w:type="spellEnd"/>
+      <w:r>
+        <w:rPr>
+          <w:rFonts w:hint="eastAsia"/>
+        </w:rPr>
+        <w:t xml:space="preserve"> 조합하면 추가적인 시너지 효과를 기대할 수 있다.</w:t>
       </w:r>
     </w:p>
     <w:p>
@@ -30458,7 +34022,23 @@
           <w:b/>
           <w:bCs/>
         </w:rPr>
-        <w:t>거래 전환율(Conversion Rate)</w:t>
+        <w:t xml:space="preserve">거래 </w:t>
+      </w:r>
+      <w:proofErr w:type="spellStart"/>
+      <w:r>
+        <w:rPr>
+          <w:b/>
+          <w:bCs/>
+        </w:rPr>
+        <w:t>전환율</w:t>
+      </w:r>
+      <w:proofErr w:type="spellEnd"/>
+      <w:r>
+        <w:rPr>
+          <w:b/>
+          <w:bCs/>
+        </w:rPr>
+        <w:t>(Conversion Rate)</w:t>
       </w:r>
       <w:r>
         <w:t xml:space="preserve"> 향상에 직접적인</w:t>
@@ -30669,7 +34249,25 @@
           <w:b/>
           <w:bCs/>
         </w:rPr>
-        <w:t>인한 거래 지연/실패 감소 → 전환율 상승</w:t>
+        <w:t xml:space="preserve">인한 거래 지연/실패 감소 → </w:t>
+      </w:r>
+      <w:proofErr w:type="spellStart"/>
+      <w:r>
+        <w:rPr>
+          <w:rFonts w:hint="eastAsia"/>
+          <w:b/>
+          <w:bCs/>
+        </w:rPr>
+        <w:t>전환율</w:t>
+      </w:r>
+      <w:proofErr w:type="spellEnd"/>
+      <w:r>
+        <w:rPr>
+          <w:rFonts w:hint="eastAsia"/>
+          <w:b/>
+          <w:bCs/>
+        </w:rPr>
+        <w:t xml:space="preserve"> 상승</w:t>
       </w:r>
     </w:p>
     <w:p>
@@ -30682,13 +34280,29 @@
         <w:spacing w:after="0" w:line="240" w:lineRule="auto"/>
         <w:ind w:leftChars="0"/>
       </w:pPr>
-      <w:r>
-        <w:rPr>
-          <w:rFonts w:hint="eastAsia"/>
-        </w:rPr>
-        <w:t>Meracri 전체 GMV(Gross Merchandise Volumne</w:t>
+      <w:proofErr w:type="spellStart"/>
+      <w:r>
+        <w:rPr>
+          <w:rFonts w:hint="eastAsia"/>
+        </w:rPr>
+        <w:t>Meracri</w:t>
+      </w:r>
+      <w:proofErr w:type="spellEnd"/>
+      <w:r>
+        <w:rPr>
+          <w:rFonts w:hint="eastAsia"/>
+        </w:rPr>
+        <w:t xml:space="preserve"> 전체 GMV(Gross Merchandise </w:t>
+      </w:r>
+      <w:proofErr w:type="spellStart"/>
+      <w:r>
+        <w:rPr>
+          <w:rFonts w:hint="eastAsia"/>
+        </w:rPr>
+        <w:t>Volumne</w:t>
       </w:r>
       <w:bookmarkEnd w:id="66"/>
+      <w:proofErr w:type="spellEnd"/>
       <w:r>
         <w:rPr>
           <w:rFonts w:hint="eastAsia"/>
@@ -30966,7 +34580,21 @@
         <w:rPr>
           <w:rFonts w:hint="eastAsia"/>
         </w:rPr>
-        <w:t xml:space="preserve">이를 통해 가격 모델의 예측값을 단순 숫자가 아닌 </w:t>
+        <w:t xml:space="preserve">이를 통해 가격 모델의 </w:t>
+      </w:r>
+      <w:proofErr w:type="spellStart"/>
+      <w:r>
+        <w:rPr>
+          <w:rFonts w:hint="eastAsia"/>
+        </w:rPr>
+        <w:t>예측값을</w:t>
+      </w:r>
+      <w:proofErr w:type="spellEnd"/>
+      <w:r>
+        <w:rPr>
+          <w:rFonts w:hint="eastAsia"/>
+        </w:rPr>
+        <w:t xml:space="preserve"> 단순 숫자가 아닌 </w:t>
       </w:r>
       <w:r>
         <w:rPr>
@@ -31117,11 +34745,19 @@
         <w:spacing w:after="0" w:line="240" w:lineRule="auto"/>
         <w:ind w:leftChars="0" w:left="1418"/>
       </w:pPr>
-      <w:r>
-        <w:rPr>
-          <w:rFonts w:hint="eastAsia"/>
-        </w:rPr>
-        <w:t xml:space="preserve">임베딩 기반 모델 성능 분석 결과, 가격 예측에는 </w:t>
+      <w:proofErr w:type="spellStart"/>
+      <w:r>
+        <w:rPr>
+          <w:rFonts w:hint="eastAsia"/>
+        </w:rPr>
+        <w:t>임베딩</w:t>
+      </w:r>
+      <w:proofErr w:type="spellEnd"/>
+      <w:r>
+        <w:rPr>
+          <w:rFonts w:hint="eastAsia"/>
+        </w:rPr>
+        <w:t xml:space="preserve"> 기반 모델 성능 분석 결과, 가격 예측에는 </w:t>
       </w:r>
       <w:r>
         <w:t>특정 키워드·브랜드·카테고리 영향력이 절대적이다</w:t>
@@ -31337,8 +34973,16 @@
         <w:rPr>
           <w:rFonts w:hint="eastAsia"/>
         </w:rPr>
-        <w:t xml:space="preserve"> 실험이 아닌, Mercari 플랫폼의 핵심 KPI(전환율</w:t>
-      </w:r>
+        <w:t xml:space="preserve"> 실험이 아닌, Mercari 플랫폼의 핵심 KPI(</w:t>
+      </w:r>
+      <w:proofErr w:type="spellStart"/>
+      <w:r>
+        <w:rPr>
+          <w:rFonts w:hint="eastAsia"/>
+        </w:rPr>
+        <w:t>전환율</w:t>
+      </w:r>
+      <w:proofErr w:type="spellEnd"/>
       <w:r>
         <w:t>·거래 속도·GMV) 향상을 직접적으로 이끄는 실질적 마케팅 전략 자산으로 활용할 잠재력이 충분하</w:t>
       </w:r>
@@ -41535,7 +45179,7 @@
 <file path=customXml/item1.xml><?xml version="1.0" encoding="utf-8"?>
 <CoverPageProperties xmlns="http://schemas.microsoft.com/office/2006/coverPageProps">
   <PublishDate/>
-  <Abstract>Mercari 가격 예측에서는 “문맥 이해” 보다 “핵심 키워드·카테고리 정보”의 비중이 절대적이다.</Abstract>
+  <Abstract>Mercari 가격 예측 문제에서는 문맥 이해 기반 임베딩보다 브랜드명, 모델명, 옵션과 같은 핵심 키워드 및 카테고리 정보가 가격 결정에 더 큰 영향을 미친다. 본 장에서는 이러한 데이터 특성을 반영하여 토큰 기반 벡터화와 앙상블 모델을 중심으로 최적의 예측 성능을 도출하였다.</Abstract>
   <CompanyAddress/>
   <CompanyPhone/>
   <CompanyFax/>

--- a/0.report/빅데이터20기_3조_세미프로젝트_보고서_5장.docx
+++ b/0.report/빅데이터20기_3조_세미프로젝트_보고서_5장.docx
@@ -360,13 +360,8 @@
                                       </w:rPr>
                                       <w:t xml:space="preserve"> </w:t>
                                     </w:r>
-                                    <w:proofErr w:type="gramStart"/>
                                     <w:r>
-                                      <w:t>본</w:t>
-                                    </w:r>
-                                    <w:proofErr w:type="gramEnd"/>
-                                    <w:r>
-                                      <w:t xml:space="preserve"> 장에서는 이러한 데이터 특성을 반영하여 토큰 기반 벡터화와 앙상블 모델을 중심으로 최적의 예측 성능을 도출하였다.</w:t>
+                                      <w:t>본 장에서는 이러한 데이터 특성을 반영하여 토큰 기반 벡터화와 앙상블 모델을 중심으로 최적의 예측 성능을 도출하였다.</w:t>
                                     </w:r>
                                   </w:sdtContent>
                                 </w:sdt>
@@ -747,7 +742,7 @@
                                         <w:sz w:val="72"/>
                                         <w:szCs w:val="72"/>
                                       </w:rPr>
-                                      <w:t>ERICARI</w:t>
+                                      <w:t>ERCARI</w:t>
                                     </w:r>
                                     <w:r>
                                       <w:rPr>
@@ -819,7 +814,11 @@
               </mc:Choice>
               <mc:Fallback>
                 <w:pict>
-                  <v:shape w14:anchorId="7F94A8E4" id="텍스트 상자 470" o:spid="_x0000_s1029" type="#_x0000_t202" style="position:absolute;margin-left:0;margin-top:0;width:220.3pt;height:194.9pt;z-index:251664384;visibility:visible;mso-wrap-style:square;mso-width-percent:360;mso-height-percent:280;mso-left-percent:455;mso-top-percent:350;mso-wrap-distance-left:9pt;mso-wrap-distance-top:0;mso-wrap-distance-right:9pt;mso-wrap-distance-bottom:0;mso-position-horizontal-relative:page;mso-position-vertical-relative:page;mso-width-percent:360;mso-height-percent:280;mso-left-percent:455;mso-top-percent:350;mso-width-relative:page;mso-height-relative:page;v-text-anchor:top" o:gfxdata="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" filled="f" stroked="f" strokeweight=".5pt">
+                  <v:shapetype w14:anchorId="7F94A8E4" id="_x0000_t202" coordsize="21600,21600" o:spt="202" path="m,l,21600r21600,l21600,xe">
+                    <v:stroke joinstyle="miter"/>
+                    <v:path gradientshapeok="t" o:connecttype="rect"/>
+                  </v:shapetype>
+                  <v:shape id="텍스트 상자 470" o:spid="_x0000_s1029" type="#_x0000_t202" style="position:absolute;margin-left:0;margin-top:0;width:220.3pt;height:194.9pt;z-index:251664384;visibility:visible;mso-wrap-style:square;mso-width-percent:360;mso-height-percent:280;mso-left-percent:455;mso-top-percent:350;mso-wrap-distance-left:9pt;mso-wrap-distance-top:0;mso-wrap-distance-right:9pt;mso-wrap-distance-bottom:0;mso-position-horizontal-relative:page;mso-position-vertical-relative:page;mso-width-percent:360;mso-height-percent:280;mso-left-percent:455;mso-top-percent:350;mso-width-relative:page;mso-height-relative:page;v-text-anchor:top" o:gfxdata="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" filled="f" stroked="f" strokeweight=".5pt">
                     <v:textbox style="mso-fit-shape-to-text:t">
                       <w:txbxContent>
                         <w:sdt>
@@ -862,7 +861,7 @@
                                   <w:sz w:val="72"/>
                                   <w:szCs w:val="72"/>
                                 </w:rPr>
-                                <w:t>ERICARI</w:t>
+                                <w:t>ERCARI</w:t>
                               </w:r>
                               <w:r>
                                 <w:rPr>
@@ -1007,7 +1006,7 @@
                 <w:rStyle w:val="af6"/>
                 <w:noProof/>
               </w:rPr>
-              <w:t>5. MERICARI Price Suggestion(가격 예측)</w:t>
+              <w:t>5. MERCARI Price Suggestion(가격 예측)</w:t>
             </w:r>
             <w:r>
               <w:rPr>
@@ -2443,7 +2442,7 @@
         <w:rPr>
           <w:rFonts w:hint="eastAsia"/>
         </w:rPr>
-        <w:t>MERICARI</w:t>
+        <w:t>MERCARI</w:t>
       </w:r>
       <w:r>
         <w:t xml:space="preserve"> </w:t>
@@ -4317,7 +4316,7 @@
           <w:noProof/>
         </w:rPr>
         <w:drawing>
-          <wp:inline distT="0" distB="0" distL="0" distR="0" wp14:anchorId="7BD8560C" wp14:editId="1B0B0C62">
+          <wp:inline distT="0" distB="0" distL="0" distR="0" wp14:anchorId="7BD8560C" wp14:editId="373D6BB2">
             <wp:extent cx="5349240" cy="2628638"/>
             <wp:effectExtent l="0" t="0" r="3810" b="635"/>
             <wp:docPr id="2014367460" name="그림 1"/>
@@ -4756,7 +4755,7 @@
         </w:rPr>
         <w:lastRenderedPageBreak/>
         <w:drawing>
-          <wp:inline distT="0" distB="0" distL="0" distR="0" wp14:anchorId="23D5C144" wp14:editId="0F110575">
+          <wp:inline distT="0" distB="0" distL="0" distR="0" wp14:anchorId="23D5C144" wp14:editId="655CE155">
             <wp:extent cx="5381625" cy="2636842"/>
             <wp:effectExtent l="0" t="0" r="0" b="0"/>
             <wp:docPr id="1632746835" name="그림 3"/>
@@ -12300,7 +12299,7 @@
         </w:rPr>
         <w:lastRenderedPageBreak/>
         <w:drawing>
-          <wp:inline distT="0" distB="0" distL="0" distR="0" wp14:anchorId="426E8281" wp14:editId="3D2D548A">
+          <wp:inline distT="0" distB="0" distL="0" distR="0" wp14:anchorId="426E8281" wp14:editId="6EEBC120">
             <wp:extent cx="5343525" cy="3812429"/>
             <wp:effectExtent l="0" t="0" r="0" b="0"/>
             <wp:docPr id="433821249" name="그림 2"/>
@@ -35282,7 +35281,7 @@
                                 <w:spacing w:after="0" w:line="240" w:lineRule="auto"/>
                               </w:pPr>
                               <w:r>
-                                <w:t>5장 MERICARI Price Suggestion</w:t>
+                                <w:t>5장 MERCARI Price Suggestion</w:t>
                               </w:r>
                             </w:p>
                           </w:sdtContent>
@@ -35326,7 +35325,7 @@
                           <w:spacing w:after="0" w:line="240" w:lineRule="auto"/>
                         </w:pPr>
                         <w:r>
-                          <w:t>5장 MERICARI Price Suggestion</w:t>
+                          <w:t>5장 MERCARI Price Suggestion</w:t>
                         </w:r>
                       </w:p>
                     </w:sdtContent>
@@ -35564,7 +35563,7 @@
                                 <w:spacing w:after="0" w:line="240" w:lineRule="auto"/>
                               </w:pPr>
                               <w:r>
-                                <w:t>5장 MERICARI Price Suggestion</w:t>
+                                <w:t>5장 MERCARI Price Suggestion</w:t>
                               </w:r>
                             </w:p>
                           </w:sdtContent>
@@ -35608,7 +35607,7 @@
                           <w:spacing w:after="0" w:line="240" w:lineRule="auto"/>
                         </w:pPr>
                         <w:r>
-                          <w:t>5장 MERICARI Price Suggestion</w:t>
+                          <w:t>5장 MERCARI Price Suggestion</w:t>
                         </w:r>
                       </w:p>
                     </w:sdtContent>
@@ -35811,7 +35810,7 @@
                                 <w:spacing w:after="0" w:line="240" w:lineRule="auto"/>
                               </w:pPr>
                               <w:r>
-                                <w:t>5장 MERICARI Price Suggestion</w:t>
+                                <w:t>5장 MERCARI Price Suggestion</w:t>
                               </w:r>
                             </w:p>
                           </w:sdtContent>
@@ -35855,7 +35854,7 @@
                           <w:spacing w:after="0" w:line="240" w:lineRule="auto"/>
                         </w:pPr>
                         <w:r>
-                          <w:t>5장 MERICARI Price Suggestion</w:t>
+                          <w:t>5장 MERCARI Price Suggestion</w:t>
                         </w:r>
                       </w:p>
                     </w:sdtContent>
@@ -43473,6 +43472,7 @@
   <w:style w:type="character" w:default="1" w:styleId="a0">
     <w:name w:val="Default Paragraph Font"/>
     <w:uiPriority w:val="1"/>
+    <w:semiHidden/>
     <w:unhideWhenUsed/>
   </w:style>
   <w:style w:type="table" w:default="1" w:styleId="a1">
